--- a/lb5/Popova_Elizaveta_lb5.docx
+++ b/lb5/Popova_Elizaveta_lb5.docx
@@ -1826,7 +1826,7 @@
       </w:pPr>
       <w:sdt>
         <w:sdtPr>
-          <w:id w:val="-2070172108"/>
+          <w:id w:val="-1886275909"/>
           <w:tag w:val="goog_rdk_0"/>
         </w:sdtPr>
         <w:sdtContent>
@@ -1855,7 +1855,7 @@
       </w:pPr>
       <w:sdt>
         <w:sdtPr>
-          <w:id w:val="-1704548799"/>
+          <w:id w:val="195115811"/>
           <w:tag w:val="goog_rdk_1"/>
         </w:sdtPr>
         <w:sdtContent>
@@ -2132,7 +2132,7 @@
       </w:pPr>
       <w:sdt>
         <w:sdtPr>
-          <w:id w:val="-309654032"/>
+          <w:id w:val="-1186652291"/>
           <w:tag w:val="goog_rdk_2"/>
         </w:sdtPr>
         <w:sdtContent>
@@ -2161,7 +2161,7 @@
       </w:pPr>
       <w:sdt>
         <w:sdtPr>
-          <w:id w:val="-156756225"/>
+          <w:id w:val="332068273"/>
           <w:tag w:val="goog_rdk_3"/>
         </w:sdtPr>
         <w:sdtContent>
@@ -4177,7 +4177,7 @@
           <w:szCs w:val="28"/>
           <w:rtl w:val="0"/>
         </w:rPr>
-        <w:t xml:space="preserve">Терминальная ссылка: если суффиксная ссылка содержит паттерны, то терминальная ссылка = суффиксная ссылка, иначе = терминальная ссылка суффиксной ссылки.</w:t>
+        <w:t xml:space="preserve">Терминальная ссылка: если суффиксная ссылка содержит паттерны, то терминальная ссылка равна суффиксной ссылке, иначе равна терминальной ссылке суффиксной ссылки.</w:t>
       </w:r>
     </w:p>
     <w:p>
@@ -4295,23 +4295,15 @@
           <w:u w:val="none"/>
         </w:rPr>
       </w:pPr>
-      <w:sdt>
-        <w:sdtPr>
-          <w:id w:val="-1766716248"/>
-          <w:tag w:val="goog_rdk_4"/>
-        </w:sdtPr>
-        <w:sdtContent>
-          <w:r>
-            <w:rPr>
-              <w:rFonts w:ascii="Gungsuh" w:cs="Gungsuh" w:eastAsia="Gungsuh" w:hAnsi="Gungsuh"/>
-              <w:sz w:val="28"/>
-              <w:szCs w:val="28"/>
-              <w:rtl w:val="0"/>
-            </w:rPr>
-            <w:t xml:space="preserve">Пока текущая вершина ≠ корень и нет перехода по символу: переходим по суффиксной ссылке.</w:t>
-          </w:r>
-        </w:sdtContent>
-      </w:sdt>
+      <w:r>
+        <w:rPr>
+          <w:rFonts w:ascii="Times New Roman" w:cs="Times New Roman" w:eastAsia="Times New Roman" w:hAnsi="Times New Roman"/>
+          <w:sz w:val="28"/>
+          <w:szCs w:val="28"/>
+          <w:rtl w:val="0"/>
+        </w:rPr>
+        <w:t xml:space="preserve">Пока текущая вершина не равна корню и нет перехода по символу: переходим по суффиксной ссылке.</w:t>
+      </w:r>
     </w:p>
     <w:p>
       <w:pPr>
@@ -4469,7 +4461,7 @@
       <w:pPr>
         <w:numPr>
           <w:ilvl w:val="0"/>
-          <w:numId w:val="19"/>
+          <w:numId w:val="18"/>
         </w:numPr>
         <w:shd w:fill="ffffff" w:val="clear"/>
         <w:spacing w:after="0" w:afterAutospacing="0" w:before="280" w:line="360" w:lineRule="auto"/>
@@ -4496,7 +4488,7 @@
       <w:pPr>
         <w:numPr>
           <w:ilvl w:val="1"/>
-          <w:numId w:val="19"/>
+          <w:numId w:val="18"/>
         </w:numPr>
         <w:shd w:fill="ffffff" w:val="clear"/>
         <w:spacing w:after="0" w:afterAutospacing="0" w:before="0" w:beforeAutospacing="0" w:line="360" w:lineRule="auto"/>
@@ -4523,7 +4515,7 @@
       <w:pPr>
         <w:numPr>
           <w:ilvl w:val="1"/>
-          <w:numId w:val="19"/>
+          <w:numId w:val="18"/>
         </w:numPr>
         <w:shd w:fill="ffffff" w:val="clear"/>
         <w:spacing w:after="0" w:afterAutospacing="0" w:before="0" w:beforeAutospacing="0" w:line="360" w:lineRule="auto"/>
@@ -4543,14 +4535,14 @@
           <w:szCs w:val="28"/>
           <w:rtl w:val="0"/>
         </w:rPr>
-        <w:t xml:space="preserve">Если символ шаблона = джокер: считаем совпадением.</w:t>
+        <w:t xml:space="preserve">Если символ шаблона – джокер: засчитываем как совпадение.</w:t>
       </w:r>
     </w:p>
     <w:p>
       <w:pPr>
         <w:numPr>
           <w:ilvl w:val="1"/>
-          <w:numId w:val="19"/>
+          <w:numId w:val="18"/>
         </w:numPr>
         <w:shd w:fill="ffffff" w:val="clear"/>
         <w:spacing w:after="0" w:afterAutospacing="0" w:before="0" w:beforeAutospacing="0" w:line="360" w:lineRule="auto"/>
@@ -4563,29 +4555,21 @@
           <w:u w:val="none"/>
         </w:rPr>
       </w:pPr>
-      <w:sdt>
-        <w:sdtPr>
-          <w:id w:val="2024474952"/>
-          <w:tag w:val="goog_rdk_5"/>
-        </w:sdtPr>
-        <w:sdtContent>
-          <w:r>
-            <w:rPr>
-              <w:rFonts w:ascii="Gungsuh" w:cs="Gungsuh" w:eastAsia="Gungsuh" w:hAnsi="Gungsuh"/>
-              <w:sz w:val="28"/>
-              <w:szCs w:val="28"/>
-              <w:rtl w:val="0"/>
-            </w:rPr>
-            <w:t xml:space="preserve">Если символ шаблона ≠ джокер и ≠ символу текста: нет совпадения, переходим к следующей позиции.</w:t>
-          </w:r>
-        </w:sdtContent>
-      </w:sdt>
+      <w:r>
+        <w:rPr>
+          <w:rFonts w:ascii="Times New Roman" w:cs="Times New Roman" w:eastAsia="Times New Roman" w:hAnsi="Times New Roman"/>
+          <w:sz w:val="28"/>
+          <w:szCs w:val="28"/>
+          <w:rtl w:val="0"/>
+        </w:rPr>
+        <w:t xml:space="preserve">Если символ шаблона не равен ни джокеру, ни символу текста: нет совпадения, переходим к следующей позиции.</w:t>
+      </w:r>
     </w:p>
     <w:p>
       <w:pPr>
         <w:numPr>
           <w:ilvl w:val="1"/>
-          <w:numId w:val="19"/>
+          <w:numId w:val="18"/>
         </w:numPr>
         <w:shd w:fill="ffffff" w:val="clear"/>
         <w:spacing w:after="0" w:afterAutospacing="0" w:before="0" w:beforeAutospacing="0" w:line="360" w:lineRule="auto"/>
@@ -4612,7 +4596,7 @@
       <w:pPr>
         <w:numPr>
           <w:ilvl w:val="0"/>
-          <w:numId w:val="19"/>
+          <w:numId w:val="18"/>
         </w:numPr>
         <w:shd w:fill="ffffff" w:val="clear"/>
         <w:spacing w:before="0" w:beforeAutospacing="0" w:line="360" w:lineRule="auto"/>
@@ -4886,7 +4870,7 @@
         </w:pBdr>
         <w:shd w:fill="auto" w:val="clear"/>
         <w:spacing w:after="0" w:before="0" w:line="360" w:lineRule="auto"/>
-        <w:ind w:left="0" w:right="0" w:firstLine="720"/>
+        <w:ind w:left="0" w:right="0" w:firstLine="0"/>
         <w:jc w:val="left"/>
         <w:rPr>
           <w:rFonts w:ascii="Times New Roman" w:cs="Times New Roman" w:eastAsia="Times New Roman" w:hAnsi="Times New Roman"/>
@@ -5657,7 +5641,7 @@
           <w:szCs w:val="28"/>
           <w:rtl w:val="0"/>
         </w:rPr>
-        <w:t xml:space="preserve">Алгоритм Ахо-Корасик эффективно обрабатывает тексты длиной до 100 000 символов и до 3 000 образцов длиной до 75 символов. Суммарная длина образцов не превышает 225 000 символов, что обеспечивает построение автомата за доли секунды.</w:t>
+        <w:t xml:space="preserve">Алгоритм Ахо-Корасик эффективно обрабатывает тексты длиной до 100 000 символов и до 3 000 образцов длиной до 75 символов. Суммарная длина образцов не превышает 225 000 символов, что обеспечивает построение автомата за короткое время.</w:t>
       </w:r>
     </w:p>
     <w:p>
@@ -5844,8 +5828,8 @@
       </w:pPr>
       <w:sdt>
         <w:sdtPr>
-          <w:id w:val="1885762677"/>
-          <w:tag w:val="goog_rdk_6"/>
+          <w:id w:val="2027224835"/>
+          <w:tag w:val="goog_rdk_4"/>
         </w:sdtPr>
         <w:sdtContent>
           <w:r>
@@ -6346,147 +6330,6 @@
     </w:p>
     <w:p>
       <w:pPr>
-        <w:numPr>
-          <w:ilvl w:val="0"/>
-          <w:numId w:val="18"/>
-        </w:numPr>
-        <w:spacing w:line="360" w:lineRule="auto"/>
-        <w:ind w:left="720" w:hanging="360"/>
-        <w:rPr>
-          <w:rFonts w:ascii="Times New Roman" w:cs="Times New Roman" w:eastAsia="Times New Roman" w:hAnsi="Times New Roman"/>
-          <w:sz w:val="28"/>
-          <w:szCs w:val="28"/>
-          <w:u w:val="none"/>
-        </w:rPr>
-      </w:pPr>
-      <w:r>
-        <w:rPr>
-          <w:rFonts w:ascii="Times New Roman" w:cs="Times New Roman" w:eastAsia="Times New Roman" w:hAnsi="Times New Roman"/>
-          <w:sz w:val="28"/>
-          <w:szCs w:val="28"/>
-          <w:rtl w:val="0"/>
-        </w:rPr>
-        <w:t xml:space="preserve">Тексты с несколькими вхождениями разных образцов</w:t>
-      </w:r>
-    </w:p>
-    <w:p>
-      <w:pPr>
-        <w:numPr>
-          <w:ilvl w:val="0"/>
-          <w:numId w:val="18"/>
-        </w:numPr>
-        <w:spacing w:line="360" w:lineRule="auto"/>
-        <w:ind w:left="720" w:hanging="360"/>
-        <w:rPr>
-          <w:rFonts w:ascii="Times New Roman" w:cs="Times New Roman" w:eastAsia="Times New Roman" w:hAnsi="Times New Roman"/>
-          <w:sz w:val="28"/>
-          <w:szCs w:val="28"/>
-          <w:u w:val="none"/>
-        </w:rPr>
-      </w:pPr>
-      <w:r>
-        <w:rPr>
-          <w:rFonts w:ascii="Times New Roman" w:cs="Times New Roman" w:eastAsia="Times New Roman" w:hAnsi="Times New Roman"/>
-          <w:sz w:val="28"/>
-          <w:szCs w:val="28"/>
-          <w:rtl w:val="0"/>
-        </w:rPr>
-        <w:t xml:space="preserve">Перекрывающиеся вхождения</w:t>
-      </w:r>
-    </w:p>
-    <w:p>
-      <w:pPr>
-        <w:numPr>
-          <w:ilvl w:val="0"/>
-          <w:numId w:val="18"/>
-        </w:numPr>
-        <w:spacing w:line="360" w:lineRule="auto"/>
-        <w:ind w:left="720" w:hanging="360"/>
-        <w:rPr>
-          <w:rFonts w:ascii="Times New Roman" w:cs="Times New Roman" w:eastAsia="Times New Roman" w:hAnsi="Times New Roman"/>
-          <w:sz w:val="28"/>
-          <w:szCs w:val="28"/>
-          <w:u w:val="none"/>
-        </w:rPr>
-      </w:pPr>
-      <w:r>
-        <w:rPr>
-          <w:rFonts w:ascii="Times New Roman" w:cs="Times New Roman" w:eastAsia="Times New Roman" w:hAnsi="Times New Roman"/>
-          <w:sz w:val="28"/>
-          <w:szCs w:val="28"/>
-          <w:rtl w:val="0"/>
-        </w:rPr>
-        <w:t xml:space="preserve">Образцы, не найденные в тексте</w:t>
-      </w:r>
-    </w:p>
-    <w:p>
-      <w:pPr>
-        <w:numPr>
-          <w:ilvl w:val="0"/>
-          <w:numId w:val="18"/>
-        </w:numPr>
-        <w:spacing w:line="360" w:lineRule="auto"/>
-        <w:ind w:left="720" w:hanging="360"/>
-        <w:rPr>
-          <w:rFonts w:ascii="Times New Roman" w:cs="Times New Roman" w:eastAsia="Times New Roman" w:hAnsi="Times New Roman"/>
-          <w:sz w:val="28"/>
-          <w:szCs w:val="28"/>
-          <w:u w:val="none"/>
-        </w:rPr>
-      </w:pPr>
-      <w:r>
-        <w:rPr>
-          <w:rFonts w:ascii="Times New Roman" w:cs="Times New Roman" w:eastAsia="Times New Roman" w:hAnsi="Times New Roman"/>
-          <w:sz w:val="28"/>
-          <w:szCs w:val="28"/>
-          <w:rtl w:val="0"/>
-        </w:rPr>
-        <w:t xml:space="preserve">Тексты с джокерами</w:t>
-      </w:r>
-    </w:p>
-    <w:p>
-      <w:pPr>
-        <w:numPr>
-          <w:ilvl w:val="0"/>
-          <w:numId w:val="18"/>
-        </w:numPr>
-        <w:spacing w:line="360" w:lineRule="auto"/>
-        <w:ind w:left="720" w:hanging="360"/>
-        <w:rPr>
-          <w:rFonts w:ascii="Times New Roman" w:cs="Times New Roman" w:eastAsia="Times New Roman" w:hAnsi="Times New Roman"/>
-          <w:sz w:val="28"/>
-          <w:szCs w:val="28"/>
-          <w:u w:val="none"/>
-        </w:rPr>
-      </w:pPr>
-      <w:r>
-        <w:rPr>
-          <w:rFonts w:ascii="Times New Roman" w:cs="Times New Roman" w:eastAsia="Times New Roman" w:hAnsi="Times New Roman"/>
-          <w:sz w:val="28"/>
-          <w:szCs w:val="28"/>
-          <w:rtl w:val="0"/>
-        </w:rPr>
-        <w:t xml:space="preserve">Граничные случаи (пустые строки, один символ)</w:t>
-      </w:r>
-    </w:p>
-    <w:p>
-      <w:pPr>
-        <w:spacing w:line="360" w:lineRule="auto"/>
-        <w:ind w:firstLine="720"/>
-        <w:rPr>
-          <w:rFonts w:ascii="Times New Roman" w:cs="Times New Roman" w:eastAsia="Times New Roman" w:hAnsi="Times New Roman"/>
-          <w:sz w:val="28"/>
-          <w:szCs w:val="28"/>
-        </w:rPr>
-      </w:pPr>
-      <w:r>
-        <w:rPr>
-          <w:rtl w:val="0"/>
-        </w:rPr>
-      </w:r>
-    </w:p>
-    <w:p>
-      <w:pPr>
         <w:spacing w:line="360" w:lineRule="auto"/>
         <w:ind w:firstLine="720"/>
         <w:rPr>
@@ -6508,8 +6351,8 @@
     <w:sdt>
       <w:sdtPr>
         <w:lock w:val="contentLocked"/>
-        <w:id w:val="-1660475524"/>
-        <w:tag w:val="goog_rdk_7"/>
+        <w:id w:val="-2005886213"/>
+        <w:tag w:val="goog_rdk_5"/>
       </w:sdtPr>
       <w:sdtContent>
         <w:tbl>
@@ -7209,8 +7052,8 @@
     <w:sdt>
       <w:sdtPr>
         <w:lock w:val="contentLocked"/>
-        <w:id w:val="1123056819"/>
-        <w:tag w:val="goog_rdk_8"/>
+        <w:id w:val="-568593456"/>
+        <w:tag w:val="goog_rdk_6"/>
       </w:sdtPr>
       <w:sdtContent>
         <w:tbl>
@@ -7703,6 +7546,22 @@
       </w:pPr>
       <w:r>
         <w:rPr>
+          <w:rtl w:val="0"/>
+        </w:rPr>
+      </w:r>
+    </w:p>
+    <w:p>
+      <w:pPr>
+        <w:spacing w:line="360" w:lineRule="auto"/>
+        <w:ind w:firstLine="720"/>
+        <w:rPr>
+          <w:rFonts w:ascii="Times New Roman" w:cs="Times New Roman" w:eastAsia="Times New Roman" w:hAnsi="Times New Roman"/>
+          <w:sz w:val="28"/>
+          <w:szCs w:val="28"/>
+        </w:rPr>
+      </w:pPr>
+      <w:r>
+        <w:rPr>
           <w:rFonts w:ascii="Times New Roman" w:cs="Times New Roman" w:eastAsia="Times New Roman" w:hAnsi="Times New Roman"/>
           <w:sz w:val="28"/>
           <w:szCs w:val="28"/>
@@ -7714,8 +7573,8 @@
     <w:sdt>
       <w:sdtPr>
         <w:lock w:val="contentLocked"/>
-        <w:id w:val="1968372209"/>
-        <w:tag w:val="goog_rdk_9"/>
+        <w:id w:val="405363001"/>
+        <w:tag w:val="goog_rdk_7"/>
       </w:sdtPr>
       <w:sdtContent>
         <w:tbl>
@@ -10116,116 +9975,6 @@
   <w:abstractNum w:abstractNumId="18">
     <w:lvl w:ilvl="0">
       <w:start w:val="1"/>
-      <w:numFmt w:val="bullet"/>
-      <w:lvlText w:val="●"/>
-      <w:lvlJc w:val="left"/>
-      <w:pPr>
-        <w:ind w:left="720" w:hanging="360"/>
-      </w:pPr>
-      <w:rPr>
-        <w:u w:val="none"/>
-      </w:rPr>
-    </w:lvl>
-    <w:lvl w:ilvl="1">
-      <w:start w:val="1"/>
-      <w:numFmt w:val="bullet"/>
-      <w:lvlText w:val="○"/>
-      <w:lvlJc w:val="left"/>
-      <w:pPr>
-        <w:ind w:left="1440" w:hanging="360"/>
-      </w:pPr>
-      <w:rPr>
-        <w:u w:val="none"/>
-      </w:rPr>
-    </w:lvl>
-    <w:lvl w:ilvl="2">
-      <w:start w:val="1"/>
-      <w:numFmt w:val="bullet"/>
-      <w:lvlText w:val="■"/>
-      <w:lvlJc w:val="left"/>
-      <w:pPr>
-        <w:ind w:left="2160" w:hanging="360"/>
-      </w:pPr>
-      <w:rPr>
-        <w:u w:val="none"/>
-      </w:rPr>
-    </w:lvl>
-    <w:lvl w:ilvl="3">
-      <w:start w:val="1"/>
-      <w:numFmt w:val="bullet"/>
-      <w:lvlText w:val="●"/>
-      <w:lvlJc w:val="left"/>
-      <w:pPr>
-        <w:ind w:left="2880" w:hanging="360"/>
-      </w:pPr>
-      <w:rPr>
-        <w:u w:val="none"/>
-      </w:rPr>
-    </w:lvl>
-    <w:lvl w:ilvl="4">
-      <w:start w:val="1"/>
-      <w:numFmt w:val="bullet"/>
-      <w:lvlText w:val="○"/>
-      <w:lvlJc w:val="left"/>
-      <w:pPr>
-        <w:ind w:left="3600" w:hanging="360"/>
-      </w:pPr>
-      <w:rPr>
-        <w:u w:val="none"/>
-      </w:rPr>
-    </w:lvl>
-    <w:lvl w:ilvl="5">
-      <w:start w:val="1"/>
-      <w:numFmt w:val="bullet"/>
-      <w:lvlText w:val="■"/>
-      <w:lvlJc w:val="left"/>
-      <w:pPr>
-        <w:ind w:left="4320" w:hanging="360"/>
-      </w:pPr>
-      <w:rPr>
-        <w:u w:val="none"/>
-      </w:rPr>
-    </w:lvl>
-    <w:lvl w:ilvl="6">
-      <w:start w:val="1"/>
-      <w:numFmt w:val="bullet"/>
-      <w:lvlText w:val="●"/>
-      <w:lvlJc w:val="left"/>
-      <w:pPr>
-        <w:ind w:left="5040" w:hanging="360"/>
-      </w:pPr>
-      <w:rPr>
-        <w:u w:val="none"/>
-      </w:rPr>
-    </w:lvl>
-    <w:lvl w:ilvl="7">
-      <w:start w:val="1"/>
-      <w:numFmt w:val="bullet"/>
-      <w:lvlText w:val="○"/>
-      <w:lvlJc w:val="left"/>
-      <w:pPr>
-        <w:ind w:left="5760" w:hanging="360"/>
-      </w:pPr>
-      <w:rPr>
-        <w:u w:val="none"/>
-      </w:rPr>
-    </w:lvl>
-    <w:lvl w:ilvl="8">
-      <w:start w:val="1"/>
-      <w:numFmt w:val="bullet"/>
-      <w:lvlText w:val="■"/>
-      <w:lvlJc w:val="left"/>
-      <w:pPr>
-        <w:ind w:left="6480" w:hanging="360"/>
-      </w:pPr>
-      <w:rPr>
-        <w:u w:val="none"/>
-      </w:rPr>
-    </w:lvl>
-  </w:abstractNum>
-  <w:abstractNum w:abstractNumId="19">
-    <w:lvl w:ilvl="0">
-      <w:start w:val="1"/>
       <w:numFmt w:val="decimal"/>
       <w:lvlText w:val="%1."/>
       <w:lvlJc w:val="left"/>
@@ -10386,9 +10135,6 @@
   </w:num>
   <w:num w:numId="18">
     <w:abstractNumId w:val="18"/>
-  </w:num>
-  <w:num w:numId="19">
-    <w:abstractNumId w:val="19"/>
   </w:num>
 </w:numbering>
 </file>
@@ -11252,7 +10998,7 @@
 
 <file path=customXML/item1.xml><?xml version="1.0" encoding="utf-8"?>
 <go:gDocsCustomXmlDataStorage xmlns:go="http://customooxmlschemas.google.com/" xmlns:r="http://schemas.openxmlformats.org/officeDocument/2006/relationships" uri="GoogleDocsCustomDataVersion2">
-  <go:docsCustomData xmlns:go="http://customooxmlschemas.google.com/" roundtripDataSignature="AMtx7mivYICuhwO4lRPwYjQd6o1VfAFivg==">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</go:docsCustomData>
+  <go:docsCustomData xmlns:go="http://customooxmlschemas.google.com/" roundtripDataSignature="AMtx7miyvwJ3SuICWVl0uAGWURMyOENhVQ==">CgMxLjAaJQoBMBIgCh4IB0IaCg9UaW1lcyBOZXcgUm9tYW4SB0d1bmdzdWgaJQoBMRIgCh4IB0IaCg9UaW1lcyBOZXcgUm9tYW4SB0d1bmdzdWgaJQoBMhIgCh4IB0IaCg9UaW1lcyBOZXcgUm9tYW4SB0d1bmdzdWgaJQoBMxIgCh4IB0IaCg9UaW1lcyBOZXcgUm9tYW4SB0d1bmdzdWgaJQoBNBIgCh4IB0IaCg9UaW1lcyBOZXcgUm9tYW4SB0d1bmdzdWgaHwoBNRIaChgICVIUChJ0YWJsZS4zdXMxOTJteHhrc2oaHwoBNhIaChgICVIUChJ0YWJsZS5sdjM2cHUxNnpicmgaHwoBNxIaChgICVIUChJ0YWJsZS54MjZxeGN3ZnB6NTEyDmguN2MzOGV3NnpzMXlmMg5oLjc0cmpreWlyMGxiNTgAciExMHlsVll3VmxFbzFPckhqTS1rSm5pMzZlcG5FTjc4SmU=</go:docsCustomData>
 </go:gDocsCustomXmlDataStorage>
 </file>
 

--- a/lb5/Popova_Elizaveta_lb5.docx
+++ b/lb5/Popova_Elizaveta_lb5.docx
@@ -1826,7 +1826,7 @@
       </w:pPr>
       <w:sdt>
         <w:sdtPr>
-          <w:id w:val="-1886275909"/>
+          <w:id w:val="1876349016"/>
           <w:tag w:val="goog_rdk_0"/>
         </w:sdtPr>
         <w:sdtContent>
@@ -1855,7 +1855,7 @@
       </w:pPr>
       <w:sdt>
         <w:sdtPr>
-          <w:id w:val="195115811"/>
+          <w:id w:val="-1672933318"/>
           <w:tag w:val="goog_rdk_1"/>
         </w:sdtPr>
         <w:sdtContent>
@@ -2132,7 +2132,7 @@
       </w:pPr>
       <w:sdt>
         <w:sdtPr>
-          <w:id w:val="-1186652291"/>
+          <w:id w:val="1275413202"/>
           <w:tag w:val="goog_rdk_2"/>
         </w:sdtPr>
         <w:sdtContent>
@@ -2161,7 +2161,7 @@
       </w:pPr>
       <w:sdt>
         <w:sdtPr>
-          <w:id w:val="332068273"/>
+          <w:id w:val="-855106814"/>
           <w:tag w:val="goog_rdk_3"/>
         </w:sdtPr>
         <w:sdtContent>
@@ -2336,7 +2336,7 @@
       <w:pPr>
         <w:numPr>
           <w:ilvl w:val="0"/>
-          <w:numId w:val="4"/>
+          <w:numId w:val="3"/>
         </w:numPr>
         <w:spacing w:line="360" w:lineRule="auto"/>
         <w:ind w:left="720" w:hanging="360"/>
@@ -2361,7 +2361,7 @@
       <w:pPr>
         <w:numPr>
           <w:ilvl w:val="0"/>
-          <w:numId w:val="4"/>
+          <w:numId w:val="3"/>
         </w:numPr>
         <w:spacing w:line="360" w:lineRule="auto"/>
         <w:ind w:left="720" w:hanging="360"/>
@@ -2386,7 +2386,7 @@
       <w:pPr>
         <w:numPr>
           <w:ilvl w:val="0"/>
-          <w:numId w:val="4"/>
+          <w:numId w:val="3"/>
         </w:numPr>
         <w:spacing w:line="360" w:lineRule="auto"/>
         <w:ind w:left="720" w:hanging="360"/>
@@ -2411,7 +2411,7 @@
       <w:pPr>
         <w:numPr>
           <w:ilvl w:val="0"/>
-          <w:numId w:val="4"/>
+          <w:numId w:val="3"/>
         </w:numPr>
         <w:spacing w:line="360" w:lineRule="auto"/>
         <w:ind w:left="720" w:hanging="360"/>
@@ -2436,7 +2436,7 @@
       <w:pPr>
         <w:numPr>
           <w:ilvl w:val="1"/>
-          <w:numId w:val="4"/>
+          <w:numId w:val="3"/>
         </w:numPr>
         <w:spacing w:line="360" w:lineRule="auto"/>
         <w:ind w:left="1440" w:hanging="360"/>
@@ -2461,7 +2461,7 @@
       <w:pPr>
         <w:numPr>
           <w:ilvl w:val="1"/>
-          <w:numId w:val="4"/>
+          <w:numId w:val="3"/>
         </w:numPr>
         <w:spacing w:line="360" w:lineRule="auto"/>
         <w:ind w:left="1440" w:hanging="360"/>
@@ -2486,7 +2486,7 @@
       <w:pPr>
         <w:numPr>
           <w:ilvl w:val="1"/>
-          <w:numId w:val="4"/>
+          <w:numId w:val="3"/>
         </w:numPr>
         <w:spacing w:line="360" w:lineRule="auto"/>
         <w:ind w:left="1440" w:hanging="360"/>
@@ -2511,7 +2511,7 @@
       <w:pPr>
         <w:numPr>
           <w:ilvl w:val="1"/>
-          <w:numId w:val="4"/>
+          <w:numId w:val="3"/>
         </w:numPr>
         <w:spacing w:line="360" w:lineRule="auto"/>
         <w:ind w:left="1440" w:hanging="360"/>
@@ -2536,7 +2536,7 @@
       <w:pPr>
         <w:numPr>
           <w:ilvl w:val="1"/>
-          <w:numId w:val="4"/>
+          <w:numId w:val="3"/>
         </w:numPr>
         <w:spacing w:line="360" w:lineRule="auto"/>
         <w:ind w:left="1440" w:hanging="360"/>
@@ -2561,7 +2561,7 @@
       <w:pPr>
         <w:numPr>
           <w:ilvl w:val="1"/>
-          <w:numId w:val="4"/>
+          <w:numId w:val="3"/>
         </w:numPr>
         <w:spacing w:line="360" w:lineRule="auto"/>
         <w:ind w:left="1440" w:hanging="360"/>
@@ -2586,7 +2586,7 @@
       <w:pPr>
         <w:numPr>
           <w:ilvl w:val="0"/>
-          <w:numId w:val="4"/>
+          <w:numId w:val="3"/>
         </w:numPr>
         <w:spacing w:line="360" w:lineRule="auto"/>
         <w:ind w:left="720" w:hanging="360"/>
@@ -2611,7 +2611,7 @@
       <w:pPr>
         <w:numPr>
           <w:ilvl w:val="0"/>
-          <w:numId w:val="4"/>
+          <w:numId w:val="3"/>
         </w:numPr>
         <w:spacing w:line="360" w:lineRule="auto"/>
         <w:ind w:left="720" w:hanging="360"/>
@@ -2636,7 +2636,7 @@
       <w:pPr>
         <w:numPr>
           <w:ilvl w:val="0"/>
-          <w:numId w:val="4"/>
+          <w:numId w:val="3"/>
         </w:numPr>
         <w:spacing w:line="360" w:lineRule="auto"/>
         <w:ind w:left="720" w:hanging="360"/>
@@ -2661,7 +2661,7 @@
       <w:pPr>
         <w:numPr>
           <w:ilvl w:val="0"/>
-          <w:numId w:val="4"/>
+          <w:numId w:val="3"/>
         </w:numPr>
         <w:spacing w:line="360" w:lineRule="auto"/>
         <w:ind w:left="720" w:hanging="360"/>
@@ -2724,7 +2724,7 @@
       <w:pPr>
         <w:numPr>
           <w:ilvl w:val="0"/>
-          <w:numId w:val="9"/>
+          <w:numId w:val="8"/>
         </w:numPr>
         <w:spacing w:line="360" w:lineRule="auto"/>
         <w:ind w:left="720" w:hanging="360"/>
@@ -2749,7 +2749,7 @@
       <w:pPr>
         <w:numPr>
           <w:ilvl w:val="0"/>
-          <w:numId w:val="9"/>
+          <w:numId w:val="8"/>
         </w:numPr>
         <w:spacing w:line="360" w:lineRule="auto"/>
         <w:ind w:left="720" w:hanging="360"/>
@@ -2774,7 +2774,7 @@
       <w:pPr>
         <w:numPr>
           <w:ilvl w:val="0"/>
-          <w:numId w:val="9"/>
+          <w:numId w:val="8"/>
         </w:numPr>
         <w:spacing w:line="360" w:lineRule="auto"/>
         <w:ind w:left="720" w:hanging="360"/>
@@ -2792,14 +2792,14 @@
           <w:szCs w:val="28"/>
           <w:rtl w:val="0"/>
         </w:rPr>
-        <w:t xml:space="preserve">wildcard (str) – символ джокера (один символ).</w:t>
+        <w:t xml:space="preserve">wildcard (str) – символ джокера (ровно один символ).</w:t>
       </w:r>
     </w:p>
     <w:p>
       <w:pPr>
         <w:numPr>
           <w:ilvl w:val="0"/>
-          <w:numId w:val="9"/>
+          <w:numId w:val="8"/>
         </w:numPr>
         <w:spacing w:line="360" w:lineRule="auto"/>
         <w:ind w:left="720" w:hanging="360"/>
@@ -2824,7 +2824,7 @@
       <w:pPr>
         <w:numPr>
           <w:ilvl w:val="0"/>
-          <w:numId w:val="9"/>
+          <w:numId w:val="8"/>
         </w:numPr>
         <w:spacing w:line="360" w:lineRule="auto"/>
         <w:ind w:left="720" w:hanging="360"/>
@@ -2849,7 +2849,7 @@
       <w:pPr>
         <w:numPr>
           <w:ilvl w:val="0"/>
-          <w:numId w:val="9"/>
+          <w:numId w:val="8"/>
         </w:numPr>
         <w:spacing w:line="360" w:lineRule="auto"/>
         <w:ind w:left="720" w:hanging="360"/>
@@ -2867,7 +2867,307 @@
           <w:szCs w:val="28"/>
           <w:rtl w:val="0"/>
         </w:rPr>
-        <w:t xml:space="preserve">results (list[int]) – список позиций найденных вхождений.</w:t>
+        <w:t xml:space="preserve">segments_info (list[tuple[int, str]]) – список сегментов шаблона в виде пар (отступ от начала шаблона, строка сегмента).</w:t>
+      </w:r>
+    </w:p>
+    <w:p>
+      <w:pPr>
+        <w:numPr>
+          <w:ilvl w:val="0"/>
+          <w:numId w:val="8"/>
+        </w:numPr>
+        <w:spacing w:line="360" w:lineRule="auto"/>
+        <w:ind w:left="720" w:hanging="360"/>
+        <w:jc w:val="both"/>
+        <w:rPr>
+          <w:rFonts w:ascii="Times New Roman" w:cs="Times New Roman" w:eastAsia="Times New Roman" w:hAnsi="Times New Roman"/>
+          <w:sz w:val="28"/>
+          <w:szCs w:val="28"/>
+        </w:rPr>
+      </w:pPr>
+      <w:r>
+        <w:rPr>
+          <w:rFonts w:ascii="Times New Roman" w:cs="Times New Roman" w:eastAsia="Times New Roman" w:hAnsi="Times New Roman"/>
+          <w:sz w:val="28"/>
+          <w:szCs w:val="28"/>
+          <w:rtl w:val="0"/>
+        </w:rPr>
+        <w:t xml:space="preserve">seg_checks (list[tuple[int, int]]) – список пар (отступ, длина сегмента), используется при подсчёте голосов.</w:t>
+      </w:r>
+    </w:p>
+    <w:p>
+      <w:pPr>
+        <w:numPr>
+          <w:ilvl w:val="0"/>
+          <w:numId w:val="8"/>
+        </w:numPr>
+        <w:spacing w:line="360" w:lineRule="auto"/>
+        <w:ind w:left="720" w:hanging="360"/>
+        <w:jc w:val="both"/>
+        <w:rPr>
+          <w:rFonts w:ascii="Times New Roman" w:cs="Times New Roman" w:eastAsia="Times New Roman" w:hAnsi="Times New Roman"/>
+          <w:sz w:val="28"/>
+          <w:szCs w:val="28"/>
+        </w:rPr>
+      </w:pPr>
+      <w:r>
+        <w:rPr>
+          <w:rFonts w:ascii="Times New Roman" w:cs="Times New Roman" w:eastAsia="Times New Roman" w:hAnsi="Times New Roman"/>
+          <w:sz w:val="28"/>
+          <w:szCs w:val="28"/>
+          <w:rtl w:val="0"/>
+        </w:rPr>
+        <w:t xml:space="preserve">C (list[int]) – массив счётчиков: C[i] показывает, сколько сегментов шаблона совпало, если бы шаблон начинался в позиции i.</w:t>
+      </w:r>
+    </w:p>
+    <w:p>
+      <w:pPr>
+        <w:numPr>
+          <w:ilvl w:val="0"/>
+          <w:numId w:val="8"/>
+        </w:numPr>
+        <w:spacing w:line="360" w:lineRule="auto"/>
+        <w:ind w:left="720" w:hanging="360"/>
+        <w:jc w:val="both"/>
+        <w:rPr>
+          <w:rFonts w:ascii="Times New Roman" w:cs="Times New Roman" w:eastAsia="Times New Roman" w:hAnsi="Times New Roman"/>
+          <w:sz w:val="28"/>
+          <w:szCs w:val="28"/>
+        </w:rPr>
+      </w:pPr>
+      <w:r>
+        <w:rPr>
+          <w:rFonts w:ascii="Times New Roman" w:cs="Times New Roman" w:eastAsia="Times New Roman" w:hAnsi="Times New Roman"/>
+          <w:sz w:val="28"/>
+          <w:szCs w:val="28"/>
+          <w:rtl w:val="0"/>
+        </w:rPr>
+        <w:t xml:space="preserve">results (list[int]) – список позиций найденных вхождений (1-based).</w:t>
+      </w:r>
+    </w:p>
+    <w:p>
+      <w:pPr>
+        <w:numPr>
+          <w:ilvl w:val="0"/>
+          <w:numId w:val="8"/>
+        </w:numPr>
+        <w:spacing w:line="360" w:lineRule="auto"/>
+        <w:ind w:left="720" w:hanging="360"/>
+        <w:jc w:val="both"/>
+        <w:rPr>
+          <w:rFonts w:ascii="Times New Roman" w:cs="Times New Roman" w:eastAsia="Times New Roman" w:hAnsi="Times New Roman"/>
+          <w:sz w:val="28"/>
+          <w:szCs w:val="28"/>
+        </w:rPr>
+      </w:pPr>
+      <w:r>
+        <w:rPr>
+          <w:rFonts w:ascii="Times New Roman" w:cs="Times New Roman" w:eastAsia="Times New Roman" w:hAnsi="Times New Roman"/>
+          <w:sz w:val="28"/>
+          <w:szCs w:val="28"/>
+          <w:rtl w:val="0"/>
+        </w:rPr>
+        <w:t xml:space="preserve">Node (class) – вершина бора:</w:t>
+      </w:r>
+    </w:p>
+    <w:p>
+      <w:pPr>
+        <w:numPr>
+          <w:ilvl w:val="1"/>
+          <w:numId w:val="8"/>
+        </w:numPr>
+        <w:spacing w:line="360" w:lineRule="auto"/>
+        <w:ind w:left="1440" w:hanging="360"/>
+        <w:jc w:val="both"/>
+        <w:rPr>
+          <w:rFonts w:ascii="Times New Roman" w:cs="Times New Roman" w:eastAsia="Times New Roman" w:hAnsi="Times New Roman"/>
+          <w:sz w:val="28"/>
+          <w:szCs w:val="28"/>
+        </w:rPr>
+      </w:pPr>
+      <w:r>
+        <w:rPr>
+          <w:rFonts w:ascii="Times New Roman" w:cs="Times New Roman" w:eastAsia="Times New Roman" w:hAnsi="Times New Roman"/>
+          <w:sz w:val="28"/>
+          <w:szCs w:val="28"/>
+          <w:rtl w:val="0"/>
+        </w:rPr>
+        <w:t xml:space="preserve">children (dict) – словарь переходов;</w:t>
+      </w:r>
+    </w:p>
+    <w:p>
+      <w:pPr>
+        <w:numPr>
+          <w:ilvl w:val="1"/>
+          <w:numId w:val="8"/>
+        </w:numPr>
+        <w:spacing w:line="360" w:lineRule="auto"/>
+        <w:ind w:left="1440" w:hanging="360"/>
+        <w:jc w:val="both"/>
+        <w:rPr>
+          <w:rFonts w:ascii="Times New Roman" w:cs="Times New Roman" w:eastAsia="Times New Roman" w:hAnsi="Times New Roman"/>
+          <w:sz w:val="28"/>
+          <w:szCs w:val="28"/>
+        </w:rPr>
+      </w:pPr>
+      <w:r>
+        <w:rPr>
+          <w:rFonts w:ascii="Times New Roman" w:cs="Times New Roman" w:eastAsia="Times New Roman" w:hAnsi="Times New Roman"/>
+          <w:sz w:val="28"/>
+          <w:szCs w:val="28"/>
+          <w:rtl w:val="0"/>
+        </w:rPr>
+        <w:t xml:space="preserve">suffix_link (Node) – суффиксная ссылка;</w:t>
+      </w:r>
+    </w:p>
+    <w:p>
+      <w:pPr>
+        <w:numPr>
+          <w:ilvl w:val="1"/>
+          <w:numId w:val="8"/>
+        </w:numPr>
+        <w:spacing w:line="360" w:lineRule="auto"/>
+        <w:ind w:left="1440" w:hanging="360"/>
+        <w:jc w:val="both"/>
+        <w:rPr>
+          <w:rFonts w:ascii="Times New Roman" w:cs="Times New Roman" w:eastAsia="Times New Roman" w:hAnsi="Times New Roman"/>
+          <w:sz w:val="28"/>
+          <w:szCs w:val="28"/>
+        </w:rPr>
+      </w:pPr>
+      <w:r>
+        <w:rPr>
+          <w:rFonts w:ascii="Times New Roman" w:cs="Times New Roman" w:eastAsia="Times New Roman" w:hAnsi="Times New Roman"/>
+          <w:sz w:val="28"/>
+          <w:szCs w:val="28"/>
+          <w:rtl w:val="0"/>
+        </w:rPr>
+        <w:t xml:space="preserve">output_link (Node) – сжатая суффиксная (выходная) ссылка на ближайшую терминальную вершину;</w:t>
+      </w:r>
+    </w:p>
+    <w:p>
+      <w:pPr>
+        <w:numPr>
+          <w:ilvl w:val="1"/>
+          <w:numId w:val="8"/>
+        </w:numPr>
+        <w:spacing w:line="360" w:lineRule="auto"/>
+        <w:ind w:left="1440" w:hanging="360"/>
+        <w:jc w:val="both"/>
+        <w:rPr>
+          <w:rFonts w:ascii="Times New Roman" w:cs="Times New Roman" w:eastAsia="Times New Roman" w:hAnsi="Times New Roman"/>
+          <w:sz w:val="28"/>
+          <w:szCs w:val="28"/>
+        </w:rPr>
+      </w:pPr>
+      <w:r>
+        <w:rPr>
+          <w:rFonts w:ascii="Times New Roman" w:cs="Times New Roman" w:eastAsia="Times New Roman" w:hAnsi="Times New Roman"/>
+          <w:sz w:val="28"/>
+          <w:szCs w:val="28"/>
+          <w:rtl w:val="0"/>
+        </w:rPr>
+        <w:t xml:space="preserve">segment_ids (list[int]) – номера сегментов, заканчивающихся в данной вершине;</w:t>
+      </w:r>
+    </w:p>
+    <w:p>
+      <w:pPr>
+        <w:numPr>
+          <w:ilvl w:val="1"/>
+          <w:numId w:val="8"/>
+        </w:numPr>
+        <w:spacing w:line="360" w:lineRule="auto"/>
+        <w:ind w:left="1440" w:hanging="360"/>
+        <w:jc w:val="both"/>
+        <w:rPr>
+          <w:rFonts w:ascii="Times New Roman" w:cs="Times New Roman" w:eastAsia="Times New Roman" w:hAnsi="Times New Roman"/>
+          <w:sz w:val="28"/>
+          <w:szCs w:val="28"/>
+        </w:rPr>
+      </w:pPr>
+      <w:r>
+        <w:rPr>
+          <w:rFonts w:ascii="Times New Roman" w:cs="Times New Roman" w:eastAsia="Times New Roman" w:hAnsi="Times New Roman"/>
+          <w:sz w:val="28"/>
+          <w:szCs w:val="28"/>
+          <w:rtl w:val="0"/>
+        </w:rPr>
+        <w:t xml:space="preserve">depth (int) – глубина вершины.</w:t>
+      </w:r>
+    </w:p>
+    <w:p>
+      <w:pPr>
+        <w:numPr>
+          <w:ilvl w:val="0"/>
+          <w:numId w:val="8"/>
+        </w:numPr>
+        <w:spacing w:line="360" w:lineRule="auto"/>
+        <w:ind w:left="720" w:hanging="360"/>
+        <w:jc w:val="both"/>
+        <w:rPr>
+          <w:rFonts w:ascii="Times New Roman" w:cs="Times New Roman" w:eastAsia="Times New Roman" w:hAnsi="Times New Roman"/>
+          <w:sz w:val="28"/>
+          <w:szCs w:val="28"/>
+        </w:rPr>
+      </w:pPr>
+      <w:r>
+        <w:rPr>
+          <w:rFonts w:ascii="Times New Roman" w:cs="Times New Roman" w:eastAsia="Times New Roman" w:hAnsi="Times New Roman"/>
+          <w:sz w:val="28"/>
+          <w:szCs w:val="28"/>
+          <w:rtl w:val="0"/>
+        </w:rPr>
+        <w:t xml:space="preserve">AhoCorasick (class) – автомат:</w:t>
+      </w:r>
+    </w:p>
+    <w:p>
+      <w:pPr>
+        <w:numPr>
+          <w:ilvl w:val="1"/>
+          <w:numId w:val="8"/>
+        </w:numPr>
+        <w:spacing w:line="360" w:lineRule="auto"/>
+        <w:ind w:left="1440" w:hanging="360"/>
+        <w:jc w:val="both"/>
+        <w:rPr>
+          <w:rFonts w:ascii="Times New Roman" w:cs="Times New Roman" w:eastAsia="Times New Roman" w:hAnsi="Times New Roman"/>
+          <w:sz w:val="28"/>
+          <w:szCs w:val="28"/>
+        </w:rPr>
+      </w:pPr>
+      <w:r>
+        <w:rPr>
+          <w:rFonts w:ascii="Times New Roman" w:cs="Times New Roman" w:eastAsia="Times New Roman" w:hAnsi="Times New Roman"/>
+          <w:sz w:val="28"/>
+          <w:szCs w:val="28"/>
+          <w:rtl w:val="0"/>
+        </w:rPr>
+        <w:t xml:space="preserve">root (Node) – корневая вершина;</w:t>
+      </w:r>
+    </w:p>
+    <w:p>
+      <w:pPr>
+        <w:numPr>
+          <w:ilvl w:val="1"/>
+          <w:numId w:val="8"/>
+        </w:numPr>
+        <w:spacing w:line="360" w:lineRule="auto"/>
+        <w:ind w:left="1440" w:hanging="360"/>
+        <w:jc w:val="both"/>
+        <w:rPr>
+          <w:rFonts w:ascii="Times New Roman" w:cs="Times New Roman" w:eastAsia="Times New Roman" w:hAnsi="Times New Roman"/>
+          <w:sz w:val="28"/>
+          <w:szCs w:val="28"/>
+        </w:rPr>
+      </w:pPr>
+      <w:r>
+        <w:rPr>
+          <w:rFonts w:ascii="Times New Roman" w:cs="Times New Roman" w:eastAsia="Times New Roman" w:hAnsi="Times New Roman"/>
+          <w:sz w:val="28"/>
+          <w:szCs w:val="28"/>
+          <w:rtl w:val="0"/>
+        </w:rPr>
+        <w:t xml:space="preserve">segments (list[str]) – список строк-сегментов.</w:t>
       </w:r>
     </w:p>
     <w:p>
@@ -2905,6 +3205,48 @@
         </w:rPr>
         <w:tab/>
         <w:t xml:space="preserve">Вариант 7 (Графический интерфейс на CustomTkinter):</w:t>
+      </w:r>
+    </w:p>
+    <w:p>
+      <w:pPr>
+        <w:spacing w:line="360" w:lineRule="auto"/>
+        <w:jc w:val="both"/>
+        <w:rPr>
+          <w:rFonts w:ascii="Times New Roman" w:cs="Times New Roman" w:eastAsia="Times New Roman" w:hAnsi="Times New Roman"/>
+          <w:sz w:val="28"/>
+          <w:szCs w:val="28"/>
+        </w:rPr>
+      </w:pPr>
+      <w:r>
+        <w:rPr>
+          <w:rFonts w:ascii="Times New Roman" w:cs="Times New Roman" w:eastAsia="Times New Roman" w:hAnsi="Times New Roman"/>
+          <w:sz w:val="28"/>
+          <w:szCs w:val="28"/>
+          <w:rtl w:val="0"/>
+        </w:rPr>
+        <w:tab/>
+        <w:t xml:space="preserve">В файле gui_5.py объединены оба алгоритма. Чтобы классы 6.1 и 6.2 не конфликтовали по именам, классы задачи 6.2 получили префикс Wildcard.</w:t>
+      </w:r>
+    </w:p>
+    <w:p>
+      <w:pPr>
+        <w:spacing w:line="360" w:lineRule="auto"/>
+        <w:jc w:val="both"/>
+        <w:rPr>
+          <w:rFonts w:ascii="Times New Roman" w:cs="Times New Roman" w:eastAsia="Times New Roman" w:hAnsi="Times New Roman"/>
+          <w:sz w:val="28"/>
+          <w:szCs w:val="28"/>
+        </w:rPr>
+      </w:pPr>
+      <w:r>
+        <w:rPr>
+          <w:rFonts w:ascii="Times New Roman" w:cs="Times New Roman" w:eastAsia="Times New Roman" w:hAnsi="Times New Roman"/>
+          <w:sz w:val="28"/>
+          <w:szCs w:val="28"/>
+          <w:rtl w:val="0"/>
+        </w:rPr>
+        <w:tab/>
+        <w:t xml:space="preserve">Алгоритмическая часть:</w:t>
       </w:r>
     </w:p>
     <w:p>
@@ -2915,7 +3257,7 @@
         <w:widowControl w:val="1"/>
         <w:numPr>
           <w:ilvl w:val="0"/>
-          <w:numId w:val="16"/>
+          <w:numId w:val="15"/>
         </w:numPr>
         <w:pBdr>
           <w:top w:space="0" w:sz="0" w:val="nil"/>
@@ -2942,7 +3284,7 @@
           <w:szCs w:val="28"/>
           <w:rtl w:val="0"/>
         </w:rPr>
-        <w:t xml:space="preserve">KmpApp (class) – главный класс приложения, наследующий ctk.CTk.</w:t>
+        <w:t xml:space="preserve">WildcardNode (class) – вершина бора для задачи с джокером (аналог Node из 6_2.py, дополненный полем id для визуализации).</w:t>
       </w:r>
     </w:p>
     <w:p>
@@ -2953,7 +3295,7 @@
         <w:widowControl w:val="1"/>
         <w:numPr>
           <w:ilvl w:val="0"/>
-          <w:numId w:val="16"/>
+          <w:numId w:val="15"/>
         </w:numPr>
         <w:pBdr>
           <w:top w:space="0" w:sz="0" w:val="nil"/>
@@ -2980,7 +3322,7 @@
           <w:szCs w:val="28"/>
           <w:rtl w:val="0"/>
         </w:rPr>
-        <w:t xml:space="preserve">tabview (ctk.CTkTabview) – контейнер с вкладками для разделения задач.</w:t>
+        <w:t xml:space="preserve">WildcardAhoCorasick (class) – автомат сегментов (аналог AhoCorasick из 6_2.py):</w:t>
       </w:r>
     </w:p>
     <w:p>
@@ -2990,8 +3332,232 @@
         <w:pageBreakBefore w:val="0"/>
         <w:widowControl w:val="1"/>
         <w:numPr>
+          <w:ilvl w:val="1"/>
+          <w:numId w:val="15"/>
+        </w:numPr>
+        <w:pBdr>
+          <w:top w:space="0" w:sz="0" w:val="nil"/>
+          <w:left w:space="0" w:sz="0" w:val="nil"/>
+          <w:bottom w:space="0" w:sz="0" w:val="nil"/>
+          <w:right w:space="0" w:sz="0" w:val="nil"/>
+          <w:between w:space="0" w:sz="0" w:val="nil"/>
+        </w:pBdr>
+        <w:shd w:fill="auto" w:val="clear"/>
+        <w:spacing w:after="0" w:before="0" w:line="360" w:lineRule="auto"/>
+        <w:ind w:left="1440" w:right="0" w:hanging="360"/>
+        <w:jc w:val="both"/>
+        <w:rPr>
+          <w:rFonts w:ascii="Times New Roman" w:cs="Times New Roman" w:eastAsia="Times New Roman" w:hAnsi="Times New Roman"/>
+          <w:sz w:val="28"/>
+          <w:szCs w:val="28"/>
+          <w:u w:val="none"/>
+        </w:rPr>
+      </w:pPr>
+      <w:r>
+        <w:rPr>
+          <w:rFonts w:ascii="Times New Roman" w:cs="Times New Roman" w:eastAsia="Times New Roman" w:hAnsi="Times New Roman"/>
+          <w:sz w:val="28"/>
+          <w:szCs w:val="28"/>
+          <w:rtl w:val="0"/>
+        </w:rPr>
+        <w:t xml:space="preserve">root (WildcardNode) – корневая вершина;</w:t>
+      </w:r>
+    </w:p>
+    <w:p>
+      <w:pPr>
+        <w:keepNext w:val="0"/>
+        <w:keepLines w:val="0"/>
+        <w:pageBreakBefore w:val="0"/>
+        <w:widowControl w:val="1"/>
+        <w:numPr>
+          <w:ilvl w:val="1"/>
+          <w:numId w:val="15"/>
+        </w:numPr>
+        <w:pBdr>
+          <w:top w:space="0" w:sz="0" w:val="nil"/>
+          <w:left w:space="0" w:sz="0" w:val="nil"/>
+          <w:bottom w:space="0" w:sz="0" w:val="nil"/>
+          <w:right w:space="0" w:sz="0" w:val="nil"/>
+          <w:between w:space="0" w:sz="0" w:val="nil"/>
+        </w:pBdr>
+        <w:shd w:fill="auto" w:val="clear"/>
+        <w:spacing w:after="0" w:before="0" w:line="360" w:lineRule="auto"/>
+        <w:ind w:left="1440" w:right="0" w:hanging="360"/>
+        <w:jc w:val="both"/>
+        <w:rPr>
+          <w:rFonts w:ascii="Times New Roman" w:cs="Times New Roman" w:eastAsia="Times New Roman" w:hAnsi="Times New Roman"/>
+          <w:sz w:val="28"/>
+          <w:szCs w:val="28"/>
+          <w:u w:val="none"/>
+        </w:rPr>
+      </w:pPr>
+      <w:r>
+        <w:rPr>
+          <w:rFonts w:ascii="Times New Roman" w:cs="Times New Roman" w:eastAsia="Times New Roman" w:hAnsi="Times New Roman"/>
+          <w:sz w:val="28"/>
+          <w:szCs w:val="28"/>
+          <w:rtl w:val="0"/>
+        </w:rPr>
+        <w:t xml:space="preserve">segments (list[str]) – строки сегментов;</w:t>
+      </w:r>
+    </w:p>
+    <w:p>
+      <w:pPr>
+        <w:keepNext w:val="0"/>
+        <w:keepLines w:val="0"/>
+        <w:pageBreakBefore w:val="0"/>
+        <w:widowControl w:val="1"/>
+        <w:numPr>
+          <w:ilvl w:val="1"/>
+          <w:numId w:val="15"/>
+        </w:numPr>
+        <w:pBdr>
+          <w:top w:space="0" w:sz="0" w:val="nil"/>
+          <w:left w:space="0" w:sz="0" w:val="nil"/>
+          <w:bottom w:space="0" w:sz="0" w:val="nil"/>
+          <w:right w:space="0" w:sz="0" w:val="nil"/>
+          <w:between w:space="0" w:sz="0" w:val="nil"/>
+        </w:pBdr>
+        <w:shd w:fill="auto" w:val="clear"/>
+        <w:spacing w:after="0" w:before="0" w:line="360" w:lineRule="auto"/>
+        <w:ind w:left="1440" w:right="0" w:hanging="360"/>
+        <w:jc w:val="both"/>
+        <w:rPr>
+          <w:rFonts w:ascii="Times New Roman" w:cs="Times New Roman" w:eastAsia="Times New Roman" w:hAnsi="Times New Roman"/>
+          <w:sz w:val="28"/>
+          <w:szCs w:val="28"/>
+          <w:u w:val="none"/>
+        </w:rPr>
+      </w:pPr>
+      <w:r>
+        <w:rPr>
+          <w:rFonts w:ascii="Times New Roman" w:cs="Times New Roman" w:eastAsia="Times New Roman" w:hAnsi="Times New Roman"/>
+          <w:sz w:val="28"/>
+          <w:szCs w:val="28"/>
+          <w:rtl w:val="0"/>
+        </w:rPr>
+        <w:t xml:space="preserve">segments_info (list[tuple[int, str]]) – информация о сегментах;</w:t>
+      </w:r>
+    </w:p>
+    <w:p>
+      <w:pPr>
+        <w:keepNext w:val="0"/>
+        <w:keepLines w:val="0"/>
+        <w:pageBreakBefore w:val="0"/>
+        <w:widowControl w:val="1"/>
+        <w:numPr>
+          <w:ilvl w:val="1"/>
+          <w:numId w:val="15"/>
+        </w:numPr>
+        <w:pBdr>
+          <w:top w:space="0" w:sz="0" w:val="nil"/>
+          <w:left w:space="0" w:sz="0" w:val="nil"/>
+          <w:bottom w:space="0" w:sz="0" w:val="nil"/>
+          <w:right w:space="0" w:sz="0" w:val="nil"/>
+          <w:between w:space="0" w:sz="0" w:val="nil"/>
+        </w:pBdr>
+        <w:shd w:fill="auto" w:val="clear"/>
+        <w:spacing w:after="0" w:before="0" w:line="360" w:lineRule="auto"/>
+        <w:ind w:left="1440" w:right="0" w:hanging="360"/>
+        <w:jc w:val="both"/>
+        <w:rPr>
+          <w:rFonts w:ascii="Times New Roman" w:cs="Times New Roman" w:eastAsia="Times New Roman" w:hAnsi="Times New Roman"/>
+          <w:sz w:val="28"/>
+          <w:szCs w:val="28"/>
+          <w:u w:val="none"/>
+        </w:rPr>
+      </w:pPr>
+      <w:r>
+        <w:rPr>
+          <w:rFonts w:ascii="Times New Roman" w:cs="Times New Roman" w:eastAsia="Times New Roman" w:hAnsi="Times New Roman"/>
+          <w:sz w:val="28"/>
+          <w:szCs w:val="28"/>
+          <w:rtl w:val="0"/>
+        </w:rPr>
+        <w:t xml:space="preserve">node_count (int) – количество вершин;</w:t>
+      </w:r>
+    </w:p>
+    <w:p>
+      <w:pPr>
+        <w:keepNext w:val="0"/>
+        <w:keepLines w:val="0"/>
+        <w:pageBreakBefore w:val="0"/>
+        <w:widowControl w:val="1"/>
+        <w:numPr>
+          <w:ilvl w:val="1"/>
+          <w:numId w:val="15"/>
+        </w:numPr>
+        <w:pBdr>
+          <w:top w:space="0" w:sz="0" w:val="nil"/>
+          <w:left w:space="0" w:sz="0" w:val="nil"/>
+          <w:bottom w:space="0" w:sz="0" w:val="nil"/>
+          <w:right w:space="0" w:sz="0" w:val="nil"/>
+          <w:between w:space="0" w:sz="0" w:val="nil"/>
+        </w:pBdr>
+        <w:shd w:fill="auto" w:val="clear"/>
+        <w:spacing w:after="0" w:before="0" w:line="360" w:lineRule="auto"/>
+        <w:ind w:left="1440" w:right="0" w:hanging="360"/>
+        <w:jc w:val="both"/>
+        <w:rPr>
+          <w:rFonts w:ascii="Times New Roman" w:cs="Times New Roman" w:eastAsia="Times New Roman" w:hAnsi="Times New Roman"/>
+          <w:sz w:val="28"/>
+          <w:szCs w:val="28"/>
+          <w:u w:val="none"/>
+        </w:rPr>
+      </w:pPr>
+      <w:r>
+        <w:rPr>
+          <w:rFonts w:ascii="Times New Roman" w:cs="Times New Roman" w:eastAsia="Times New Roman" w:hAnsi="Times New Roman"/>
+          <w:sz w:val="28"/>
+          <w:szCs w:val="28"/>
+          <w:rtl w:val="0"/>
+        </w:rPr>
+        <w:t xml:space="preserve">nodes_by_id (dict) – доступ к вершинам по id для визуализации.</w:t>
+      </w:r>
+    </w:p>
+    <w:p>
+      <w:pPr>
+        <w:keepNext w:val="0"/>
+        <w:keepLines w:val="0"/>
+        <w:pageBreakBefore w:val="0"/>
+        <w:widowControl w:val="1"/>
+        <w:pBdr>
+          <w:top w:space="0" w:sz="0" w:val="nil"/>
+          <w:left w:space="0" w:sz="0" w:val="nil"/>
+          <w:bottom w:space="0" w:sz="0" w:val="nil"/>
+          <w:right w:space="0" w:sz="0" w:val="nil"/>
+          <w:between w:space="0" w:sz="0" w:val="nil"/>
+        </w:pBdr>
+        <w:shd w:fill="auto" w:val="clear"/>
+        <w:spacing w:after="0" w:before="0" w:line="360" w:lineRule="auto"/>
+        <w:ind w:right="0"/>
+        <w:jc w:val="both"/>
+        <w:rPr>
+          <w:rFonts w:ascii="Times New Roman" w:cs="Times New Roman" w:eastAsia="Times New Roman" w:hAnsi="Times New Roman"/>
+          <w:sz w:val="28"/>
+          <w:szCs w:val="28"/>
+        </w:rPr>
+      </w:pPr>
+      <w:r>
+        <w:rPr>
+          <w:rFonts w:ascii="Times New Roman" w:cs="Times New Roman" w:eastAsia="Times New Roman" w:hAnsi="Times New Roman"/>
+          <w:sz w:val="28"/>
+          <w:szCs w:val="28"/>
+          <w:rtl w:val="0"/>
+        </w:rPr>
+        <w:tab/>
+        <w:t xml:space="preserve">Интерфейсная часть:</w:t>
+      </w:r>
+    </w:p>
+    <w:p>
+      <w:pPr>
+        <w:keepNext w:val="0"/>
+        <w:keepLines w:val="0"/>
+        <w:pageBreakBefore w:val="0"/>
+        <w:widowControl w:val="1"/>
+        <w:numPr>
           <w:ilvl w:val="0"/>
-          <w:numId w:val="16"/>
+          <w:numId w:val="15"/>
         </w:numPr>
         <w:pBdr>
           <w:top w:space="0" w:sz="0" w:val="nil"/>
@@ -3018,7 +3584,7 @@
           <w:szCs w:val="28"/>
           <w:rtl w:val="0"/>
         </w:rPr>
-        <w:t xml:space="preserve">entry_text, entry_patterns (ctk.CTkEntry) – поля ввода текста и образцов для Ахо-Корасик.</w:t>
+        <w:t xml:space="preserve">KmpApp (class) – главный класс приложения, наследующий ctk.CTk.</w:t>
       </w:r>
     </w:p>
     <w:p>
@@ -3029,7 +3595,7 @@
         <w:widowControl w:val="1"/>
         <w:numPr>
           <w:ilvl w:val="0"/>
-          <w:numId w:val="16"/>
+          <w:numId w:val="15"/>
         </w:numPr>
         <w:pBdr>
           <w:top w:space="0" w:sz="0" w:val="nil"/>
@@ -3056,7 +3622,7 @@
           <w:szCs w:val="28"/>
           <w:rtl w:val="0"/>
         </w:rPr>
-        <w:t xml:space="preserve">entry_wildcard_text, entry_wildcard_pattern, entry_wildcard_char (ctk.CTkEntry) – поля ввода для задачи с джокером.</w:t>
+        <w:t xml:space="preserve">tabview (ctk.CTkTabview) – контейнер с тремя вкладками: «Ахо-Корасик», «Поиск с джокером», «Визуализация автомата».</w:t>
       </w:r>
     </w:p>
     <w:p>
@@ -3067,7 +3633,7 @@
         <w:widowControl w:val="1"/>
         <w:numPr>
           <w:ilvl w:val="0"/>
-          <w:numId w:val="16"/>
+          <w:numId w:val="15"/>
         </w:numPr>
         <w:pBdr>
           <w:top w:space="0" w:sz="0" w:val="nil"/>
@@ -3094,7 +3660,7 @@
           <w:szCs w:val="28"/>
           <w:rtl w:val="0"/>
         </w:rPr>
-        <w:t xml:space="preserve">text_intermediate, text_wildcard_intermediate (ctk.CTkTextbox) – текстовые области для вывода промежуточных данных.</w:t>
+        <w:t xml:space="preserve">entry_text, entry_patterns – поля ввода текста и образцов для 6.1.</w:t>
       </w:r>
     </w:p>
     <w:p>
@@ -3105,7 +3671,7 @@
         <w:widowControl w:val="1"/>
         <w:numPr>
           <w:ilvl w:val="0"/>
-          <w:numId w:val="16"/>
+          <w:numId w:val="15"/>
         </w:numPr>
         <w:pBdr>
           <w:top w:space="0" w:sz="0" w:val="nil"/>
@@ -3132,7 +3698,7 @@
           <w:szCs w:val="28"/>
           <w:rtl w:val="0"/>
         </w:rPr>
-        <w:t xml:space="preserve">canvas (tk.Canvas) – холст для графического представления автомата.</w:t>
+        <w:t xml:space="preserve">entry_wildcard_text, entry_wildcard_pattern, entry_wildcard_char – поля ввода для 6.2.</w:t>
       </w:r>
     </w:p>
     <w:p>
@@ -3143,7 +3709,7 @@
         <w:widowControl w:val="1"/>
         <w:numPr>
           <w:ilvl w:val="0"/>
-          <w:numId w:val="16"/>
+          <w:numId w:val="15"/>
         </w:numPr>
         <w:pBdr>
           <w:top w:space="0" w:sz="0" w:val="nil"/>
@@ -3170,149 +3736,226 @@
           <w:szCs w:val="28"/>
           <w:rtl w:val="0"/>
         </w:rPr>
-        <w:t xml:space="preserve">automaton (AhoCorasick) – экземпляр построенного автомата.</w:t>
-      </w:r>
-    </w:p>
-    <w:p>
-      <w:pPr>
-        <w:spacing w:line="360" w:lineRule="auto"/>
-        <w:ind w:left="0" w:firstLine="720"/>
-        <w:jc w:val="both"/>
-        <w:rPr>
-          <w:rFonts w:ascii="Times New Roman" w:cs="Times New Roman" w:eastAsia="Times New Roman" w:hAnsi="Times New Roman"/>
-          <w:sz w:val="28"/>
-          <w:szCs w:val="28"/>
-        </w:rPr>
-      </w:pPr>
-      <w:r>
-        <w:rPr>
-          <w:rtl w:val="0"/>
-        </w:rPr>
-      </w:r>
-    </w:p>
-    <w:p>
-      <w:pPr>
-        <w:spacing w:line="360" w:lineRule="auto"/>
-        <w:ind w:left="0" w:firstLine="720"/>
-        <w:jc w:val="both"/>
-        <w:rPr>
-          <w:rFonts w:ascii="Times New Roman" w:cs="Times New Roman" w:eastAsia="Times New Roman" w:hAnsi="Times New Roman"/>
-          <w:sz w:val="28"/>
-          <w:szCs w:val="28"/>
-        </w:rPr>
-      </w:pPr>
-      <w:r>
-        <w:rPr>
-          <w:rFonts w:ascii="Times New Roman" w:cs="Times New Roman" w:eastAsia="Times New Roman" w:hAnsi="Times New Roman"/>
-          <w:sz w:val="28"/>
-          <w:szCs w:val="28"/>
-          <w:rtl w:val="0"/>
-        </w:rPr>
-        <w:t xml:space="preserve">Основные функции.</w:t>
-      </w:r>
-    </w:p>
-    <w:p>
-      <w:pPr>
-        <w:spacing w:line="360" w:lineRule="auto"/>
-        <w:ind w:left="0" w:firstLine="720"/>
-        <w:jc w:val="both"/>
-        <w:rPr>
-          <w:rFonts w:ascii="Times New Roman" w:cs="Times New Roman" w:eastAsia="Times New Roman" w:hAnsi="Times New Roman"/>
-          <w:sz w:val="28"/>
-          <w:szCs w:val="28"/>
-        </w:rPr>
-      </w:pPr>
-      <w:r>
-        <w:rPr>
-          <w:rFonts w:ascii="Times New Roman" w:cs="Times New Roman" w:eastAsia="Times New Roman" w:hAnsi="Times New Roman"/>
-          <w:sz w:val="28"/>
-          <w:szCs w:val="28"/>
-          <w:rtl w:val="0"/>
-        </w:rPr>
-        <w:t xml:space="preserve">6.1</w:t>
-      </w:r>
-    </w:p>
-    <w:p>
-      <w:pPr>
+        <w:t xml:space="preserve">text_intermediate, text_wildcard_intermediate (ctk.CTkTextbox) – области вывода промежуточных данных.</w:t>
+      </w:r>
+    </w:p>
+    <w:p>
+      <w:pPr>
+        <w:keepNext w:val="0"/>
+        <w:keepLines w:val="0"/>
+        <w:pageBreakBefore w:val="0"/>
+        <w:widowControl w:val="1"/>
         <w:numPr>
           <w:ilvl w:val="0"/>
           <w:numId w:val="15"/>
         </w:numPr>
-        <w:spacing w:line="360" w:lineRule="auto"/>
-        <w:ind w:left="720" w:hanging="360"/>
-        <w:jc w:val="both"/>
-        <w:rPr>
-          <w:rFonts w:ascii="Times New Roman" w:cs="Times New Roman" w:eastAsia="Times New Roman" w:hAnsi="Times New Roman"/>
-          <w:sz w:val="28"/>
-          <w:szCs w:val="28"/>
-        </w:rPr>
-      </w:pPr>
-      <w:r>
-        <w:rPr>
-          <w:rFonts w:ascii="Times New Roman" w:cs="Times New Roman" w:eastAsia="Times New Roman" w:hAnsi="Times New Roman"/>
-          <w:sz w:val="28"/>
-          <w:szCs w:val="28"/>
-          <w:rtl w:val="0"/>
-        </w:rPr>
-        <w:t xml:space="preserve">Node.__init__() – конструктор вершины бора, инициализирует поля вершины.</w:t>
-      </w:r>
-    </w:p>
-    <w:p>
-      <w:pPr>
+        <w:pBdr>
+          <w:top w:space="0" w:sz="0" w:val="nil"/>
+          <w:left w:space="0" w:sz="0" w:val="nil"/>
+          <w:bottom w:space="0" w:sz="0" w:val="nil"/>
+          <w:right w:space="0" w:sz="0" w:val="nil"/>
+          <w:between w:space="0" w:sz="0" w:val="nil"/>
+        </w:pBdr>
+        <w:shd w:fill="auto" w:val="clear"/>
+        <w:spacing w:after="0" w:before="0" w:line="360" w:lineRule="auto"/>
+        <w:ind w:left="720" w:right="0" w:hanging="360"/>
+        <w:jc w:val="both"/>
+        <w:rPr>
+          <w:rFonts w:ascii="Times New Roman" w:cs="Times New Roman" w:eastAsia="Times New Roman" w:hAnsi="Times New Roman"/>
+          <w:sz w:val="28"/>
+          <w:szCs w:val="28"/>
+          <w:u w:val="none"/>
+        </w:rPr>
+      </w:pPr>
+      <w:r>
+        <w:rPr>
+          <w:rFonts w:ascii="Times New Roman" w:cs="Times New Roman" w:eastAsia="Times New Roman" w:hAnsi="Times New Roman"/>
+          <w:sz w:val="28"/>
+          <w:szCs w:val="28"/>
+          <w:rtl w:val="0"/>
+        </w:rPr>
+        <w:t xml:space="preserve">canvas (tk.Canvas) – холст для визуализации автомата.</w:t>
+      </w:r>
+    </w:p>
+    <w:p>
+      <w:pPr>
+        <w:keepNext w:val="0"/>
+        <w:keepLines w:val="0"/>
+        <w:pageBreakBefore w:val="0"/>
+        <w:widowControl w:val="1"/>
         <w:numPr>
           <w:ilvl w:val="0"/>
           <w:numId w:val="15"/>
         </w:numPr>
-        <w:spacing w:line="360" w:lineRule="auto"/>
-        <w:ind w:left="720" w:hanging="360"/>
-        <w:jc w:val="both"/>
-        <w:rPr>
-          <w:rFonts w:ascii="Times New Roman" w:cs="Times New Roman" w:eastAsia="Times New Roman" w:hAnsi="Times New Roman"/>
-          <w:sz w:val="28"/>
-          <w:szCs w:val="28"/>
-        </w:rPr>
-      </w:pPr>
-      <w:r>
-        <w:rPr>
-          <w:rFonts w:ascii="Times New Roman" w:cs="Times New Roman" w:eastAsia="Times New Roman" w:hAnsi="Times New Roman"/>
-          <w:sz w:val="28"/>
-          <w:szCs w:val="28"/>
-          <w:rtl w:val="0"/>
-        </w:rPr>
-        <w:t xml:space="preserve">AhoCorasick.__init__() – конструктор автомата, создаёт корневую вершину.</w:t>
-      </w:r>
-    </w:p>
-    <w:p>
-      <w:pPr>
+        <w:pBdr>
+          <w:top w:space="0" w:sz="0" w:val="nil"/>
+          <w:left w:space="0" w:sz="0" w:val="nil"/>
+          <w:bottom w:space="0" w:sz="0" w:val="nil"/>
+          <w:right w:space="0" w:sz="0" w:val="nil"/>
+          <w:between w:space="0" w:sz="0" w:val="nil"/>
+        </w:pBdr>
+        <w:shd w:fill="auto" w:val="clear"/>
+        <w:spacing w:after="0" w:before="0" w:line="360" w:lineRule="auto"/>
+        <w:ind w:left="720" w:right="0" w:hanging="360"/>
+        <w:jc w:val="both"/>
+        <w:rPr>
+          <w:rFonts w:ascii="Times New Roman" w:cs="Times New Roman" w:eastAsia="Times New Roman" w:hAnsi="Times New Roman"/>
+          <w:sz w:val="28"/>
+          <w:szCs w:val="28"/>
+          <w:u w:val="none"/>
+        </w:rPr>
+      </w:pPr>
+      <w:r>
+        <w:rPr>
+          <w:rFonts w:ascii="Times New Roman" w:cs="Times New Roman" w:eastAsia="Times New Roman" w:hAnsi="Times New Roman"/>
+          <w:sz w:val="28"/>
+          <w:szCs w:val="28"/>
+          <w:rtl w:val="0"/>
+        </w:rPr>
+        <w:t xml:space="preserve">automaton (AhoCorasick) – экземпляр автомата 6.1.</w:t>
+      </w:r>
+    </w:p>
+    <w:p>
+      <w:pPr>
+        <w:keepNext w:val="0"/>
+        <w:keepLines w:val="0"/>
+        <w:pageBreakBefore w:val="0"/>
+        <w:widowControl w:val="1"/>
         <w:numPr>
           <w:ilvl w:val="0"/>
           <w:numId w:val="15"/>
         </w:numPr>
-        <w:spacing w:line="360" w:lineRule="auto"/>
-        <w:ind w:left="720" w:hanging="360"/>
-        <w:jc w:val="both"/>
-        <w:rPr>
-          <w:rFonts w:ascii="Times New Roman" w:cs="Times New Roman" w:eastAsia="Times New Roman" w:hAnsi="Times New Roman"/>
-          <w:sz w:val="28"/>
-          <w:szCs w:val="28"/>
-        </w:rPr>
-      </w:pPr>
-      <w:r>
-        <w:rPr>
-          <w:rFonts w:ascii="Times New Roman" w:cs="Times New Roman" w:eastAsia="Times New Roman" w:hAnsi="Times New Roman"/>
-          <w:sz w:val="28"/>
-          <w:szCs w:val="28"/>
-          <w:rtl w:val="0"/>
-        </w:rPr>
-        <w:t xml:space="preserve">add_pattern(pattern, pattern_num) – добавляет образец в бор, создавая необходимые вершины и переходы.</w:t>
-      </w:r>
-    </w:p>
-    <w:p>
-      <w:pPr>
+        <w:pBdr>
+          <w:top w:space="0" w:sz="0" w:val="nil"/>
+          <w:left w:space="0" w:sz="0" w:val="nil"/>
+          <w:bottom w:space="0" w:sz="0" w:val="nil"/>
+          <w:right w:space="0" w:sz="0" w:val="nil"/>
+          <w:between w:space="0" w:sz="0" w:val="nil"/>
+        </w:pBdr>
+        <w:shd w:fill="auto" w:val="clear"/>
+        <w:spacing w:after="0" w:before="0" w:line="360" w:lineRule="auto"/>
+        <w:ind w:left="720" w:right="0" w:hanging="360"/>
+        <w:jc w:val="both"/>
+        <w:rPr>
+          <w:rFonts w:ascii="Times New Roman" w:cs="Times New Roman" w:eastAsia="Times New Roman" w:hAnsi="Times New Roman"/>
+          <w:sz w:val="28"/>
+          <w:szCs w:val="28"/>
+          <w:u w:val="none"/>
+        </w:rPr>
+      </w:pPr>
+      <w:r>
+        <w:rPr>
+          <w:rFonts w:ascii="Times New Roman" w:cs="Times New Roman" w:eastAsia="Times New Roman" w:hAnsi="Times New Roman"/>
+          <w:sz w:val="28"/>
+          <w:szCs w:val="28"/>
+          <w:rtl w:val="0"/>
+        </w:rPr>
+        <w:t xml:space="preserve">wildcard_automaton (WildcardAhoCorasick) – экземпляр автомата 6.2.</w:t>
+      </w:r>
+    </w:p>
+    <w:p>
+      <w:pPr>
+        <w:keepNext w:val="0"/>
+        <w:keepLines w:val="0"/>
+        <w:pageBreakBefore w:val="0"/>
+        <w:widowControl w:val="1"/>
         <w:numPr>
           <w:ilvl w:val="0"/>
           <w:numId w:val="15"/>
         </w:numPr>
+        <w:pBdr>
+          <w:top w:space="0" w:sz="0" w:val="nil"/>
+          <w:left w:space="0" w:sz="0" w:val="nil"/>
+          <w:bottom w:space="0" w:sz="0" w:val="nil"/>
+          <w:right w:space="0" w:sz="0" w:val="nil"/>
+          <w:between w:space="0" w:sz="0" w:val="nil"/>
+        </w:pBdr>
+        <w:shd w:fill="auto" w:val="clear"/>
+        <w:spacing w:after="0" w:before="0" w:line="360" w:lineRule="auto"/>
+        <w:ind w:left="720" w:right="0" w:hanging="360"/>
+        <w:jc w:val="both"/>
+        <w:rPr>
+          <w:rFonts w:ascii="Times New Roman" w:cs="Times New Roman" w:eastAsia="Times New Roman" w:hAnsi="Times New Roman"/>
+          <w:sz w:val="28"/>
+          <w:szCs w:val="28"/>
+          <w:u w:val="none"/>
+        </w:rPr>
+      </w:pPr>
+      <w:r>
+        <w:rPr>
+          <w:rFonts w:ascii="Times New Roman" w:cs="Times New Roman" w:eastAsia="Times New Roman" w:hAnsi="Times New Roman"/>
+          <w:sz w:val="28"/>
+          <w:szCs w:val="28"/>
+          <w:rtl w:val="0"/>
+        </w:rPr>
+        <w:t xml:space="preserve">viz_source (ctk.StringVar) – текущий выбор в выпадающем меню визуализации.</w:t>
+      </w:r>
+    </w:p>
+    <w:p>
+      <w:pPr>
+        <w:spacing w:line="360" w:lineRule="auto"/>
+        <w:ind w:left="0" w:firstLine="720"/>
+        <w:jc w:val="both"/>
+        <w:rPr>
+          <w:rFonts w:ascii="Times New Roman" w:cs="Times New Roman" w:eastAsia="Times New Roman" w:hAnsi="Times New Roman"/>
+          <w:sz w:val="28"/>
+          <w:szCs w:val="28"/>
+        </w:rPr>
+      </w:pPr>
+      <w:r>
+        <w:rPr>
+          <w:rtl w:val="0"/>
+        </w:rPr>
+      </w:r>
+    </w:p>
+    <w:p>
+      <w:pPr>
+        <w:spacing w:line="360" w:lineRule="auto"/>
+        <w:ind w:left="0" w:firstLine="720"/>
+        <w:jc w:val="both"/>
+        <w:rPr>
+          <w:rFonts w:ascii="Times New Roman" w:cs="Times New Roman" w:eastAsia="Times New Roman" w:hAnsi="Times New Roman"/>
+          <w:sz w:val="28"/>
+          <w:szCs w:val="28"/>
+        </w:rPr>
+      </w:pPr>
+      <w:r>
+        <w:rPr>
+          <w:rFonts w:ascii="Times New Roman" w:cs="Times New Roman" w:eastAsia="Times New Roman" w:hAnsi="Times New Roman"/>
+          <w:sz w:val="28"/>
+          <w:szCs w:val="28"/>
+          <w:rtl w:val="0"/>
+        </w:rPr>
+        <w:t xml:space="preserve">Основные функции.</w:t>
+      </w:r>
+    </w:p>
+    <w:p>
+      <w:pPr>
+        <w:spacing w:line="360" w:lineRule="auto"/>
+        <w:ind w:left="0" w:firstLine="720"/>
+        <w:jc w:val="both"/>
+        <w:rPr>
+          <w:rFonts w:ascii="Times New Roman" w:cs="Times New Roman" w:eastAsia="Times New Roman" w:hAnsi="Times New Roman"/>
+          <w:sz w:val="28"/>
+          <w:szCs w:val="28"/>
+        </w:rPr>
+      </w:pPr>
+      <w:r>
+        <w:rPr>
+          <w:rFonts w:ascii="Times New Roman" w:cs="Times New Roman" w:eastAsia="Times New Roman" w:hAnsi="Times New Roman"/>
+          <w:sz w:val="28"/>
+          <w:szCs w:val="28"/>
+          <w:rtl w:val="0"/>
+        </w:rPr>
+        <w:t xml:space="preserve">6.1 (Консоль и интерфейс)</w:t>
+      </w:r>
+    </w:p>
+    <w:p>
+      <w:pPr>
+        <w:numPr>
+          <w:ilvl w:val="0"/>
+          <w:numId w:val="14"/>
+        </w:numPr>
         <w:spacing w:line="360" w:lineRule="auto"/>
         <w:ind w:left="720" w:hanging="360"/>
         <w:jc w:val="both"/>
@@ -3329,14 +3972,14 @@
           <w:szCs w:val="28"/>
           <w:rtl w:val="0"/>
         </w:rPr>
-        <w:t xml:space="preserve">build_automaton() – строит суффиксные и терминальные ссылки автомата методом обхода в ширину (BFS).</w:t>
+        <w:t xml:space="preserve">Node.init() – конструктор вершины бора, инициализирует поля.</w:t>
       </w:r>
     </w:p>
     <w:p>
       <w:pPr>
         <w:numPr>
           <w:ilvl w:val="0"/>
-          <w:numId w:val="15"/>
+          <w:numId w:val="14"/>
         </w:numPr>
         <w:spacing w:line="360" w:lineRule="auto"/>
         <w:ind w:left="720" w:hanging="360"/>
@@ -3354,14 +3997,14 @@
           <w:szCs w:val="28"/>
           <w:rtl w:val="0"/>
         </w:rPr>
-        <w:t xml:space="preserve">search_with_steps(text) – выполняет поиск всех вхождений образцов в текст с пошаговой записью процесса.</w:t>
+        <w:t xml:space="preserve">AhoCorasick.init() – конструктор автомата, создаёт корень.</w:t>
       </w:r>
     </w:p>
     <w:p>
       <w:pPr>
         <w:numPr>
           <w:ilvl w:val="0"/>
-          <w:numId w:val="15"/>
+          <w:numId w:val="14"/>
         </w:numPr>
         <w:spacing w:line="360" w:lineRule="auto"/>
         <w:ind w:left="720" w:hanging="360"/>
@@ -3379,14 +4022,89 @@
           <w:szCs w:val="28"/>
           <w:rtl w:val="0"/>
         </w:rPr>
-        <w:t xml:space="preserve">get_automaton_description() – возвращает текстовое описание автомата (вершины, ссылки, паттерны).</w:t>
+        <w:t xml:space="preserve">add_pattern(pattern, pattern_num) – добавляет образец в бор, создавая вершины и переходы; в терминальной вершине сохраняет номер образца.</w:t>
       </w:r>
     </w:p>
     <w:p>
       <w:pPr>
         <w:numPr>
           <w:ilvl w:val="0"/>
-          <w:numId w:val="15"/>
+          <w:numId w:val="14"/>
+        </w:numPr>
+        <w:spacing w:line="360" w:lineRule="auto"/>
+        <w:ind w:left="720" w:hanging="360"/>
+        <w:jc w:val="both"/>
+        <w:rPr>
+          <w:rFonts w:ascii="Times New Roman" w:cs="Times New Roman" w:eastAsia="Times New Roman" w:hAnsi="Times New Roman"/>
+          <w:sz w:val="28"/>
+          <w:szCs w:val="28"/>
+        </w:rPr>
+      </w:pPr>
+      <w:r>
+        <w:rPr>
+          <w:rFonts w:ascii="Times New Roman" w:cs="Times New Roman" w:eastAsia="Times New Roman" w:hAnsi="Times New Roman"/>
+          <w:sz w:val="28"/>
+          <w:szCs w:val="28"/>
+          <w:rtl w:val="0"/>
+        </w:rPr>
+        <w:t xml:space="preserve">build_automaton() – строит суффиксные и терминальные ссылки методом обхода в ширину (BFS).</w:t>
+      </w:r>
+    </w:p>
+    <w:p>
+      <w:pPr>
+        <w:numPr>
+          <w:ilvl w:val="0"/>
+          <w:numId w:val="14"/>
+        </w:numPr>
+        <w:spacing w:line="360" w:lineRule="auto"/>
+        <w:ind w:left="720" w:hanging="360"/>
+        <w:jc w:val="both"/>
+        <w:rPr>
+          <w:rFonts w:ascii="Times New Roman" w:cs="Times New Roman" w:eastAsia="Times New Roman" w:hAnsi="Times New Roman"/>
+          <w:sz w:val="28"/>
+          <w:szCs w:val="28"/>
+        </w:rPr>
+      </w:pPr>
+      <w:r>
+        <w:rPr>
+          <w:rFonts w:ascii="Times New Roman" w:cs="Times New Roman" w:eastAsia="Times New Roman" w:hAnsi="Times New Roman"/>
+          <w:sz w:val="28"/>
+          <w:szCs w:val="28"/>
+          <w:rtl w:val="0"/>
+        </w:rPr>
+        <w:t xml:space="preserve">search(text) / search_with_steps(text) – выполняет поиск всех вхождений образцов; в GUI-версии дополнительно сохраняет пошаговую трассировку.</w:t>
+      </w:r>
+    </w:p>
+    <w:p>
+      <w:pPr>
+        <w:numPr>
+          <w:ilvl w:val="0"/>
+          <w:numId w:val="14"/>
+        </w:numPr>
+        <w:spacing w:line="360" w:lineRule="auto"/>
+        <w:ind w:left="720" w:hanging="360"/>
+        <w:jc w:val="both"/>
+        <w:rPr>
+          <w:rFonts w:ascii="Times New Roman" w:cs="Times New Roman" w:eastAsia="Times New Roman" w:hAnsi="Times New Roman"/>
+          <w:sz w:val="28"/>
+          <w:szCs w:val="28"/>
+        </w:rPr>
+      </w:pPr>
+      <w:r>
+        <w:rPr>
+          <w:rFonts w:ascii="Times New Roman" w:cs="Times New Roman" w:eastAsia="Times New Roman" w:hAnsi="Times New Roman"/>
+          <w:sz w:val="28"/>
+          <w:szCs w:val="28"/>
+          <w:rtl w:val="0"/>
+        </w:rPr>
+        <w:t xml:space="preserve">get_automaton_description() – возвращает текстовое описание автомата.</w:t>
+      </w:r>
+    </w:p>
+    <w:p>
+      <w:pPr>
+        <w:numPr>
+          <w:ilvl w:val="0"/>
+          <w:numId w:val="14"/>
         </w:numPr>
         <w:spacing w:line="360" w:lineRule="auto"/>
         <w:ind w:left="720" w:hanging="360"/>
@@ -3449,7 +4167,7 @@
       <w:pPr>
         <w:numPr>
           <w:ilvl w:val="0"/>
-          <w:numId w:val="15"/>
+          <w:numId w:val="14"/>
         </w:numPr>
         <w:spacing w:line="360" w:lineRule="auto"/>
         <w:ind w:left="720" w:hanging="360"/>
@@ -3467,7 +4185,132 @@
           <w:szCs w:val="28"/>
           <w:rtl w:val="0"/>
         </w:rPr>
-        <w:t xml:space="preserve">search_with_wildcard() – выполняет поиск образца с джокером в тексте с подробным выводом промежуточных данных (пошаговое сравнение символов).</w:t>
+        <w:t xml:space="preserve">Node.init() – конструктор вершины бора сегментов.</w:t>
+      </w:r>
+    </w:p>
+    <w:p>
+      <w:pPr>
+        <w:numPr>
+          <w:ilvl w:val="0"/>
+          <w:numId w:val="14"/>
+        </w:numPr>
+        <w:spacing w:line="360" w:lineRule="auto"/>
+        <w:ind w:left="720" w:hanging="360"/>
+        <w:jc w:val="both"/>
+        <w:rPr>
+          <w:rFonts w:ascii="Times New Roman" w:cs="Times New Roman" w:eastAsia="Times New Roman" w:hAnsi="Times New Roman"/>
+          <w:sz w:val="28"/>
+          <w:szCs w:val="28"/>
+        </w:rPr>
+      </w:pPr>
+      <w:r>
+        <w:rPr>
+          <w:rFonts w:ascii="Times New Roman" w:cs="Times New Roman" w:eastAsia="Times New Roman" w:hAnsi="Times New Roman"/>
+          <w:sz w:val="28"/>
+          <w:szCs w:val="28"/>
+          <w:rtl w:val="0"/>
+        </w:rPr>
+        <w:t xml:space="preserve">AhoCorasick.init() – конструктор автомата, создаёт корень.</w:t>
+      </w:r>
+    </w:p>
+    <w:p>
+      <w:pPr>
+        <w:numPr>
+          <w:ilvl w:val="0"/>
+          <w:numId w:val="14"/>
+        </w:numPr>
+        <w:spacing w:line="360" w:lineRule="auto"/>
+        <w:ind w:left="720" w:hanging="360"/>
+        <w:jc w:val="both"/>
+        <w:rPr>
+          <w:rFonts w:ascii="Times New Roman" w:cs="Times New Roman" w:eastAsia="Times New Roman" w:hAnsi="Times New Roman"/>
+          <w:sz w:val="28"/>
+          <w:szCs w:val="28"/>
+        </w:rPr>
+      </w:pPr>
+      <w:r>
+        <w:rPr>
+          <w:rFonts w:ascii="Times New Roman" w:cs="Times New Roman" w:eastAsia="Times New Roman" w:hAnsi="Times New Roman"/>
+          <w:sz w:val="28"/>
+          <w:szCs w:val="28"/>
+          <w:rtl w:val="0"/>
+        </w:rPr>
+        <w:t xml:space="preserve">add_segment(segment, segment_id) – добавляет сегмент в бор; в терминальной вершине сохраняет ID сегмента.</w:t>
+      </w:r>
+    </w:p>
+    <w:p>
+      <w:pPr>
+        <w:numPr>
+          <w:ilvl w:val="0"/>
+          <w:numId w:val="14"/>
+        </w:numPr>
+        <w:spacing w:line="360" w:lineRule="auto"/>
+        <w:ind w:left="720" w:hanging="360"/>
+        <w:jc w:val="both"/>
+        <w:rPr>
+          <w:rFonts w:ascii="Times New Roman" w:cs="Times New Roman" w:eastAsia="Times New Roman" w:hAnsi="Times New Roman"/>
+          <w:sz w:val="28"/>
+          <w:szCs w:val="28"/>
+        </w:rPr>
+      </w:pPr>
+      <w:r>
+        <w:rPr>
+          <w:rFonts w:ascii="Times New Roman" w:cs="Times New Roman" w:eastAsia="Times New Roman" w:hAnsi="Times New Roman"/>
+          <w:sz w:val="28"/>
+          <w:szCs w:val="28"/>
+          <w:rtl w:val="0"/>
+        </w:rPr>
+        <w:t xml:space="preserve">build_automaton() – строит суффиксные и сжатые суффиксные ссылки обходом в ширину.</w:t>
+      </w:r>
+    </w:p>
+    <w:p>
+      <w:pPr>
+        <w:numPr>
+          <w:ilvl w:val="0"/>
+          <w:numId w:val="14"/>
+        </w:numPr>
+        <w:spacing w:line="360" w:lineRule="auto"/>
+        <w:ind w:left="720" w:hanging="360"/>
+        <w:jc w:val="both"/>
+        <w:rPr>
+          <w:rFonts w:ascii="Times New Roman" w:cs="Times New Roman" w:eastAsia="Times New Roman" w:hAnsi="Times New Roman"/>
+          <w:sz w:val="28"/>
+          <w:szCs w:val="28"/>
+        </w:rPr>
+      </w:pPr>
+      <w:r>
+        <w:rPr>
+          <w:rFonts w:ascii="Times New Roman" w:cs="Times New Roman" w:eastAsia="Times New Roman" w:hAnsi="Times New Roman"/>
+          <w:sz w:val="28"/>
+          <w:szCs w:val="28"/>
+          <w:rtl w:val="0"/>
+        </w:rPr>
+        <w:t xml:space="preserve">search_and_count(text, m, segments_info) – ищет сегменты в тексте, заполняет массив голосов C и возвращает список позиций вхождений.</w:t>
+      </w:r>
+    </w:p>
+    <w:p>
+      <w:pPr>
+        <w:numPr>
+          <w:ilvl w:val="0"/>
+          <w:numId w:val="14"/>
+        </w:numPr>
+        <w:spacing w:line="360" w:lineRule="auto"/>
+        <w:ind w:left="720" w:hanging="360"/>
+        <w:jc w:val="both"/>
+        <w:rPr>
+          <w:rFonts w:ascii="Times New Roman" w:cs="Times New Roman" w:eastAsia="Times New Roman" w:hAnsi="Times New Roman"/>
+          <w:sz w:val="28"/>
+          <w:szCs w:val="28"/>
+        </w:rPr>
+      </w:pPr>
+      <w:r>
+        <w:rPr>
+          <w:rFonts w:ascii="Times New Roman" w:cs="Times New Roman" w:eastAsia="Times New Roman" w:hAnsi="Times New Roman"/>
+          <w:sz w:val="28"/>
+          <w:szCs w:val="28"/>
+          <w:rtl w:val="0"/>
+        </w:rPr>
+        <w:t xml:space="preserve">solve() – точка входа: читает входные данные, режет шаблон на сегменты, строит автомат, запускает поиск и выводит результаты.</w:t>
       </w:r>
     </w:p>
     <w:p>
@@ -3504,14 +4347,14 @@
           <w:rtl w:val="0"/>
         </w:rPr>
         <w:tab/>
-        <w:t xml:space="preserve">Вариант 7 (Графический интерфейс на CustomTkinter):</w:t>
+        <w:t xml:space="preserve">Вариант 7 (GUI):</w:t>
       </w:r>
     </w:p>
     <w:p>
       <w:pPr>
         <w:numPr>
           <w:ilvl w:val="0"/>
-          <w:numId w:val="8"/>
+          <w:numId w:val="7"/>
         </w:numPr>
         <w:spacing w:line="360" w:lineRule="auto"/>
         <w:ind w:left="720" w:hanging="360"/>
@@ -3530,14 +4373,14 @@
           <w:szCs w:val="28"/>
           <w:rtl w:val="0"/>
         </w:rPr>
-        <w:t xml:space="preserve">KmpApp.__init__() – конструктор главного класса приложения, инициализирует окно и вкладки.</w:t>
+        <w:t xml:space="preserve">KmpApp.init() – конструктор главного окна: создаёт вкладки и атрибуты automaton, wildcard_automaton, viz_source.</w:t>
       </w:r>
     </w:p>
     <w:p>
       <w:pPr>
         <w:numPr>
           <w:ilvl w:val="0"/>
-          <w:numId w:val="8"/>
+          <w:numId w:val="7"/>
         </w:numPr>
         <w:spacing w:line="360" w:lineRule="auto"/>
         <w:ind w:left="720" w:hanging="360"/>
@@ -3556,14 +4399,14 @@
           <w:szCs w:val="28"/>
           <w:rtl w:val="0"/>
         </w:rPr>
-        <w:t xml:space="preserve">setup_aho_corasick_tab() – настройка вкладки Ахо-Корасик.</w:t>
+        <w:t xml:space="preserve">setup_aho_corasick_tab() – настройка вкладки «Ахо-Корасик».</w:t>
       </w:r>
     </w:p>
     <w:p>
       <w:pPr>
         <w:numPr>
           <w:ilvl w:val="0"/>
-          <w:numId w:val="8"/>
+          <w:numId w:val="7"/>
         </w:numPr>
         <w:spacing w:line="360" w:lineRule="auto"/>
         <w:ind w:left="720" w:hanging="360"/>
@@ -3582,14 +4425,14 @@
           <w:szCs w:val="28"/>
           <w:rtl w:val="0"/>
         </w:rPr>
-        <w:t xml:space="preserve">setup_wildcard_tab() – настройка вкладки поиска с джокером.</w:t>
+        <w:t xml:space="preserve">setup_wildcard_tab() – настройка вкладки «Поиск с джокером».</w:t>
       </w:r>
     </w:p>
     <w:p>
       <w:pPr>
         <w:numPr>
           <w:ilvl w:val="0"/>
-          <w:numId w:val="8"/>
+          <w:numId w:val="7"/>
         </w:numPr>
         <w:spacing w:line="360" w:lineRule="auto"/>
         <w:ind w:left="720" w:hanging="360"/>
@@ -3608,14 +4451,14 @@
           <w:szCs w:val="28"/>
           <w:rtl w:val="0"/>
         </w:rPr>
-        <w:t xml:space="preserve">setup_visualization_tab() – настройка вкладки визуализации автомата.</w:t>
+        <w:t xml:space="preserve">setup_visualization_tab() – настройка вкладки визуализации с выпадающим меню выбора автомата.</w:t>
       </w:r>
     </w:p>
     <w:p>
       <w:pPr>
         <w:numPr>
           <w:ilvl w:val="0"/>
-          <w:numId w:val="8"/>
+          <w:numId w:val="7"/>
         </w:numPr>
         <w:spacing w:line="360" w:lineRule="auto"/>
         <w:ind w:left="720" w:hanging="360"/>
@@ -3634,14 +4477,14 @@
           <w:szCs w:val="28"/>
           <w:rtl w:val="0"/>
         </w:rPr>
-        <w:t xml:space="preserve">build_automaton_gui() – обработчик построения автомата с выводом промежуточных данных.</w:t>
+        <w:t xml:space="preserve">build_automaton_gui() – обработчик построения автомата 6.1.</w:t>
       </w:r>
     </w:p>
     <w:p>
       <w:pPr>
         <w:numPr>
           <w:ilvl w:val="0"/>
-          <w:numId w:val="8"/>
+          <w:numId w:val="7"/>
         </w:numPr>
         <w:spacing w:line="360" w:lineRule="auto"/>
         <w:ind w:left="720" w:hanging="360"/>
@@ -3660,14 +4503,14 @@
           <w:szCs w:val="28"/>
           <w:rtl w:val="0"/>
         </w:rPr>
-        <w:t xml:space="preserve">search_patterns() – обработчик поиска образцов с выводом пошагового процесса.</w:t>
+        <w:t xml:space="preserve">search_patterns() – обработчик поиска 6.1 с пошаговым выводом.</w:t>
       </w:r>
     </w:p>
     <w:p>
       <w:pPr>
         <w:numPr>
           <w:ilvl w:val="0"/>
-          <w:numId w:val="8"/>
+          <w:numId w:val="7"/>
         </w:numPr>
         <w:spacing w:line="360" w:lineRule="auto"/>
         <w:ind w:left="720" w:hanging="360"/>
@@ -3686,14 +4529,14 @@
           <w:szCs w:val="28"/>
           <w:rtl w:val="0"/>
         </w:rPr>
-        <w:t xml:space="preserve">search_with_wildcard() – обработчик поиска с джокером.</w:t>
+        <w:t xml:space="preserve">search_with_wildcard() – обработчик поиска 6.2: режет шаблон на сегменты, строит автомат WildcardAhoCorasick, запускает поиск с трассировкой и выводит все этапы.</w:t>
       </w:r>
     </w:p>
     <w:p>
       <w:pPr>
         <w:numPr>
           <w:ilvl w:val="0"/>
-          <w:numId w:val="8"/>
+          <w:numId w:val="7"/>
         </w:numPr>
         <w:spacing w:line="360" w:lineRule="auto"/>
         <w:ind w:left="720" w:hanging="360"/>
@@ -3712,7 +4555,33 @@
           <w:szCs w:val="28"/>
           <w:rtl w:val="0"/>
         </w:rPr>
-        <w:t xml:space="preserve">draw_automaton() – отрисовка графического представления автомата на canvas.</w:t>
+        <w:t xml:space="preserve">_get_current_automaton() – вспомогательный метод, возвращает выбранный пользователем автомат и его тип (aho или wildcard).</w:t>
+      </w:r>
+    </w:p>
+    <w:p>
+      <w:pPr>
+        <w:numPr>
+          <w:ilvl w:val="0"/>
+          <w:numId w:val="7"/>
+        </w:numPr>
+        <w:spacing w:line="360" w:lineRule="auto"/>
+        <w:ind w:left="720" w:hanging="360"/>
+        <w:jc w:val="both"/>
+        <w:rPr>
+          <w:rFonts w:ascii="Times New Roman" w:cs="Times New Roman" w:eastAsia="Times New Roman" w:hAnsi="Times New Roman"/>
+          <w:sz w:val="28"/>
+          <w:szCs w:val="28"/>
+          <w:u w:val="none"/>
+        </w:rPr>
+      </w:pPr>
+      <w:r>
+        <w:rPr>
+          <w:rFonts w:ascii="Times New Roman" w:cs="Times New Roman" w:eastAsia="Times New Roman" w:hAnsi="Times New Roman"/>
+          <w:sz w:val="28"/>
+          <w:szCs w:val="28"/>
+          <w:rtl w:val="0"/>
+        </w:rPr>
+        <w:t xml:space="preserve">draw_automaton() – универсальная отрисовка выбранного автомата на холсте.</w:t>
       </w:r>
     </w:p>
     <w:p>
@@ -3794,36 +4663,35 @@
           <w:szCs w:val="28"/>
           <w:rtl w:val="0"/>
         </w:rPr>
-        <w:t xml:space="preserve">Фаза 1: Построение бора (trie)</w:t>
+        <w:t xml:space="preserve">Этап 1: Последовательно добавляем каждый образец: идём от корня по символам, при отсутствии перехода создаём новую вершину. В конечной вершине сохраняем номер образца в списке patterns</w:t>
       </w:r>
     </w:p>
     <w:p>
       <w:pPr>
         <w:shd w:fill="ffffff" w:val="clear"/>
         <w:spacing w:before="280" w:line="360" w:lineRule="auto"/>
-        <w:ind w:firstLine="708"/>
-        <w:jc w:val="both"/>
-        <w:rPr>
-          <w:rFonts w:ascii="Times New Roman" w:cs="Times New Roman" w:eastAsia="Times New Roman" w:hAnsi="Times New Roman"/>
-          <w:sz w:val="28"/>
-          <w:szCs w:val="28"/>
-        </w:rPr>
-      </w:pPr>
-      <w:r>
-        <w:rPr>
-          <w:rFonts w:ascii="Times New Roman" w:cs="Times New Roman" w:eastAsia="Times New Roman" w:hAnsi="Times New Roman"/>
-          <w:sz w:val="28"/>
-          <w:szCs w:val="28"/>
-          <w:rtl w:val="0"/>
-        </w:rPr>
-        <w:t xml:space="preserve">Бор строится путём добавления каждого образца:</w:t>
+        <w:jc w:val="both"/>
+        <w:rPr>
+          <w:rFonts w:ascii="Times New Roman" w:cs="Times New Roman" w:eastAsia="Times New Roman" w:hAnsi="Times New Roman"/>
+          <w:sz w:val="28"/>
+          <w:szCs w:val="28"/>
+        </w:rPr>
+      </w:pPr>
+      <w:r>
+        <w:rPr>
+          <w:rFonts w:ascii="Times New Roman" w:cs="Times New Roman" w:eastAsia="Times New Roman" w:hAnsi="Times New Roman"/>
+          <w:sz w:val="28"/>
+          <w:szCs w:val="28"/>
+          <w:rtl w:val="0"/>
+        </w:rPr>
+        <w:t xml:space="preserve">Этап 2: Построение суффиксных и терминальных ссылок</w:t>
       </w:r>
     </w:p>
     <w:p>
       <w:pPr>
         <w:numPr>
           <w:ilvl w:val="0"/>
-          <w:numId w:val="13"/>
+          <w:numId w:val="11"/>
         </w:numPr>
         <w:shd w:fill="ffffff" w:val="clear"/>
         <w:spacing w:after="0" w:afterAutospacing="0" w:before="280" w:line="360" w:lineRule="auto"/>
@@ -3833,23 +4701,24 @@
           <w:rFonts w:ascii="Times New Roman" w:cs="Times New Roman" w:eastAsia="Times New Roman" w:hAnsi="Times New Roman"/>
           <w:sz w:val="28"/>
           <w:szCs w:val="28"/>
-        </w:rPr>
-      </w:pPr>
-      <w:r>
-        <w:rPr>
-          <w:rFonts w:ascii="Times New Roman" w:cs="Times New Roman" w:eastAsia="Times New Roman" w:hAnsi="Times New Roman"/>
-          <w:sz w:val="28"/>
-          <w:szCs w:val="28"/>
-          <w:rtl w:val="0"/>
-        </w:rPr>
-        <w:t xml:space="preserve">Начинаем с корневой вершины (root).</w:t>
+          <w:u w:val="none"/>
+        </w:rPr>
+      </w:pPr>
+      <w:r>
+        <w:rPr>
+          <w:rFonts w:ascii="Times New Roman" w:cs="Times New Roman" w:eastAsia="Times New Roman" w:hAnsi="Times New Roman"/>
+          <w:sz w:val="28"/>
+          <w:szCs w:val="28"/>
+          <w:rtl w:val="0"/>
+        </w:rPr>
+        <w:t xml:space="preserve">Для сыновей корня суффиксная ссылка ведёт в корень, output_link = None</w:t>
       </w:r>
     </w:p>
     <w:p>
       <w:pPr>
         <w:numPr>
           <w:ilvl w:val="0"/>
-          <w:numId w:val="13"/>
+          <w:numId w:val="11"/>
         </w:numPr>
         <w:shd w:fill="ffffff" w:val="clear"/>
         <w:spacing w:after="0" w:afterAutospacing="0" w:before="0" w:beforeAutospacing="0" w:line="360" w:lineRule="auto"/>
@@ -3859,23 +4728,24 @@
           <w:rFonts w:ascii="Times New Roman" w:cs="Times New Roman" w:eastAsia="Times New Roman" w:hAnsi="Times New Roman"/>
           <w:sz w:val="28"/>
           <w:szCs w:val="28"/>
-        </w:rPr>
-      </w:pPr>
-      <w:r>
-        <w:rPr>
-          <w:rFonts w:ascii="Times New Roman" w:cs="Times New Roman" w:eastAsia="Times New Roman" w:hAnsi="Times New Roman"/>
-          <w:sz w:val="28"/>
-          <w:szCs w:val="28"/>
-          <w:rtl w:val="0"/>
-        </w:rPr>
-        <w:t xml:space="preserve">Для каждого символа образца:</w:t>
+          <w:u w:val="none"/>
+        </w:rPr>
+      </w:pPr>
+      <w:r>
+        <w:rPr>
+          <w:rFonts w:ascii="Times New Roman" w:cs="Times New Roman" w:eastAsia="Times New Roman" w:hAnsi="Times New Roman"/>
+          <w:sz w:val="28"/>
+          <w:szCs w:val="28"/>
+          <w:rtl w:val="0"/>
+        </w:rPr>
+        <w:t xml:space="preserve">Для каждой вершины в очереди и каждого её ребёнка:</w:t>
       </w:r>
     </w:p>
     <w:p>
       <w:pPr>
         <w:numPr>
           <w:ilvl w:val="1"/>
-          <w:numId w:val="13"/>
+          <w:numId w:val="11"/>
         </w:numPr>
         <w:shd w:fill="ffffff" w:val="clear"/>
         <w:spacing w:after="0" w:afterAutospacing="0" w:before="0" w:beforeAutospacing="0" w:line="360" w:lineRule="auto"/>
@@ -3885,23 +4755,24 @@
           <w:rFonts w:ascii="Times New Roman" w:cs="Times New Roman" w:eastAsia="Times New Roman" w:hAnsi="Times New Roman"/>
           <w:sz w:val="28"/>
           <w:szCs w:val="28"/>
-        </w:rPr>
-      </w:pPr>
-      <w:r>
-        <w:rPr>
-          <w:rFonts w:ascii="Times New Roman" w:cs="Times New Roman" w:eastAsia="Times New Roman" w:hAnsi="Times New Roman"/>
-          <w:sz w:val="28"/>
-          <w:szCs w:val="28"/>
-          <w:rtl w:val="0"/>
-        </w:rPr>
-        <w:t xml:space="preserve">Если переход по символу не существует, создаём новую вершину.</w:t>
+          <w:u w:val="none"/>
+        </w:rPr>
+      </w:pPr>
+      <w:r>
+        <w:rPr>
+          <w:rFonts w:ascii="Times New Roman" w:cs="Times New Roman" w:eastAsia="Times New Roman" w:hAnsi="Times New Roman"/>
+          <w:sz w:val="28"/>
+          <w:szCs w:val="28"/>
+          <w:rtl w:val="0"/>
+        </w:rPr>
+        <w:t xml:space="preserve">идём по суффиксным ссылкам родителя, пока не найдём вершину с переходом по символу ребёнка или не дойдём до корня;</w:t>
       </w:r>
     </w:p>
     <w:p>
       <w:pPr>
         <w:numPr>
           <w:ilvl w:val="1"/>
-          <w:numId w:val="13"/>
+          <w:numId w:val="11"/>
         </w:numPr>
         <w:shd w:fill="ffffff" w:val="clear"/>
         <w:spacing w:after="0" w:afterAutospacing="0" w:before="0" w:beforeAutospacing="0" w:line="360" w:lineRule="auto"/>
@@ -3911,23 +4782,522 @@
           <w:rFonts w:ascii="Times New Roman" w:cs="Times New Roman" w:eastAsia="Times New Roman" w:hAnsi="Times New Roman"/>
           <w:sz w:val="28"/>
           <w:szCs w:val="28"/>
-        </w:rPr>
-      </w:pPr>
-      <w:r>
-        <w:rPr>
-          <w:rFonts w:ascii="Times New Roman" w:cs="Times New Roman" w:eastAsia="Times New Roman" w:hAnsi="Times New Roman"/>
-          <w:sz w:val="28"/>
-          <w:szCs w:val="28"/>
-          <w:rtl w:val="0"/>
-        </w:rPr>
-        <w:t xml:space="preserve">Переходим в дочернюю вершину.</w:t>
+          <w:u w:val="none"/>
+        </w:rPr>
+      </w:pPr>
+      <w:r>
+        <w:rPr>
+          <w:rFonts w:ascii="Times New Roman" w:cs="Times New Roman" w:eastAsia="Times New Roman" w:hAnsi="Times New Roman"/>
+          <w:sz w:val="28"/>
+          <w:szCs w:val="28"/>
+          <w:rtl w:val="0"/>
+        </w:rPr>
+        <w:t xml:space="preserve">если переход найден – суффиксная ссылка ребёнка ведёт в эту дочернюю вершину, иначе – в корень;</w:t>
+      </w:r>
+    </w:p>
+    <w:p>
+      <w:pPr>
+        <w:numPr>
+          <w:ilvl w:val="1"/>
+          <w:numId w:val="11"/>
+        </w:numPr>
+        <w:shd w:fill="ffffff" w:val="clear"/>
+        <w:spacing w:before="0" w:beforeAutospacing="0" w:line="360" w:lineRule="auto"/>
+        <w:ind w:left="1440" w:hanging="360"/>
+        <w:jc w:val="both"/>
+        <w:rPr>
+          <w:rFonts w:ascii="Times New Roman" w:cs="Times New Roman" w:eastAsia="Times New Roman" w:hAnsi="Times New Roman"/>
+          <w:sz w:val="28"/>
+          <w:szCs w:val="28"/>
+          <w:u w:val="none"/>
+        </w:rPr>
+      </w:pPr>
+      <w:r>
+        <w:rPr>
+          <w:rFonts w:ascii="Times New Roman" w:cs="Times New Roman" w:eastAsia="Times New Roman" w:hAnsi="Times New Roman"/>
+          <w:sz w:val="28"/>
+          <w:szCs w:val="28"/>
+          <w:rtl w:val="0"/>
+        </w:rPr>
+        <w:t xml:space="preserve">терминальная ссылка: если суффиксная ссылка содержит паттерны – берём её, иначе – output_link от неё.</w:t>
+      </w:r>
+    </w:p>
+    <w:p>
+      <w:pPr>
+        <w:shd w:fill="ffffff" w:val="clear"/>
+        <w:spacing w:before="280" w:line="360" w:lineRule="auto"/>
+        <w:ind w:firstLine="720"/>
+        <w:jc w:val="both"/>
+        <w:rPr>
+          <w:rFonts w:ascii="Times New Roman" w:cs="Times New Roman" w:eastAsia="Times New Roman" w:hAnsi="Times New Roman"/>
+          <w:sz w:val="28"/>
+          <w:szCs w:val="28"/>
+        </w:rPr>
+      </w:pPr>
+      <w:r>
+        <w:rPr>
+          <w:rFonts w:ascii="Times New Roman" w:cs="Times New Roman" w:eastAsia="Times New Roman" w:hAnsi="Times New Roman"/>
+          <w:sz w:val="28"/>
+          <w:szCs w:val="28"/>
+          <w:rtl w:val="0"/>
+        </w:rPr>
+        <w:t xml:space="preserve">Этап 3: Поиск вхождений</w:t>
       </w:r>
     </w:p>
     <w:p>
       <w:pPr>
         <w:numPr>
           <w:ilvl w:val="0"/>
-          <w:numId w:val="13"/>
+          <w:numId w:val="12"/>
+        </w:numPr>
+        <w:shd w:fill="ffffff" w:val="clear"/>
+        <w:spacing w:after="0" w:afterAutospacing="0" w:before="280" w:line="360" w:lineRule="auto"/>
+        <w:ind w:left="1440" w:hanging="360"/>
+        <w:jc w:val="both"/>
+        <w:rPr>
+          <w:rFonts w:ascii="Times New Roman" w:cs="Times New Roman" w:eastAsia="Times New Roman" w:hAnsi="Times New Roman"/>
+          <w:sz w:val="28"/>
+          <w:szCs w:val="28"/>
+          <w:u w:val="none"/>
+        </w:rPr>
+      </w:pPr>
+      <w:r>
+        <w:rPr>
+          <w:rFonts w:ascii="Times New Roman" w:cs="Times New Roman" w:eastAsia="Times New Roman" w:hAnsi="Times New Roman"/>
+          <w:sz w:val="28"/>
+          <w:szCs w:val="28"/>
+          <w:rtl w:val="0"/>
+        </w:rPr>
+        <w:t xml:space="preserve">Пока нет перехода по символу – откатываемся по суффиксным ссылкам.</w:t>
+      </w:r>
+    </w:p>
+    <w:p>
+      <w:pPr>
+        <w:numPr>
+          <w:ilvl w:val="0"/>
+          <w:numId w:val="12"/>
+        </w:numPr>
+        <w:shd w:fill="ffffff" w:val="clear"/>
+        <w:spacing w:after="0" w:afterAutospacing="0" w:before="0" w:beforeAutospacing="0" w:line="360" w:lineRule="auto"/>
+        <w:ind w:left="1440" w:hanging="360"/>
+        <w:jc w:val="both"/>
+        <w:rPr>
+          <w:rFonts w:ascii="Times New Roman" w:cs="Times New Roman" w:eastAsia="Times New Roman" w:hAnsi="Times New Roman"/>
+          <w:sz w:val="28"/>
+          <w:szCs w:val="28"/>
+          <w:u w:val="none"/>
+        </w:rPr>
+      </w:pPr>
+      <w:r>
+        <w:rPr>
+          <w:rFonts w:ascii="Times New Roman" w:cs="Times New Roman" w:eastAsia="Times New Roman" w:hAnsi="Times New Roman"/>
+          <w:sz w:val="28"/>
+          <w:szCs w:val="28"/>
+          <w:rtl w:val="0"/>
+        </w:rPr>
+        <w:t xml:space="preserve">Переходим по ребру или остаёмся в корне.</w:t>
+      </w:r>
+    </w:p>
+    <w:p>
+      <w:pPr>
+        <w:numPr>
+          <w:ilvl w:val="0"/>
+          <w:numId w:val="12"/>
+        </w:numPr>
+        <w:shd w:fill="ffffff" w:val="clear"/>
+        <w:spacing w:before="0" w:beforeAutospacing="0" w:line="360" w:lineRule="auto"/>
+        <w:ind w:left="1440" w:hanging="360"/>
+        <w:jc w:val="both"/>
+        <w:rPr>
+          <w:rFonts w:ascii="Times New Roman" w:cs="Times New Roman" w:eastAsia="Times New Roman" w:hAnsi="Times New Roman"/>
+          <w:sz w:val="28"/>
+          <w:szCs w:val="28"/>
+          <w:u w:val="none"/>
+        </w:rPr>
+      </w:pPr>
+      <w:r>
+        <w:rPr>
+          <w:rFonts w:ascii="Times New Roman" w:cs="Times New Roman" w:eastAsia="Times New Roman" w:hAnsi="Times New Roman"/>
+          <w:sz w:val="28"/>
+          <w:szCs w:val="28"/>
+          <w:rtl w:val="0"/>
+        </w:rPr>
+        <w:t xml:space="preserve">Идём по output_link от текущей вершины до корня, собирая все найденные образцы.</w:t>
+      </w:r>
+    </w:p>
+    <w:p>
+      <w:pPr>
+        <w:shd w:fill="ffffff" w:val="clear"/>
+        <w:spacing w:before="280" w:line="360" w:lineRule="auto"/>
+        <w:ind w:left="720" w:firstLine="0"/>
+        <w:jc w:val="both"/>
+        <w:rPr>
+          <w:rFonts w:ascii="Times New Roman" w:cs="Times New Roman" w:eastAsia="Times New Roman" w:hAnsi="Times New Roman"/>
+          <w:sz w:val="28"/>
+          <w:szCs w:val="28"/>
+        </w:rPr>
+      </w:pPr>
+      <w:r>
+        <w:rPr>
+          <w:rFonts w:ascii="Times New Roman" w:cs="Times New Roman" w:eastAsia="Times New Roman" w:hAnsi="Times New Roman"/>
+          <w:sz w:val="28"/>
+          <w:szCs w:val="28"/>
+          <w:rtl w:val="0"/>
+        </w:rPr>
+        <w:t xml:space="preserve">6.2</w:t>
+      </w:r>
+    </w:p>
+    <w:p>
+      <w:pPr>
+        <w:shd w:fill="ffffff" w:val="clear"/>
+        <w:spacing w:before="280" w:line="360" w:lineRule="auto"/>
+        <w:ind w:firstLine="720"/>
+        <w:jc w:val="both"/>
+        <w:rPr>
+          <w:rFonts w:ascii="Times New Roman" w:cs="Times New Roman" w:eastAsia="Times New Roman" w:hAnsi="Times New Roman"/>
+          <w:sz w:val="28"/>
+          <w:szCs w:val="28"/>
+        </w:rPr>
+      </w:pPr>
+      <w:r>
+        <w:rPr>
+          <w:rFonts w:ascii="Times New Roman" w:cs="Times New Roman" w:eastAsia="Times New Roman" w:hAnsi="Times New Roman"/>
+          <w:sz w:val="28"/>
+          <w:szCs w:val="28"/>
+          <w:rtl w:val="0"/>
+        </w:rPr>
+        <w:t xml:space="preserve">Задача сводится к множественному поиску: шаблон разрезается на безджокерные сегменты, для них строится один автомат Ахо-Корасик.</w:t>
+      </w:r>
+    </w:p>
+    <w:p>
+      <w:pPr>
+        <w:numPr>
+          <w:ilvl w:val="0"/>
+          <w:numId w:val="17"/>
+        </w:numPr>
+        <w:shd w:fill="ffffff" w:val="clear"/>
+        <w:spacing w:after="0" w:afterAutospacing="0" w:before="280" w:line="360" w:lineRule="auto"/>
+        <w:ind w:left="720" w:hanging="360"/>
+        <w:jc w:val="both"/>
+        <w:rPr>
+          <w:rFonts w:ascii="Times New Roman" w:cs="Times New Roman" w:eastAsia="Times New Roman" w:hAnsi="Times New Roman"/>
+          <w:sz w:val="28"/>
+          <w:szCs w:val="28"/>
+          <w:u w:val="none"/>
+        </w:rPr>
+      </w:pPr>
+      <w:r>
+        <w:rPr>
+          <w:rFonts w:ascii="Times New Roman" w:cs="Times New Roman" w:eastAsia="Times New Roman" w:hAnsi="Times New Roman"/>
+          <w:sz w:val="28"/>
+          <w:szCs w:val="28"/>
+          <w:rtl w:val="0"/>
+        </w:rPr>
+        <w:t xml:space="preserve">Фаза 1. Разбиение шаблона на сегменты. Идём по шаблону:</w:t>
+      </w:r>
+    </w:p>
+    <w:p>
+      <w:pPr>
+        <w:numPr>
+          <w:ilvl w:val="1"/>
+          <w:numId w:val="17"/>
+        </w:numPr>
+        <w:shd w:fill="ffffff" w:val="clear"/>
+        <w:spacing w:after="0" w:afterAutospacing="0" w:before="0" w:beforeAutospacing="0" w:line="360" w:lineRule="auto"/>
+        <w:ind w:left="1440" w:hanging="360"/>
+        <w:jc w:val="both"/>
+        <w:rPr>
+          <w:rFonts w:ascii="Times New Roman" w:cs="Times New Roman" w:eastAsia="Times New Roman" w:hAnsi="Times New Roman"/>
+          <w:sz w:val="28"/>
+          <w:szCs w:val="28"/>
+          <w:u w:val="none"/>
+        </w:rPr>
+      </w:pPr>
+      <w:r>
+        <w:rPr>
+          <w:rFonts w:ascii="Times New Roman" w:cs="Times New Roman" w:eastAsia="Times New Roman" w:hAnsi="Times New Roman"/>
+          <w:sz w:val="28"/>
+          <w:szCs w:val="28"/>
+          <w:rtl w:val="0"/>
+        </w:rPr>
+        <w:t xml:space="preserve">копим символы в текущий сегмент;</w:t>
+      </w:r>
+    </w:p>
+    <w:p>
+      <w:pPr>
+        <w:numPr>
+          <w:ilvl w:val="1"/>
+          <w:numId w:val="17"/>
+        </w:numPr>
+        <w:shd w:fill="ffffff" w:val="clear"/>
+        <w:spacing w:after="0" w:afterAutospacing="0" w:before="0" w:beforeAutospacing="0" w:line="360" w:lineRule="auto"/>
+        <w:ind w:left="1440" w:hanging="360"/>
+        <w:jc w:val="both"/>
+        <w:rPr>
+          <w:rFonts w:ascii="Times New Roman" w:cs="Times New Roman" w:eastAsia="Times New Roman" w:hAnsi="Times New Roman"/>
+          <w:sz w:val="28"/>
+          <w:szCs w:val="28"/>
+          <w:u w:val="none"/>
+        </w:rPr>
+      </w:pPr>
+      <w:r>
+        <w:rPr>
+          <w:rFonts w:ascii="Times New Roman" w:cs="Times New Roman" w:eastAsia="Times New Roman" w:hAnsi="Times New Roman"/>
+          <w:sz w:val="28"/>
+          <w:szCs w:val="28"/>
+          <w:rtl w:val="0"/>
+        </w:rPr>
+        <w:t xml:space="preserve">при встрече джокера: если сегмент не пуст, сохраняем пару (offset, строка), где offset – позиция первого символа сегмента; обновляем offset = i + 1;</w:t>
+      </w:r>
+    </w:p>
+    <w:p>
+      <w:pPr>
+        <w:numPr>
+          <w:ilvl w:val="1"/>
+          <w:numId w:val="17"/>
+        </w:numPr>
+        <w:shd w:fill="ffffff" w:val="clear"/>
+        <w:spacing w:after="0" w:afterAutospacing="0" w:before="0" w:beforeAutospacing="0" w:line="360" w:lineRule="auto"/>
+        <w:ind w:left="1440" w:hanging="360"/>
+        <w:jc w:val="both"/>
+        <w:rPr>
+          <w:rFonts w:ascii="Times New Roman" w:cs="Times New Roman" w:eastAsia="Times New Roman" w:hAnsi="Times New Roman"/>
+          <w:sz w:val="28"/>
+          <w:szCs w:val="28"/>
+          <w:u w:val="none"/>
+        </w:rPr>
+      </w:pPr>
+      <w:r>
+        <w:rPr>
+          <w:rFonts w:ascii="Times New Roman" w:cs="Times New Roman" w:eastAsia="Times New Roman" w:hAnsi="Times New Roman"/>
+          <w:sz w:val="28"/>
+          <w:szCs w:val="28"/>
+          <w:rtl w:val="0"/>
+        </w:rPr>
+        <w:t xml:space="preserve">после обхода сохраняем последний незакрытый сегмент.</w:t>
+      </w:r>
+    </w:p>
+    <w:p>
+      <w:pPr>
+        <w:numPr>
+          <w:ilvl w:val="0"/>
+          <w:numId w:val="17"/>
+        </w:numPr>
+        <w:shd w:fill="ffffff" w:val="clear"/>
+        <w:spacing w:after="0" w:afterAutospacing="0" w:before="0" w:beforeAutospacing="0" w:line="360" w:lineRule="auto"/>
+        <w:ind w:left="720" w:hanging="360"/>
+        <w:jc w:val="both"/>
+        <w:rPr>
+          <w:rFonts w:ascii="Times New Roman" w:cs="Times New Roman" w:eastAsia="Times New Roman" w:hAnsi="Times New Roman"/>
+          <w:sz w:val="28"/>
+          <w:szCs w:val="28"/>
+          <w:u w:val="none"/>
+        </w:rPr>
+      </w:pPr>
+      <w:r>
+        <w:rPr>
+          <w:rFonts w:ascii="Times New Roman" w:cs="Times New Roman" w:eastAsia="Times New Roman" w:hAnsi="Times New Roman"/>
+          <w:sz w:val="28"/>
+          <w:szCs w:val="28"/>
+          <w:rtl w:val="0"/>
+        </w:rPr>
+        <w:t xml:space="preserve">Этап 2. Построение автомата. Каждый сегмент добавляется в бор. В терминальной вершине сохраняется ID сегмента. Обходом в ширину строятся суффиксные и сжатые суффиксные ссылки.</w:t>
+      </w:r>
+    </w:p>
+    <w:p>
+      <w:pPr>
+        <w:numPr>
+          <w:ilvl w:val="0"/>
+          <w:numId w:val="17"/>
+        </w:numPr>
+        <w:shd w:fill="ffffff" w:val="clear"/>
+        <w:spacing w:after="0" w:afterAutospacing="0" w:before="0" w:beforeAutospacing="0" w:line="360" w:lineRule="auto"/>
+        <w:ind w:left="720" w:hanging="360"/>
+        <w:jc w:val="both"/>
+        <w:rPr>
+          <w:rFonts w:ascii="Times New Roman" w:cs="Times New Roman" w:eastAsia="Times New Roman" w:hAnsi="Times New Roman"/>
+          <w:sz w:val="28"/>
+          <w:szCs w:val="28"/>
+          <w:u w:val="none"/>
+        </w:rPr>
+      </w:pPr>
+      <w:r>
+        <w:rPr>
+          <w:rFonts w:ascii="Times New Roman" w:cs="Times New Roman" w:eastAsia="Times New Roman" w:hAnsi="Times New Roman"/>
+          <w:sz w:val="28"/>
+          <w:szCs w:val="28"/>
+          <w:rtl w:val="0"/>
+        </w:rPr>
+        <w:t xml:space="preserve">Этап 3. Поиск и подсчёт голосов. Идём по тексту, поддерживая текущее состояние:</w:t>
+      </w:r>
+    </w:p>
+    <w:p>
+      <w:pPr>
+        <w:numPr>
+          <w:ilvl w:val="1"/>
+          <w:numId w:val="17"/>
+        </w:numPr>
+        <w:shd w:fill="ffffff" w:val="clear"/>
+        <w:spacing w:after="0" w:afterAutospacing="0" w:before="0" w:beforeAutospacing="0" w:line="360" w:lineRule="auto"/>
+        <w:ind w:left="1440" w:hanging="360"/>
+        <w:jc w:val="both"/>
+        <w:rPr>
+          <w:rFonts w:ascii="Times New Roman" w:cs="Times New Roman" w:eastAsia="Times New Roman" w:hAnsi="Times New Roman"/>
+          <w:sz w:val="28"/>
+          <w:szCs w:val="28"/>
+          <w:u w:val="none"/>
+        </w:rPr>
+      </w:pPr>
+      <w:r>
+        <w:rPr>
+          <w:rFonts w:ascii="Times New Roman" w:cs="Times New Roman" w:eastAsia="Times New Roman" w:hAnsi="Times New Roman"/>
+          <w:sz w:val="28"/>
+          <w:szCs w:val="28"/>
+          <w:rtl w:val="0"/>
+        </w:rPr>
+        <w:t xml:space="preserve">При отсутствии перехода – откат по суффиксным ссылкам.</w:t>
+      </w:r>
+    </w:p>
+    <w:p>
+      <w:pPr>
+        <w:numPr>
+          <w:ilvl w:val="1"/>
+          <w:numId w:val="17"/>
+        </w:numPr>
+        <w:shd w:fill="ffffff" w:val="clear"/>
+        <w:spacing w:after="0" w:afterAutospacing="0" w:before="0" w:beforeAutospacing="0" w:line="360" w:lineRule="auto"/>
+        <w:ind w:left="1440" w:hanging="360"/>
+        <w:jc w:val="both"/>
+        <w:rPr>
+          <w:rFonts w:ascii="Times New Roman" w:cs="Times New Roman" w:eastAsia="Times New Roman" w:hAnsi="Times New Roman"/>
+          <w:sz w:val="28"/>
+          <w:szCs w:val="28"/>
+          <w:u w:val="none"/>
+        </w:rPr>
+      </w:pPr>
+      <w:r>
+        <w:rPr>
+          <w:rFonts w:ascii="Times New Roman" w:cs="Times New Roman" w:eastAsia="Times New Roman" w:hAnsi="Times New Roman"/>
+          <w:sz w:val="28"/>
+          <w:szCs w:val="28"/>
+          <w:rtl w:val="0"/>
+        </w:rPr>
+        <w:t xml:space="preserve">Переходим в новую вершину.</w:t>
+      </w:r>
+    </w:p>
+    <w:p>
+      <w:pPr>
+        <w:numPr>
+          <w:ilvl w:val="1"/>
+          <w:numId w:val="17"/>
+        </w:numPr>
+        <w:shd w:fill="ffffff" w:val="clear"/>
+        <w:spacing w:after="0" w:afterAutospacing="0" w:before="0" w:beforeAutospacing="0" w:line="360" w:lineRule="auto"/>
+        <w:ind w:left="1440" w:hanging="360"/>
+        <w:jc w:val="both"/>
+        <w:rPr>
+          <w:rFonts w:ascii="Times New Roman" w:cs="Times New Roman" w:eastAsia="Times New Roman" w:hAnsi="Times New Roman"/>
+          <w:sz w:val="28"/>
+          <w:szCs w:val="28"/>
+          <w:u w:val="none"/>
+        </w:rPr>
+      </w:pPr>
+      <w:r>
+        <w:rPr>
+          <w:rFonts w:ascii="Times New Roman" w:cs="Times New Roman" w:eastAsia="Times New Roman" w:hAnsi="Times New Roman"/>
+          <w:sz w:val="28"/>
+          <w:szCs w:val="28"/>
+          <w:rtl w:val="0"/>
+        </w:rPr>
+        <w:t xml:space="preserve">Идём по цепочке output_link от текущей вершины до корня. Для каждого seg_id в segment_ids:</w:t>
+      </w:r>
+    </w:p>
+    <w:p>
+      <w:pPr>
+        <w:numPr>
+          <w:ilvl w:val="1"/>
+          <w:numId w:val="17"/>
+        </w:numPr>
+        <w:shd w:fill="ffffff" w:val="clear"/>
+        <w:spacing w:after="0" w:afterAutospacing="0" w:before="0" w:beforeAutospacing="0" w:line="360" w:lineRule="auto"/>
+        <w:ind w:left="1440" w:hanging="360"/>
+        <w:jc w:val="both"/>
+        <w:rPr>
+          <w:rFonts w:ascii="Times New Roman" w:cs="Times New Roman" w:eastAsia="Times New Roman" w:hAnsi="Times New Roman"/>
+          <w:sz w:val="28"/>
+          <w:szCs w:val="28"/>
+          <w:u w:val="none"/>
+        </w:rPr>
+      </w:pPr>
+      <w:r>
+        <w:rPr>
+          <w:rFonts w:ascii="Times New Roman" w:cs="Times New Roman" w:eastAsia="Times New Roman" w:hAnsi="Times New Roman"/>
+          <w:sz w:val="28"/>
+          <w:szCs w:val="28"/>
+          <w:rtl w:val="0"/>
+        </w:rPr>
+        <w:t xml:space="preserve">start_pos = i - seg_len + 1 – начало сегмента в тексте;</w:t>
+      </w:r>
+    </w:p>
+    <w:p>
+      <w:pPr>
+        <w:numPr>
+          <w:ilvl w:val="1"/>
+          <w:numId w:val="17"/>
+        </w:numPr>
+        <w:shd w:fill="ffffff" w:val="clear"/>
+        <w:spacing w:after="0" w:afterAutospacing="0" w:before="0" w:beforeAutospacing="0" w:line="360" w:lineRule="auto"/>
+        <w:ind w:left="1440" w:hanging="360"/>
+        <w:jc w:val="both"/>
+        <w:rPr>
+          <w:rFonts w:ascii="Times New Roman" w:cs="Times New Roman" w:eastAsia="Times New Roman" w:hAnsi="Times New Roman"/>
+          <w:sz w:val="28"/>
+          <w:szCs w:val="28"/>
+          <w:u w:val="none"/>
+        </w:rPr>
+      </w:pPr>
+      <w:r>
+        <w:rPr>
+          <w:rFonts w:ascii="Times New Roman" w:cs="Times New Roman" w:eastAsia="Times New Roman" w:hAnsi="Times New Roman"/>
+          <w:sz w:val="28"/>
+          <w:szCs w:val="28"/>
+          <w:rtl w:val="0"/>
+        </w:rPr>
+        <w:t xml:space="preserve">template_start = start_pos - offset – предполагаемое начало всего шаблона;</w:t>
+      </w:r>
+    </w:p>
+    <w:p>
+      <w:pPr>
+        <w:numPr>
+          <w:ilvl w:val="1"/>
+          <w:numId w:val="17"/>
+        </w:numPr>
+        <w:shd w:fill="ffffff" w:val="clear"/>
+        <w:spacing w:after="0" w:afterAutospacing="0" w:before="0" w:beforeAutospacing="0" w:line="360" w:lineRule="auto"/>
+        <w:ind w:left="1440" w:hanging="360"/>
+        <w:jc w:val="both"/>
+        <w:rPr>
+          <w:rFonts w:ascii="Times New Roman" w:cs="Times New Roman" w:eastAsia="Times New Roman" w:hAnsi="Times New Roman"/>
+          <w:sz w:val="28"/>
+          <w:szCs w:val="28"/>
+          <w:u w:val="none"/>
+        </w:rPr>
+      </w:pPr>
+      <w:r>
+        <w:rPr>
+          <w:rFonts w:ascii="Times New Roman" w:cs="Times New Roman" w:eastAsia="Times New Roman" w:hAnsi="Times New Roman"/>
+          <w:sz w:val="28"/>
+          <w:szCs w:val="28"/>
+          <w:rtl w:val="0"/>
+        </w:rPr>
+        <w:t xml:space="preserve">если старт не выходит за границы, C[template_start] += 1.</w:t>
+      </w:r>
+    </w:p>
+    <w:p>
+      <w:pPr>
+        <w:numPr>
+          <w:ilvl w:val="0"/>
+          <w:numId w:val="17"/>
         </w:numPr>
         <w:shd w:fill="ffffff" w:val="clear"/>
         <w:spacing w:before="0" w:beforeAutospacing="0" w:line="360" w:lineRule="auto"/>
@@ -3937,686 +5307,17 @@
           <w:rFonts w:ascii="Times New Roman" w:cs="Times New Roman" w:eastAsia="Times New Roman" w:hAnsi="Times New Roman"/>
           <w:sz w:val="28"/>
           <w:szCs w:val="28"/>
-        </w:rPr>
-      </w:pPr>
-      <w:r>
-        <w:rPr>
-          <w:rFonts w:ascii="Times New Roman" w:cs="Times New Roman" w:eastAsia="Times New Roman" w:hAnsi="Times New Roman"/>
-          <w:sz w:val="28"/>
-          <w:szCs w:val="28"/>
-          <w:rtl w:val="0"/>
-        </w:rPr>
-        <w:t xml:space="preserve">В конечной вершине добавляем номер образца в список patterns.</w:t>
-      </w:r>
-    </w:p>
-    <w:p>
-      <w:pPr>
-        <w:shd w:fill="ffffff" w:val="clear"/>
-        <w:spacing w:before="280" w:line="360" w:lineRule="auto"/>
-        <w:jc w:val="both"/>
-        <w:rPr>
-          <w:rFonts w:ascii="Times New Roman" w:cs="Times New Roman" w:eastAsia="Times New Roman" w:hAnsi="Times New Roman"/>
-          <w:sz w:val="28"/>
-          <w:szCs w:val="28"/>
-        </w:rPr>
-      </w:pPr>
-      <w:r>
-        <w:rPr>
-          <w:rFonts w:ascii="Times New Roman" w:cs="Times New Roman" w:eastAsia="Times New Roman" w:hAnsi="Times New Roman"/>
-          <w:sz w:val="28"/>
-          <w:szCs w:val="28"/>
-          <w:rtl w:val="0"/>
-        </w:rPr>
-        <w:t xml:space="preserve">Фаза 2: Построение суффиксных и терминальных ссылок</w:t>
-      </w:r>
-    </w:p>
-    <w:p>
-      <w:pPr>
-        <w:shd w:fill="ffffff" w:val="clear"/>
-        <w:spacing w:before="280" w:line="360" w:lineRule="auto"/>
-        <w:jc w:val="both"/>
-        <w:rPr>
-          <w:rFonts w:ascii="Times New Roman" w:cs="Times New Roman" w:eastAsia="Times New Roman" w:hAnsi="Times New Roman"/>
-          <w:sz w:val="28"/>
-          <w:szCs w:val="28"/>
-        </w:rPr>
-      </w:pPr>
-      <w:r>
-        <w:rPr>
-          <w:rFonts w:ascii="Times New Roman" w:cs="Times New Roman" w:eastAsia="Times New Roman" w:hAnsi="Times New Roman"/>
-          <w:sz w:val="28"/>
-          <w:szCs w:val="28"/>
-          <w:rtl w:val="0"/>
-        </w:rPr>
-        <w:t xml:space="preserve">Используется обход в ширину (BFS):</w:t>
-      </w:r>
-    </w:p>
-    <w:p>
-      <w:pPr>
-        <w:numPr>
-          <w:ilvl w:val="0"/>
-          <w:numId w:val="12"/>
-        </w:numPr>
-        <w:shd w:fill="ffffff" w:val="clear"/>
-        <w:spacing w:after="0" w:afterAutospacing="0" w:before="280" w:line="360" w:lineRule="auto"/>
-        <w:ind w:left="720" w:hanging="360"/>
-        <w:jc w:val="both"/>
-        <w:rPr>
-          <w:rFonts w:ascii="Times New Roman" w:cs="Times New Roman" w:eastAsia="Times New Roman" w:hAnsi="Times New Roman"/>
-          <w:sz w:val="28"/>
-          <w:szCs w:val="28"/>
-          <w:u w:val="none"/>
-        </w:rPr>
-      </w:pPr>
-      <w:r>
-        <w:rPr>
-          <w:rFonts w:ascii="Times New Roman" w:cs="Times New Roman" w:eastAsia="Times New Roman" w:hAnsi="Times New Roman"/>
-          <w:sz w:val="28"/>
-          <w:szCs w:val="28"/>
-          <w:rtl w:val="0"/>
-        </w:rPr>
-        <w:t xml:space="preserve">Инициализация: для всех детей корня суффиксная ссылка указывает на корень, терминальная ссылка = None.</w:t>
-      </w:r>
-    </w:p>
-    <w:p>
-      <w:pPr>
-        <w:numPr>
-          <w:ilvl w:val="0"/>
-          <w:numId w:val="12"/>
-        </w:numPr>
-        <w:shd w:fill="ffffff" w:val="clear"/>
-        <w:spacing w:after="0" w:afterAutospacing="0" w:before="0" w:beforeAutospacing="0" w:line="360" w:lineRule="auto"/>
-        <w:ind w:left="720" w:hanging="360"/>
-        <w:jc w:val="both"/>
-        <w:rPr>
-          <w:rFonts w:ascii="Times New Roman" w:cs="Times New Roman" w:eastAsia="Times New Roman" w:hAnsi="Times New Roman"/>
-          <w:sz w:val="28"/>
-          <w:szCs w:val="28"/>
-          <w:u w:val="none"/>
-        </w:rPr>
-      </w:pPr>
-      <w:r>
-        <w:rPr>
-          <w:rFonts w:ascii="Times New Roman" w:cs="Times New Roman" w:eastAsia="Times New Roman" w:hAnsi="Times New Roman"/>
-          <w:sz w:val="28"/>
-          <w:szCs w:val="28"/>
-          <w:rtl w:val="0"/>
-        </w:rPr>
-        <w:t xml:space="preserve">Для каждой вершины в очереди BFS:</w:t>
-      </w:r>
-    </w:p>
-    <w:p>
-      <w:pPr>
-        <w:numPr>
-          <w:ilvl w:val="1"/>
-          <w:numId w:val="12"/>
-        </w:numPr>
-        <w:shd w:fill="ffffff" w:val="clear"/>
-        <w:spacing w:after="0" w:afterAutospacing="0" w:before="0" w:beforeAutospacing="0" w:line="360" w:lineRule="auto"/>
-        <w:ind w:left="1440" w:hanging="360"/>
-        <w:jc w:val="both"/>
-        <w:rPr>
-          <w:rFonts w:ascii="Times New Roman" w:cs="Times New Roman" w:eastAsia="Times New Roman" w:hAnsi="Times New Roman"/>
-          <w:sz w:val="28"/>
-          <w:szCs w:val="28"/>
-          <w:u w:val="none"/>
-        </w:rPr>
-      </w:pPr>
-      <w:r>
-        <w:rPr>
-          <w:rFonts w:ascii="Times New Roman" w:cs="Times New Roman" w:eastAsia="Times New Roman" w:hAnsi="Times New Roman"/>
-          <w:sz w:val="28"/>
-          <w:szCs w:val="28"/>
-          <w:rtl w:val="0"/>
-        </w:rPr>
-        <w:t xml:space="preserve">Для каждого ребёнка вершины:</w:t>
-      </w:r>
-    </w:p>
-    <w:p>
-      <w:pPr>
-        <w:numPr>
-          <w:ilvl w:val="1"/>
-          <w:numId w:val="12"/>
-        </w:numPr>
-        <w:shd w:fill="ffffff" w:val="clear"/>
-        <w:spacing w:after="0" w:afterAutospacing="0" w:before="0" w:beforeAutospacing="0" w:line="360" w:lineRule="auto"/>
-        <w:ind w:left="1440" w:hanging="360"/>
-        <w:jc w:val="both"/>
-        <w:rPr>
-          <w:rFonts w:ascii="Times New Roman" w:cs="Times New Roman" w:eastAsia="Times New Roman" w:hAnsi="Times New Roman"/>
-          <w:sz w:val="28"/>
-          <w:szCs w:val="28"/>
-          <w:u w:val="none"/>
-        </w:rPr>
-      </w:pPr>
-      <w:r>
-        <w:rPr>
-          <w:rFonts w:ascii="Times New Roman" w:cs="Times New Roman" w:eastAsia="Times New Roman" w:hAnsi="Times New Roman"/>
-          <w:sz w:val="28"/>
-          <w:szCs w:val="28"/>
-          <w:rtl w:val="0"/>
-        </w:rPr>
-        <w:t xml:space="preserve">Находим суффиксную ссылку: поднимаемся по суффиксным ссылкам родителя, пока не найдём вершину с переходом по символу ребёнка или не достигнем корня.</w:t>
-      </w:r>
-    </w:p>
-    <w:p>
-      <w:pPr>
-        <w:numPr>
-          <w:ilvl w:val="1"/>
-          <w:numId w:val="12"/>
-        </w:numPr>
-        <w:shd w:fill="ffffff" w:val="clear"/>
-        <w:spacing w:after="0" w:afterAutospacing="0" w:before="0" w:beforeAutospacing="0" w:line="360" w:lineRule="auto"/>
-        <w:ind w:left="1440" w:hanging="360"/>
-        <w:jc w:val="both"/>
-        <w:rPr>
-          <w:rFonts w:ascii="Times New Roman" w:cs="Times New Roman" w:eastAsia="Times New Roman" w:hAnsi="Times New Roman"/>
-          <w:sz w:val="28"/>
-          <w:szCs w:val="28"/>
-          <w:u w:val="none"/>
-        </w:rPr>
-      </w:pPr>
-      <w:r>
-        <w:rPr>
-          <w:rFonts w:ascii="Times New Roman" w:cs="Times New Roman" w:eastAsia="Times New Roman" w:hAnsi="Times New Roman"/>
-          <w:sz w:val="28"/>
-          <w:szCs w:val="28"/>
-          <w:rtl w:val="0"/>
-        </w:rPr>
-        <w:t xml:space="preserve">Если переход найден: суффиксная ссылка ребёнка = дочерняя вершина по этому переходу.</w:t>
-      </w:r>
-    </w:p>
-    <w:p>
-      <w:pPr>
-        <w:numPr>
-          <w:ilvl w:val="1"/>
-          <w:numId w:val="12"/>
-        </w:numPr>
-        <w:shd w:fill="ffffff" w:val="clear"/>
-        <w:spacing w:after="0" w:afterAutospacing="0" w:before="0" w:beforeAutospacing="0" w:line="360" w:lineRule="auto"/>
-        <w:ind w:left="1440" w:hanging="360"/>
-        <w:jc w:val="both"/>
-        <w:rPr>
-          <w:rFonts w:ascii="Times New Roman" w:cs="Times New Roman" w:eastAsia="Times New Roman" w:hAnsi="Times New Roman"/>
-          <w:sz w:val="28"/>
-          <w:szCs w:val="28"/>
-          <w:u w:val="none"/>
-        </w:rPr>
-      </w:pPr>
-      <w:r>
-        <w:rPr>
-          <w:rFonts w:ascii="Times New Roman" w:cs="Times New Roman" w:eastAsia="Times New Roman" w:hAnsi="Times New Roman"/>
-          <w:sz w:val="28"/>
-          <w:szCs w:val="28"/>
-          <w:rtl w:val="0"/>
-        </w:rPr>
-        <w:t xml:space="preserve">Иначе: суффиксная ссылка ребёнка = корень.</w:t>
-      </w:r>
-    </w:p>
-    <w:p>
-      <w:pPr>
-        <w:numPr>
-          <w:ilvl w:val="1"/>
-          <w:numId w:val="12"/>
-        </w:numPr>
-        <w:shd w:fill="ffffff" w:val="clear"/>
-        <w:spacing w:before="0" w:beforeAutospacing="0" w:line="360" w:lineRule="auto"/>
-        <w:ind w:left="1440" w:hanging="360"/>
-        <w:jc w:val="both"/>
-        <w:rPr>
-          <w:rFonts w:ascii="Times New Roman" w:cs="Times New Roman" w:eastAsia="Times New Roman" w:hAnsi="Times New Roman"/>
-          <w:sz w:val="28"/>
-          <w:szCs w:val="28"/>
-          <w:u w:val="none"/>
-        </w:rPr>
-      </w:pPr>
-      <w:r>
-        <w:rPr>
-          <w:rFonts w:ascii="Times New Roman" w:cs="Times New Roman" w:eastAsia="Times New Roman" w:hAnsi="Times New Roman"/>
-          <w:sz w:val="28"/>
-          <w:szCs w:val="28"/>
-          <w:rtl w:val="0"/>
-        </w:rPr>
-        <w:t xml:space="preserve">Терминальная ссылка: если суффиксная ссылка содержит паттерны, то терминальная ссылка равна суффиксной ссылке, иначе равна терминальной ссылке суффиксной ссылки.</w:t>
-      </w:r>
-    </w:p>
-    <w:p>
-      <w:pPr>
-        <w:shd w:fill="ffffff" w:val="clear"/>
-        <w:spacing w:before="280" w:line="360" w:lineRule="auto"/>
-        <w:ind w:firstLine="720"/>
-        <w:jc w:val="both"/>
-        <w:rPr>
-          <w:rFonts w:ascii="Times New Roman" w:cs="Times New Roman" w:eastAsia="Times New Roman" w:hAnsi="Times New Roman"/>
-          <w:sz w:val="28"/>
-          <w:szCs w:val="28"/>
-        </w:rPr>
-      </w:pPr>
-      <w:r>
-        <w:rPr>
-          <w:rFonts w:ascii="Times New Roman" w:cs="Times New Roman" w:eastAsia="Times New Roman" w:hAnsi="Times New Roman"/>
-          <w:sz w:val="28"/>
-          <w:szCs w:val="28"/>
-          <w:rtl w:val="0"/>
-        </w:rPr>
-        <w:t xml:space="preserve">Фаза 3: Поиск вхождений</w:t>
-      </w:r>
-    </w:p>
-    <w:p>
-      <w:pPr>
-        <w:shd w:fill="ffffff" w:val="clear"/>
-        <w:spacing w:before="280" w:line="360" w:lineRule="auto"/>
-        <w:ind w:firstLine="720"/>
-        <w:jc w:val="both"/>
-        <w:rPr>
-          <w:rFonts w:ascii="Times New Roman" w:cs="Times New Roman" w:eastAsia="Times New Roman" w:hAnsi="Times New Roman"/>
-          <w:sz w:val="28"/>
-          <w:szCs w:val="28"/>
-        </w:rPr>
-      </w:pPr>
-      <w:r>
-        <w:rPr>
-          <w:rFonts w:ascii="Times New Roman" w:cs="Times New Roman" w:eastAsia="Times New Roman" w:hAnsi="Times New Roman"/>
-          <w:sz w:val="28"/>
-          <w:szCs w:val="28"/>
-          <w:rtl w:val="0"/>
-        </w:rPr>
-        <w:t xml:space="preserve">Автомат обрабатывает текст посимвольно:</w:t>
-      </w:r>
-    </w:p>
-    <w:p>
-      <w:pPr>
-        <w:numPr>
-          <w:ilvl w:val="0"/>
-          <w:numId w:val="1"/>
-        </w:numPr>
-        <w:shd w:fill="ffffff" w:val="clear"/>
-        <w:spacing w:after="0" w:afterAutospacing="0" w:before="280" w:line="360" w:lineRule="auto"/>
-        <w:ind w:left="720" w:hanging="360"/>
-        <w:jc w:val="both"/>
-        <w:rPr>
-          <w:rFonts w:ascii="Times New Roman" w:cs="Times New Roman" w:eastAsia="Times New Roman" w:hAnsi="Times New Roman"/>
-          <w:sz w:val="28"/>
-          <w:szCs w:val="28"/>
-          <w:u w:val="none"/>
-        </w:rPr>
-      </w:pPr>
-      <w:r>
-        <w:rPr>
-          <w:rFonts w:ascii="Times New Roman" w:cs="Times New Roman" w:eastAsia="Times New Roman" w:hAnsi="Times New Roman"/>
-          <w:sz w:val="28"/>
-          <w:szCs w:val="28"/>
-          <w:rtl w:val="0"/>
-        </w:rPr>
-        <w:t xml:space="preserve">Начинаем с корневой вершины.</w:t>
-      </w:r>
-    </w:p>
-    <w:p>
-      <w:pPr>
-        <w:numPr>
-          <w:ilvl w:val="0"/>
-          <w:numId w:val="1"/>
-        </w:numPr>
-        <w:shd w:fill="ffffff" w:val="clear"/>
-        <w:spacing w:after="0" w:afterAutospacing="0" w:before="0" w:beforeAutospacing="0" w:line="360" w:lineRule="auto"/>
-        <w:ind w:left="720" w:hanging="360"/>
-        <w:jc w:val="both"/>
-        <w:rPr>
-          <w:rFonts w:ascii="Times New Roman" w:cs="Times New Roman" w:eastAsia="Times New Roman" w:hAnsi="Times New Roman"/>
-          <w:sz w:val="28"/>
-          <w:szCs w:val="28"/>
-          <w:u w:val="none"/>
-        </w:rPr>
-      </w:pPr>
-      <w:r>
-        <w:rPr>
-          <w:rFonts w:ascii="Times New Roman" w:cs="Times New Roman" w:eastAsia="Times New Roman" w:hAnsi="Times New Roman"/>
-          <w:sz w:val="28"/>
-          <w:szCs w:val="28"/>
-          <w:rtl w:val="0"/>
-        </w:rPr>
-        <w:t xml:space="preserve">Для каждого символа текста:</w:t>
-      </w:r>
-    </w:p>
-    <w:p>
-      <w:pPr>
-        <w:numPr>
-          <w:ilvl w:val="1"/>
-          <w:numId w:val="1"/>
-        </w:numPr>
-        <w:shd w:fill="ffffff" w:val="clear"/>
-        <w:spacing w:after="0" w:afterAutospacing="0" w:before="0" w:beforeAutospacing="0" w:line="360" w:lineRule="auto"/>
-        <w:ind w:left="1440" w:hanging="360"/>
-        <w:jc w:val="both"/>
-        <w:rPr>
-          <w:rFonts w:ascii="Times New Roman" w:cs="Times New Roman" w:eastAsia="Times New Roman" w:hAnsi="Times New Roman"/>
-          <w:sz w:val="28"/>
-          <w:szCs w:val="28"/>
-          <w:u w:val="none"/>
-        </w:rPr>
-      </w:pPr>
-      <w:r>
-        <w:rPr>
-          <w:rFonts w:ascii="Times New Roman" w:cs="Times New Roman" w:eastAsia="Times New Roman" w:hAnsi="Times New Roman"/>
-          <w:sz w:val="28"/>
-          <w:szCs w:val="28"/>
-          <w:rtl w:val="0"/>
-        </w:rPr>
-        <w:t xml:space="preserve">Пока текущая вершина не равна корню и нет перехода по символу: переходим по суффиксной ссылке.</w:t>
-      </w:r>
-    </w:p>
-    <w:p>
-      <w:pPr>
-        <w:numPr>
-          <w:ilvl w:val="1"/>
-          <w:numId w:val="1"/>
-        </w:numPr>
-        <w:shd w:fill="ffffff" w:val="clear"/>
-        <w:spacing w:after="0" w:afterAutospacing="0" w:before="0" w:beforeAutospacing="0" w:line="360" w:lineRule="auto"/>
-        <w:ind w:left="1440" w:hanging="360"/>
-        <w:jc w:val="both"/>
-        <w:rPr>
-          <w:rFonts w:ascii="Times New Roman" w:cs="Times New Roman" w:eastAsia="Times New Roman" w:hAnsi="Times New Roman"/>
-          <w:sz w:val="28"/>
-          <w:szCs w:val="28"/>
-          <w:u w:val="none"/>
-        </w:rPr>
-      </w:pPr>
-      <w:r>
-        <w:rPr>
-          <w:rFonts w:ascii="Times New Roman" w:cs="Times New Roman" w:eastAsia="Times New Roman" w:hAnsi="Times New Roman"/>
-          <w:sz w:val="28"/>
-          <w:szCs w:val="28"/>
-          <w:rtl w:val="0"/>
-        </w:rPr>
-        <w:t xml:space="preserve">Если есть переход по символу: переходим в дочернюю вершину.</w:t>
-      </w:r>
-    </w:p>
-    <w:p>
-      <w:pPr>
-        <w:numPr>
-          <w:ilvl w:val="1"/>
-          <w:numId w:val="1"/>
-        </w:numPr>
-        <w:shd w:fill="ffffff" w:val="clear"/>
-        <w:spacing w:after="0" w:afterAutospacing="0" w:before="0" w:beforeAutospacing="0" w:line="360" w:lineRule="auto"/>
-        <w:ind w:left="1440" w:hanging="360"/>
-        <w:jc w:val="both"/>
-        <w:rPr>
-          <w:rFonts w:ascii="Times New Roman" w:cs="Times New Roman" w:eastAsia="Times New Roman" w:hAnsi="Times New Roman"/>
-          <w:sz w:val="28"/>
-          <w:szCs w:val="28"/>
-          <w:u w:val="none"/>
-        </w:rPr>
-      </w:pPr>
-      <w:r>
-        <w:rPr>
-          <w:rFonts w:ascii="Times New Roman" w:cs="Times New Roman" w:eastAsia="Times New Roman" w:hAnsi="Times New Roman"/>
-          <w:sz w:val="28"/>
-          <w:szCs w:val="28"/>
-          <w:rtl w:val="0"/>
-        </w:rPr>
-        <w:t xml:space="preserve">Иначе: остаёмся в корне.</w:t>
-      </w:r>
-    </w:p>
-    <w:p>
-      <w:pPr>
-        <w:numPr>
-          <w:ilvl w:val="1"/>
-          <w:numId w:val="1"/>
-        </w:numPr>
-        <w:shd w:fill="ffffff" w:val="clear"/>
-        <w:spacing w:after="0" w:afterAutospacing="0" w:before="0" w:beforeAutospacing="0" w:line="360" w:lineRule="auto"/>
-        <w:ind w:left="1440" w:hanging="360"/>
-        <w:jc w:val="both"/>
-        <w:rPr>
-          <w:rFonts w:ascii="Times New Roman" w:cs="Times New Roman" w:eastAsia="Times New Roman" w:hAnsi="Times New Roman"/>
-          <w:sz w:val="28"/>
-          <w:szCs w:val="28"/>
-          <w:u w:val="none"/>
-        </w:rPr>
-      </w:pPr>
-      <w:r>
-        <w:rPr>
-          <w:rFonts w:ascii="Times New Roman" w:cs="Times New Roman" w:eastAsia="Times New Roman" w:hAnsi="Times New Roman"/>
-          <w:sz w:val="28"/>
-          <w:szCs w:val="28"/>
-          <w:rtl w:val="0"/>
-        </w:rPr>
-        <w:t xml:space="preserve">Собираем все паттерны: поднимаемся по терминальным ссылкам, собирая все найденные образцы.</w:t>
-      </w:r>
-    </w:p>
-    <w:p>
-      <w:pPr>
-        <w:numPr>
-          <w:ilvl w:val="0"/>
-          <w:numId w:val="1"/>
-        </w:numPr>
-        <w:shd w:fill="ffffff" w:val="clear"/>
-        <w:spacing w:before="0" w:beforeAutospacing="0" w:line="360" w:lineRule="auto"/>
-        <w:ind w:left="720" w:hanging="360"/>
-        <w:jc w:val="both"/>
-        <w:rPr>
-          <w:rFonts w:ascii="Times New Roman" w:cs="Times New Roman" w:eastAsia="Times New Roman" w:hAnsi="Times New Roman"/>
-          <w:sz w:val="28"/>
-          <w:szCs w:val="28"/>
-          <w:u w:val="none"/>
-        </w:rPr>
-      </w:pPr>
-      <w:r>
-        <w:rPr>
-          <w:rFonts w:ascii="Times New Roman" w:cs="Times New Roman" w:eastAsia="Times New Roman" w:hAnsi="Times New Roman"/>
-          <w:sz w:val="28"/>
-          <w:szCs w:val="28"/>
-          <w:rtl w:val="0"/>
-        </w:rPr>
-        <w:t xml:space="preserve">Сортируем результаты по позиции, затем по номеру образца.</w:t>
-      </w:r>
-    </w:p>
-    <w:p>
-      <w:pPr>
-        <w:shd w:fill="ffffff" w:val="clear"/>
-        <w:spacing w:before="280" w:line="360" w:lineRule="auto"/>
-        <w:ind w:left="720" w:firstLine="0"/>
-        <w:jc w:val="both"/>
-        <w:rPr>
-          <w:rFonts w:ascii="Times New Roman" w:cs="Times New Roman" w:eastAsia="Times New Roman" w:hAnsi="Times New Roman"/>
-          <w:sz w:val="28"/>
-          <w:szCs w:val="28"/>
-        </w:rPr>
-      </w:pPr>
-      <w:r>
-        <w:rPr>
-          <w:rFonts w:ascii="Times New Roman" w:cs="Times New Roman" w:eastAsia="Times New Roman" w:hAnsi="Times New Roman"/>
-          <w:sz w:val="28"/>
-          <w:szCs w:val="28"/>
-          <w:rtl w:val="0"/>
-        </w:rPr>
-        <w:t xml:space="preserve">6.2</w:t>
-      </w:r>
-    </w:p>
-    <w:p>
-      <w:pPr>
-        <w:shd w:fill="ffffff" w:val="clear"/>
-        <w:spacing w:before="280" w:line="360" w:lineRule="auto"/>
-        <w:ind w:firstLine="720"/>
-        <w:jc w:val="both"/>
-        <w:rPr>
-          <w:rFonts w:ascii="Times New Roman" w:cs="Times New Roman" w:eastAsia="Times New Roman" w:hAnsi="Times New Roman"/>
-          <w:sz w:val="28"/>
-          <w:szCs w:val="28"/>
-        </w:rPr>
-      </w:pPr>
-      <w:r>
-        <w:rPr>
-          <w:rFonts w:ascii="Times New Roman" w:cs="Times New Roman" w:eastAsia="Times New Roman" w:hAnsi="Times New Roman"/>
-          <w:sz w:val="28"/>
-          <w:szCs w:val="28"/>
-          <w:rtl w:val="0"/>
-        </w:rPr>
-        <w:t xml:space="preserve">Алгоритм использует прямой перебор позиций:</w:t>
-      </w:r>
-    </w:p>
-    <w:p>
-      <w:pPr>
-        <w:numPr>
-          <w:ilvl w:val="0"/>
-          <w:numId w:val="18"/>
-        </w:numPr>
-        <w:shd w:fill="ffffff" w:val="clear"/>
-        <w:spacing w:after="0" w:afterAutospacing="0" w:before="280" w:line="360" w:lineRule="auto"/>
-        <w:ind w:left="720" w:hanging="360"/>
-        <w:jc w:val="both"/>
-        <w:rPr>
-          <w:rFonts w:ascii="Times New Roman" w:cs="Times New Roman" w:eastAsia="Times New Roman" w:hAnsi="Times New Roman"/>
-          <w:sz w:val="28"/>
-          <w:szCs w:val="28"/>
-          <w:u w:val="none"/>
-        </w:rPr>
-      </w:pPr>
-      <w:r>
-        <w:rPr>
-          <w:rFonts w:ascii="Times New Roman" w:cs="Times New Roman" w:eastAsia="Times New Roman" w:hAnsi="Times New Roman"/>
-          <w:sz w:val="28"/>
-          <w:szCs w:val="28"/>
-          <w:rtl w:val="0"/>
-        </w:rPr>
-        <w:t xml:space="preserve">Для каждой позиции i в тексте (от 0 до n-m):</w:t>
-      </w:r>
-    </w:p>
-    <w:p>
-      <w:pPr>
-        <w:numPr>
-          <w:ilvl w:val="1"/>
-          <w:numId w:val="18"/>
-        </w:numPr>
-        <w:shd w:fill="ffffff" w:val="clear"/>
-        <w:spacing w:after="0" w:afterAutospacing="0" w:before="0" w:beforeAutospacing="0" w:line="360" w:lineRule="auto"/>
-        <w:ind w:left="1440" w:hanging="360"/>
-        <w:jc w:val="both"/>
-        <w:rPr>
-          <w:rFonts w:ascii="Times New Roman" w:cs="Times New Roman" w:eastAsia="Times New Roman" w:hAnsi="Times New Roman"/>
-          <w:sz w:val="28"/>
-          <w:szCs w:val="28"/>
-          <w:u w:val="none"/>
-        </w:rPr>
-      </w:pPr>
-      <w:r>
-        <w:rPr>
-          <w:rFonts w:ascii="Times New Roman" w:cs="Times New Roman" w:eastAsia="Times New Roman" w:hAnsi="Times New Roman"/>
-          <w:sz w:val="28"/>
-          <w:szCs w:val="28"/>
-          <w:rtl w:val="0"/>
-        </w:rPr>
-        <w:t xml:space="preserve">Сравниваем шаблон с подстрокой текста, начиная с позиции i.</w:t>
-      </w:r>
-    </w:p>
-    <w:p>
-      <w:pPr>
-        <w:numPr>
-          <w:ilvl w:val="1"/>
-          <w:numId w:val="18"/>
-        </w:numPr>
-        <w:shd w:fill="ffffff" w:val="clear"/>
-        <w:spacing w:after="0" w:afterAutospacing="0" w:before="0" w:beforeAutospacing="0" w:line="360" w:lineRule="auto"/>
-        <w:ind w:left="1440" w:hanging="360"/>
-        <w:jc w:val="both"/>
-        <w:rPr>
-          <w:rFonts w:ascii="Times New Roman" w:cs="Times New Roman" w:eastAsia="Times New Roman" w:hAnsi="Times New Roman"/>
-          <w:sz w:val="28"/>
-          <w:szCs w:val="28"/>
-          <w:u w:val="none"/>
-        </w:rPr>
-      </w:pPr>
-      <w:r>
-        <w:rPr>
-          <w:rFonts w:ascii="Times New Roman" w:cs="Times New Roman" w:eastAsia="Times New Roman" w:hAnsi="Times New Roman"/>
-          <w:sz w:val="28"/>
-          <w:szCs w:val="28"/>
-          <w:rtl w:val="0"/>
-        </w:rPr>
-        <w:t xml:space="preserve">Если символ шаблона – джокер: засчитываем как совпадение.</w:t>
-      </w:r>
-    </w:p>
-    <w:p>
-      <w:pPr>
-        <w:numPr>
-          <w:ilvl w:val="1"/>
-          <w:numId w:val="18"/>
-        </w:numPr>
-        <w:shd w:fill="ffffff" w:val="clear"/>
-        <w:spacing w:after="0" w:afterAutospacing="0" w:before="0" w:beforeAutospacing="0" w:line="360" w:lineRule="auto"/>
-        <w:ind w:left="1440" w:hanging="360"/>
-        <w:jc w:val="both"/>
-        <w:rPr>
-          <w:rFonts w:ascii="Times New Roman" w:cs="Times New Roman" w:eastAsia="Times New Roman" w:hAnsi="Times New Roman"/>
-          <w:sz w:val="28"/>
-          <w:szCs w:val="28"/>
-          <w:u w:val="none"/>
-        </w:rPr>
-      </w:pPr>
-      <w:r>
-        <w:rPr>
-          <w:rFonts w:ascii="Times New Roman" w:cs="Times New Roman" w:eastAsia="Times New Roman" w:hAnsi="Times New Roman"/>
-          <w:sz w:val="28"/>
-          <w:szCs w:val="28"/>
-          <w:rtl w:val="0"/>
-        </w:rPr>
-        <w:t xml:space="preserve">Если символ шаблона не равен ни джокеру, ни символу текста: нет совпадения, переходим к следующей позиции.</w:t>
-      </w:r>
-    </w:p>
-    <w:p>
-      <w:pPr>
-        <w:numPr>
-          <w:ilvl w:val="1"/>
-          <w:numId w:val="18"/>
-        </w:numPr>
-        <w:shd w:fill="ffffff" w:val="clear"/>
-        <w:spacing w:after="0" w:afterAutospacing="0" w:before="0" w:beforeAutospacing="0" w:line="360" w:lineRule="auto"/>
-        <w:ind w:left="1440" w:hanging="360"/>
-        <w:jc w:val="both"/>
-        <w:rPr>
-          <w:rFonts w:ascii="Times New Roman" w:cs="Times New Roman" w:eastAsia="Times New Roman" w:hAnsi="Times New Roman"/>
-          <w:sz w:val="28"/>
-          <w:szCs w:val="28"/>
-          <w:u w:val="none"/>
-        </w:rPr>
-      </w:pPr>
-      <w:r>
-        <w:rPr>
-          <w:rFonts w:ascii="Times New Roman" w:cs="Times New Roman" w:eastAsia="Times New Roman" w:hAnsi="Times New Roman"/>
-          <w:sz w:val="28"/>
-          <w:szCs w:val="28"/>
-          <w:rtl w:val="0"/>
-        </w:rPr>
-        <w:t xml:space="preserve">Если все символы совпали: добавляем позицию в результаты.</w:t>
-      </w:r>
-    </w:p>
-    <w:p>
-      <w:pPr>
-        <w:numPr>
-          <w:ilvl w:val="0"/>
-          <w:numId w:val="18"/>
-        </w:numPr>
-        <w:shd w:fill="ffffff" w:val="clear"/>
-        <w:spacing w:before="0" w:beforeAutospacing="0" w:line="360" w:lineRule="auto"/>
-        <w:ind w:left="720" w:hanging="360"/>
-        <w:jc w:val="both"/>
-        <w:rPr>
-          <w:rFonts w:ascii="Times New Roman" w:cs="Times New Roman" w:eastAsia="Times New Roman" w:hAnsi="Times New Roman"/>
-          <w:sz w:val="28"/>
-          <w:szCs w:val="28"/>
-          <w:u w:val="none"/>
-        </w:rPr>
-      </w:pPr>
-      <w:r>
-        <w:rPr>
-          <w:rFonts w:ascii="Times New Roman" w:cs="Times New Roman" w:eastAsia="Times New Roman" w:hAnsi="Times New Roman"/>
-          <w:sz w:val="28"/>
-          <w:szCs w:val="28"/>
-          <w:rtl w:val="0"/>
-        </w:rPr>
-        <w:t xml:space="preserve">Выводим все найденные позиции.</w:t>
+          <w:u w:val="none"/>
+        </w:rPr>
+      </w:pPr>
+      <w:r>
+        <w:rPr>
+          <w:rFonts w:ascii="Times New Roman" w:cs="Times New Roman" w:eastAsia="Times New Roman" w:hAnsi="Times New Roman"/>
+          <w:sz w:val="28"/>
+          <w:szCs w:val="28"/>
+          <w:rtl w:val="0"/>
+        </w:rPr>
+        <w:t xml:space="preserve">Этап 4. Сбор результатов. num_segments = len(segments_info). Позиция i – вхождение тогда и только тогда, когда C[i] == num_segments. Переводим в 1-based нумерацию и выводим.</w:t>
       </w:r>
     </w:p>
     <w:p>
@@ -4700,7 +5401,7 @@
           <w:szCs w:val="28"/>
           <w:rtl w:val="0"/>
         </w:rPr>
-        <w:t xml:space="preserve">Для визуализации автомата строится ориентированный граф:</w:t>
+        <w:t xml:space="preserve">GUI не меняет алгоритмы, а добавляет к ним:</w:t>
       </w:r>
     </w:p>
     <w:p>
@@ -4711,7 +5412,7 @@
         <w:widowControl w:val="1"/>
         <w:numPr>
           <w:ilvl w:val="0"/>
-          <w:numId w:val="7"/>
+          <w:numId w:val="6"/>
         </w:numPr>
         <w:pBdr>
           <w:top w:space="0" w:sz="0" w:val="nil"/>
@@ -4738,7 +5439,7 @@
           <w:szCs w:val="28"/>
           <w:rtl w:val="0"/>
         </w:rPr>
-        <w:t xml:space="preserve">Вершины отображаются как круги с номерами.</w:t>
+        <w:t xml:space="preserve">Ввод данных через поля на соответствующих вкладках.</w:t>
       </w:r>
     </w:p>
     <w:p>
@@ -4749,7 +5450,7 @@
         <w:widowControl w:val="1"/>
         <w:numPr>
           <w:ilvl w:val="0"/>
-          <w:numId w:val="7"/>
+          <w:numId w:val="6"/>
         </w:numPr>
         <w:pBdr>
           <w:top w:space="0" w:sz="0" w:val="nil"/>
@@ -4776,7 +5477,7 @@
           <w:szCs w:val="28"/>
           <w:rtl w:val="0"/>
         </w:rPr>
-        <w:t xml:space="preserve">Переходы бора рисуются сплошными стрелками с метками символов.</w:t>
+        <w:t xml:space="preserve">Пошаговую трассировку. При поиске 6.1 для каждого символа текста сохраняются: состояние до, список переходов (включая откаты по суффиксным ссылкам), найденные образцы, состояние после. При поиске 6.2 – то же плюс «голоса» за стартовые позиции шаблона и снимок массива C.</w:t>
       </w:r>
     </w:p>
     <w:p>
@@ -4787,7 +5488,7 @@
         <w:widowControl w:val="1"/>
         <w:numPr>
           <w:ilvl w:val="0"/>
-          <w:numId w:val="7"/>
+          <w:numId w:val="6"/>
         </w:numPr>
         <w:pBdr>
           <w:top w:space="0" w:sz="0" w:val="nil"/>
@@ -4814,7 +5515,7 @@
           <w:szCs w:val="28"/>
           <w:rtl w:val="0"/>
         </w:rPr>
-        <w:t xml:space="preserve">Суффиксные ссылки рисуются пунктирными линиями.</w:t>
+        <w:t xml:space="preserve">Визуализацию автомата. На холсте рисуются вершины, переходы бора (сплошные стрелки с подписями символов) и суффиксные ссылки (пунктирные красные линии). Терминальные вершины выделяются голубой заливкой и красной рамкой с подписью P[..] (для 6.1) или S[..] (для 6.2).</w:t>
       </w:r>
     </w:p>
     <w:p>
@@ -4825,7 +5526,7 @@
         <w:widowControl w:val="1"/>
         <w:numPr>
           <w:ilvl w:val="0"/>
-          <w:numId w:val="7"/>
+          <w:numId w:val="6"/>
         </w:numPr>
         <w:pBdr>
           <w:top w:space="0" w:sz="0" w:val="nil"/>
@@ -4852,7 +5553,7 @@
           <w:szCs w:val="28"/>
           <w:rtl w:val="0"/>
         </w:rPr>
-        <w:t xml:space="preserve">Вершины с паттернами выделяются цветом и рамкой.</w:t>
+        <w:t xml:space="preserve">Выбор автомата для отрисовки через выпадающее меню на вкладке визуализации.</w:t>
       </w:r>
     </w:p>
     <w:p>
@@ -4955,7 +5656,7 @@
       <w:pPr>
         <w:numPr>
           <w:ilvl w:val="0"/>
-          <w:numId w:val="6"/>
+          <w:numId w:val="5"/>
         </w:numPr>
         <w:spacing w:line="360" w:lineRule="auto"/>
         <w:ind w:left="720" w:hanging="360"/>
@@ -4980,7 +5681,7 @@
       <w:pPr>
         <w:numPr>
           <w:ilvl w:val="0"/>
-          <w:numId w:val="6"/>
+          <w:numId w:val="5"/>
         </w:numPr>
         <w:spacing w:line="360" w:lineRule="auto"/>
         <w:ind w:left="720" w:hanging="360"/>
@@ -5005,7 +5706,7 @@
       <w:pPr>
         <w:numPr>
           <w:ilvl w:val="0"/>
-          <w:numId w:val="6"/>
+          <w:numId w:val="5"/>
         </w:numPr>
         <w:spacing w:line="360" w:lineRule="auto"/>
         <w:ind w:left="720" w:hanging="360"/>
@@ -5030,7 +5731,7 @@
       <w:pPr>
         <w:numPr>
           <w:ilvl w:val="0"/>
-          <w:numId w:val="6"/>
+          <w:numId w:val="5"/>
         </w:numPr>
         <w:spacing w:line="360" w:lineRule="auto"/>
         <w:ind w:left="720" w:hanging="360"/>
@@ -5055,7 +5756,7 @@
       <w:pPr>
         <w:numPr>
           <w:ilvl w:val="0"/>
-          <w:numId w:val="6"/>
+          <w:numId w:val="5"/>
         </w:numPr>
         <w:spacing w:line="360" w:lineRule="auto"/>
         <w:ind w:left="720" w:hanging="360"/>
@@ -5109,14 +5810,14 @@
           <w:szCs w:val="28"/>
           <w:rtl w:val="0"/>
         </w:rPr>
-        <w:t xml:space="preserve">Для задачи с джокером:</w:t>
+        <w:t xml:space="preserve">Для задачи 6.2 с джокером:</w:t>
       </w:r>
     </w:p>
     <w:p>
       <w:pPr>
         <w:numPr>
           <w:ilvl w:val="0"/>
-          <w:numId w:val="17"/>
+          <w:numId w:val="16"/>
         </w:numPr>
         <w:spacing w:line="360" w:lineRule="auto"/>
         <w:ind w:left="720" w:hanging="360"/>
@@ -5134,14 +5835,14 @@
           <w:szCs w:val="28"/>
           <w:rtl w:val="0"/>
         </w:rPr>
-        <w:t xml:space="preserve">Раннее прерывание сравнения. При первом несовпадении символов (не джокер) цикл прерывается, что ускоряет обработку несовпадающих позиций.</w:t>
+        <w:t xml:space="preserve">Сведение к Ахо-Корасик вместо прямого перебора: сложность падает с O(|T| × |P|) до O(|T| + Σ|pi| + K).</w:t>
       </w:r>
     </w:p>
     <w:p>
       <w:pPr>
         <w:numPr>
           <w:ilvl w:val="0"/>
-          <w:numId w:val="17"/>
+          <w:numId w:val="16"/>
         </w:numPr>
         <w:spacing w:line="360" w:lineRule="auto"/>
         <w:ind w:left="720" w:hanging="360"/>
@@ -5159,7 +5860,57 @@
           <w:szCs w:val="28"/>
           <w:rtl w:val="0"/>
         </w:rPr>
-        <w:t xml:space="preserve">Простая реализация. Отсутствие сложных структур данных снижает накладные расходы на инициализацию и хранение.</w:t>
+        <w:t xml:space="preserve">Ленивые переходы – функция go не хранится в таблице, а вычисляется откатами по суффиксным ссылкам; амортизированно это O(|T|) на весь поиск и экономит память.</w:t>
+      </w:r>
+    </w:p>
+    <w:p>
+      <w:pPr>
+        <w:numPr>
+          <w:ilvl w:val="0"/>
+          <w:numId w:val="16"/>
+        </w:numPr>
+        <w:spacing w:line="360" w:lineRule="auto"/>
+        <w:ind w:left="720" w:hanging="360"/>
+        <w:rPr>
+          <w:rFonts w:ascii="Times New Roman" w:cs="Times New Roman" w:eastAsia="Times New Roman" w:hAnsi="Times New Roman"/>
+          <w:sz w:val="28"/>
+          <w:szCs w:val="28"/>
+          <w:u w:val="none"/>
+        </w:rPr>
+      </w:pPr>
+      <w:r>
+        <w:rPr>
+          <w:rFonts w:ascii="Times New Roman" w:cs="Times New Roman" w:eastAsia="Times New Roman" w:hAnsi="Times New Roman"/>
+          <w:sz w:val="28"/>
+          <w:szCs w:val="28"/>
+          <w:rtl w:val="0"/>
+        </w:rPr>
+        <w:t xml:space="preserve">Сжатые суффиксные ссылки – позволяют за один шаг перечислять все сегменты, заканчивающиеся в текущей позиции.</w:t>
+      </w:r>
+    </w:p>
+    <w:p>
+      <w:pPr>
+        <w:numPr>
+          <w:ilvl w:val="0"/>
+          <w:numId w:val="16"/>
+        </w:numPr>
+        <w:spacing w:line="360" w:lineRule="auto"/>
+        <w:ind w:left="720" w:hanging="360"/>
+        <w:rPr>
+          <w:rFonts w:ascii="Times New Roman" w:cs="Times New Roman" w:eastAsia="Times New Roman" w:hAnsi="Times New Roman"/>
+          <w:sz w:val="28"/>
+          <w:szCs w:val="28"/>
+          <w:u w:val="none"/>
+        </w:rPr>
+      </w:pPr>
+      <w:r>
+        <w:rPr>
+          <w:rFonts w:ascii="Times New Roman" w:cs="Times New Roman" w:eastAsia="Times New Roman" w:hAnsi="Times New Roman"/>
+          <w:sz w:val="28"/>
+          <w:szCs w:val="28"/>
+          <w:rtl w:val="0"/>
+        </w:rPr>
+        <w:t xml:space="preserve">Массив голосов C – вместо проверки каждой позиции отдельно.</w:t>
       </w:r>
     </w:p>
     <w:p>
@@ -5201,7 +5952,7 @@
       <w:pPr>
         <w:numPr>
           <w:ilvl w:val="0"/>
-          <w:numId w:val="10"/>
+          <w:numId w:val="9"/>
         </w:numPr>
         <w:spacing w:line="360" w:lineRule="auto"/>
         <w:ind w:left="720" w:hanging="360"/>
@@ -5219,14 +5970,14 @@
           <w:szCs w:val="28"/>
           <w:rtl w:val="0"/>
         </w:rPr>
-        <w:t xml:space="preserve">Разделение интерфейса на вкладки. Использование CTkTabview позволяет работать с каждой задачей независимо.</w:t>
+        <w:t xml:space="preserve">Разделение интерфейса на вкладки через CTkTabview.</w:t>
       </w:r>
     </w:p>
     <w:p>
       <w:pPr>
         <w:numPr>
           <w:ilvl w:val="0"/>
-          <w:numId w:val="10"/>
+          <w:numId w:val="9"/>
         </w:numPr>
         <w:spacing w:line="360" w:lineRule="auto"/>
         <w:ind w:left="720" w:hanging="360"/>
@@ -5244,14 +5995,14 @@
           <w:szCs w:val="28"/>
           <w:rtl w:val="0"/>
         </w:rPr>
-        <w:t xml:space="preserve">Вывод промежуточных данных. Подробное описание построения бора, автомата и процесса поиска удовлетворяет требованиям лабораторной работы.</w:t>
+        <w:t xml:space="preserve">Пошаговый вывод промежуточных данных – соответствует требованиям лабораторной работы.</w:t>
       </w:r>
     </w:p>
     <w:p>
       <w:pPr>
         <w:numPr>
           <w:ilvl w:val="0"/>
-          <w:numId w:val="10"/>
+          <w:numId w:val="9"/>
         </w:numPr>
         <w:spacing w:line="360" w:lineRule="auto"/>
         <w:ind w:left="720" w:hanging="360"/>
@@ -5269,14 +6020,14 @@
           <w:szCs w:val="28"/>
           <w:rtl w:val="0"/>
         </w:rPr>
-        <w:t xml:space="preserve">Цветовая индикация результатов. Зелёный цвет при успехе, красный при отсутствии результатов.</w:t>
+        <w:t xml:space="preserve">Цветовая индикация результатов: зелёный при успехе, красный при отсутствии.</w:t>
       </w:r>
     </w:p>
     <w:p>
       <w:pPr>
         <w:numPr>
           <w:ilvl w:val="0"/>
-          <w:numId w:val="10"/>
+          <w:numId w:val="9"/>
         </w:numPr>
         <w:spacing w:line="360" w:lineRule="auto"/>
         <w:ind w:left="720" w:hanging="360"/>
@@ -5294,7 +6045,32 @@
           <w:szCs w:val="28"/>
           <w:rtl w:val="0"/>
         </w:rPr>
-        <w:t xml:space="preserve">Модульная архитектура. Алгоритмические функции отделены от функций графического интерфейса.</w:t>
+        <w:t xml:space="preserve">Модульная архитектура – алгоритмические классы отделены от методов GUI.</w:t>
+      </w:r>
+    </w:p>
+    <w:p>
+      <w:pPr>
+        <w:numPr>
+          <w:ilvl w:val="0"/>
+          <w:numId w:val="9"/>
+        </w:numPr>
+        <w:spacing w:line="360" w:lineRule="auto"/>
+        <w:ind w:left="720" w:hanging="360"/>
+        <w:rPr>
+          <w:rFonts w:ascii="Times New Roman" w:cs="Times New Roman" w:eastAsia="Times New Roman" w:hAnsi="Times New Roman"/>
+          <w:sz w:val="28"/>
+          <w:szCs w:val="28"/>
+          <w:u w:val="none"/>
+        </w:rPr>
+      </w:pPr>
+      <w:r>
+        <w:rPr>
+          <w:rFonts w:ascii="Times New Roman" w:cs="Times New Roman" w:eastAsia="Times New Roman" w:hAnsi="Times New Roman"/>
+          <w:sz w:val="28"/>
+          <w:szCs w:val="28"/>
+          <w:rtl w:val="0"/>
+        </w:rPr>
+        <w:t xml:space="preserve">Универсальная визуализация – один метод draw_automaton работает с обоими автоматами.</w:t>
       </w:r>
     </w:p>
     <w:p>
@@ -5377,7 +6153,7 @@
       <w:pPr>
         <w:numPr>
           <w:ilvl w:val="0"/>
-          <w:numId w:val="3"/>
+          <w:numId w:val="2"/>
         </w:numPr>
         <w:spacing w:line="360" w:lineRule="auto"/>
         <w:ind w:left="720" w:hanging="360"/>
@@ -5401,7 +6177,7 @@
       <w:pPr>
         <w:numPr>
           <w:ilvl w:val="1"/>
-          <w:numId w:val="3"/>
+          <w:numId w:val="2"/>
         </w:numPr>
         <w:spacing w:line="360" w:lineRule="auto"/>
         <w:ind w:left="1440" w:hanging="360"/>
@@ -5425,7 +6201,7 @@
       <w:pPr>
         <w:numPr>
           <w:ilvl w:val="1"/>
-          <w:numId w:val="3"/>
+          <w:numId w:val="2"/>
         </w:numPr>
         <w:spacing w:line="360" w:lineRule="auto"/>
         <w:ind w:left="1440" w:hanging="360"/>
@@ -5449,7 +6225,7 @@
       <w:pPr>
         <w:numPr>
           <w:ilvl w:val="1"/>
-          <w:numId w:val="3"/>
+          <w:numId w:val="2"/>
         </w:numPr>
         <w:spacing w:line="360" w:lineRule="auto"/>
         <w:ind w:left="1440" w:hanging="360"/>
@@ -5473,7 +6249,7 @@
       <w:pPr>
         <w:numPr>
           <w:ilvl w:val="1"/>
-          <w:numId w:val="3"/>
+          <w:numId w:val="2"/>
         </w:numPr>
         <w:spacing w:line="360" w:lineRule="auto"/>
         <w:ind w:left="1440" w:hanging="360"/>
@@ -5497,7 +6273,7 @@
       <w:pPr>
         <w:numPr>
           <w:ilvl w:val="0"/>
-          <w:numId w:val="3"/>
+          <w:numId w:val="2"/>
         </w:numPr>
         <w:spacing w:line="360" w:lineRule="auto"/>
         <w:ind w:left="720" w:hanging="360"/>
@@ -5521,7 +6297,7 @@
       <w:pPr>
         <w:numPr>
           <w:ilvl w:val="1"/>
-          <w:numId w:val="3"/>
+          <w:numId w:val="2"/>
         </w:numPr>
         <w:spacing w:line="360" w:lineRule="auto"/>
         <w:ind w:left="1440" w:hanging="360"/>
@@ -5545,7 +6321,7 @@
       <w:pPr>
         <w:numPr>
           <w:ilvl w:val="1"/>
-          <w:numId w:val="3"/>
+          <w:numId w:val="2"/>
         </w:numPr>
         <w:spacing w:line="360" w:lineRule="auto"/>
         <w:ind w:left="1440" w:hanging="360"/>
@@ -5569,7 +6345,7 @@
       <w:pPr>
         <w:numPr>
           <w:ilvl w:val="1"/>
-          <w:numId w:val="3"/>
+          <w:numId w:val="2"/>
         </w:numPr>
         <w:spacing w:line="360" w:lineRule="auto"/>
         <w:ind w:left="1440" w:hanging="360"/>
@@ -5677,7 +6453,7 @@
           <w:rtl w:val="0"/>
         </w:rPr>
         <w:tab/>
-        <w:t xml:space="preserve">Задача с джокером</w:t>
+        <w:t xml:space="preserve">6.2</w:t>
       </w:r>
     </w:p>
     <w:p>
@@ -5704,122 +6480,10 @@
       <w:pPr>
         <w:numPr>
           <w:ilvl w:val="0"/>
-          <w:numId w:val="3"/>
+          <w:numId w:val="2"/>
         </w:numPr>
         <w:spacing w:line="360" w:lineRule="auto"/>
         <w:ind w:left="720" w:hanging="360"/>
-        <w:rPr>
-          <w:rFonts w:ascii="Times New Roman" w:cs="Times New Roman" w:eastAsia="Times New Roman" w:hAnsi="Times New Roman"/>
-          <w:sz w:val="28"/>
-          <w:szCs w:val="28"/>
-        </w:rPr>
-      </w:pPr>
-      <w:r>
-        <w:rPr>
-          <w:rFonts w:ascii="Times New Roman" w:cs="Times New Roman" w:eastAsia="Times New Roman" w:hAnsi="Times New Roman"/>
-          <w:sz w:val="28"/>
-          <w:szCs w:val="28"/>
-          <w:rtl w:val="0"/>
-        </w:rPr>
-        <w:t xml:space="preserve">Временная сложность: O(|T| × |P|), где |T| – длина текста, |P| – длина шаблона.</w:t>
-      </w:r>
-    </w:p>
-    <w:p>
-      <w:pPr>
-        <w:numPr>
-          <w:ilvl w:val="1"/>
-          <w:numId w:val="3"/>
-        </w:numPr>
-        <w:spacing w:line="360" w:lineRule="auto"/>
-        <w:ind w:left="1440" w:hanging="360"/>
-        <w:rPr>
-          <w:rFonts w:ascii="Times New Roman" w:cs="Times New Roman" w:eastAsia="Times New Roman" w:hAnsi="Times New Roman"/>
-          <w:sz w:val="28"/>
-          <w:szCs w:val="28"/>
-        </w:rPr>
-      </w:pPr>
-      <w:r>
-        <w:rPr>
-          <w:rFonts w:ascii="Times New Roman" w:cs="Times New Roman" w:eastAsia="Times New Roman" w:hAnsi="Times New Roman"/>
-          <w:sz w:val="28"/>
-          <w:szCs w:val="28"/>
-          <w:rtl w:val="0"/>
-        </w:rPr>
-        <w:t xml:space="preserve">Внешний цикл: O(|T| - |P| + 1) итераций.</w:t>
-      </w:r>
-    </w:p>
-    <w:p>
-      <w:pPr>
-        <w:numPr>
-          <w:ilvl w:val="1"/>
-          <w:numId w:val="3"/>
-        </w:numPr>
-        <w:spacing w:line="360" w:lineRule="auto"/>
-        <w:ind w:left="1440" w:hanging="360"/>
-        <w:rPr>
-          <w:rFonts w:ascii="Times New Roman" w:cs="Times New Roman" w:eastAsia="Times New Roman" w:hAnsi="Times New Roman"/>
-          <w:sz w:val="28"/>
-          <w:szCs w:val="28"/>
-        </w:rPr>
-      </w:pPr>
-      <w:r>
-        <w:rPr>
-          <w:rFonts w:ascii="Times New Roman" w:cs="Times New Roman" w:eastAsia="Times New Roman" w:hAnsi="Times New Roman"/>
-          <w:sz w:val="28"/>
-          <w:szCs w:val="28"/>
-          <w:rtl w:val="0"/>
-        </w:rPr>
-        <w:t xml:space="preserve">Внутренний цикл: O(|P|) сравнений в худшем случае.</w:t>
-      </w:r>
-    </w:p>
-    <w:p>
-      <w:pPr>
-        <w:numPr>
-          <w:ilvl w:val="0"/>
-          <w:numId w:val="3"/>
-        </w:numPr>
-        <w:spacing w:line="360" w:lineRule="auto"/>
-        <w:ind w:left="720" w:hanging="360"/>
-        <w:rPr>
-          <w:rFonts w:ascii="Times New Roman" w:cs="Times New Roman" w:eastAsia="Times New Roman" w:hAnsi="Times New Roman"/>
-          <w:sz w:val="28"/>
-          <w:szCs w:val="28"/>
-        </w:rPr>
-      </w:pPr>
-      <w:r>
-        <w:rPr>
-          <w:rFonts w:ascii="Times New Roman" w:cs="Times New Roman" w:eastAsia="Times New Roman" w:hAnsi="Times New Roman"/>
-          <w:sz w:val="28"/>
-          <w:szCs w:val="28"/>
-          <w:rtl w:val="0"/>
-        </w:rPr>
-        <w:t xml:space="preserve">Пространственная сложность: O(1) дополнительных структур (кроме хранения входных данных).</w:t>
-      </w:r>
-    </w:p>
-    <w:p>
-      <w:pPr>
-        <w:spacing w:line="360" w:lineRule="auto"/>
-        <w:ind w:firstLine="720"/>
-        <w:rPr>
-          <w:rFonts w:ascii="Times New Roman" w:cs="Times New Roman" w:eastAsia="Times New Roman" w:hAnsi="Times New Roman"/>
-          <w:sz w:val="28"/>
-          <w:szCs w:val="28"/>
-        </w:rPr>
-      </w:pPr>
-      <w:r>
-        <w:rPr>
-          <w:rFonts w:ascii="Times New Roman" w:cs="Times New Roman" w:eastAsia="Times New Roman" w:hAnsi="Times New Roman"/>
-          <w:sz w:val="28"/>
-          <w:szCs w:val="28"/>
-          <w:rtl w:val="0"/>
-        </w:rPr>
-        <w:t xml:space="preserve">Практическая сложность:</w:t>
-      </w:r>
-    </w:p>
-    <w:p>
-      <w:pPr>
-        <w:spacing w:line="360" w:lineRule="auto"/>
-        <w:ind w:firstLine="720"/>
         <w:rPr>
           <w:rFonts w:ascii="Times New Roman" w:cs="Times New Roman" w:eastAsia="Times New Roman" w:hAnsi="Times New Roman"/>
           <w:sz w:val="28"/>
@@ -5828,7 +6492,7 @@
       </w:pPr>
       <w:sdt>
         <w:sdtPr>
-          <w:id w:val="2027224835"/>
+          <w:id w:val="285259754"/>
           <w:tag w:val="goog_rdk_4"/>
         </w:sdtPr>
         <w:sdtContent>
@@ -5839,13 +6503,37 @@
               <w:szCs w:val="28"/>
               <w:rtl w:val="0"/>
             </w:rPr>
-            <w:t xml:space="preserve">При |T| ≤ 100 000 и |P| ≤ 40 алгоритм выполняет до 4 000 000 операций, что выполняется за доли секунды.</w:t>
+            <w:t xml:space="preserve">Временная: O(|T| + Σ|pi| + K), где Σ|pi| – суммарная длина сегментов (не превышает длину шаблона, то есть ≤ 40). Разбиение шаблона – O(|P|), построение бора и ссылок – O(Σ|pi|), поиск – O(|T| + K) амортизированно.</w:t>
           </w:r>
         </w:sdtContent>
       </w:sdt>
     </w:p>
     <w:p>
       <w:pPr>
+        <w:numPr>
+          <w:ilvl w:val="0"/>
+          <w:numId w:val="2"/>
+        </w:numPr>
+        <w:spacing w:line="360" w:lineRule="auto"/>
+        <w:ind w:left="720" w:hanging="360"/>
+        <w:rPr>
+          <w:rFonts w:ascii="Times New Roman" w:cs="Times New Roman" w:eastAsia="Times New Roman" w:hAnsi="Times New Roman"/>
+          <w:sz w:val="28"/>
+          <w:szCs w:val="28"/>
+        </w:rPr>
+      </w:pPr>
+      <w:r>
+        <w:rPr>
+          <w:rFonts w:ascii="Times New Roman" w:cs="Times New Roman" w:eastAsia="Times New Roman" w:hAnsi="Times New Roman"/>
+          <w:sz w:val="28"/>
+          <w:szCs w:val="28"/>
+          <w:rtl w:val="0"/>
+        </w:rPr>
+        <w:t xml:space="preserve">Пространственная: O(Σ|pi| × |алфавит|) на бор, O(|T|) на массив C, O(num_segments) на segments_info.</w:t>
+      </w:r>
+    </w:p>
+    <w:p>
+      <w:pPr>
         <w:spacing w:line="360" w:lineRule="auto"/>
         <w:ind w:firstLine="720"/>
         <w:rPr>
@@ -5856,8 +6544,12 @@
       </w:pPr>
       <w:r>
         <w:rPr>
-          <w:rtl w:val="0"/>
-        </w:rPr>
+          <w:rFonts w:ascii="Times New Roman" w:cs="Times New Roman" w:eastAsia="Times New Roman" w:hAnsi="Times New Roman"/>
+          <w:sz w:val="28"/>
+          <w:szCs w:val="28"/>
+          <w:rtl w:val="0"/>
+        </w:rPr>
+        <w:t xml:space="preserve">Практическая сложность:</w:t>
       </w:r>
     </w:p>
     <w:p>
@@ -5870,6 +6562,50 @@
           <w:szCs w:val="28"/>
         </w:rPr>
       </w:pPr>
+      <w:sdt>
+        <w:sdtPr>
+          <w:id w:val="-880747193"/>
+          <w:tag w:val="goog_rdk_5"/>
+        </w:sdtPr>
+        <w:sdtContent>
+          <w:r>
+            <w:rPr>
+              <w:rFonts w:ascii="Gungsuh" w:cs="Gungsuh" w:eastAsia="Gungsuh" w:hAnsi="Gungsuh"/>
+              <w:sz w:val="28"/>
+              <w:szCs w:val="28"/>
+              <w:rtl w:val="0"/>
+            </w:rPr>
+            <w:t xml:space="preserve">При |T| ≤ 100 000 и |P| ≤ 40 суммарная длина сегментов мала, поэтому автомат строится мгновенно, а поиск проходит за один проход по тексту.</w:t>
+          </w:r>
+        </w:sdtContent>
+      </w:sdt>
+    </w:p>
+    <w:p>
+      <w:pPr>
+        <w:spacing w:line="360" w:lineRule="auto"/>
+        <w:ind w:firstLine="720"/>
+        <w:rPr>
+          <w:rFonts w:ascii="Times New Roman" w:cs="Times New Roman" w:eastAsia="Times New Roman" w:hAnsi="Times New Roman"/>
+          <w:sz w:val="28"/>
+          <w:szCs w:val="28"/>
+        </w:rPr>
+      </w:pPr>
+      <w:r>
+        <w:rPr>
+          <w:rtl w:val="0"/>
+        </w:rPr>
+      </w:r>
+    </w:p>
+    <w:p>
+      <w:pPr>
+        <w:spacing w:line="360" w:lineRule="auto"/>
+        <w:ind w:firstLine="720"/>
+        <w:rPr>
+          <w:rFonts w:ascii="Times New Roman" w:cs="Times New Roman" w:eastAsia="Times New Roman" w:hAnsi="Times New Roman"/>
+          <w:sz w:val="28"/>
+          <w:szCs w:val="28"/>
+        </w:rPr>
+      </w:pPr>
       <w:r>
         <w:rPr>
           <w:rFonts w:ascii="Times New Roman" w:cs="Times New Roman" w:eastAsia="Times New Roman" w:hAnsi="Times New Roman"/>
@@ -5884,7 +6620,7 @@
       <w:pPr>
         <w:numPr>
           <w:ilvl w:val="0"/>
-          <w:numId w:val="14"/>
+          <w:numId w:val="13"/>
         </w:numPr>
         <w:spacing w:line="360" w:lineRule="auto"/>
         <w:ind w:left="720" w:hanging="360"/>
@@ -5909,7 +6645,7 @@
       <w:pPr>
         <w:numPr>
           <w:ilvl w:val="0"/>
-          <w:numId w:val="14"/>
+          <w:numId w:val="13"/>
         </w:numPr>
         <w:spacing w:line="360" w:lineRule="auto"/>
         <w:ind w:left="720" w:hanging="360"/>
@@ -5927,14 +6663,14 @@
           <w:szCs w:val="28"/>
           <w:rtl w:val="0"/>
         </w:rPr>
-        <w:t xml:space="preserve">Пространственная сложность хранения графа: O(V + E).</w:t>
+        <w:t xml:space="preserve">Пространственная сложность: O(V + E).</w:t>
       </w:r>
     </w:p>
     <w:p>
       <w:pPr>
         <w:numPr>
           <w:ilvl w:val="0"/>
-          <w:numId w:val="14"/>
+          <w:numId w:val="13"/>
         </w:numPr>
         <w:spacing w:line="360" w:lineRule="auto"/>
         <w:ind w:left="720" w:hanging="360"/>
@@ -5952,26 +6688,22 @@
           <w:szCs w:val="28"/>
           <w:rtl w:val="0"/>
         </w:rPr>
-        <w:t xml:space="preserve">Отрисовка графа: O(V + E) с использованием библиотеки tkinter.Canvas.</w:t>
-      </w:r>
-    </w:p>
-    <w:p>
-      <w:pPr>
-        <w:spacing w:line="360" w:lineRule="auto"/>
-        <w:rPr>
-          <w:rFonts w:ascii="Times New Roman" w:cs="Times New Roman" w:eastAsia="Times New Roman" w:hAnsi="Times New Roman"/>
-          <w:sz w:val="28"/>
-          <w:szCs w:val="28"/>
-        </w:rPr>
-      </w:pPr>
-      <w:r>
-        <w:rPr>
-          <w:rFonts w:ascii="Times New Roman" w:cs="Times New Roman" w:eastAsia="Times New Roman" w:hAnsi="Times New Roman"/>
-          <w:sz w:val="28"/>
-          <w:szCs w:val="28"/>
-          <w:rtl w:val="0"/>
-        </w:rPr>
-        <w:tab/>
+        <w:t xml:space="preserve">Отрисовка: O(V + E).</w:t>
+      </w:r>
+    </w:p>
+    <w:p>
+      <w:pPr>
+        <w:spacing w:line="360" w:lineRule="auto"/>
+        <w:rPr>
+          <w:rFonts w:ascii="Times New Roman" w:cs="Times New Roman" w:eastAsia="Times New Roman" w:hAnsi="Times New Roman"/>
+          <w:sz w:val="28"/>
+          <w:szCs w:val="28"/>
+        </w:rPr>
+      </w:pPr>
+      <w:r>
+        <w:rPr>
+          <w:rtl w:val="0"/>
+        </w:rPr>
       </w:r>
     </w:p>
     <w:p>
@@ -6018,7 +6750,7 @@
       <w:pPr>
         <w:numPr>
           <w:ilvl w:val="0"/>
-          <w:numId w:val="2"/>
+          <w:numId w:val="1"/>
         </w:numPr>
         <w:spacing w:line="360" w:lineRule="auto"/>
         <w:ind w:left="720" w:hanging="360"/>
@@ -6043,7 +6775,7 @@
       <w:pPr>
         <w:numPr>
           <w:ilvl w:val="0"/>
-          <w:numId w:val="2"/>
+          <w:numId w:val="1"/>
         </w:numPr>
         <w:spacing w:line="360" w:lineRule="auto"/>
         <w:ind w:left="720" w:hanging="360"/>
@@ -6068,7 +6800,7 @@
       <w:pPr>
         <w:numPr>
           <w:ilvl w:val="0"/>
-          <w:numId w:val="2"/>
+          <w:numId w:val="1"/>
         </w:numPr>
         <w:spacing w:line="360" w:lineRule="auto"/>
         <w:ind w:left="720" w:hanging="360"/>
@@ -6093,7 +6825,7 @@
       <w:pPr>
         <w:numPr>
           <w:ilvl w:val="0"/>
-          <w:numId w:val="2"/>
+          <w:numId w:val="1"/>
         </w:numPr>
         <w:spacing w:line="360" w:lineRule="auto"/>
         <w:ind w:left="720" w:hanging="360"/>
@@ -6131,14 +6863,14 @@
           <w:szCs w:val="28"/>
           <w:rtl w:val="0"/>
         </w:rPr>
-        <w:t xml:space="preserve">Задача с джокером:</w:t>
+        <w:t xml:space="preserve">Задача 6.2 с джокером:</w:t>
       </w:r>
     </w:p>
     <w:p>
       <w:pPr>
         <w:numPr>
           <w:ilvl w:val="0"/>
-          <w:numId w:val="11"/>
+          <w:numId w:val="10"/>
         </w:numPr>
         <w:spacing w:line="360" w:lineRule="auto"/>
         <w:ind w:left="720" w:hanging="360"/>
@@ -6156,14 +6888,14 @@
           <w:szCs w:val="28"/>
           <w:rtl w:val="0"/>
         </w:rPr>
-        <w:t xml:space="preserve">Текст и шаблон: O(|T| + |P|).</w:t>
+        <w:t xml:space="preserve">Бор сегментов: O(Σ|pi| × |алфавит|) – существенно меньше, чем для 6.1, так как сегментов мало и они короткие.</w:t>
       </w:r>
     </w:p>
     <w:p>
       <w:pPr>
         <w:numPr>
           <w:ilvl w:val="0"/>
-          <w:numId w:val="11"/>
+          <w:numId w:val="10"/>
         </w:numPr>
         <w:spacing w:line="360" w:lineRule="auto"/>
         <w:ind w:left="720" w:hanging="360"/>
@@ -6181,7 +6913,82 @@
           <w:szCs w:val="28"/>
           <w:rtl w:val="0"/>
         </w:rPr>
-        <w:t xml:space="preserve">Результаты: O(|T|) в худшем случае.</w:t>
+        <w:t xml:space="preserve">Суффиксные и сжатые суффиксные ссылки: O(Σ|pi|).</w:t>
+      </w:r>
+    </w:p>
+    <w:p>
+      <w:pPr>
+        <w:numPr>
+          <w:ilvl w:val="0"/>
+          <w:numId w:val="10"/>
+        </w:numPr>
+        <w:spacing w:line="360" w:lineRule="auto"/>
+        <w:ind w:left="720" w:hanging="360"/>
+        <w:rPr>
+          <w:rFonts w:ascii="Times New Roman" w:cs="Times New Roman" w:eastAsia="Times New Roman" w:hAnsi="Times New Roman"/>
+          <w:sz w:val="28"/>
+          <w:szCs w:val="28"/>
+          <w:u w:val="none"/>
+        </w:rPr>
+      </w:pPr>
+      <w:r>
+        <w:rPr>
+          <w:rFonts w:ascii="Times New Roman" w:cs="Times New Roman" w:eastAsia="Times New Roman" w:hAnsi="Times New Roman"/>
+          <w:sz w:val="28"/>
+          <w:szCs w:val="28"/>
+          <w:rtl w:val="0"/>
+        </w:rPr>
+        <w:t xml:space="preserve">Массив C: O(|T|).</w:t>
+      </w:r>
+    </w:p>
+    <w:p>
+      <w:pPr>
+        <w:numPr>
+          <w:ilvl w:val="0"/>
+          <w:numId w:val="10"/>
+        </w:numPr>
+        <w:spacing w:line="360" w:lineRule="auto"/>
+        <w:ind w:left="720" w:hanging="360"/>
+        <w:rPr>
+          <w:rFonts w:ascii="Times New Roman" w:cs="Times New Roman" w:eastAsia="Times New Roman" w:hAnsi="Times New Roman"/>
+          <w:sz w:val="28"/>
+          <w:szCs w:val="28"/>
+          <w:u w:val="none"/>
+        </w:rPr>
+      </w:pPr>
+      <w:r>
+        <w:rPr>
+          <w:rFonts w:ascii="Times New Roman" w:cs="Times New Roman" w:eastAsia="Times New Roman" w:hAnsi="Times New Roman"/>
+          <w:sz w:val="28"/>
+          <w:szCs w:val="28"/>
+          <w:rtl w:val="0"/>
+        </w:rPr>
+        <w:t xml:space="preserve">segments_info и seg_checks: O(num_segments).</w:t>
+      </w:r>
+    </w:p>
+    <w:p>
+      <w:pPr>
+        <w:numPr>
+          <w:ilvl w:val="0"/>
+          <w:numId w:val="10"/>
+        </w:numPr>
+        <w:spacing w:line="360" w:lineRule="auto"/>
+        <w:ind w:left="720" w:hanging="360"/>
+        <w:rPr>
+          <w:rFonts w:ascii="Times New Roman" w:cs="Times New Roman" w:eastAsia="Times New Roman" w:hAnsi="Times New Roman"/>
+          <w:sz w:val="28"/>
+          <w:szCs w:val="28"/>
+          <w:u w:val="none"/>
+        </w:rPr>
+      </w:pPr>
+      <w:r>
+        <w:rPr>
+          <w:rFonts w:ascii="Times New Roman" w:cs="Times New Roman" w:eastAsia="Times New Roman" w:hAnsi="Times New Roman"/>
+          <w:sz w:val="28"/>
+          <w:szCs w:val="28"/>
+          <w:rtl w:val="0"/>
+        </w:rPr>
+        <w:t xml:space="preserve">Трассировка (только в GUI): O(|T| × num_segments) в худшем случае.</w:t>
       </w:r>
     </w:p>
     <w:p>
@@ -6223,7 +7030,7 @@
       <w:pPr>
         <w:numPr>
           <w:ilvl w:val="0"/>
-          <w:numId w:val="5"/>
+          <w:numId w:val="4"/>
         </w:numPr>
         <w:spacing w:line="360" w:lineRule="auto"/>
         <w:ind w:left="720" w:hanging="360"/>
@@ -6248,7 +7055,7 @@
       <w:pPr>
         <w:numPr>
           <w:ilvl w:val="0"/>
-          <w:numId w:val="5"/>
+          <w:numId w:val="4"/>
         </w:numPr>
         <w:spacing w:line="360" w:lineRule="auto"/>
         <w:ind w:left="720" w:hanging="360"/>
@@ -6266,7 +7073,52 @@
           <w:szCs w:val="28"/>
           <w:rtl w:val="0"/>
         </w:rPr>
-        <w:t xml:space="preserve">Буфер отрисовки: зависит от библиотеки, для автоматов с несколькими тысячами вершин занимает десятки мегабайт.</w:t>
+        <w:t xml:space="preserve">Буфер отрисовки: зависит от библиотеки; для автоматов с несколькими тысячами вершин – десятки мегабайт.</w:t>
+      </w:r>
+    </w:p>
+    <w:p>
+      <w:pPr>
+        <w:spacing w:line="360" w:lineRule="auto"/>
+        <w:rPr>
+          <w:rFonts w:ascii="Times New Roman" w:cs="Times New Roman" w:eastAsia="Times New Roman" w:hAnsi="Times New Roman"/>
+          <w:sz w:val="28"/>
+          <w:szCs w:val="28"/>
+        </w:rPr>
+      </w:pPr>
+      <w:r>
+        <w:rPr>
+          <w:rtl w:val="0"/>
+        </w:rPr>
+      </w:r>
+    </w:p>
+    <w:p>
+      <w:pPr>
+        <w:spacing w:line="360" w:lineRule="auto"/>
+        <w:rPr>
+          <w:rFonts w:ascii="Times New Roman" w:cs="Times New Roman" w:eastAsia="Times New Roman" w:hAnsi="Times New Roman"/>
+          <w:sz w:val="28"/>
+          <w:szCs w:val="28"/>
+        </w:rPr>
+      </w:pPr>
+      <w:r>
+        <w:rPr>
+          <w:rtl w:val="0"/>
+        </w:rPr>
+      </w:r>
+    </w:p>
+    <w:p>
+      <w:pPr>
+        <w:spacing w:line="360" w:lineRule="auto"/>
+        <w:rPr>
+          <w:rFonts w:ascii="Times New Roman" w:cs="Times New Roman" w:eastAsia="Times New Roman" w:hAnsi="Times New Roman"/>
+          <w:sz w:val="28"/>
+          <w:szCs w:val="28"/>
+        </w:rPr>
+      </w:pPr>
+      <w:r>
+        <w:rPr>
+          <w:rtl w:val="0"/>
+        </w:rPr>
       </w:r>
     </w:p>
     <w:p>
@@ -6314,6 +7166,24 @@
         <w:ind w:firstLine="720"/>
         <w:rPr>
           <w:rFonts w:ascii="Times New Roman" w:cs="Times New Roman" w:eastAsia="Times New Roman" w:hAnsi="Times New Roman"/>
+          <w:b w:val="1"/>
+          <w:bCs w:val="1"/>
+          <w:sz w:val="28"/>
+          <w:szCs w:val="28"/>
+        </w:rPr>
+      </w:pPr>
+      <w:r>
+        <w:rPr>
+          <w:rtl w:val="0"/>
+        </w:rPr>
+      </w:r>
+    </w:p>
+    <w:p>
+      <w:pPr>
+        <w:spacing w:line="360" w:lineRule="auto"/>
+        <w:ind w:firstLine="720"/>
+        <w:rPr>
+          <w:rFonts w:ascii="Times New Roman" w:cs="Times New Roman" w:eastAsia="Times New Roman" w:hAnsi="Times New Roman"/>
           <w:sz w:val="28"/>
           <w:szCs w:val="28"/>
         </w:rPr>
@@ -6326,6 +7196,22 @@
           <w:rtl w:val="0"/>
         </w:rPr>
         <w:t xml:space="preserve">Экспериментальные результаты подтверждают корректность работы алгоритма на различных тестовых случаях, включая:</w:t>
+      </w:r>
+    </w:p>
+    <w:p>
+      <w:pPr>
+        <w:spacing w:line="360" w:lineRule="auto"/>
+        <w:ind w:firstLine="720"/>
+        <w:rPr>
+          <w:rFonts w:ascii="Times New Roman" w:cs="Times New Roman" w:eastAsia="Times New Roman" w:hAnsi="Times New Roman"/>
+          <w:sz w:val="28"/>
+          <w:szCs w:val="28"/>
+        </w:rPr>
+      </w:pPr>
+      <w:r>
+        <w:rPr>
+          <w:rtl w:val="0"/>
+        </w:rPr>
       </w:r>
     </w:p>
     <w:p>
@@ -6351,8 +7237,8 @@
     <w:sdt>
       <w:sdtPr>
         <w:lock w:val="contentLocked"/>
-        <w:id w:val="-2005886213"/>
-        <w:tag w:val="goog_rdk_5"/>
+        <w:id w:val="-2068630561"/>
+        <w:tag w:val="goog_rdk_6"/>
       </w:sdtPr>
       <w:sdtContent>
         <w:tbl>
@@ -7031,6 +7917,16 @@
     </w:p>
     <w:p>
       <w:pPr>
+        <w:rPr/>
+      </w:pPr>
+      <w:r>
+        <w:rPr>
+          <w:rtl w:val="0"/>
+        </w:rPr>
+      </w:r>
+    </w:p>
+    <w:p>
+      <w:pPr>
         <w:spacing w:line="360" w:lineRule="auto"/>
         <w:ind w:firstLine="720"/>
         <w:rPr>
@@ -7052,8 +7948,8 @@
     <w:sdt>
       <w:sdtPr>
         <w:lock w:val="contentLocked"/>
-        <w:id w:val="-568593456"/>
-        <w:tag w:val="goog_rdk_6"/>
+        <w:id w:val="-2018479892"/>
+        <w:tag w:val="goog_rdk_7"/>
       </w:sdtPr>
       <w:sdtContent>
         <w:tbl>
@@ -7523,446 +8419,7 @@
     <w:p>
       <w:pPr>
         <w:pStyle w:val="Heading2"/>
-        <w:ind w:firstLine="0"/>
-        <w:rPr/>
-      </w:pPr>
-      <w:bookmarkStart w:colFirst="0" w:colLast="0" w:name="_heading=h.7c38ew6zs1yf" w:id="0"/>
-      <w:bookmarkEnd w:id="0"/>
-      <w:r>
-        <w:rPr>
-          <w:rtl w:val="0"/>
-        </w:rPr>
-      </w:r>
-    </w:p>
-    <w:p>
-      <w:pPr>
-        <w:spacing w:line="360" w:lineRule="auto"/>
-        <w:ind w:firstLine="720"/>
-        <w:rPr>
-          <w:rFonts w:ascii="Times New Roman" w:cs="Times New Roman" w:eastAsia="Times New Roman" w:hAnsi="Times New Roman"/>
-          <w:sz w:val="28"/>
-          <w:szCs w:val="28"/>
-        </w:rPr>
-      </w:pPr>
-      <w:r>
-        <w:rPr>
-          <w:rtl w:val="0"/>
-        </w:rPr>
-      </w:r>
-    </w:p>
-    <w:p>
-      <w:pPr>
-        <w:spacing w:line="360" w:lineRule="auto"/>
-        <w:ind w:firstLine="720"/>
-        <w:rPr>
-          <w:rFonts w:ascii="Times New Roman" w:cs="Times New Roman" w:eastAsia="Times New Roman" w:hAnsi="Times New Roman"/>
-          <w:sz w:val="28"/>
-          <w:szCs w:val="28"/>
-        </w:rPr>
-      </w:pPr>
-      <w:r>
-        <w:rPr>
-          <w:rFonts w:ascii="Times New Roman" w:cs="Times New Roman" w:eastAsia="Times New Roman" w:hAnsi="Times New Roman"/>
-          <w:sz w:val="28"/>
-          <w:szCs w:val="28"/>
-          <w:rtl w:val="0"/>
-        </w:rPr>
-        <w:t xml:space="preserve">Таблица 3: Тестирование промежуточных данных</w:t>
-      </w:r>
-    </w:p>
-    <w:sdt>
-      <w:sdtPr>
-        <w:lock w:val="contentLocked"/>
-        <w:id w:val="405363001"/>
-        <w:tag w:val="goog_rdk_7"/>
-      </w:sdtPr>
-      <w:sdtContent>
-        <w:tbl>
-          <w:tblPr>
-            <w:tblStyle w:val="Table4"/>
-            <w:tblW w:w="9638.0" w:type="dxa"/>
-            <w:jc w:val="left"/>
-            <w:tblBorders>
-              <w:top w:color="000000" w:space="0" w:sz="8" w:val="single"/>
-              <w:left w:color="000000" w:space="0" w:sz="8" w:val="single"/>
-              <w:bottom w:color="000000" w:space="0" w:sz="8" w:val="single"/>
-              <w:right w:color="000000" w:space="0" w:sz="8" w:val="single"/>
-              <w:insideH w:color="000000" w:space="0" w:sz="8" w:val="single"/>
-              <w:insideV w:color="000000" w:space="0" w:sz="8" w:val="single"/>
-            </w:tblBorders>
-            <w:tblLayout w:type="fixed"/>
-            <w:tblLook w:val="0600"/>
-          </w:tblPr>
-          <w:tblGrid>
-            <w:gridCol w:w="4819"/>
-            <w:gridCol w:w="4819"/>
-            <w:tblGridChange w:id="0">
-              <w:tblGrid>
-                <w:gridCol w:w="4819"/>
-                <w:gridCol w:w="4819"/>
-              </w:tblGrid>
-            </w:tblGridChange>
-          </w:tblGrid>
-          <w:tr>
-            <w:trPr>
-              <w:cantSplit w:val="0"/>
-              <w:tblHeader w:val="0"/>
-            </w:trPr>
-            <w:tc>
-              <w:tcPr>
-                <w:shd w:fill="auto" w:val="clear"/>
-                <w:tcMar>
-                  <w:top w:w="100.0" w:type="dxa"/>
-                  <w:left w:w="100.0" w:type="dxa"/>
-                  <w:bottom w:w="100.0" w:type="dxa"/>
-                  <w:right w:w="100.0" w:type="dxa"/>
-                </w:tcMar>
-                <w:vAlign w:val="top"/>
-              </w:tcPr>
-              <w:p>
-                <w:pPr>
-                  <w:widowControl w:val="0"/>
-                  <w:rPr>
-                    <w:rFonts w:ascii="Times New Roman" w:cs="Times New Roman" w:eastAsia="Times New Roman" w:hAnsi="Times New Roman"/>
-                    <w:sz w:val="28"/>
-                    <w:szCs w:val="28"/>
-                  </w:rPr>
-                </w:pPr>
-                <w:r>
-                  <w:rPr>
-                    <w:rFonts w:ascii="Times New Roman" w:cs="Times New Roman" w:eastAsia="Times New Roman" w:hAnsi="Times New Roman"/>
-                    <w:sz w:val="28"/>
-                    <w:szCs w:val="28"/>
-                    <w:rtl w:val="0"/>
-                  </w:rPr>
-                  <w:t xml:space="preserve">Входные данные</w:t>
-                </w:r>
-              </w:p>
-            </w:tc>
-            <w:tc>
-              <w:tcPr>
-                <w:shd w:fill="auto" w:val="clear"/>
-                <w:tcMar>
-                  <w:top w:w="100.0" w:type="dxa"/>
-                  <w:left w:w="100.0" w:type="dxa"/>
-                  <w:bottom w:w="100.0" w:type="dxa"/>
-                  <w:right w:w="100.0" w:type="dxa"/>
-                </w:tcMar>
-                <w:vAlign w:val="top"/>
-              </w:tcPr>
-              <w:p>
-                <w:pPr>
-                  <w:widowControl w:val="0"/>
-                  <w:rPr>
-                    <w:rFonts w:ascii="Times New Roman" w:cs="Times New Roman" w:eastAsia="Times New Roman" w:hAnsi="Times New Roman"/>
-                    <w:sz w:val="28"/>
-                    <w:szCs w:val="28"/>
-                  </w:rPr>
-                </w:pPr>
-                <w:r>
-                  <w:rPr>
-                    <w:rFonts w:ascii="Times New Roman" w:cs="Times New Roman" w:eastAsia="Times New Roman" w:hAnsi="Times New Roman"/>
-                    <w:sz w:val="28"/>
-                    <w:szCs w:val="28"/>
-                    <w:rtl w:val="0"/>
-                  </w:rPr>
-                  <w:t xml:space="preserve">Выходные данные</w:t>
-                </w:r>
-              </w:p>
-            </w:tc>
-          </w:tr>
-          <w:tr>
-            <w:trPr>
-              <w:cantSplit w:val="0"/>
-              <w:tblHeader w:val="0"/>
-            </w:trPr>
-            <w:tc>
-              <w:tcPr>
-                <w:shd w:fill="auto" w:val="clear"/>
-                <w:tcMar>
-                  <w:top w:w="100.0" w:type="dxa"/>
-                  <w:left w:w="100.0" w:type="dxa"/>
-                  <w:bottom w:w="100.0" w:type="dxa"/>
-                  <w:right w:w="100.0" w:type="dxa"/>
-                </w:tcMar>
-                <w:vAlign w:val="top"/>
-              </w:tcPr>
-              <w:p>
-                <w:pPr>
-                  <w:widowControl w:val="0"/>
-                  <w:rPr>
-                    <w:rFonts w:ascii="Times New Roman" w:cs="Times New Roman" w:eastAsia="Times New Roman" w:hAnsi="Times New Roman"/>
-                    <w:sz w:val="28"/>
-                    <w:szCs w:val="28"/>
-                  </w:rPr>
-                </w:pPr>
-                <w:r>
-                  <w:rPr>
-                    <w:rFonts w:ascii="Times New Roman" w:cs="Times New Roman" w:eastAsia="Times New Roman" w:hAnsi="Times New Roman"/>
-                    <w:sz w:val="28"/>
-                    <w:szCs w:val="28"/>
-                    <w:rtl w:val="0"/>
-                  </w:rPr>
-                  <w:t xml:space="preserve">TAGT,TAG,T</w:t>
-                </w:r>
-              </w:p>
-            </w:tc>
-            <w:tc>
-              <w:tcPr>
-                <w:shd w:fill="auto" w:val="clear"/>
-                <w:tcMar>
-                  <w:top w:w="100.0" w:type="dxa"/>
-                  <w:left w:w="100.0" w:type="dxa"/>
-                  <w:bottom w:w="100.0" w:type="dxa"/>
-                  <w:right w:w="100.0" w:type="dxa"/>
-                </w:tcMar>
-                <w:vAlign w:val="top"/>
-              </w:tcPr>
-              <w:p>
-                <w:pPr>
-                  <w:widowControl w:val="0"/>
-                  <w:rPr>
-                    <w:rFonts w:ascii="Times New Roman" w:cs="Times New Roman" w:eastAsia="Times New Roman" w:hAnsi="Times New Roman"/>
-                    <w:sz w:val="28"/>
-                    <w:szCs w:val="28"/>
-                  </w:rPr>
-                </w:pPr>
-                <w:r>
-                  <w:rPr>
-                    <w:rFonts w:ascii="Times New Roman" w:cs="Times New Roman" w:eastAsia="Times New Roman" w:hAnsi="Times New Roman"/>
-                    <w:sz w:val="28"/>
-                    <w:szCs w:val="28"/>
-                    <w:rtl w:val="0"/>
-                  </w:rPr>
-                  <w:t xml:space="preserve">5</w:t>
-                </w:r>
-              </w:p>
-            </w:tc>
-          </w:tr>
-          <w:tr>
-            <w:trPr>
-              <w:cantSplit w:val="0"/>
-              <w:tblHeader w:val="0"/>
-            </w:trPr>
-            <w:tc>
-              <w:tcPr>
-                <w:shd w:fill="auto" w:val="clear"/>
-                <w:tcMar>
-                  <w:top w:w="100.0" w:type="dxa"/>
-                  <w:left w:w="100.0" w:type="dxa"/>
-                  <w:bottom w:w="100.0" w:type="dxa"/>
-                  <w:right w:w="100.0" w:type="dxa"/>
-                </w:tcMar>
-                <w:vAlign w:val="top"/>
-              </w:tcPr>
-              <w:p>
-                <w:pPr>
-                  <w:widowControl w:val="0"/>
-                  <w:rPr>
-                    <w:rFonts w:ascii="Times New Roman" w:cs="Times New Roman" w:eastAsia="Times New Roman" w:hAnsi="Times New Roman"/>
-                    <w:sz w:val="28"/>
-                    <w:szCs w:val="28"/>
-                  </w:rPr>
-                </w:pPr>
-                <w:r>
-                  <w:rPr>
-                    <w:rFonts w:ascii="Times New Roman" w:cs="Times New Roman" w:eastAsia="Times New Roman" w:hAnsi="Times New Roman"/>
-                    <w:sz w:val="28"/>
-                    <w:szCs w:val="28"/>
-                    <w:rtl w:val="0"/>
-                  </w:rPr>
-                  <w:t xml:space="preserve">he,she,his,hers</w:t>
-                </w:r>
-              </w:p>
-            </w:tc>
-            <w:tc>
-              <w:tcPr>
-                <w:shd w:fill="auto" w:val="clear"/>
-                <w:tcMar>
-                  <w:top w:w="100.0" w:type="dxa"/>
-                  <w:left w:w="100.0" w:type="dxa"/>
-                  <w:bottom w:w="100.0" w:type="dxa"/>
-                  <w:right w:w="100.0" w:type="dxa"/>
-                </w:tcMar>
-                <w:vAlign w:val="top"/>
-              </w:tcPr>
-              <w:p>
-                <w:pPr>
-                  <w:widowControl w:val="0"/>
-                  <w:rPr>
-                    <w:rFonts w:ascii="Times New Roman" w:cs="Times New Roman" w:eastAsia="Times New Roman" w:hAnsi="Times New Roman"/>
-                    <w:sz w:val="28"/>
-                    <w:szCs w:val="28"/>
-                  </w:rPr>
-                </w:pPr>
-                <w:r>
-                  <w:rPr>
-                    <w:rFonts w:ascii="Times New Roman" w:cs="Times New Roman" w:eastAsia="Times New Roman" w:hAnsi="Times New Roman"/>
-                    <w:sz w:val="28"/>
-                    <w:szCs w:val="28"/>
-                    <w:rtl w:val="0"/>
-                  </w:rPr>
-                  <w:t xml:space="preserve">10</w:t>
-                </w:r>
-              </w:p>
-            </w:tc>
-          </w:tr>
-          <w:tr>
-            <w:trPr>
-              <w:cantSplit w:val="0"/>
-              <w:tblHeader w:val="0"/>
-            </w:trPr>
-            <w:tc>
-              <w:tcPr>
-                <w:shd w:fill="auto" w:val="clear"/>
-                <w:tcMar>
-                  <w:top w:w="100.0" w:type="dxa"/>
-                  <w:left w:w="100.0" w:type="dxa"/>
-                  <w:bottom w:w="100.0" w:type="dxa"/>
-                  <w:right w:w="100.0" w:type="dxa"/>
-                </w:tcMar>
-                <w:vAlign w:val="top"/>
-              </w:tcPr>
-              <w:p>
-                <w:pPr>
-                  <w:widowControl w:val="0"/>
-                  <w:rPr>
-                    <w:rFonts w:ascii="Times New Roman" w:cs="Times New Roman" w:eastAsia="Times New Roman" w:hAnsi="Times New Roman"/>
-                    <w:sz w:val="28"/>
-                    <w:szCs w:val="28"/>
-                  </w:rPr>
-                </w:pPr>
-                <w:r>
-                  <w:rPr>
-                    <w:rFonts w:ascii="Times New Roman" w:cs="Times New Roman" w:eastAsia="Times New Roman" w:hAnsi="Times New Roman"/>
-                    <w:sz w:val="28"/>
-                    <w:szCs w:val="28"/>
-                    <w:rtl w:val="0"/>
-                  </w:rPr>
-                  <w:t xml:space="preserve">a,b,c</w:t>
-                </w:r>
-              </w:p>
-            </w:tc>
-            <w:tc>
-              <w:tcPr>
-                <w:shd w:fill="auto" w:val="clear"/>
-                <w:tcMar>
-                  <w:top w:w="100.0" w:type="dxa"/>
-                  <w:left w:w="100.0" w:type="dxa"/>
-                  <w:bottom w:w="100.0" w:type="dxa"/>
-                  <w:right w:w="100.0" w:type="dxa"/>
-                </w:tcMar>
-                <w:vAlign w:val="top"/>
-              </w:tcPr>
-              <w:p>
-                <w:pPr>
-                  <w:widowControl w:val="0"/>
-                  <w:rPr>
-                    <w:rFonts w:ascii="Times New Roman" w:cs="Times New Roman" w:eastAsia="Times New Roman" w:hAnsi="Times New Roman"/>
-                    <w:sz w:val="28"/>
-                    <w:szCs w:val="28"/>
-                  </w:rPr>
-                </w:pPr>
-                <w:r>
-                  <w:rPr>
-                    <w:rFonts w:ascii="Times New Roman" w:cs="Times New Roman" w:eastAsia="Times New Roman" w:hAnsi="Times New Roman"/>
-                    <w:sz w:val="28"/>
-                    <w:szCs w:val="28"/>
-                    <w:rtl w:val="0"/>
-                  </w:rPr>
-                  <w:t xml:space="preserve">4</w:t>
-                </w:r>
-              </w:p>
-            </w:tc>
-          </w:tr>
-          <w:tr>
-            <w:trPr>
-              <w:cantSplit w:val="0"/>
-              <w:tblHeader w:val="0"/>
-            </w:trPr>
-            <w:tc>
-              <w:tcPr>
-                <w:shd w:fill="auto" w:val="clear"/>
-                <w:tcMar>
-                  <w:top w:w="100.0" w:type="dxa"/>
-                  <w:left w:w="100.0" w:type="dxa"/>
-                  <w:bottom w:w="100.0" w:type="dxa"/>
-                  <w:right w:w="100.0" w:type="dxa"/>
-                </w:tcMar>
-                <w:vAlign w:val="top"/>
-              </w:tcPr>
-              <w:p>
-                <w:pPr>
-                  <w:widowControl w:val="0"/>
-                  <w:rPr>
-                    <w:rFonts w:ascii="Times New Roman" w:cs="Times New Roman" w:eastAsia="Times New Roman" w:hAnsi="Times New Roman"/>
-                    <w:sz w:val="28"/>
-                    <w:szCs w:val="28"/>
-                  </w:rPr>
-                </w:pPr>
-                <w:r>
-                  <w:rPr>
-                    <w:rFonts w:ascii="Times New Roman" w:cs="Times New Roman" w:eastAsia="Times New Roman" w:hAnsi="Times New Roman"/>
-                    <w:sz w:val="28"/>
-                    <w:szCs w:val="28"/>
-                    <w:rtl w:val="0"/>
-                  </w:rPr>
-                  <w:t xml:space="preserve">tag,t,ag</w:t>
-                </w:r>
-              </w:p>
-            </w:tc>
-            <w:tc>
-              <w:tcPr>
-                <w:shd w:fill="auto" w:val="clear"/>
-                <w:tcMar>
-                  <w:top w:w="100.0" w:type="dxa"/>
-                  <w:left w:w="100.0" w:type="dxa"/>
-                  <w:bottom w:w="100.0" w:type="dxa"/>
-                  <w:right w:w="100.0" w:type="dxa"/>
-                </w:tcMar>
-                <w:vAlign w:val="top"/>
-              </w:tcPr>
-              <w:p>
-                <w:pPr>
-                  <w:widowControl w:val="0"/>
-                  <w:rPr>
-                    <w:rFonts w:ascii="Times New Roman" w:cs="Times New Roman" w:eastAsia="Times New Roman" w:hAnsi="Times New Roman"/>
-                    <w:sz w:val="28"/>
-                    <w:szCs w:val="28"/>
-                  </w:rPr>
-                </w:pPr>
-                <w:r>
-                  <w:rPr>
-                    <w:rFonts w:ascii="Times New Roman" w:cs="Times New Roman" w:eastAsia="Times New Roman" w:hAnsi="Times New Roman"/>
-                    <w:sz w:val="28"/>
-                    <w:szCs w:val="28"/>
-                    <w:rtl w:val="0"/>
-                  </w:rPr>
-                  <w:t xml:space="preserve">4</w:t>
-                </w:r>
-              </w:p>
-            </w:tc>
-          </w:tr>
-        </w:tbl>
-      </w:sdtContent>
-    </w:sdt>
-    <w:p>
-      <w:pPr>
-        <w:pStyle w:val="Heading2"/>
-        <w:ind w:firstLine="0"/>
-        <w:rPr/>
-      </w:pPr>
-      <w:bookmarkStart w:colFirst="0" w:colLast="0" w:name="_heading=h.74rjkyir0lb5" w:id="1"/>
-      <w:bookmarkEnd w:id="1"/>
-      <w:r>
-        <w:rPr>
-          <w:rtl w:val="0"/>
-        </w:rPr>
-      </w:r>
-    </w:p>
-    <w:p>
-      <w:pPr>
-        <w:pStyle w:val="Heading2"/>
+        <w:ind w:left="0" w:firstLine="720"/>
         <w:rPr/>
       </w:pPr>
       <w:r>
@@ -7991,28 +8448,18 @@
         <w:jc w:val="both"/>
         <w:rPr>
           <w:rFonts w:ascii="Times New Roman" w:cs="Times New Roman" w:eastAsia="Times New Roman" w:hAnsi="Times New Roman"/>
-          <w:b w:val="0"/>
-          <w:bCs w:val="0"/>
-          <w:i w:val="0"/>
-          <w:iCs w:val="0"/>
-          <w:smallCaps w:val="0"/>
-          <w:strike w:val="0"/>
-          <w:color w:val="000000"/>
-          <w:sz w:val="28"/>
-          <w:szCs w:val="28"/>
-          <w:u w:val="none"/>
-          <w:shd w:fill="auto" w:val="clear"/>
-          <w:vertAlign w:val="baseline"/>
-        </w:rPr>
-      </w:pPr>
-      <w:r>
-        <w:rPr>
-          <w:rFonts w:ascii="Times New Roman" w:cs="Times New Roman" w:eastAsia="Times New Roman" w:hAnsi="Times New Roman"/>
-          <w:sz w:val="28"/>
-          <w:szCs w:val="28"/>
-          <w:rtl w:val="0"/>
-        </w:rPr>
-        <w:t xml:space="preserve">В ходе выполнения лабораторной работы был успешно реализован алгоритм Ахо-Корасик для точного поиска множества образцов в тексте, включающий построение бора, вычисление суффиксных и терминальных ссылок, а также поиск всех вхождений с сортировкой результатов. Дополнительно была решена задача поиска образца с джокером методом прямого перебора позиций с пошаговым сравнением символов. Для индивидуального варианта 7 был разработан графический интерфейс на базе библиотеки CustomTkinter, обеспечивающий интерактивный ввод данных, вывод промежуточных данных (построение бора, описание автомата, пошаговый процесс поиска) и наглядное графическое представление конечного автомата с отображением вершин, переходов и суффиксных ссылок. В процессе разработки были использованы ключевые оптимизации алгоритма: построение бора за O(Σ|pᵢ|), построение суффиксных ссылок за O(Σ|pᵢ|) методом обхода в ширину, поиск в тексте за O(|T| + количество_вхождений) с использованием терминальных ссылок для эффективного сбора всех найденных образцов. Теоретическая сложность реализованных алгоритмов составляет O(|T| + Σ|pᵢ| + количество_вхождений) по времени и O(Σ|pᵢ| × |алфавит|) по памяти для задачи Ахо-Корасик, O(|T| × |P|) по времени и O(|T| + |P|) по памяти для задачи с джокером, что подтверждает высокую практическую эффективность методов для задач строкового поиска и делает их применимыми для обработки больших объёмов текста.</w:t>
+          <w:sz w:val="28"/>
+          <w:szCs w:val="28"/>
+        </w:rPr>
+      </w:pPr>
+      <w:r>
+        <w:rPr>
+          <w:rFonts w:ascii="Times New Roman" w:cs="Times New Roman" w:eastAsia="Times New Roman" w:hAnsi="Times New Roman"/>
+          <w:sz w:val="28"/>
+          <w:szCs w:val="28"/>
+          <w:rtl w:val="0"/>
+        </w:rPr>
+        <w:t xml:space="preserve">В ходе выполнения лабораторной работы был реализован алгоритм Ахо-Корасик для точного поиска множества образцов в тексте. Алгоритм включает построение бора, вычисление суффиксных и сжатых суффиксных (output) ссылок, а также поиск всех вхождений с сортировкой результатов. Для задачи поиска образца с джокером был применён тот же аппарат: шаблон разбивается на сегменты без джокеров, для них строится автомат Ахо-Корасик, а найденные сегменты «голосуют» за возможные стартовые позиции шаблона через массив C. Такой подход снижает временную сложность задачи с джокером с O(|T| × |P|) до O(|T| + Σ|pi| + K). Для индивидуального варианта 7 был разработан графический интерфейс на базе библиотеки CustomTkinter. Интерфейс обеспечивает интерактивный ввод данных, вывод промежуточных данных (построение бора, описание вершин и переходов, пошаговый процесс поиска с трассировкой голосов) и наглядное графическое представление автоматов. Реализована универсальная визуализация: пользователь может переключаться между автоматом задачи 6.1 и автоматом сегментов задачи 6.2 через выпадающее меню, при этом терминальные вершины подписываются по-разному (P для паттернов, S для сегментов). Теоретическая сложность реализованных алгоритмов составляет O(|T| + Σ|pi| + K) по времени и O(Σ|pi| × |алфавит|) по памяти для обеих задач.</w:t>
       </w:r>
       <w:r>
         <w:rPr>
@@ -8105,6 +8552,446 @@
   <w:abstractNum w:abstractNumId="1">
     <w:lvl w:ilvl="0">
       <w:start w:val="1"/>
+      <w:numFmt w:val="bullet"/>
+      <w:lvlText w:val="●"/>
+      <w:lvlJc w:val="left"/>
+      <w:pPr>
+        <w:ind w:left="720" w:hanging="360"/>
+      </w:pPr>
+      <w:rPr>
+        <w:u w:val="none"/>
+      </w:rPr>
+    </w:lvl>
+    <w:lvl w:ilvl="1">
+      <w:start w:val="1"/>
+      <w:numFmt w:val="bullet"/>
+      <w:lvlText w:val="○"/>
+      <w:lvlJc w:val="left"/>
+      <w:pPr>
+        <w:ind w:left="1440" w:hanging="360"/>
+      </w:pPr>
+      <w:rPr>
+        <w:u w:val="none"/>
+      </w:rPr>
+    </w:lvl>
+    <w:lvl w:ilvl="2">
+      <w:start w:val="1"/>
+      <w:numFmt w:val="bullet"/>
+      <w:lvlText w:val="■"/>
+      <w:lvlJc w:val="left"/>
+      <w:pPr>
+        <w:ind w:left="2160" w:hanging="360"/>
+      </w:pPr>
+      <w:rPr>
+        <w:u w:val="none"/>
+      </w:rPr>
+    </w:lvl>
+    <w:lvl w:ilvl="3">
+      <w:start w:val="1"/>
+      <w:numFmt w:val="bullet"/>
+      <w:lvlText w:val="●"/>
+      <w:lvlJc w:val="left"/>
+      <w:pPr>
+        <w:ind w:left="2880" w:hanging="360"/>
+      </w:pPr>
+      <w:rPr>
+        <w:u w:val="none"/>
+      </w:rPr>
+    </w:lvl>
+    <w:lvl w:ilvl="4">
+      <w:start w:val="1"/>
+      <w:numFmt w:val="bullet"/>
+      <w:lvlText w:val="○"/>
+      <w:lvlJc w:val="left"/>
+      <w:pPr>
+        <w:ind w:left="3600" w:hanging="360"/>
+      </w:pPr>
+      <w:rPr>
+        <w:u w:val="none"/>
+      </w:rPr>
+    </w:lvl>
+    <w:lvl w:ilvl="5">
+      <w:start w:val="1"/>
+      <w:numFmt w:val="bullet"/>
+      <w:lvlText w:val="■"/>
+      <w:lvlJc w:val="left"/>
+      <w:pPr>
+        <w:ind w:left="4320" w:hanging="360"/>
+      </w:pPr>
+      <w:rPr>
+        <w:u w:val="none"/>
+      </w:rPr>
+    </w:lvl>
+    <w:lvl w:ilvl="6">
+      <w:start w:val="1"/>
+      <w:numFmt w:val="bullet"/>
+      <w:lvlText w:val="●"/>
+      <w:lvlJc w:val="left"/>
+      <w:pPr>
+        <w:ind w:left="5040" w:hanging="360"/>
+      </w:pPr>
+      <w:rPr>
+        <w:u w:val="none"/>
+      </w:rPr>
+    </w:lvl>
+    <w:lvl w:ilvl="7">
+      <w:start w:val="1"/>
+      <w:numFmt w:val="bullet"/>
+      <w:lvlText w:val="○"/>
+      <w:lvlJc w:val="left"/>
+      <w:pPr>
+        <w:ind w:left="5760" w:hanging="360"/>
+      </w:pPr>
+      <w:rPr>
+        <w:u w:val="none"/>
+      </w:rPr>
+    </w:lvl>
+    <w:lvl w:ilvl="8">
+      <w:start w:val="1"/>
+      <w:numFmt w:val="bullet"/>
+      <w:lvlText w:val="■"/>
+      <w:lvlJc w:val="left"/>
+      <w:pPr>
+        <w:ind w:left="6480" w:hanging="360"/>
+      </w:pPr>
+      <w:rPr>
+        <w:u w:val="none"/>
+      </w:rPr>
+    </w:lvl>
+  </w:abstractNum>
+  <w:abstractNum w:abstractNumId="2">
+    <w:lvl w:ilvl="0">
+      <w:start w:val="1"/>
+      <w:numFmt w:val="bullet"/>
+      <w:lvlText w:val="●"/>
+      <w:lvlJc w:val="left"/>
+      <w:pPr>
+        <w:ind w:left="720" w:hanging="360"/>
+      </w:pPr>
+      <w:rPr>
+        <w:u w:val="none"/>
+      </w:rPr>
+    </w:lvl>
+    <w:lvl w:ilvl="1">
+      <w:start w:val="1"/>
+      <w:numFmt w:val="bullet"/>
+      <w:lvlText w:val="○"/>
+      <w:lvlJc w:val="left"/>
+      <w:pPr>
+        <w:ind w:left="1440" w:hanging="360"/>
+      </w:pPr>
+      <w:rPr>
+        <w:u w:val="none"/>
+      </w:rPr>
+    </w:lvl>
+    <w:lvl w:ilvl="2">
+      <w:start w:val="1"/>
+      <w:numFmt w:val="bullet"/>
+      <w:lvlText w:val="■"/>
+      <w:lvlJc w:val="left"/>
+      <w:pPr>
+        <w:ind w:left="2160" w:hanging="360"/>
+      </w:pPr>
+      <w:rPr>
+        <w:u w:val="none"/>
+      </w:rPr>
+    </w:lvl>
+    <w:lvl w:ilvl="3">
+      <w:start w:val="1"/>
+      <w:numFmt w:val="bullet"/>
+      <w:lvlText w:val="●"/>
+      <w:lvlJc w:val="left"/>
+      <w:pPr>
+        <w:ind w:left="2880" w:hanging="360"/>
+      </w:pPr>
+      <w:rPr>
+        <w:u w:val="none"/>
+      </w:rPr>
+    </w:lvl>
+    <w:lvl w:ilvl="4">
+      <w:start w:val="1"/>
+      <w:numFmt w:val="bullet"/>
+      <w:lvlText w:val="○"/>
+      <w:lvlJc w:val="left"/>
+      <w:pPr>
+        <w:ind w:left="3600" w:hanging="360"/>
+      </w:pPr>
+      <w:rPr>
+        <w:u w:val="none"/>
+      </w:rPr>
+    </w:lvl>
+    <w:lvl w:ilvl="5">
+      <w:start w:val="1"/>
+      <w:numFmt w:val="bullet"/>
+      <w:lvlText w:val="■"/>
+      <w:lvlJc w:val="left"/>
+      <w:pPr>
+        <w:ind w:left="4320" w:hanging="360"/>
+      </w:pPr>
+      <w:rPr>
+        <w:u w:val="none"/>
+      </w:rPr>
+    </w:lvl>
+    <w:lvl w:ilvl="6">
+      <w:start w:val="1"/>
+      <w:numFmt w:val="bullet"/>
+      <w:lvlText w:val="●"/>
+      <w:lvlJc w:val="left"/>
+      <w:pPr>
+        <w:ind w:left="5040" w:hanging="360"/>
+      </w:pPr>
+      <w:rPr>
+        <w:u w:val="none"/>
+      </w:rPr>
+    </w:lvl>
+    <w:lvl w:ilvl="7">
+      <w:start w:val="1"/>
+      <w:numFmt w:val="bullet"/>
+      <w:lvlText w:val="○"/>
+      <w:lvlJc w:val="left"/>
+      <w:pPr>
+        <w:ind w:left="5760" w:hanging="360"/>
+      </w:pPr>
+      <w:rPr>
+        <w:u w:val="none"/>
+      </w:rPr>
+    </w:lvl>
+    <w:lvl w:ilvl="8">
+      <w:start w:val="1"/>
+      <w:numFmt w:val="bullet"/>
+      <w:lvlText w:val="■"/>
+      <w:lvlJc w:val="left"/>
+      <w:pPr>
+        <w:ind w:left="6480" w:hanging="360"/>
+      </w:pPr>
+      <w:rPr>
+        <w:u w:val="none"/>
+      </w:rPr>
+    </w:lvl>
+  </w:abstractNum>
+  <w:abstractNum w:abstractNumId="3">
+    <w:lvl w:ilvl="0">
+      <w:start w:val="1"/>
+      <w:numFmt w:val="bullet"/>
+      <w:lvlText w:val="●"/>
+      <w:lvlJc w:val="left"/>
+      <w:pPr>
+        <w:ind w:left="720" w:hanging="360"/>
+      </w:pPr>
+      <w:rPr>
+        <w:u w:val="none"/>
+      </w:rPr>
+    </w:lvl>
+    <w:lvl w:ilvl="1">
+      <w:start w:val="1"/>
+      <w:numFmt w:val="bullet"/>
+      <w:lvlText w:val="○"/>
+      <w:lvlJc w:val="left"/>
+      <w:pPr>
+        <w:ind w:left="1440" w:hanging="360"/>
+      </w:pPr>
+      <w:rPr>
+        <w:u w:val="none"/>
+      </w:rPr>
+    </w:lvl>
+    <w:lvl w:ilvl="2">
+      <w:start w:val="1"/>
+      <w:numFmt w:val="bullet"/>
+      <w:lvlText w:val="■"/>
+      <w:lvlJc w:val="left"/>
+      <w:pPr>
+        <w:ind w:left="2160" w:hanging="360"/>
+      </w:pPr>
+      <w:rPr>
+        <w:u w:val="none"/>
+      </w:rPr>
+    </w:lvl>
+    <w:lvl w:ilvl="3">
+      <w:start w:val="1"/>
+      <w:numFmt w:val="bullet"/>
+      <w:lvlText w:val="●"/>
+      <w:lvlJc w:val="left"/>
+      <w:pPr>
+        <w:ind w:left="2880" w:hanging="360"/>
+      </w:pPr>
+      <w:rPr>
+        <w:u w:val="none"/>
+      </w:rPr>
+    </w:lvl>
+    <w:lvl w:ilvl="4">
+      <w:start w:val="1"/>
+      <w:numFmt w:val="bullet"/>
+      <w:lvlText w:val="○"/>
+      <w:lvlJc w:val="left"/>
+      <w:pPr>
+        <w:ind w:left="3600" w:hanging="360"/>
+      </w:pPr>
+      <w:rPr>
+        <w:u w:val="none"/>
+      </w:rPr>
+    </w:lvl>
+    <w:lvl w:ilvl="5">
+      <w:start w:val="1"/>
+      <w:numFmt w:val="bullet"/>
+      <w:lvlText w:val="■"/>
+      <w:lvlJc w:val="left"/>
+      <w:pPr>
+        <w:ind w:left="4320" w:hanging="360"/>
+      </w:pPr>
+      <w:rPr>
+        <w:u w:val="none"/>
+      </w:rPr>
+    </w:lvl>
+    <w:lvl w:ilvl="6">
+      <w:start w:val="1"/>
+      <w:numFmt w:val="bullet"/>
+      <w:lvlText w:val="●"/>
+      <w:lvlJc w:val="left"/>
+      <w:pPr>
+        <w:ind w:left="5040" w:hanging="360"/>
+      </w:pPr>
+      <w:rPr>
+        <w:u w:val="none"/>
+      </w:rPr>
+    </w:lvl>
+    <w:lvl w:ilvl="7">
+      <w:start w:val="1"/>
+      <w:numFmt w:val="bullet"/>
+      <w:lvlText w:val="○"/>
+      <w:lvlJc w:val="left"/>
+      <w:pPr>
+        <w:ind w:left="5760" w:hanging="360"/>
+      </w:pPr>
+      <w:rPr>
+        <w:u w:val="none"/>
+      </w:rPr>
+    </w:lvl>
+    <w:lvl w:ilvl="8">
+      <w:start w:val="1"/>
+      <w:numFmt w:val="bullet"/>
+      <w:lvlText w:val="■"/>
+      <w:lvlJc w:val="left"/>
+      <w:pPr>
+        <w:ind w:left="6480" w:hanging="360"/>
+      </w:pPr>
+      <w:rPr>
+        <w:u w:val="none"/>
+      </w:rPr>
+    </w:lvl>
+  </w:abstractNum>
+  <w:abstractNum w:abstractNumId="4">
+    <w:lvl w:ilvl="0">
+      <w:start w:val="1"/>
+      <w:numFmt w:val="bullet"/>
+      <w:lvlText w:val="●"/>
+      <w:lvlJc w:val="left"/>
+      <w:pPr>
+        <w:ind w:left="720" w:hanging="360"/>
+      </w:pPr>
+      <w:rPr>
+        <w:u w:val="none"/>
+      </w:rPr>
+    </w:lvl>
+    <w:lvl w:ilvl="1">
+      <w:start w:val="1"/>
+      <w:numFmt w:val="bullet"/>
+      <w:lvlText w:val="○"/>
+      <w:lvlJc w:val="left"/>
+      <w:pPr>
+        <w:ind w:left="1440" w:hanging="360"/>
+      </w:pPr>
+      <w:rPr>
+        <w:u w:val="none"/>
+      </w:rPr>
+    </w:lvl>
+    <w:lvl w:ilvl="2">
+      <w:start w:val="1"/>
+      <w:numFmt w:val="bullet"/>
+      <w:lvlText w:val="■"/>
+      <w:lvlJc w:val="left"/>
+      <w:pPr>
+        <w:ind w:left="2160" w:hanging="360"/>
+      </w:pPr>
+      <w:rPr>
+        <w:u w:val="none"/>
+      </w:rPr>
+    </w:lvl>
+    <w:lvl w:ilvl="3">
+      <w:start w:val="1"/>
+      <w:numFmt w:val="bullet"/>
+      <w:lvlText w:val="●"/>
+      <w:lvlJc w:val="left"/>
+      <w:pPr>
+        <w:ind w:left="2880" w:hanging="360"/>
+      </w:pPr>
+      <w:rPr>
+        <w:u w:val="none"/>
+      </w:rPr>
+    </w:lvl>
+    <w:lvl w:ilvl="4">
+      <w:start w:val="1"/>
+      <w:numFmt w:val="bullet"/>
+      <w:lvlText w:val="○"/>
+      <w:lvlJc w:val="left"/>
+      <w:pPr>
+        <w:ind w:left="3600" w:hanging="360"/>
+      </w:pPr>
+      <w:rPr>
+        <w:u w:val="none"/>
+      </w:rPr>
+    </w:lvl>
+    <w:lvl w:ilvl="5">
+      <w:start w:val="1"/>
+      <w:numFmt w:val="bullet"/>
+      <w:lvlText w:val="■"/>
+      <w:lvlJc w:val="left"/>
+      <w:pPr>
+        <w:ind w:left="4320" w:hanging="360"/>
+      </w:pPr>
+      <w:rPr>
+        <w:u w:val="none"/>
+      </w:rPr>
+    </w:lvl>
+    <w:lvl w:ilvl="6">
+      <w:start w:val="1"/>
+      <w:numFmt w:val="bullet"/>
+      <w:lvlText w:val="●"/>
+      <w:lvlJc w:val="left"/>
+      <w:pPr>
+        <w:ind w:left="5040" w:hanging="360"/>
+      </w:pPr>
+      <w:rPr>
+        <w:u w:val="none"/>
+      </w:rPr>
+    </w:lvl>
+    <w:lvl w:ilvl="7">
+      <w:start w:val="1"/>
+      <w:numFmt w:val="bullet"/>
+      <w:lvlText w:val="○"/>
+      <w:lvlJc w:val="left"/>
+      <w:pPr>
+        <w:ind w:left="5760" w:hanging="360"/>
+      </w:pPr>
+      <w:rPr>
+        <w:u w:val="none"/>
+      </w:rPr>
+    </w:lvl>
+    <w:lvl w:ilvl="8">
+      <w:start w:val="1"/>
+      <w:numFmt w:val="bullet"/>
+      <w:lvlText w:val="■"/>
+      <w:lvlJc w:val="left"/>
+      <w:pPr>
+        <w:ind w:left="6480" w:hanging="360"/>
+      </w:pPr>
+      <w:rPr>
+        <w:u w:val="none"/>
+      </w:rPr>
+    </w:lvl>
+  </w:abstractNum>
+  <w:abstractNum w:abstractNumId="5">
+    <w:lvl w:ilvl="0">
+      <w:start w:val="1"/>
       <w:numFmt w:val="decimal"/>
       <w:lvlText w:val="%1."/>
       <w:lvlJc w:val="left"/>
@@ -8212,446 +9099,6 @@
       </w:rPr>
     </w:lvl>
   </w:abstractNum>
-  <w:abstractNum w:abstractNumId="2">
-    <w:lvl w:ilvl="0">
-      <w:start w:val="1"/>
-      <w:numFmt w:val="bullet"/>
-      <w:lvlText w:val="●"/>
-      <w:lvlJc w:val="left"/>
-      <w:pPr>
-        <w:ind w:left="720" w:hanging="360"/>
-      </w:pPr>
-      <w:rPr>
-        <w:u w:val="none"/>
-      </w:rPr>
-    </w:lvl>
-    <w:lvl w:ilvl="1">
-      <w:start w:val="1"/>
-      <w:numFmt w:val="bullet"/>
-      <w:lvlText w:val="○"/>
-      <w:lvlJc w:val="left"/>
-      <w:pPr>
-        <w:ind w:left="1440" w:hanging="360"/>
-      </w:pPr>
-      <w:rPr>
-        <w:u w:val="none"/>
-      </w:rPr>
-    </w:lvl>
-    <w:lvl w:ilvl="2">
-      <w:start w:val="1"/>
-      <w:numFmt w:val="bullet"/>
-      <w:lvlText w:val="■"/>
-      <w:lvlJc w:val="left"/>
-      <w:pPr>
-        <w:ind w:left="2160" w:hanging="360"/>
-      </w:pPr>
-      <w:rPr>
-        <w:u w:val="none"/>
-      </w:rPr>
-    </w:lvl>
-    <w:lvl w:ilvl="3">
-      <w:start w:val="1"/>
-      <w:numFmt w:val="bullet"/>
-      <w:lvlText w:val="●"/>
-      <w:lvlJc w:val="left"/>
-      <w:pPr>
-        <w:ind w:left="2880" w:hanging="360"/>
-      </w:pPr>
-      <w:rPr>
-        <w:u w:val="none"/>
-      </w:rPr>
-    </w:lvl>
-    <w:lvl w:ilvl="4">
-      <w:start w:val="1"/>
-      <w:numFmt w:val="bullet"/>
-      <w:lvlText w:val="○"/>
-      <w:lvlJc w:val="left"/>
-      <w:pPr>
-        <w:ind w:left="3600" w:hanging="360"/>
-      </w:pPr>
-      <w:rPr>
-        <w:u w:val="none"/>
-      </w:rPr>
-    </w:lvl>
-    <w:lvl w:ilvl="5">
-      <w:start w:val="1"/>
-      <w:numFmt w:val="bullet"/>
-      <w:lvlText w:val="■"/>
-      <w:lvlJc w:val="left"/>
-      <w:pPr>
-        <w:ind w:left="4320" w:hanging="360"/>
-      </w:pPr>
-      <w:rPr>
-        <w:u w:val="none"/>
-      </w:rPr>
-    </w:lvl>
-    <w:lvl w:ilvl="6">
-      <w:start w:val="1"/>
-      <w:numFmt w:val="bullet"/>
-      <w:lvlText w:val="●"/>
-      <w:lvlJc w:val="left"/>
-      <w:pPr>
-        <w:ind w:left="5040" w:hanging="360"/>
-      </w:pPr>
-      <w:rPr>
-        <w:u w:val="none"/>
-      </w:rPr>
-    </w:lvl>
-    <w:lvl w:ilvl="7">
-      <w:start w:val="1"/>
-      <w:numFmt w:val="bullet"/>
-      <w:lvlText w:val="○"/>
-      <w:lvlJc w:val="left"/>
-      <w:pPr>
-        <w:ind w:left="5760" w:hanging="360"/>
-      </w:pPr>
-      <w:rPr>
-        <w:u w:val="none"/>
-      </w:rPr>
-    </w:lvl>
-    <w:lvl w:ilvl="8">
-      <w:start w:val="1"/>
-      <w:numFmt w:val="bullet"/>
-      <w:lvlText w:val="■"/>
-      <w:lvlJc w:val="left"/>
-      <w:pPr>
-        <w:ind w:left="6480" w:hanging="360"/>
-      </w:pPr>
-      <w:rPr>
-        <w:u w:val="none"/>
-      </w:rPr>
-    </w:lvl>
-  </w:abstractNum>
-  <w:abstractNum w:abstractNumId="3">
-    <w:lvl w:ilvl="0">
-      <w:start w:val="1"/>
-      <w:numFmt w:val="bullet"/>
-      <w:lvlText w:val="●"/>
-      <w:lvlJc w:val="left"/>
-      <w:pPr>
-        <w:ind w:left="720" w:hanging="360"/>
-      </w:pPr>
-      <w:rPr>
-        <w:u w:val="none"/>
-      </w:rPr>
-    </w:lvl>
-    <w:lvl w:ilvl="1">
-      <w:start w:val="1"/>
-      <w:numFmt w:val="bullet"/>
-      <w:lvlText w:val="○"/>
-      <w:lvlJc w:val="left"/>
-      <w:pPr>
-        <w:ind w:left="1440" w:hanging="360"/>
-      </w:pPr>
-      <w:rPr>
-        <w:u w:val="none"/>
-      </w:rPr>
-    </w:lvl>
-    <w:lvl w:ilvl="2">
-      <w:start w:val="1"/>
-      <w:numFmt w:val="bullet"/>
-      <w:lvlText w:val="■"/>
-      <w:lvlJc w:val="left"/>
-      <w:pPr>
-        <w:ind w:left="2160" w:hanging="360"/>
-      </w:pPr>
-      <w:rPr>
-        <w:u w:val="none"/>
-      </w:rPr>
-    </w:lvl>
-    <w:lvl w:ilvl="3">
-      <w:start w:val="1"/>
-      <w:numFmt w:val="bullet"/>
-      <w:lvlText w:val="●"/>
-      <w:lvlJc w:val="left"/>
-      <w:pPr>
-        <w:ind w:left="2880" w:hanging="360"/>
-      </w:pPr>
-      <w:rPr>
-        <w:u w:val="none"/>
-      </w:rPr>
-    </w:lvl>
-    <w:lvl w:ilvl="4">
-      <w:start w:val="1"/>
-      <w:numFmt w:val="bullet"/>
-      <w:lvlText w:val="○"/>
-      <w:lvlJc w:val="left"/>
-      <w:pPr>
-        <w:ind w:left="3600" w:hanging="360"/>
-      </w:pPr>
-      <w:rPr>
-        <w:u w:val="none"/>
-      </w:rPr>
-    </w:lvl>
-    <w:lvl w:ilvl="5">
-      <w:start w:val="1"/>
-      <w:numFmt w:val="bullet"/>
-      <w:lvlText w:val="■"/>
-      <w:lvlJc w:val="left"/>
-      <w:pPr>
-        <w:ind w:left="4320" w:hanging="360"/>
-      </w:pPr>
-      <w:rPr>
-        <w:u w:val="none"/>
-      </w:rPr>
-    </w:lvl>
-    <w:lvl w:ilvl="6">
-      <w:start w:val="1"/>
-      <w:numFmt w:val="bullet"/>
-      <w:lvlText w:val="●"/>
-      <w:lvlJc w:val="left"/>
-      <w:pPr>
-        <w:ind w:left="5040" w:hanging="360"/>
-      </w:pPr>
-      <w:rPr>
-        <w:u w:val="none"/>
-      </w:rPr>
-    </w:lvl>
-    <w:lvl w:ilvl="7">
-      <w:start w:val="1"/>
-      <w:numFmt w:val="bullet"/>
-      <w:lvlText w:val="○"/>
-      <w:lvlJc w:val="left"/>
-      <w:pPr>
-        <w:ind w:left="5760" w:hanging="360"/>
-      </w:pPr>
-      <w:rPr>
-        <w:u w:val="none"/>
-      </w:rPr>
-    </w:lvl>
-    <w:lvl w:ilvl="8">
-      <w:start w:val="1"/>
-      <w:numFmt w:val="bullet"/>
-      <w:lvlText w:val="■"/>
-      <w:lvlJc w:val="left"/>
-      <w:pPr>
-        <w:ind w:left="6480" w:hanging="360"/>
-      </w:pPr>
-      <w:rPr>
-        <w:u w:val="none"/>
-      </w:rPr>
-    </w:lvl>
-  </w:abstractNum>
-  <w:abstractNum w:abstractNumId="4">
-    <w:lvl w:ilvl="0">
-      <w:start w:val="1"/>
-      <w:numFmt w:val="bullet"/>
-      <w:lvlText w:val="●"/>
-      <w:lvlJc w:val="left"/>
-      <w:pPr>
-        <w:ind w:left="720" w:hanging="360"/>
-      </w:pPr>
-      <w:rPr>
-        <w:u w:val="none"/>
-      </w:rPr>
-    </w:lvl>
-    <w:lvl w:ilvl="1">
-      <w:start w:val="1"/>
-      <w:numFmt w:val="bullet"/>
-      <w:lvlText w:val="○"/>
-      <w:lvlJc w:val="left"/>
-      <w:pPr>
-        <w:ind w:left="1440" w:hanging="360"/>
-      </w:pPr>
-      <w:rPr>
-        <w:u w:val="none"/>
-      </w:rPr>
-    </w:lvl>
-    <w:lvl w:ilvl="2">
-      <w:start w:val="1"/>
-      <w:numFmt w:val="bullet"/>
-      <w:lvlText w:val="■"/>
-      <w:lvlJc w:val="left"/>
-      <w:pPr>
-        <w:ind w:left="2160" w:hanging="360"/>
-      </w:pPr>
-      <w:rPr>
-        <w:u w:val="none"/>
-      </w:rPr>
-    </w:lvl>
-    <w:lvl w:ilvl="3">
-      <w:start w:val="1"/>
-      <w:numFmt w:val="bullet"/>
-      <w:lvlText w:val="●"/>
-      <w:lvlJc w:val="left"/>
-      <w:pPr>
-        <w:ind w:left="2880" w:hanging="360"/>
-      </w:pPr>
-      <w:rPr>
-        <w:u w:val="none"/>
-      </w:rPr>
-    </w:lvl>
-    <w:lvl w:ilvl="4">
-      <w:start w:val="1"/>
-      <w:numFmt w:val="bullet"/>
-      <w:lvlText w:val="○"/>
-      <w:lvlJc w:val="left"/>
-      <w:pPr>
-        <w:ind w:left="3600" w:hanging="360"/>
-      </w:pPr>
-      <w:rPr>
-        <w:u w:val="none"/>
-      </w:rPr>
-    </w:lvl>
-    <w:lvl w:ilvl="5">
-      <w:start w:val="1"/>
-      <w:numFmt w:val="bullet"/>
-      <w:lvlText w:val="■"/>
-      <w:lvlJc w:val="left"/>
-      <w:pPr>
-        <w:ind w:left="4320" w:hanging="360"/>
-      </w:pPr>
-      <w:rPr>
-        <w:u w:val="none"/>
-      </w:rPr>
-    </w:lvl>
-    <w:lvl w:ilvl="6">
-      <w:start w:val="1"/>
-      <w:numFmt w:val="bullet"/>
-      <w:lvlText w:val="●"/>
-      <w:lvlJc w:val="left"/>
-      <w:pPr>
-        <w:ind w:left="5040" w:hanging="360"/>
-      </w:pPr>
-      <w:rPr>
-        <w:u w:val="none"/>
-      </w:rPr>
-    </w:lvl>
-    <w:lvl w:ilvl="7">
-      <w:start w:val="1"/>
-      <w:numFmt w:val="bullet"/>
-      <w:lvlText w:val="○"/>
-      <w:lvlJc w:val="left"/>
-      <w:pPr>
-        <w:ind w:left="5760" w:hanging="360"/>
-      </w:pPr>
-      <w:rPr>
-        <w:u w:val="none"/>
-      </w:rPr>
-    </w:lvl>
-    <w:lvl w:ilvl="8">
-      <w:start w:val="1"/>
-      <w:numFmt w:val="bullet"/>
-      <w:lvlText w:val="■"/>
-      <w:lvlJc w:val="left"/>
-      <w:pPr>
-        <w:ind w:left="6480" w:hanging="360"/>
-      </w:pPr>
-      <w:rPr>
-        <w:u w:val="none"/>
-      </w:rPr>
-    </w:lvl>
-  </w:abstractNum>
-  <w:abstractNum w:abstractNumId="5">
-    <w:lvl w:ilvl="0">
-      <w:start w:val="1"/>
-      <w:numFmt w:val="bullet"/>
-      <w:lvlText w:val="●"/>
-      <w:lvlJc w:val="left"/>
-      <w:pPr>
-        <w:ind w:left="720" w:hanging="360"/>
-      </w:pPr>
-      <w:rPr>
-        <w:u w:val="none"/>
-      </w:rPr>
-    </w:lvl>
-    <w:lvl w:ilvl="1">
-      <w:start w:val="1"/>
-      <w:numFmt w:val="bullet"/>
-      <w:lvlText w:val="○"/>
-      <w:lvlJc w:val="left"/>
-      <w:pPr>
-        <w:ind w:left="1440" w:hanging="360"/>
-      </w:pPr>
-      <w:rPr>
-        <w:u w:val="none"/>
-      </w:rPr>
-    </w:lvl>
-    <w:lvl w:ilvl="2">
-      <w:start w:val="1"/>
-      <w:numFmt w:val="bullet"/>
-      <w:lvlText w:val="■"/>
-      <w:lvlJc w:val="left"/>
-      <w:pPr>
-        <w:ind w:left="2160" w:hanging="360"/>
-      </w:pPr>
-      <w:rPr>
-        <w:u w:val="none"/>
-      </w:rPr>
-    </w:lvl>
-    <w:lvl w:ilvl="3">
-      <w:start w:val="1"/>
-      <w:numFmt w:val="bullet"/>
-      <w:lvlText w:val="●"/>
-      <w:lvlJc w:val="left"/>
-      <w:pPr>
-        <w:ind w:left="2880" w:hanging="360"/>
-      </w:pPr>
-      <w:rPr>
-        <w:u w:val="none"/>
-      </w:rPr>
-    </w:lvl>
-    <w:lvl w:ilvl="4">
-      <w:start w:val="1"/>
-      <w:numFmt w:val="bullet"/>
-      <w:lvlText w:val="○"/>
-      <w:lvlJc w:val="left"/>
-      <w:pPr>
-        <w:ind w:left="3600" w:hanging="360"/>
-      </w:pPr>
-      <w:rPr>
-        <w:u w:val="none"/>
-      </w:rPr>
-    </w:lvl>
-    <w:lvl w:ilvl="5">
-      <w:start w:val="1"/>
-      <w:numFmt w:val="bullet"/>
-      <w:lvlText w:val="■"/>
-      <w:lvlJc w:val="left"/>
-      <w:pPr>
-        <w:ind w:left="4320" w:hanging="360"/>
-      </w:pPr>
-      <w:rPr>
-        <w:u w:val="none"/>
-      </w:rPr>
-    </w:lvl>
-    <w:lvl w:ilvl="6">
-      <w:start w:val="1"/>
-      <w:numFmt w:val="bullet"/>
-      <w:lvlText w:val="●"/>
-      <w:lvlJc w:val="left"/>
-      <w:pPr>
-        <w:ind w:left="5040" w:hanging="360"/>
-      </w:pPr>
-      <w:rPr>
-        <w:u w:val="none"/>
-      </w:rPr>
-    </w:lvl>
-    <w:lvl w:ilvl="7">
-      <w:start w:val="1"/>
-      <w:numFmt w:val="bullet"/>
-      <w:lvlText w:val="○"/>
-      <w:lvlJc w:val="left"/>
-      <w:pPr>
-        <w:ind w:left="5760" w:hanging="360"/>
-      </w:pPr>
-      <w:rPr>
-        <w:u w:val="none"/>
-      </w:rPr>
-    </w:lvl>
-    <w:lvl w:ilvl="8">
-      <w:start w:val="1"/>
-      <w:numFmt w:val="bullet"/>
-      <w:lvlText w:val="■"/>
-      <w:lvlJc w:val="left"/>
-      <w:pPr>
-        <w:ind w:left="6480" w:hanging="360"/>
-      </w:pPr>
-      <w:rPr>
-        <w:u w:val="none"/>
-      </w:rPr>
-    </w:lvl>
-  </w:abstractNum>
   <w:abstractNum w:abstractNumId="6">
     <w:lvl w:ilvl="0">
       <w:start w:val="1"/>
@@ -8765,6 +9212,226 @@
   <w:abstractNum w:abstractNumId="7">
     <w:lvl w:ilvl="0">
       <w:start w:val="1"/>
+      <w:numFmt w:val="bullet"/>
+      <w:lvlText w:val="●"/>
+      <w:lvlJc w:val="left"/>
+      <w:pPr>
+        <w:ind w:left="720" w:hanging="360"/>
+      </w:pPr>
+      <w:rPr>
+        <w:u w:val="none"/>
+      </w:rPr>
+    </w:lvl>
+    <w:lvl w:ilvl="1">
+      <w:start w:val="1"/>
+      <w:numFmt w:val="bullet"/>
+      <w:lvlText w:val="○"/>
+      <w:lvlJc w:val="left"/>
+      <w:pPr>
+        <w:ind w:left="1440" w:hanging="360"/>
+      </w:pPr>
+      <w:rPr>
+        <w:u w:val="none"/>
+      </w:rPr>
+    </w:lvl>
+    <w:lvl w:ilvl="2">
+      <w:start w:val="1"/>
+      <w:numFmt w:val="bullet"/>
+      <w:lvlText w:val="■"/>
+      <w:lvlJc w:val="left"/>
+      <w:pPr>
+        <w:ind w:left="2160" w:hanging="360"/>
+      </w:pPr>
+      <w:rPr>
+        <w:u w:val="none"/>
+      </w:rPr>
+    </w:lvl>
+    <w:lvl w:ilvl="3">
+      <w:start w:val="1"/>
+      <w:numFmt w:val="bullet"/>
+      <w:lvlText w:val="●"/>
+      <w:lvlJc w:val="left"/>
+      <w:pPr>
+        <w:ind w:left="2880" w:hanging="360"/>
+      </w:pPr>
+      <w:rPr>
+        <w:u w:val="none"/>
+      </w:rPr>
+    </w:lvl>
+    <w:lvl w:ilvl="4">
+      <w:start w:val="1"/>
+      <w:numFmt w:val="bullet"/>
+      <w:lvlText w:val="○"/>
+      <w:lvlJc w:val="left"/>
+      <w:pPr>
+        <w:ind w:left="3600" w:hanging="360"/>
+      </w:pPr>
+      <w:rPr>
+        <w:u w:val="none"/>
+      </w:rPr>
+    </w:lvl>
+    <w:lvl w:ilvl="5">
+      <w:start w:val="1"/>
+      <w:numFmt w:val="bullet"/>
+      <w:lvlText w:val="■"/>
+      <w:lvlJc w:val="left"/>
+      <w:pPr>
+        <w:ind w:left="4320" w:hanging="360"/>
+      </w:pPr>
+      <w:rPr>
+        <w:u w:val="none"/>
+      </w:rPr>
+    </w:lvl>
+    <w:lvl w:ilvl="6">
+      <w:start w:val="1"/>
+      <w:numFmt w:val="bullet"/>
+      <w:lvlText w:val="●"/>
+      <w:lvlJc w:val="left"/>
+      <w:pPr>
+        <w:ind w:left="5040" w:hanging="360"/>
+      </w:pPr>
+      <w:rPr>
+        <w:u w:val="none"/>
+      </w:rPr>
+    </w:lvl>
+    <w:lvl w:ilvl="7">
+      <w:start w:val="1"/>
+      <w:numFmt w:val="bullet"/>
+      <w:lvlText w:val="○"/>
+      <w:lvlJc w:val="left"/>
+      <w:pPr>
+        <w:ind w:left="5760" w:hanging="360"/>
+      </w:pPr>
+      <w:rPr>
+        <w:u w:val="none"/>
+      </w:rPr>
+    </w:lvl>
+    <w:lvl w:ilvl="8">
+      <w:start w:val="1"/>
+      <w:numFmt w:val="bullet"/>
+      <w:lvlText w:val="■"/>
+      <w:lvlJc w:val="left"/>
+      <w:pPr>
+        <w:ind w:left="6480" w:hanging="360"/>
+      </w:pPr>
+      <w:rPr>
+        <w:u w:val="none"/>
+      </w:rPr>
+    </w:lvl>
+  </w:abstractNum>
+  <w:abstractNum w:abstractNumId="8">
+    <w:lvl w:ilvl="0">
+      <w:start w:val="1"/>
+      <w:numFmt w:val="bullet"/>
+      <w:lvlText w:val="●"/>
+      <w:lvlJc w:val="left"/>
+      <w:pPr>
+        <w:ind w:left="720" w:hanging="360"/>
+      </w:pPr>
+      <w:rPr>
+        <w:u w:val="none"/>
+      </w:rPr>
+    </w:lvl>
+    <w:lvl w:ilvl="1">
+      <w:start w:val="1"/>
+      <w:numFmt w:val="bullet"/>
+      <w:lvlText w:val="○"/>
+      <w:lvlJc w:val="left"/>
+      <w:pPr>
+        <w:ind w:left="1440" w:hanging="360"/>
+      </w:pPr>
+      <w:rPr>
+        <w:u w:val="none"/>
+      </w:rPr>
+    </w:lvl>
+    <w:lvl w:ilvl="2">
+      <w:start w:val="1"/>
+      <w:numFmt w:val="bullet"/>
+      <w:lvlText w:val="■"/>
+      <w:lvlJc w:val="left"/>
+      <w:pPr>
+        <w:ind w:left="2160" w:hanging="360"/>
+      </w:pPr>
+      <w:rPr>
+        <w:u w:val="none"/>
+      </w:rPr>
+    </w:lvl>
+    <w:lvl w:ilvl="3">
+      <w:start w:val="1"/>
+      <w:numFmt w:val="bullet"/>
+      <w:lvlText w:val="●"/>
+      <w:lvlJc w:val="left"/>
+      <w:pPr>
+        <w:ind w:left="2880" w:hanging="360"/>
+      </w:pPr>
+      <w:rPr>
+        <w:u w:val="none"/>
+      </w:rPr>
+    </w:lvl>
+    <w:lvl w:ilvl="4">
+      <w:start w:val="1"/>
+      <w:numFmt w:val="bullet"/>
+      <w:lvlText w:val="○"/>
+      <w:lvlJc w:val="left"/>
+      <w:pPr>
+        <w:ind w:left="3600" w:hanging="360"/>
+      </w:pPr>
+      <w:rPr>
+        <w:u w:val="none"/>
+      </w:rPr>
+    </w:lvl>
+    <w:lvl w:ilvl="5">
+      <w:start w:val="1"/>
+      <w:numFmt w:val="bullet"/>
+      <w:lvlText w:val="■"/>
+      <w:lvlJc w:val="left"/>
+      <w:pPr>
+        <w:ind w:left="4320" w:hanging="360"/>
+      </w:pPr>
+      <w:rPr>
+        <w:u w:val="none"/>
+      </w:rPr>
+    </w:lvl>
+    <w:lvl w:ilvl="6">
+      <w:start w:val="1"/>
+      <w:numFmt w:val="bullet"/>
+      <w:lvlText w:val="●"/>
+      <w:lvlJc w:val="left"/>
+      <w:pPr>
+        <w:ind w:left="5040" w:hanging="360"/>
+      </w:pPr>
+      <w:rPr>
+        <w:u w:val="none"/>
+      </w:rPr>
+    </w:lvl>
+    <w:lvl w:ilvl="7">
+      <w:start w:val="1"/>
+      <w:numFmt w:val="bullet"/>
+      <w:lvlText w:val="○"/>
+      <w:lvlJc w:val="left"/>
+      <w:pPr>
+        <w:ind w:left="5760" w:hanging="360"/>
+      </w:pPr>
+      <w:rPr>
+        <w:u w:val="none"/>
+      </w:rPr>
+    </w:lvl>
+    <w:lvl w:ilvl="8">
+      <w:start w:val="1"/>
+      <w:numFmt w:val="bullet"/>
+      <w:lvlText w:val="■"/>
+      <w:lvlJc w:val="left"/>
+      <w:pPr>
+        <w:ind w:left="6480" w:hanging="360"/>
+      </w:pPr>
+      <w:rPr>
+        <w:u w:val="none"/>
+      </w:rPr>
+    </w:lvl>
+  </w:abstractNum>
+  <w:abstractNum w:abstractNumId="9">
+    <w:lvl w:ilvl="0">
+      <w:start w:val="1"/>
       <w:numFmt w:val="decimal"/>
       <w:lvlText w:val="%1."/>
       <w:lvlJc w:val="left"/>
@@ -8872,7 +9539,7 @@
       </w:rPr>
     </w:lvl>
   </w:abstractNum>
-  <w:abstractNum w:abstractNumId="8">
+  <w:abstractNum w:abstractNumId="10">
     <w:lvl w:ilvl="0">
       <w:start w:val="1"/>
       <w:numFmt w:val="bullet"/>
@@ -8982,117 +9649,7 @@
       </w:rPr>
     </w:lvl>
   </w:abstractNum>
-  <w:abstractNum w:abstractNumId="9">
-    <w:lvl w:ilvl="0">
-      <w:start w:val="1"/>
-      <w:numFmt w:val="bullet"/>
-      <w:lvlText w:val="●"/>
-      <w:lvlJc w:val="left"/>
-      <w:pPr>
-        <w:ind w:left="720" w:hanging="360"/>
-      </w:pPr>
-      <w:rPr>
-        <w:u w:val="none"/>
-      </w:rPr>
-    </w:lvl>
-    <w:lvl w:ilvl="1">
-      <w:start w:val="1"/>
-      <w:numFmt w:val="bullet"/>
-      <w:lvlText w:val="○"/>
-      <w:lvlJc w:val="left"/>
-      <w:pPr>
-        <w:ind w:left="1440" w:hanging="360"/>
-      </w:pPr>
-      <w:rPr>
-        <w:u w:val="none"/>
-      </w:rPr>
-    </w:lvl>
-    <w:lvl w:ilvl="2">
-      <w:start w:val="1"/>
-      <w:numFmt w:val="bullet"/>
-      <w:lvlText w:val="■"/>
-      <w:lvlJc w:val="left"/>
-      <w:pPr>
-        <w:ind w:left="2160" w:hanging="360"/>
-      </w:pPr>
-      <w:rPr>
-        <w:u w:val="none"/>
-      </w:rPr>
-    </w:lvl>
-    <w:lvl w:ilvl="3">
-      <w:start w:val="1"/>
-      <w:numFmt w:val="bullet"/>
-      <w:lvlText w:val="●"/>
-      <w:lvlJc w:val="left"/>
-      <w:pPr>
-        <w:ind w:left="2880" w:hanging="360"/>
-      </w:pPr>
-      <w:rPr>
-        <w:u w:val="none"/>
-      </w:rPr>
-    </w:lvl>
-    <w:lvl w:ilvl="4">
-      <w:start w:val="1"/>
-      <w:numFmt w:val="bullet"/>
-      <w:lvlText w:val="○"/>
-      <w:lvlJc w:val="left"/>
-      <w:pPr>
-        <w:ind w:left="3600" w:hanging="360"/>
-      </w:pPr>
-      <w:rPr>
-        <w:u w:val="none"/>
-      </w:rPr>
-    </w:lvl>
-    <w:lvl w:ilvl="5">
-      <w:start w:val="1"/>
-      <w:numFmt w:val="bullet"/>
-      <w:lvlText w:val="■"/>
-      <w:lvlJc w:val="left"/>
-      <w:pPr>
-        <w:ind w:left="4320" w:hanging="360"/>
-      </w:pPr>
-      <w:rPr>
-        <w:u w:val="none"/>
-      </w:rPr>
-    </w:lvl>
-    <w:lvl w:ilvl="6">
-      <w:start w:val="1"/>
-      <w:numFmt w:val="bullet"/>
-      <w:lvlText w:val="●"/>
-      <w:lvlJc w:val="left"/>
-      <w:pPr>
-        <w:ind w:left="5040" w:hanging="360"/>
-      </w:pPr>
-      <w:rPr>
-        <w:u w:val="none"/>
-      </w:rPr>
-    </w:lvl>
-    <w:lvl w:ilvl="7">
-      <w:start w:val="1"/>
-      <w:numFmt w:val="bullet"/>
-      <w:lvlText w:val="○"/>
-      <w:lvlJc w:val="left"/>
-      <w:pPr>
-        <w:ind w:left="5760" w:hanging="360"/>
-      </w:pPr>
-      <w:rPr>
-        <w:u w:val="none"/>
-      </w:rPr>
-    </w:lvl>
-    <w:lvl w:ilvl="8">
-      <w:start w:val="1"/>
-      <w:numFmt w:val="bullet"/>
-      <w:lvlText w:val="■"/>
-      <w:lvlJc w:val="left"/>
-      <w:pPr>
-        <w:ind w:left="6480" w:hanging="360"/>
-      </w:pPr>
-      <w:rPr>
-        <w:u w:val="none"/>
-      </w:rPr>
-    </w:lvl>
-  </w:abstractNum>
-  <w:abstractNum w:abstractNumId="10">
+  <w:abstractNum w:abstractNumId="11">
     <w:lvl w:ilvl="0">
       <w:start w:val="1"/>
       <w:numFmt w:val="decimal"/>
@@ -9202,116 +9759,6 @@
       </w:rPr>
     </w:lvl>
   </w:abstractNum>
-  <w:abstractNum w:abstractNumId="11">
-    <w:lvl w:ilvl="0">
-      <w:start w:val="1"/>
-      <w:numFmt w:val="bullet"/>
-      <w:lvlText w:val="●"/>
-      <w:lvlJc w:val="left"/>
-      <w:pPr>
-        <w:ind w:left="720" w:hanging="360"/>
-      </w:pPr>
-      <w:rPr>
-        <w:u w:val="none"/>
-      </w:rPr>
-    </w:lvl>
-    <w:lvl w:ilvl="1">
-      <w:start w:val="1"/>
-      <w:numFmt w:val="bullet"/>
-      <w:lvlText w:val="○"/>
-      <w:lvlJc w:val="left"/>
-      <w:pPr>
-        <w:ind w:left="1440" w:hanging="360"/>
-      </w:pPr>
-      <w:rPr>
-        <w:u w:val="none"/>
-      </w:rPr>
-    </w:lvl>
-    <w:lvl w:ilvl="2">
-      <w:start w:val="1"/>
-      <w:numFmt w:val="bullet"/>
-      <w:lvlText w:val="■"/>
-      <w:lvlJc w:val="left"/>
-      <w:pPr>
-        <w:ind w:left="2160" w:hanging="360"/>
-      </w:pPr>
-      <w:rPr>
-        <w:u w:val="none"/>
-      </w:rPr>
-    </w:lvl>
-    <w:lvl w:ilvl="3">
-      <w:start w:val="1"/>
-      <w:numFmt w:val="bullet"/>
-      <w:lvlText w:val="●"/>
-      <w:lvlJc w:val="left"/>
-      <w:pPr>
-        <w:ind w:left="2880" w:hanging="360"/>
-      </w:pPr>
-      <w:rPr>
-        <w:u w:val="none"/>
-      </w:rPr>
-    </w:lvl>
-    <w:lvl w:ilvl="4">
-      <w:start w:val="1"/>
-      <w:numFmt w:val="bullet"/>
-      <w:lvlText w:val="○"/>
-      <w:lvlJc w:val="left"/>
-      <w:pPr>
-        <w:ind w:left="3600" w:hanging="360"/>
-      </w:pPr>
-      <w:rPr>
-        <w:u w:val="none"/>
-      </w:rPr>
-    </w:lvl>
-    <w:lvl w:ilvl="5">
-      <w:start w:val="1"/>
-      <w:numFmt w:val="bullet"/>
-      <w:lvlText w:val="■"/>
-      <w:lvlJc w:val="left"/>
-      <w:pPr>
-        <w:ind w:left="4320" w:hanging="360"/>
-      </w:pPr>
-      <w:rPr>
-        <w:u w:val="none"/>
-      </w:rPr>
-    </w:lvl>
-    <w:lvl w:ilvl="6">
-      <w:start w:val="1"/>
-      <w:numFmt w:val="bullet"/>
-      <w:lvlText w:val="●"/>
-      <w:lvlJc w:val="left"/>
-      <w:pPr>
-        <w:ind w:left="5040" w:hanging="360"/>
-      </w:pPr>
-      <w:rPr>
-        <w:u w:val="none"/>
-      </w:rPr>
-    </w:lvl>
-    <w:lvl w:ilvl="7">
-      <w:start w:val="1"/>
-      <w:numFmt w:val="bullet"/>
-      <w:lvlText w:val="○"/>
-      <w:lvlJc w:val="left"/>
-      <w:pPr>
-        <w:ind w:left="5760" w:hanging="360"/>
-      </w:pPr>
-      <w:rPr>
-        <w:u w:val="none"/>
-      </w:rPr>
-    </w:lvl>
-    <w:lvl w:ilvl="8">
-      <w:start w:val="1"/>
-      <w:numFmt w:val="bullet"/>
-      <w:lvlText w:val="■"/>
-      <w:lvlJc w:val="left"/>
-      <w:pPr>
-        <w:ind w:left="6480" w:hanging="360"/>
-      </w:pPr>
-      <w:rPr>
-        <w:u w:val="none"/>
-      </w:rPr>
-    </w:lvl>
-  </w:abstractNum>
   <w:abstractNum w:abstractNumId="12">
     <w:lvl w:ilvl="0">
       <w:start w:val="1"/>
@@ -9319,7 +9766,7 @@
       <w:lvlText w:val="%1."/>
       <w:lvlJc w:val="left"/>
       <w:pPr>
-        <w:ind w:left="720" w:hanging="360"/>
+        <w:ind w:left="1440" w:hanging="360"/>
       </w:pPr>
       <w:rPr>
         <w:u w:val="none"/>
@@ -9331,7 +9778,7 @@
       <w:lvlText w:val="%2."/>
       <w:lvlJc w:val="left"/>
       <w:pPr>
-        <w:ind w:left="1440" w:hanging="360"/>
+        <w:ind w:left="2160" w:hanging="360"/>
       </w:pPr>
       <w:rPr>
         <w:u w:val="none"/>
@@ -9343,7 +9790,7 @@
       <w:lvlText w:val="%3."/>
       <w:lvlJc w:val="right"/>
       <w:pPr>
-        <w:ind w:left="2160" w:hanging="360"/>
+        <w:ind w:left="2880" w:hanging="360"/>
       </w:pPr>
       <w:rPr>
         <w:u w:val="none"/>
@@ -9355,7 +9802,7 @@
       <w:lvlText w:val="%4."/>
       <w:lvlJc w:val="left"/>
       <w:pPr>
-        <w:ind w:left="2880" w:hanging="360"/>
+        <w:ind w:left="3600" w:hanging="360"/>
       </w:pPr>
       <w:rPr>
         <w:u w:val="none"/>
@@ -9367,7 +9814,7 @@
       <w:lvlText w:val="%5."/>
       <w:lvlJc w:val="left"/>
       <w:pPr>
-        <w:ind w:left="3600" w:hanging="360"/>
+        <w:ind w:left="4320" w:hanging="360"/>
       </w:pPr>
       <w:rPr>
         <w:u w:val="none"/>
@@ -9379,7 +9826,7 @@
       <w:lvlText w:val="%6."/>
       <w:lvlJc w:val="right"/>
       <w:pPr>
-        <w:ind w:left="4320" w:hanging="360"/>
+        <w:ind w:left="5040" w:hanging="360"/>
       </w:pPr>
       <w:rPr>
         <w:u w:val="none"/>
@@ -9391,7 +9838,7 @@
       <w:lvlText w:val="%7."/>
       <w:lvlJc w:val="left"/>
       <w:pPr>
-        <w:ind w:left="5040" w:hanging="360"/>
+        <w:ind w:left="5760" w:hanging="360"/>
       </w:pPr>
       <w:rPr>
         <w:u w:val="none"/>
@@ -9403,7 +9850,7 @@
       <w:lvlText w:val="%8."/>
       <w:lvlJc w:val="left"/>
       <w:pPr>
-        <w:ind w:left="5760" w:hanging="360"/>
+        <w:ind w:left="6480" w:hanging="360"/>
       </w:pPr>
       <w:rPr>
         <w:u w:val="none"/>
@@ -9415,7 +9862,7 @@
       <w:lvlText w:val="%9."/>
       <w:lvlJc w:val="right"/>
       <w:pPr>
-        <w:ind w:left="6480" w:hanging="360"/>
+        <w:ind w:left="7200" w:hanging="360"/>
       </w:pPr>
       <w:rPr>
         <w:u w:val="none"/>
@@ -9425,8 +9872,8 @@
   <w:abstractNum w:abstractNumId="13">
     <w:lvl w:ilvl="0">
       <w:start w:val="1"/>
-      <w:numFmt w:val="decimal"/>
-      <w:lvlText w:val="%1."/>
+      <w:numFmt w:val="bullet"/>
+      <w:lvlText w:val="●"/>
       <w:lvlJc w:val="left"/>
       <w:pPr>
         <w:ind w:left="720" w:hanging="360"/>
@@ -9437,8 +9884,228 @@
     </w:lvl>
     <w:lvl w:ilvl="1">
       <w:start w:val="1"/>
-      <w:numFmt w:val="lowerLetter"/>
-      <w:lvlText w:val="%2."/>
+      <w:numFmt w:val="bullet"/>
+      <w:lvlText w:val="○"/>
+      <w:lvlJc w:val="left"/>
+      <w:pPr>
+        <w:ind w:left="1440" w:hanging="360"/>
+      </w:pPr>
+      <w:rPr>
+        <w:u w:val="none"/>
+      </w:rPr>
+    </w:lvl>
+    <w:lvl w:ilvl="2">
+      <w:start w:val="1"/>
+      <w:numFmt w:val="bullet"/>
+      <w:lvlText w:val="■"/>
+      <w:lvlJc w:val="left"/>
+      <w:pPr>
+        <w:ind w:left="2160" w:hanging="360"/>
+      </w:pPr>
+      <w:rPr>
+        <w:u w:val="none"/>
+      </w:rPr>
+    </w:lvl>
+    <w:lvl w:ilvl="3">
+      <w:start w:val="1"/>
+      <w:numFmt w:val="bullet"/>
+      <w:lvlText w:val="●"/>
+      <w:lvlJc w:val="left"/>
+      <w:pPr>
+        <w:ind w:left="2880" w:hanging="360"/>
+      </w:pPr>
+      <w:rPr>
+        <w:u w:val="none"/>
+      </w:rPr>
+    </w:lvl>
+    <w:lvl w:ilvl="4">
+      <w:start w:val="1"/>
+      <w:numFmt w:val="bullet"/>
+      <w:lvlText w:val="○"/>
+      <w:lvlJc w:val="left"/>
+      <w:pPr>
+        <w:ind w:left="3600" w:hanging="360"/>
+      </w:pPr>
+      <w:rPr>
+        <w:u w:val="none"/>
+      </w:rPr>
+    </w:lvl>
+    <w:lvl w:ilvl="5">
+      <w:start w:val="1"/>
+      <w:numFmt w:val="bullet"/>
+      <w:lvlText w:val="■"/>
+      <w:lvlJc w:val="left"/>
+      <w:pPr>
+        <w:ind w:left="4320" w:hanging="360"/>
+      </w:pPr>
+      <w:rPr>
+        <w:u w:val="none"/>
+      </w:rPr>
+    </w:lvl>
+    <w:lvl w:ilvl="6">
+      <w:start w:val="1"/>
+      <w:numFmt w:val="bullet"/>
+      <w:lvlText w:val="●"/>
+      <w:lvlJc w:val="left"/>
+      <w:pPr>
+        <w:ind w:left="5040" w:hanging="360"/>
+      </w:pPr>
+      <w:rPr>
+        <w:u w:val="none"/>
+      </w:rPr>
+    </w:lvl>
+    <w:lvl w:ilvl="7">
+      <w:start w:val="1"/>
+      <w:numFmt w:val="bullet"/>
+      <w:lvlText w:val="○"/>
+      <w:lvlJc w:val="left"/>
+      <w:pPr>
+        <w:ind w:left="5760" w:hanging="360"/>
+      </w:pPr>
+      <w:rPr>
+        <w:u w:val="none"/>
+      </w:rPr>
+    </w:lvl>
+    <w:lvl w:ilvl="8">
+      <w:start w:val="1"/>
+      <w:numFmt w:val="bullet"/>
+      <w:lvlText w:val="■"/>
+      <w:lvlJc w:val="left"/>
+      <w:pPr>
+        <w:ind w:left="6480" w:hanging="360"/>
+      </w:pPr>
+      <w:rPr>
+        <w:u w:val="none"/>
+      </w:rPr>
+    </w:lvl>
+  </w:abstractNum>
+  <w:abstractNum w:abstractNumId="14">
+    <w:lvl w:ilvl="0">
+      <w:start w:val="1"/>
+      <w:numFmt w:val="bullet"/>
+      <w:lvlText w:val="●"/>
+      <w:lvlJc w:val="left"/>
+      <w:pPr>
+        <w:ind w:left="720" w:hanging="360"/>
+      </w:pPr>
+      <w:rPr>
+        <w:u w:val="none"/>
+      </w:rPr>
+    </w:lvl>
+    <w:lvl w:ilvl="1">
+      <w:start w:val="1"/>
+      <w:numFmt w:val="bullet"/>
+      <w:lvlText w:val="○"/>
+      <w:lvlJc w:val="left"/>
+      <w:pPr>
+        <w:ind w:left="1440" w:hanging="360"/>
+      </w:pPr>
+      <w:rPr>
+        <w:u w:val="none"/>
+      </w:rPr>
+    </w:lvl>
+    <w:lvl w:ilvl="2">
+      <w:start w:val="1"/>
+      <w:numFmt w:val="bullet"/>
+      <w:lvlText w:val="■"/>
+      <w:lvlJc w:val="left"/>
+      <w:pPr>
+        <w:ind w:left="2160" w:hanging="360"/>
+      </w:pPr>
+      <w:rPr>
+        <w:u w:val="none"/>
+      </w:rPr>
+    </w:lvl>
+    <w:lvl w:ilvl="3">
+      <w:start w:val="1"/>
+      <w:numFmt w:val="bullet"/>
+      <w:lvlText w:val="●"/>
+      <w:lvlJc w:val="left"/>
+      <w:pPr>
+        <w:ind w:left="2880" w:hanging="360"/>
+      </w:pPr>
+      <w:rPr>
+        <w:u w:val="none"/>
+      </w:rPr>
+    </w:lvl>
+    <w:lvl w:ilvl="4">
+      <w:start w:val="1"/>
+      <w:numFmt w:val="bullet"/>
+      <w:lvlText w:val="○"/>
+      <w:lvlJc w:val="left"/>
+      <w:pPr>
+        <w:ind w:left="3600" w:hanging="360"/>
+      </w:pPr>
+      <w:rPr>
+        <w:u w:val="none"/>
+      </w:rPr>
+    </w:lvl>
+    <w:lvl w:ilvl="5">
+      <w:start w:val="1"/>
+      <w:numFmt w:val="bullet"/>
+      <w:lvlText w:val="■"/>
+      <w:lvlJc w:val="left"/>
+      <w:pPr>
+        <w:ind w:left="4320" w:hanging="360"/>
+      </w:pPr>
+      <w:rPr>
+        <w:u w:val="none"/>
+      </w:rPr>
+    </w:lvl>
+    <w:lvl w:ilvl="6">
+      <w:start w:val="1"/>
+      <w:numFmt w:val="bullet"/>
+      <w:lvlText w:val="●"/>
+      <w:lvlJc w:val="left"/>
+      <w:pPr>
+        <w:ind w:left="5040" w:hanging="360"/>
+      </w:pPr>
+      <w:rPr>
+        <w:u w:val="none"/>
+      </w:rPr>
+    </w:lvl>
+    <w:lvl w:ilvl="7">
+      <w:start w:val="1"/>
+      <w:numFmt w:val="bullet"/>
+      <w:lvlText w:val="○"/>
+      <w:lvlJc w:val="left"/>
+      <w:pPr>
+        <w:ind w:left="5760" w:hanging="360"/>
+      </w:pPr>
+      <w:rPr>
+        <w:u w:val="none"/>
+      </w:rPr>
+    </w:lvl>
+    <w:lvl w:ilvl="8">
+      <w:start w:val="1"/>
+      <w:numFmt w:val="bullet"/>
+      <w:lvlText w:val="■"/>
+      <w:lvlJc w:val="left"/>
+      <w:pPr>
+        <w:ind w:left="6480" w:hanging="360"/>
+      </w:pPr>
+      <w:rPr>
+        <w:u w:val="none"/>
+      </w:rPr>
+    </w:lvl>
+  </w:abstractNum>
+  <w:abstractNum w:abstractNumId="15">
+    <w:lvl w:ilvl="0">
+      <w:start w:val="1"/>
+      <w:numFmt w:val="bullet"/>
+      <w:lvlText w:val="●"/>
+      <w:lvlJc w:val="left"/>
+      <w:pPr>
+        <w:ind w:left="720" w:hanging="360"/>
+      </w:pPr>
+      <w:rPr>
+        <w:u w:val="none"/>
+      </w:rPr>
+    </w:lvl>
+    <w:lvl w:ilvl="1">
+      <w:start w:val="1"/>
+      <w:numFmt w:val="bullet"/>
+      <w:lvlText w:val="○"/>
       <w:lvlJc w:val="left"/>
       <w:pPr>
         <w:ind w:left="1440" w:hanging="360"/>
@@ -9532,226 +10199,6 @@
       </w:rPr>
     </w:lvl>
   </w:abstractNum>
-  <w:abstractNum w:abstractNumId="14">
-    <w:lvl w:ilvl="0">
-      <w:start w:val="1"/>
-      <w:numFmt w:val="bullet"/>
-      <w:lvlText w:val="●"/>
-      <w:lvlJc w:val="left"/>
-      <w:pPr>
-        <w:ind w:left="720" w:hanging="360"/>
-      </w:pPr>
-      <w:rPr>
-        <w:u w:val="none"/>
-      </w:rPr>
-    </w:lvl>
-    <w:lvl w:ilvl="1">
-      <w:start w:val="1"/>
-      <w:numFmt w:val="bullet"/>
-      <w:lvlText w:val="○"/>
-      <w:lvlJc w:val="left"/>
-      <w:pPr>
-        <w:ind w:left="1440" w:hanging="360"/>
-      </w:pPr>
-      <w:rPr>
-        <w:u w:val="none"/>
-      </w:rPr>
-    </w:lvl>
-    <w:lvl w:ilvl="2">
-      <w:start w:val="1"/>
-      <w:numFmt w:val="bullet"/>
-      <w:lvlText w:val="■"/>
-      <w:lvlJc w:val="left"/>
-      <w:pPr>
-        <w:ind w:left="2160" w:hanging="360"/>
-      </w:pPr>
-      <w:rPr>
-        <w:u w:val="none"/>
-      </w:rPr>
-    </w:lvl>
-    <w:lvl w:ilvl="3">
-      <w:start w:val="1"/>
-      <w:numFmt w:val="bullet"/>
-      <w:lvlText w:val="●"/>
-      <w:lvlJc w:val="left"/>
-      <w:pPr>
-        <w:ind w:left="2880" w:hanging="360"/>
-      </w:pPr>
-      <w:rPr>
-        <w:u w:val="none"/>
-      </w:rPr>
-    </w:lvl>
-    <w:lvl w:ilvl="4">
-      <w:start w:val="1"/>
-      <w:numFmt w:val="bullet"/>
-      <w:lvlText w:val="○"/>
-      <w:lvlJc w:val="left"/>
-      <w:pPr>
-        <w:ind w:left="3600" w:hanging="360"/>
-      </w:pPr>
-      <w:rPr>
-        <w:u w:val="none"/>
-      </w:rPr>
-    </w:lvl>
-    <w:lvl w:ilvl="5">
-      <w:start w:val="1"/>
-      <w:numFmt w:val="bullet"/>
-      <w:lvlText w:val="■"/>
-      <w:lvlJc w:val="left"/>
-      <w:pPr>
-        <w:ind w:left="4320" w:hanging="360"/>
-      </w:pPr>
-      <w:rPr>
-        <w:u w:val="none"/>
-      </w:rPr>
-    </w:lvl>
-    <w:lvl w:ilvl="6">
-      <w:start w:val="1"/>
-      <w:numFmt w:val="bullet"/>
-      <w:lvlText w:val="●"/>
-      <w:lvlJc w:val="left"/>
-      <w:pPr>
-        <w:ind w:left="5040" w:hanging="360"/>
-      </w:pPr>
-      <w:rPr>
-        <w:u w:val="none"/>
-      </w:rPr>
-    </w:lvl>
-    <w:lvl w:ilvl="7">
-      <w:start w:val="1"/>
-      <w:numFmt w:val="bullet"/>
-      <w:lvlText w:val="○"/>
-      <w:lvlJc w:val="left"/>
-      <w:pPr>
-        <w:ind w:left="5760" w:hanging="360"/>
-      </w:pPr>
-      <w:rPr>
-        <w:u w:val="none"/>
-      </w:rPr>
-    </w:lvl>
-    <w:lvl w:ilvl="8">
-      <w:start w:val="1"/>
-      <w:numFmt w:val="bullet"/>
-      <w:lvlText w:val="■"/>
-      <w:lvlJc w:val="left"/>
-      <w:pPr>
-        <w:ind w:left="6480" w:hanging="360"/>
-      </w:pPr>
-      <w:rPr>
-        <w:u w:val="none"/>
-      </w:rPr>
-    </w:lvl>
-  </w:abstractNum>
-  <w:abstractNum w:abstractNumId="15">
-    <w:lvl w:ilvl="0">
-      <w:start w:val="1"/>
-      <w:numFmt w:val="bullet"/>
-      <w:lvlText w:val="●"/>
-      <w:lvlJc w:val="left"/>
-      <w:pPr>
-        <w:ind w:left="720" w:hanging="360"/>
-      </w:pPr>
-      <w:rPr>
-        <w:u w:val="none"/>
-      </w:rPr>
-    </w:lvl>
-    <w:lvl w:ilvl="1">
-      <w:start w:val="1"/>
-      <w:numFmt w:val="bullet"/>
-      <w:lvlText w:val="○"/>
-      <w:lvlJc w:val="left"/>
-      <w:pPr>
-        <w:ind w:left="1440" w:hanging="360"/>
-      </w:pPr>
-      <w:rPr>
-        <w:u w:val="none"/>
-      </w:rPr>
-    </w:lvl>
-    <w:lvl w:ilvl="2">
-      <w:start w:val="1"/>
-      <w:numFmt w:val="bullet"/>
-      <w:lvlText w:val="■"/>
-      <w:lvlJc w:val="left"/>
-      <w:pPr>
-        <w:ind w:left="2160" w:hanging="360"/>
-      </w:pPr>
-      <w:rPr>
-        <w:u w:val="none"/>
-      </w:rPr>
-    </w:lvl>
-    <w:lvl w:ilvl="3">
-      <w:start w:val="1"/>
-      <w:numFmt w:val="bullet"/>
-      <w:lvlText w:val="●"/>
-      <w:lvlJc w:val="left"/>
-      <w:pPr>
-        <w:ind w:left="2880" w:hanging="360"/>
-      </w:pPr>
-      <w:rPr>
-        <w:u w:val="none"/>
-      </w:rPr>
-    </w:lvl>
-    <w:lvl w:ilvl="4">
-      <w:start w:val="1"/>
-      <w:numFmt w:val="bullet"/>
-      <w:lvlText w:val="○"/>
-      <w:lvlJc w:val="left"/>
-      <w:pPr>
-        <w:ind w:left="3600" w:hanging="360"/>
-      </w:pPr>
-      <w:rPr>
-        <w:u w:val="none"/>
-      </w:rPr>
-    </w:lvl>
-    <w:lvl w:ilvl="5">
-      <w:start w:val="1"/>
-      <w:numFmt w:val="bullet"/>
-      <w:lvlText w:val="■"/>
-      <w:lvlJc w:val="left"/>
-      <w:pPr>
-        <w:ind w:left="4320" w:hanging="360"/>
-      </w:pPr>
-      <w:rPr>
-        <w:u w:val="none"/>
-      </w:rPr>
-    </w:lvl>
-    <w:lvl w:ilvl="6">
-      <w:start w:val="1"/>
-      <w:numFmt w:val="bullet"/>
-      <w:lvlText w:val="●"/>
-      <w:lvlJc w:val="left"/>
-      <w:pPr>
-        <w:ind w:left="5040" w:hanging="360"/>
-      </w:pPr>
-      <w:rPr>
-        <w:u w:val="none"/>
-      </w:rPr>
-    </w:lvl>
-    <w:lvl w:ilvl="7">
-      <w:start w:val="1"/>
-      <w:numFmt w:val="bullet"/>
-      <w:lvlText w:val="○"/>
-      <w:lvlJc w:val="left"/>
-      <w:pPr>
-        <w:ind w:left="5760" w:hanging="360"/>
-      </w:pPr>
-      <w:rPr>
-        <w:u w:val="none"/>
-      </w:rPr>
-    </w:lvl>
-    <w:lvl w:ilvl="8">
-      <w:start w:val="1"/>
-      <w:numFmt w:val="bullet"/>
-      <w:lvlText w:val="■"/>
-      <w:lvlJc w:val="left"/>
-      <w:pPr>
-        <w:ind w:left="6480" w:hanging="360"/>
-      </w:pPr>
-      <w:rPr>
-        <w:u w:val="none"/>
-      </w:rPr>
-    </w:lvl>
-  </w:abstractNum>
   <w:abstractNum w:abstractNumId="16">
     <w:lvl w:ilvl="0">
       <w:start w:val="1"/>
@@ -9863,116 +10310,6 @@
     </w:lvl>
   </w:abstractNum>
   <w:abstractNum w:abstractNumId="17">
-    <w:lvl w:ilvl="0">
-      <w:start w:val="1"/>
-      <w:numFmt w:val="decimal"/>
-      <w:lvlText w:val="%1."/>
-      <w:lvlJc w:val="left"/>
-      <w:pPr>
-        <w:ind w:left="720" w:hanging="360"/>
-      </w:pPr>
-      <w:rPr>
-        <w:u w:val="none"/>
-      </w:rPr>
-    </w:lvl>
-    <w:lvl w:ilvl="1">
-      <w:start w:val="1"/>
-      <w:numFmt w:val="lowerLetter"/>
-      <w:lvlText w:val="%2."/>
-      <w:lvlJc w:val="left"/>
-      <w:pPr>
-        <w:ind w:left="1440" w:hanging="360"/>
-      </w:pPr>
-      <w:rPr>
-        <w:u w:val="none"/>
-      </w:rPr>
-    </w:lvl>
-    <w:lvl w:ilvl="2">
-      <w:start w:val="1"/>
-      <w:numFmt w:val="lowerRoman"/>
-      <w:lvlText w:val="%3."/>
-      <w:lvlJc w:val="right"/>
-      <w:pPr>
-        <w:ind w:left="2160" w:hanging="360"/>
-      </w:pPr>
-      <w:rPr>
-        <w:u w:val="none"/>
-      </w:rPr>
-    </w:lvl>
-    <w:lvl w:ilvl="3">
-      <w:start w:val="1"/>
-      <w:numFmt w:val="decimal"/>
-      <w:lvlText w:val="%4."/>
-      <w:lvlJc w:val="left"/>
-      <w:pPr>
-        <w:ind w:left="2880" w:hanging="360"/>
-      </w:pPr>
-      <w:rPr>
-        <w:u w:val="none"/>
-      </w:rPr>
-    </w:lvl>
-    <w:lvl w:ilvl="4">
-      <w:start w:val="1"/>
-      <w:numFmt w:val="lowerLetter"/>
-      <w:lvlText w:val="%5."/>
-      <w:lvlJc w:val="left"/>
-      <w:pPr>
-        <w:ind w:left="3600" w:hanging="360"/>
-      </w:pPr>
-      <w:rPr>
-        <w:u w:val="none"/>
-      </w:rPr>
-    </w:lvl>
-    <w:lvl w:ilvl="5">
-      <w:start w:val="1"/>
-      <w:numFmt w:val="lowerRoman"/>
-      <w:lvlText w:val="%6."/>
-      <w:lvlJc w:val="right"/>
-      <w:pPr>
-        <w:ind w:left="4320" w:hanging="360"/>
-      </w:pPr>
-      <w:rPr>
-        <w:u w:val="none"/>
-      </w:rPr>
-    </w:lvl>
-    <w:lvl w:ilvl="6">
-      <w:start w:val="1"/>
-      <w:numFmt w:val="decimal"/>
-      <w:lvlText w:val="%7."/>
-      <w:lvlJc w:val="left"/>
-      <w:pPr>
-        <w:ind w:left="5040" w:hanging="360"/>
-      </w:pPr>
-      <w:rPr>
-        <w:u w:val="none"/>
-      </w:rPr>
-    </w:lvl>
-    <w:lvl w:ilvl="7">
-      <w:start w:val="1"/>
-      <w:numFmt w:val="lowerLetter"/>
-      <w:lvlText w:val="%8."/>
-      <w:lvlJc w:val="left"/>
-      <w:pPr>
-        <w:ind w:left="5760" w:hanging="360"/>
-      </w:pPr>
-      <w:rPr>
-        <w:u w:val="none"/>
-      </w:rPr>
-    </w:lvl>
-    <w:lvl w:ilvl="8">
-      <w:start w:val="1"/>
-      <w:numFmt w:val="lowerRoman"/>
-      <w:lvlText w:val="%9."/>
-      <w:lvlJc w:val="right"/>
-      <w:pPr>
-        <w:ind w:left="6480" w:hanging="360"/>
-      </w:pPr>
-      <w:rPr>
-        <w:u w:val="none"/>
-      </w:rPr>
-    </w:lvl>
-  </w:abstractNum>
-  <w:abstractNum w:abstractNumId="18">
     <w:lvl w:ilvl="0">
       <w:start w:val="1"/>
       <w:numFmt w:val="decimal"/>
@@ -10132,9 +10469,6 @@
   </w:num>
   <w:num w:numId="17">
     <w:abstractNumId w:val="17"/>
-  </w:num>
-  <w:num w:numId="18">
-    <w:abstractNumId w:val="18"/>
   </w:num>
 </w:numbering>
 </file>
@@ -10725,13 +11059,6 @@
       <w:tblStyleColBandSize w:val="1"/>
     </w:tblPr>
   </w:style>
-  <w:style w:type="table" w:styleId="Table4">
-    <w:basedOn w:val="TableNormal"/>
-    <w:tblPr>
-      <w:tblStyleRowBandSize w:val="1"/>
-      <w:tblStyleColBandSize w:val="1"/>
-    </w:tblPr>
-  </w:style>
 </w:styles>
 </file>
 
@@ -10998,7 +11325,7 @@
 
 <file path=customXML/item1.xml><?xml version="1.0" encoding="utf-8"?>
 <go:gDocsCustomXmlDataStorage xmlns:go="http://customooxmlschemas.google.com/" xmlns:r="http://schemas.openxmlformats.org/officeDocument/2006/relationships" uri="GoogleDocsCustomDataVersion2">
-  <go:docsCustomData xmlns:go="http://customooxmlschemas.google.com/" roundtripDataSignature="AMtx7miyvwJ3SuICWVl0uAGWURMyOENhVQ==">CgMxLjAaJQoBMBIgCh4IB0IaCg9UaW1lcyBOZXcgUm9tYW4SB0d1bmdzdWgaJQoBMRIgCh4IB0IaCg9UaW1lcyBOZXcgUm9tYW4SB0d1bmdzdWgaJQoBMhIgCh4IB0IaCg9UaW1lcyBOZXcgUm9tYW4SB0d1bmdzdWgaJQoBMxIgCh4IB0IaCg9UaW1lcyBOZXcgUm9tYW4SB0d1bmdzdWgaJQoBNBIgCh4IB0IaCg9UaW1lcyBOZXcgUm9tYW4SB0d1bmdzdWgaHwoBNRIaChgICVIUChJ0YWJsZS4zdXMxOTJteHhrc2oaHwoBNhIaChgICVIUChJ0YWJsZS5sdjM2cHUxNnpicmgaHwoBNxIaChgICVIUChJ0YWJsZS54MjZxeGN3ZnB6NTEyDmguN2MzOGV3NnpzMXlmMg5oLjc0cmpreWlyMGxiNTgAciExMHlsVll3VmxFbzFPckhqTS1rSm5pMzZlcG5FTjc4SmU=</go:docsCustomData>
+  <go:docsCustomData xmlns:go="http://customooxmlschemas.google.com/" roundtripDataSignature="AMtx7mjmRNK7LjN84E0m3VTe7rYfIQYA3g==">CgMxLjAaJQoBMBIgCh4IB0IaCg9UaW1lcyBOZXcgUm9tYW4SB0d1bmdzdWgaJQoBMRIgCh4IB0IaCg9UaW1lcyBOZXcgUm9tYW4SB0d1bmdzdWgaJQoBMhIgCh4IB0IaCg9UaW1lcyBOZXcgUm9tYW4SB0d1bmdzdWgaJQoBMxIgCh4IB0IaCg9UaW1lcyBOZXcgUm9tYW4SB0d1bmdzdWgaJQoBNBIgCh4IB0IaCg9UaW1lcyBOZXcgUm9tYW4SB0d1bmdzdWgaJQoBNRIgCh4IB0IaCg9UaW1lcyBOZXcgUm9tYW4SB0d1bmdzdWgaHwoBNhIaChgICVIUChJ0YWJsZS4zdXMxOTJteHhrc2oaHwoBNxIaChgICVIUChJ0YWJsZS5sdjM2cHUxNnpicmg4AHIhMTB5bFZZd1ZsRW8xT3JIak0ta0puaTM2ZXBuRU43OEpl</go:docsCustomData>
 </go:gDocsCustomXmlDataStorage>
 </file>
 

--- a/lb5/Popova_Elizaveta_lb5.docx
+++ b/lb5/Popova_Elizaveta_lb5.docx
@@ -1826,7 +1826,7 @@
       </w:pPr>
       <w:sdt>
         <w:sdtPr>
-          <w:id w:val="1876349016"/>
+          <w:id w:val="30440713"/>
           <w:tag w:val="goog_rdk_0"/>
         </w:sdtPr>
         <w:sdtContent>
@@ -1855,7 +1855,7 @@
       </w:pPr>
       <w:sdt>
         <w:sdtPr>
-          <w:id w:val="-1672933318"/>
+          <w:id w:val="-564748729"/>
           <w:tag w:val="goog_rdk_1"/>
         </w:sdtPr>
         <w:sdtContent>
@@ -2132,7 +2132,7 @@
       </w:pPr>
       <w:sdt>
         <w:sdtPr>
-          <w:id w:val="1275413202"/>
+          <w:id w:val="567998896"/>
           <w:tag w:val="goog_rdk_2"/>
         </w:sdtPr>
         <w:sdtContent>
@@ -2161,7 +2161,7 @@
       </w:pPr>
       <w:sdt>
         <w:sdtPr>
-          <w:id w:val="-855106814"/>
+          <w:id w:val="1979473270"/>
           <w:tag w:val="goog_rdk_3"/>
         </w:sdtPr>
         <w:sdtContent>
@@ -2504,7 +2504,7 @@
           <w:szCs w:val="28"/>
           <w:rtl w:val="0"/>
         </w:rPr>
-        <w:t xml:space="preserve">output_link (Node) – терминальная (конечная) ссылка на ближайшую вершину по суффиксным ссылкам, в которой заканчивается хотя бы один образец.</w:t>
+        <w:t xml:space="preserve">output_link (Node) –  сжатая суффиксная ссылка на ближайшую терминальную вершину по суффиксным ссылкам, в которой заканчивается хотя бы один образец.</w:t>
       </w:r>
     </w:p>
     <w:p>
@@ -2942,7 +2942,7 @@
           <w:szCs w:val="28"/>
           <w:rtl w:val="0"/>
         </w:rPr>
-        <w:t xml:space="preserve">results (list[int]) – список позиций найденных вхождений (1-based).</w:t>
+        <w:t xml:space="preserve">results (list[int]) – список позиций найденных вхождений (нумерация с 1).</w:t>
       </w:r>
     </w:p>
     <w:p>
@@ -3042,7 +3042,7 @@
           <w:szCs w:val="28"/>
           <w:rtl w:val="0"/>
         </w:rPr>
-        <w:t xml:space="preserve">output_link (Node) – сжатая суффиксная (выходная) ссылка на ближайшую терминальную вершину;</w:t>
+        <w:t xml:space="preserve">output_link (Node) – сжатая суффиксная  ссылка на ближайшую терминальную вершину;</w:t>
       </w:r>
     </w:p>
     <w:p>
@@ -3257,7 +3257,7 @@
         <w:widowControl w:val="1"/>
         <w:numPr>
           <w:ilvl w:val="0"/>
-          <w:numId w:val="15"/>
+          <w:numId w:val="13"/>
         </w:numPr>
         <w:pBdr>
           <w:top w:space="0" w:sz="0" w:val="nil"/>
@@ -3295,7 +3295,7 @@
         <w:widowControl w:val="1"/>
         <w:numPr>
           <w:ilvl w:val="0"/>
-          <w:numId w:val="15"/>
+          <w:numId w:val="13"/>
         </w:numPr>
         <w:pBdr>
           <w:top w:space="0" w:sz="0" w:val="nil"/>
@@ -3333,7 +3333,7 @@
         <w:widowControl w:val="1"/>
         <w:numPr>
           <w:ilvl w:val="1"/>
-          <w:numId w:val="15"/>
+          <w:numId w:val="13"/>
         </w:numPr>
         <w:pBdr>
           <w:top w:space="0" w:sz="0" w:val="nil"/>
@@ -3371,7 +3371,7 @@
         <w:widowControl w:val="1"/>
         <w:numPr>
           <w:ilvl w:val="1"/>
-          <w:numId w:val="15"/>
+          <w:numId w:val="13"/>
         </w:numPr>
         <w:pBdr>
           <w:top w:space="0" w:sz="0" w:val="nil"/>
@@ -3409,7 +3409,7 @@
         <w:widowControl w:val="1"/>
         <w:numPr>
           <w:ilvl w:val="1"/>
-          <w:numId w:val="15"/>
+          <w:numId w:val="13"/>
         </w:numPr>
         <w:pBdr>
           <w:top w:space="0" w:sz="0" w:val="nil"/>
@@ -3447,7 +3447,7 @@
         <w:widowControl w:val="1"/>
         <w:numPr>
           <w:ilvl w:val="1"/>
-          <w:numId w:val="15"/>
+          <w:numId w:val="13"/>
         </w:numPr>
         <w:pBdr>
           <w:top w:space="0" w:sz="0" w:val="nil"/>
@@ -3485,7 +3485,7 @@
         <w:widowControl w:val="1"/>
         <w:numPr>
           <w:ilvl w:val="1"/>
-          <w:numId w:val="15"/>
+          <w:numId w:val="13"/>
         </w:numPr>
         <w:pBdr>
           <w:top w:space="0" w:sz="0" w:val="nil"/>
@@ -3557,7 +3557,7 @@
         <w:widowControl w:val="1"/>
         <w:numPr>
           <w:ilvl w:val="0"/>
-          <w:numId w:val="15"/>
+          <w:numId w:val="13"/>
         </w:numPr>
         <w:pBdr>
           <w:top w:space="0" w:sz="0" w:val="nil"/>
@@ -3595,7 +3595,7 @@
         <w:widowControl w:val="1"/>
         <w:numPr>
           <w:ilvl w:val="0"/>
-          <w:numId w:val="15"/>
+          <w:numId w:val="13"/>
         </w:numPr>
         <w:pBdr>
           <w:top w:space="0" w:sz="0" w:val="nil"/>
@@ -3633,7 +3633,7 @@
         <w:widowControl w:val="1"/>
         <w:numPr>
           <w:ilvl w:val="0"/>
-          <w:numId w:val="15"/>
+          <w:numId w:val="13"/>
         </w:numPr>
         <w:pBdr>
           <w:top w:space="0" w:sz="0" w:val="nil"/>
@@ -3671,7 +3671,7 @@
         <w:widowControl w:val="1"/>
         <w:numPr>
           <w:ilvl w:val="0"/>
-          <w:numId w:val="15"/>
+          <w:numId w:val="13"/>
         </w:numPr>
         <w:pBdr>
           <w:top w:space="0" w:sz="0" w:val="nil"/>
@@ -3709,7 +3709,7 @@
         <w:widowControl w:val="1"/>
         <w:numPr>
           <w:ilvl w:val="0"/>
-          <w:numId w:val="15"/>
+          <w:numId w:val="13"/>
         </w:numPr>
         <w:pBdr>
           <w:top w:space="0" w:sz="0" w:val="nil"/>
@@ -3747,7 +3747,7 @@
         <w:widowControl w:val="1"/>
         <w:numPr>
           <w:ilvl w:val="0"/>
-          <w:numId w:val="15"/>
+          <w:numId w:val="13"/>
         </w:numPr>
         <w:pBdr>
           <w:top w:space="0" w:sz="0" w:val="nil"/>
@@ -3785,7 +3785,7 @@
         <w:widowControl w:val="1"/>
         <w:numPr>
           <w:ilvl w:val="0"/>
-          <w:numId w:val="15"/>
+          <w:numId w:val="13"/>
         </w:numPr>
         <w:pBdr>
           <w:top w:space="0" w:sz="0" w:val="nil"/>
@@ -3823,7 +3823,7 @@
         <w:widowControl w:val="1"/>
         <w:numPr>
           <w:ilvl w:val="0"/>
-          <w:numId w:val="15"/>
+          <w:numId w:val="13"/>
         </w:numPr>
         <w:pBdr>
           <w:top w:space="0" w:sz="0" w:val="nil"/>
@@ -3861,7 +3861,7 @@
         <w:widowControl w:val="1"/>
         <w:numPr>
           <w:ilvl w:val="0"/>
-          <w:numId w:val="15"/>
+          <w:numId w:val="13"/>
         </w:numPr>
         <w:pBdr>
           <w:top w:space="0" w:sz="0" w:val="nil"/>
@@ -3954,7 +3954,7 @@
       <w:pPr>
         <w:numPr>
           <w:ilvl w:val="0"/>
-          <w:numId w:val="14"/>
+          <w:numId w:val="12"/>
         </w:numPr>
         <w:spacing w:line="360" w:lineRule="auto"/>
         <w:ind w:left="720" w:hanging="360"/>
@@ -3979,7 +3979,7 @@
       <w:pPr>
         <w:numPr>
           <w:ilvl w:val="0"/>
-          <w:numId w:val="14"/>
+          <w:numId w:val="12"/>
         </w:numPr>
         <w:spacing w:line="360" w:lineRule="auto"/>
         <w:ind w:left="720" w:hanging="360"/>
@@ -4004,7 +4004,7 @@
       <w:pPr>
         <w:numPr>
           <w:ilvl w:val="0"/>
-          <w:numId w:val="14"/>
+          <w:numId w:val="12"/>
         </w:numPr>
         <w:spacing w:line="360" w:lineRule="auto"/>
         <w:ind w:left="720" w:hanging="360"/>
@@ -4029,7 +4029,7 @@
       <w:pPr>
         <w:numPr>
           <w:ilvl w:val="0"/>
-          <w:numId w:val="14"/>
+          <w:numId w:val="12"/>
         </w:numPr>
         <w:spacing w:line="360" w:lineRule="auto"/>
         <w:ind w:left="720" w:hanging="360"/>
@@ -4047,14 +4047,14 @@
           <w:szCs w:val="28"/>
           <w:rtl w:val="0"/>
         </w:rPr>
-        <w:t xml:space="preserve">build_automaton() – строит суффиксные и терминальные ссылки методом обхода в ширину (BFS).</w:t>
+        <w:t xml:space="preserve">build_automaton() – строит суффиксные и сжатые суффиксные ссылки методом обхода в ширину (BFS).</w:t>
       </w:r>
     </w:p>
     <w:p>
       <w:pPr>
         <w:numPr>
           <w:ilvl w:val="0"/>
-          <w:numId w:val="14"/>
+          <w:numId w:val="12"/>
         </w:numPr>
         <w:spacing w:line="360" w:lineRule="auto"/>
         <w:ind w:left="720" w:hanging="360"/>
@@ -4079,7 +4079,7 @@
       <w:pPr>
         <w:numPr>
           <w:ilvl w:val="0"/>
-          <w:numId w:val="14"/>
+          <w:numId w:val="12"/>
         </w:numPr>
         <w:spacing w:line="360" w:lineRule="auto"/>
         <w:ind w:left="720" w:hanging="360"/>
@@ -4104,7 +4104,7 @@
       <w:pPr>
         <w:numPr>
           <w:ilvl w:val="0"/>
-          <w:numId w:val="14"/>
+          <w:numId w:val="12"/>
         </w:numPr>
         <w:spacing w:line="360" w:lineRule="auto"/>
         <w:ind w:left="720" w:hanging="360"/>
@@ -4167,7 +4167,7 @@
       <w:pPr>
         <w:numPr>
           <w:ilvl w:val="0"/>
-          <w:numId w:val="14"/>
+          <w:numId w:val="12"/>
         </w:numPr>
         <w:spacing w:line="360" w:lineRule="auto"/>
         <w:ind w:left="720" w:hanging="360"/>
@@ -4192,7 +4192,7 @@
       <w:pPr>
         <w:numPr>
           <w:ilvl w:val="0"/>
-          <w:numId w:val="14"/>
+          <w:numId w:val="12"/>
         </w:numPr>
         <w:spacing w:line="360" w:lineRule="auto"/>
         <w:ind w:left="720" w:hanging="360"/>
@@ -4217,7 +4217,7 @@
       <w:pPr>
         <w:numPr>
           <w:ilvl w:val="0"/>
-          <w:numId w:val="14"/>
+          <w:numId w:val="12"/>
         </w:numPr>
         <w:spacing w:line="360" w:lineRule="auto"/>
         <w:ind w:left="720" w:hanging="360"/>
@@ -4235,14 +4235,14 @@
           <w:szCs w:val="28"/>
           <w:rtl w:val="0"/>
         </w:rPr>
-        <w:t xml:space="preserve">add_segment(segment, segment_id) – добавляет сегмент в бор; в терминальной вершине сохраняет ID сегмента.</w:t>
+        <w:t xml:space="preserve">add_segment(segment, segment_id) – добавляет сегмент в бор; в терминальной вершине сохраняет индекс сегмента.</w:t>
       </w:r>
     </w:p>
     <w:p>
       <w:pPr>
         <w:numPr>
           <w:ilvl w:val="0"/>
-          <w:numId w:val="14"/>
+          <w:numId w:val="12"/>
         </w:numPr>
         <w:spacing w:line="360" w:lineRule="auto"/>
         <w:ind w:left="720" w:hanging="360"/>
@@ -4267,7 +4267,7 @@
       <w:pPr>
         <w:numPr>
           <w:ilvl w:val="0"/>
-          <w:numId w:val="14"/>
+          <w:numId w:val="12"/>
         </w:numPr>
         <w:spacing w:line="360" w:lineRule="auto"/>
         <w:ind w:left="720" w:hanging="360"/>
@@ -4292,7 +4292,7 @@
       <w:pPr>
         <w:numPr>
           <w:ilvl w:val="0"/>
-          <w:numId w:val="14"/>
+          <w:numId w:val="12"/>
         </w:numPr>
         <w:spacing w:line="360" w:lineRule="auto"/>
         <w:ind w:left="720" w:hanging="360"/>
@@ -4641,7 +4641,7 @@
           <w:szCs w:val="28"/>
           <w:rtl w:val="0"/>
         </w:rPr>
-        <w:t xml:space="preserve">Работа программы начинается с инициализации: считывается текст T и количество образцов n, затем считываются сами образцы p₁, ..., pₙ.</w:t>
+        <w:t xml:space="preserve">6.1</w:t>
       </w:r>
     </w:p>
     <w:p>
@@ -4663,35 +4663,14 @@
           <w:szCs w:val="28"/>
           <w:rtl w:val="0"/>
         </w:rPr>
-        <w:t xml:space="preserve">Этап 1: Последовательно добавляем каждый образец: идём от корня по символам, при отсутствии перехода создаём новую вершину. В конечной вершине сохраняем номер образца в списке patterns</w:t>
-      </w:r>
-    </w:p>
-    <w:p>
-      <w:pPr>
-        <w:shd w:fill="ffffff" w:val="clear"/>
-        <w:spacing w:before="280" w:line="360" w:lineRule="auto"/>
-        <w:jc w:val="both"/>
-        <w:rPr>
-          <w:rFonts w:ascii="Times New Roman" w:cs="Times New Roman" w:eastAsia="Times New Roman" w:hAnsi="Times New Roman"/>
-          <w:sz w:val="28"/>
-          <w:szCs w:val="28"/>
-        </w:rPr>
-      </w:pPr>
-      <w:r>
-        <w:rPr>
-          <w:rFonts w:ascii="Times New Roman" w:cs="Times New Roman" w:eastAsia="Times New Roman" w:hAnsi="Times New Roman"/>
-          <w:sz w:val="28"/>
-          <w:szCs w:val="28"/>
-          <w:rtl w:val="0"/>
-        </w:rPr>
-        <w:t xml:space="preserve">Этап 2: Построение суффиксных и терминальных ссылок</w:t>
+        <w:t xml:space="preserve">Работа программы начинается с инициализации: считывается текст T и количество образцов n, затем считываются сами образцы p₁, ..., pₙ.</w:t>
       </w:r>
     </w:p>
     <w:p>
       <w:pPr>
         <w:numPr>
           <w:ilvl w:val="0"/>
-          <w:numId w:val="11"/>
+          <w:numId w:val="15"/>
         </w:numPr>
         <w:shd w:fill="ffffff" w:val="clear"/>
         <w:spacing w:after="0" w:afterAutospacing="0" w:before="280" w:line="360" w:lineRule="auto"/>
@@ -4711,14 +4690,166 @@
           <w:szCs w:val="28"/>
           <w:rtl w:val="0"/>
         </w:rPr>
+        <w:t xml:space="preserve">Последовательно добавляем каждый образец: идём от корня по символам, при отсутствии перехода создаём новую вершину. В конечной вершине сохраняем номер образца в списке patterns.</w:t>
+      </w:r>
+    </w:p>
+    <w:p>
+      <w:pPr>
+        <w:numPr>
+          <w:ilvl w:val="0"/>
+          <w:numId w:val="15"/>
+        </w:numPr>
+        <w:shd w:fill="ffffff" w:val="clear"/>
+        <w:spacing w:before="0" w:beforeAutospacing="0" w:line="360" w:lineRule="auto"/>
+        <w:ind w:left="720" w:hanging="360"/>
+        <w:jc w:val="both"/>
+        <w:rPr>
+          <w:rFonts w:ascii="Times New Roman" w:cs="Times New Roman" w:eastAsia="Times New Roman" w:hAnsi="Times New Roman"/>
+          <w:sz w:val="28"/>
+          <w:szCs w:val="28"/>
+          <w:u w:val="none"/>
+        </w:rPr>
+      </w:pPr>
+      <w:r>
+        <w:rPr>
+          <w:rFonts w:ascii="Times New Roman" w:cs="Times New Roman" w:eastAsia="Times New Roman" w:hAnsi="Times New Roman"/>
+          <w:sz w:val="28"/>
+          <w:szCs w:val="28"/>
+          <w:rtl w:val="0"/>
+        </w:rPr>
+        <w:t xml:space="preserve">Построение суффиксных и сжатый суффиксных ссылок:</w:t>
+      </w:r>
+    </w:p>
+    <w:p>
+      <w:pPr>
+        <w:shd w:fill="ffffff" w:val="clear"/>
+        <w:spacing w:before="280" w:line="360" w:lineRule="auto"/>
+        <w:ind w:left="720" w:firstLine="0"/>
+        <w:jc w:val="both"/>
+        <w:rPr>
+          <w:rFonts w:ascii="Times New Roman" w:cs="Times New Roman" w:eastAsia="Times New Roman" w:hAnsi="Times New Roman"/>
+          <w:sz w:val="28"/>
+          <w:szCs w:val="28"/>
+        </w:rPr>
+      </w:pPr>
+      <w:r>
+        <w:rPr>
+          <w:rFonts w:ascii="Times New Roman" w:cs="Times New Roman" w:eastAsia="Times New Roman" w:hAnsi="Times New Roman"/>
+          <w:sz w:val="28"/>
+          <w:szCs w:val="28"/>
+          <w:rtl w:val="0"/>
+        </w:rPr>
         <w:t xml:space="preserve">Для сыновей корня суффиксная ссылка ведёт в корень, output_link = None</w:t>
       </w:r>
     </w:p>
     <w:p>
       <w:pPr>
+        <w:shd w:fill="ffffff" w:val="clear"/>
+        <w:spacing w:before="280" w:line="360" w:lineRule="auto"/>
+        <w:ind w:left="720" w:firstLine="0"/>
+        <w:jc w:val="both"/>
+        <w:rPr>
+          <w:rFonts w:ascii="Times New Roman" w:cs="Times New Roman" w:eastAsia="Times New Roman" w:hAnsi="Times New Roman"/>
+          <w:sz w:val="28"/>
+          <w:szCs w:val="28"/>
+        </w:rPr>
+      </w:pPr>
+      <w:r>
+        <w:rPr>
+          <w:rFonts w:ascii="Times New Roman" w:cs="Times New Roman" w:eastAsia="Times New Roman" w:hAnsi="Times New Roman"/>
+          <w:sz w:val="28"/>
+          <w:szCs w:val="28"/>
+          <w:rtl w:val="0"/>
+        </w:rPr>
+        <w:t xml:space="preserve">Для каждой вершины в очереди и каждого её ребёнка:</w:t>
+      </w:r>
+    </w:p>
+    <w:p>
+      <w:pPr>
+        <w:numPr>
+          <w:ilvl w:val="1"/>
+          <w:numId w:val="15"/>
+        </w:numPr>
+        <w:shd w:fill="ffffff" w:val="clear"/>
+        <w:spacing w:after="0" w:afterAutospacing="0" w:before="280" w:line="360" w:lineRule="auto"/>
+        <w:ind w:left="1440" w:hanging="360"/>
+        <w:jc w:val="both"/>
+        <w:rPr>
+          <w:rFonts w:ascii="Times New Roman" w:cs="Times New Roman" w:eastAsia="Times New Roman" w:hAnsi="Times New Roman"/>
+          <w:sz w:val="28"/>
+          <w:szCs w:val="28"/>
+          <w:u w:val="none"/>
+        </w:rPr>
+      </w:pPr>
+      <w:r>
+        <w:rPr>
+          <w:rFonts w:ascii="Times New Roman" w:cs="Times New Roman" w:eastAsia="Times New Roman" w:hAnsi="Times New Roman"/>
+          <w:sz w:val="28"/>
+          <w:szCs w:val="28"/>
+          <w:rtl w:val="0"/>
+        </w:rPr>
+        <w:t xml:space="preserve">идём по суффиксным ссылкам родителя, пока не найдём вершину с переходом по символу ребёнка или не дойдём до корня;</w:t>
+      </w:r>
+    </w:p>
+    <w:p>
+      <w:pPr>
+        <w:numPr>
+          <w:ilvl w:val="1"/>
+          <w:numId w:val="15"/>
+        </w:numPr>
+        <w:shd w:fill="ffffff" w:val="clear"/>
+        <w:spacing w:after="0" w:afterAutospacing="0" w:before="0" w:beforeAutospacing="0" w:line="360" w:lineRule="auto"/>
+        <w:ind w:left="1440" w:hanging="360"/>
+        <w:jc w:val="both"/>
+        <w:rPr>
+          <w:rFonts w:ascii="Times New Roman" w:cs="Times New Roman" w:eastAsia="Times New Roman" w:hAnsi="Times New Roman"/>
+          <w:sz w:val="28"/>
+          <w:szCs w:val="28"/>
+          <w:u w:val="none"/>
+        </w:rPr>
+      </w:pPr>
+      <w:r>
+        <w:rPr>
+          <w:rFonts w:ascii="Times New Roman" w:cs="Times New Roman" w:eastAsia="Times New Roman" w:hAnsi="Times New Roman"/>
+          <w:sz w:val="28"/>
+          <w:szCs w:val="28"/>
+          <w:rtl w:val="0"/>
+        </w:rPr>
+        <w:t xml:space="preserve">если переход найден – суффиксная ссылка ребёнка ведёт в эту дочернюю вершину, иначе – в корень;</w:t>
+      </w:r>
+    </w:p>
+    <w:p>
+      <w:pPr>
+        <w:numPr>
+          <w:ilvl w:val="1"/>
+          <w:numId w:val="15"/>
+        </w:numPr>
+        <w:shd w:fill="ffffff" w:val="clear"/>
+        <w:spacing w:after="0" w:afterAutospacing="0" w:before="0" w:beforeAutospacing="0" w:line="360" w:lineRule="auto"/>
+        <w:ind w:left="1440" w:hanging="360"/>
+        <w:jc w:val="both"/>
+        <w:rPr>
+          <w:rFonts w:ascii="Times New Roman" w:cs="Times New Roman" w:eastAsia="Times New Roman" w:hAnsi="Times New Roman"/>
+          <w:sz w:val="28"/>
+          <w:szCs w:val="28"/>
+          <w:u w:val="none"/>
+        </w:rPr>
+      </w:pPr>
+      <w:r>
+        <w:rPr>
+          <w:rFonts w:ascii="Times New Roman" w:cs="Times New Roman" w:eastAsia="Times New Roman" w:hAnsi="Times New Roman"/>
+          <w:sz w:val="28"/>
+          <w:szCs w:val="28"/>
+          <w:rtl w:val="0"/>
+        </w:rPr>
+        <w:t xml:space="preserve">Сжатая суффиксная ссылка: если суффиксная ссылка ведёт в терминальную вершину – берём её, иначе – output_link от неё.</w:t>
+      </w:r>
+    </w:p>
+    <w:p>
+      <w:pPr>
         <w:numPr>
           <w:ilvl w:val="0"/>
-          <w:numId w:val="11"/>
+          <w:numId w:val="15"/>
         </w:numPr>
         <w:shd w:fill="ffffff" w:val="clear"/>
         <w:spacing w:after="0" w:afterAutospacing="0" w:before="0" w:beforeAutospacing="0" w:line="360" w:lineRule="auto"/>
@@ -4738,14 +4869,14 @@
           <w:szCs w:val="28"/>
           <w:rtl w:val="0"/>
         </w:rPr>
-        <w:t xml:space="preserve">Для каждой вершины в очереди и каждого её ребёнка:</w:t>
+        <w:t xml:space="preserve">Поиск вхождений:</w:t>
       </w:r>
     </w:p>
     <w:p>
       <w:pPr>
         <w:numPr>
           <w:ilvl w:val="1"/>
-          <w:numId w:val="11"/>
+          <w:numId w:val="15"/>
         </w:numPr>
         <w:shd w:fill="ffffff" w:val="clear"/>
         <w:spacing w:after="0" w:afterAutospacing="0" w:before="0" w:beforeAutospacing="0" w:line="360" w:lineRule="auto"/>
@@ -4765,14 +4896,14 @@
           <w:szCs w:val="28"/>
           <w:rtl w:val="0"/>
         </w:rPr>
-        <w:t xml:space="preserve">идём по суффиксным ссылкам родителя, пока не найдём вершину с переходом по символу ребёнка или не дойдём до корня;</w:t>
+        <w:t xml:space="preserve">Пока нет перехода по символу – откатываемся по суффиксным ссылкам.</w:t>
       </w:r>
     </w:p>
     <w:p>
       <w:pPr>
         <w:numPr>
           <w:ilvl w:val="1"/>
-          <w:numId w:val="11"/>
+          <w:numId w:val="15"/>
         </w:numPr>
         <w:shd w:fill="ffffff" w:val="clear"/>
         <w:spacing w:after="0" w:afterAutospacing="0" w:before="0" w:beforeAutospacing="0" w:line="360" w:lineRule="auto"/>
@@ -4792,14 +4923,14 @@
           <w:szCs w:val="28"/>
           <w:rtl w:val="0"/>
         </w:rPr>
-        <w:t xml:space="preserve">если переход найден – суффиксная ссылка ребёнка ведёт в эту дочернюю вершину, иначе – в корень;</w:t>
+        <w:t xml:space="preserve">Переходим по ребру или остаёмся в корне.</w:t>
       </w:r>
     </w:p>
     <w:p>
       <w:pPr>
         <w:numPr>
           <w:ilvl w:val="1"/>
-          <w:numId w:val="11"/>
+          <w:numId w:val="15"/>
         </w:numPr>
         <w:shd w:fill="ffffff" w:val="clear"/>
         <w:spacing w:before="0" w:beforeAutospacing="0" w:line="360" w:lineRule="auto"/>
@@ -4819,7 +4950,29 @@
           <w:szCs w:val="28"/>
           <w:rtl w:val="0"/>
         </w:rPr>
-        <w:t xml:space="preserve">терминальная ссылка: если суффиксная ссылка содержит паттерны – берём её, иначе – output_link от неё.</w:t>
+        <w:t xml:space="preserve">Идём по output_link от текущей вершины до корня, собирая все найденные образцы.</w:t>
+      </w:r>
+    </w:p>
+    <w:p>
+      <w:pPr>
+        <w:shd w:fill="ffffff" w:val="clear"/>
+        <w:spacing w:before="280" w:line="360" w:lineRule="auto"/>
+        <w:ind w:left="720" w:firstLine="0"/>
+        <w:jc w:val="both"/>
+        <w:rPr>
+          <w:rFonts w:ascii="Times New Roman" w:cs="Times New Roman" w:eastAsia="Times New Roman" w:hAnsi="Times New Roman"/>
+          <w:sz w:val="28"/>
+          <w:szCs w:val="28"/>
+        </w:rPr>
+      </w:pPr>
+      <w:r>
+        <w:rPr>
+          <w:rFonts w:ascii="Times New Roman" w:cs="Times New Roman" w:eastAsia="Times New Roman" w:hAnsi="Times New Roman"/>
+          <w:sz w:val="28"/>
+          <w:szCs w:val="28"/>
+          <w:rtl w:val="0"/>
+        </w:rPr>
+        <w:t xml:space="preserve">6.2</w:t>
       </w:r>
     </w:p>
     <w:p>
@@ -4841,41 +4994,41 @@
           <w:szCs w:val="28"/>
           <w:rtl w:val="0"/>
         </w:rPr>
-        <w:t xml:space="preserve">Этап 3: Поиск вхождений</w:t>
+        <w:t xml:space="preserve">Шаблон разрезается на безджокерные сегменты, для них строится один автомат Ахо-Корасик.</w:t>
       </w:r>
     </w:p>
     <w:p>
       <w:pPr>
         <w:numPr>
           <w:ilvl w:val="0"/>
-          <w:numId w:val="12"/>
+          <w:numId w:val="16"/>
         </w:numPr>
         <w:shd w:fill="ffffff" w:val="clear"/>
         <w:spacing w:after="0" w:afterAutospacing="0" w:before="280" w:line="360" w:lineRule="auto"/>
-        <w:ind w:left="1440" w:hanging="360"/>
-        <w:jc w:val="both"/>
-        <w:rPr>
-          <w:rFonts w:ascii="Times New Roman" w:cs="Times New Roman" w:eastAsia="Times New Roman" w:hAnsi="Times New Roman"/>
-          <w:sz w:val="28"/>
-          <w:szCs w:val="28"/>
-          <w:u w:val="none"/>
-        </w:rPr>
-      </w:pPr>
-      <w:r>
-        <w:rPr>
-          <w:rFonts w:ascii="Times New Roman" w:cs="Times New Roman" w:eastAsia="Times New Roman" w:hAnsi="Times New Roman"/>
-          <w:sz w:val="28"/>
-          <w:szCs w:val="28"/>
-          <w:rtl w:val="0"/>
-        </w:rPr>
-        <w:t xml:space="preserve">Пока нет перехода по символу – откатываемся по суффиксным ссылкам.</w:t>
-      </w:r>
-    </w:p>
-    <w:p>
-      <w:pPr>
-        <w:numPr>
-          <w:ilvl w:val="0"/>
-          <w:numId w:val="12"/>
+        <w:ind w:left="720" w:hanging="360"/>
+        <w:jc w:val="both"/>
+        <w:rPr>
+          <w:rFonts w:ascii="Times New Roman" w:cs="Times New Roman" w:eastAsia="Times New Roman" w:hAnsi="Times New Roman"/>
+          <w:sz w:val="28"/>
+          <w:szCs w:val="28"/>
+          <w:u w:val="none"/>
+        </w:rPr>
+      </w:pPr>
+      <w:r>
+        <w:rPr>
+          <w:rFonts w:ascii="Times New Roman" w:cs="Times New Roman" w:eastAsia="Times New Roman" w:hAnsi="Times New Roman"/>
+          <w:sz w:val="28"/>
+          <w:szCs w:val="28"/>
+          <w:rtl w:val="0"/>
+        </w:rPr>
+        <w:t xml:space="preserve">Разбиение шаблона на сегменты. Идём по шаблону:</w:t>
+      </w:r>
+    </w:p>
+    <w:p>
+      <w:pPr>
+        <w:numPr>
+          <w:ilvl w:val="1"/>
+          <w:numId w:val="16"/>
         </w:numPr>
         <w:shd w:fill="ffffff" w:val="clear"/>
         <w:spacing w:after="0" w:afterAutospacing="0" w:before="0" w:beforeAutospacing="0" w:line="360" w:lineRule="auto"/>
@@ -4895,112 +5048,14 @@
           <w:szCs w:val="28"/>
           <w:rtl w:val="0"/>
         </w:rPr>
-        <w:t xml:space="preserve">Переходим по ребру или остаёмся в корне.</w:t>
-      </w:r>
-    </w:p>
-    <w:p>
-      <w:pPr>
-        <w:numPr>
-          <w:ilvl w:val="0"/>
-          <w:numId w:val="12"/>
-        </w:numPr>
-        <w:shd w:fill="ffffff" w:val="clear"/>
-        <w:spacing w:before="0" w:beforeAutospacing="0" w:line="360" w:lineRule="auto"/>
-        <w:ind w:left="1440" w:hanging="360"/>
-        <w:jc w:val="both"/>
-        <w:rPr>
-          <w:rFonts w:ascii="Times New Roman" w:cs="Times New Roman" w:eastAsia="Times New Roman" w:hAnsi="Times New Roman"/>
-          <w:sz w:val="28"/>
-          <w:szCs w:val="28"/>
-          <w:u w:val="none"/>
-        </w:rPr>
-      </w:pPr>
-      <w:r>
-        <w:rPr>
-          <w:rFonts w:ascii="Times New Roman" w:cs="Times New Roman" w:eastAsia="Times New Roman" w:hAnsi="Times New Roman"/>
-          <w:sz w:val="28"/>
-          <w:szCs w:val="28"/>
-          <w:rtl w:val="0"/>
-        </w:rPr>
-        <w:t xml:space="preserve">Идём по output_link от текущей вершины до корня, собирая все найденные образцы.</w:t>
-      </w:r>
-    </w:p>
-    <w:p>
-      <w:pPr>
-        <w:shd w:fill="ffffff" w:val="clear"/>
-        <w:spacing w:before="280" w:line="360" w:lineRule="auto"/>
-        <w:ind w:left="720" w:firstLine="0"/>
-        <w:jc w:val="both"/>
-        <w:rPr>
-          <w:rFonts w:ascii="Times New Roman" w:cs="Times New Roman" w:eastAsia="Times New Roman" w:hAnsi="Times New Roman"/>
-          <w:sz w:val="28"/>
-          <w:szCs w:val="28"/>
-        </w:rPr>
-      </w:pPr>
-      <w:r>
-        <w:rPr>
-          <w:rFonts w:ascii="Times New Roman" w:cs="Times New Roman" w:eastAsia="Times New Roman" w:hAnsi="Times New Roman"/>
-          <w:sz w:val="28"/>
-          <w:szCs w:val="28"/>
-          <w:rtl w:val="0"/>
-        </w:rPr>
-        <w:t xml:space="preserve">6.2</w:t>
-      </w:r>
-    </w:p>
-    <w:p>
-      <w:pPr>
-        <w:shd w:fill="ffffff" w:val="clear"/>
-        <w:spacing w:before="280" w:line="360" w:lineRule="auto"/>
-        <w:ind w:firstLine="720"/>
-        <w:jc w:val="both"/>
-        <w:rPr>
-          <w:rFonts w:ascii="Times New Roman" w:cs="Times New Roman" w:eastAsia="Times New Roman" w:hAnsi="Times New Roman"/>
-          <w:sz w:val="28"/>
-          <w:szCs w:val="28"/>
-        </w:rPr>
-      </w:pPr>
-      <w:r>
-        <w:rPr>
-          <w:rFonts w:ascii="Times New Roman" w:cs="Times New Roman" w:eastAsia="Times New Roman" w:hAnsi="Times New Roman"/>
-          <w:sz w:val="28"/>
-          <w:szCs w:val="28"/>
-          <w:rtl w:val="0"/>
-        </w:rPr>
-        <w:t xml:space="preserve">Задача сводится к множественному поиску: шаблон разрезается на безджокерные сегменты, для них строится один автомат Ахо-Корасик.</w:t>
-      </w:r>
-    </w:p>
-    <w:p>
-      <w:pPr>
-        <w:numPr>
-          <w:ilvl w:val="0"/>
-          <w:numId w:val="17"/>
-        </w:numPr>
-        <w:shd w:fill="ffffff" w:val="clear"/>
-        <w:spacing w:after="0" w:afterAutospacing="0" w:before="280" w:line="360" w:lineRule="auto"/>
-        <w:ind w:left="720" w:hanging="360"/>
-        <w:jc w:val="both"/>
-        <w:rPr>
-          <w:rFonts w:ascii="Times New Roman" w:cs="Times New Roman" w:eastAsia="Times New Roman" w:hAnsi="Times New Roman"/>
-          <w:sz w:val="28"/>
-          <w:szCs w:val="28"/>
-          <w:u w:val="none"/>
-        </w:rPr>
-      </w:pPr>
-      <w:r>
-        <w:rPr>
-          <w:rFonts w:ascii="Times New Roman" w:cs="Times New Roman" w:eastAsia="Times New Roman" w:hAnsi="Times New Roman"/>
-          <w:sz w:val="28"/>
-          <w:szCs w:val="28"/>
-          <w:rtl w:val="0"/>
-        </w:rPr>
-        <w:t xml:space="preserve">Фаза 1. Разбиение шаблона на сегменты. Идём по шаблону:</w:t>
+        <w:t xml:space="preserve">копим символы в текущий сегмент;</w:t>
       </w:r>
     </w:p>
     <w:p>
       <w:pPr>
         <w:numPr>
           <w:ilvl w:val="1"/>
-          <w:numId w:val="17"/>
+          <w:numId w:val="16"/>
         </w:numPr>
         <w:shd w:fill="ffffff" w:val="clear"/>
         <w:spacing w:after="0" w:afterAutospacing="0" w:before="0" w:beforeAutospacing="0" w:line="360" w:lineRule="auto"/>
@@ -5020,14 +5075,14 @@
           <w:szCs w:val="28"/>
           <w:rtl w:val="0"/>
         </w:rPr>
-        <w:t xml:space="preserve">копим символы в текущий сегмент;</w:t>
+        <w:t xml:space="preserve">при встрече джокера: если сегмент не пуст, сохраняем пару (offset, строка), где offset – позиция первого символа сегмента; обновляем offset = i + 1;</w:t>
       </w:r>
     </w:p>
     <w:p>
       <w:pPr>
         <w:numPr>
           <w:ilvl w:val="1"/>
-          <w:numId w:val="17"/>
+          <w:numId w:val="16"/>
         </w:numPr>
         <w:shd w:fill="ffffff" w:val="clear"/>
         <w:spacing w:after="0" w:afterAutospacing="0" w:before="0" w:beforeAutospacing="0" w:line="360" w:lineRule="auto"/>
@@ -5047,14 +5102,68 @@
           <w:szCs w:val="28"/>
           <w:rtl w:val="0"/>
         </w:rPr>
-        <w:t xml:space="preserve">при встрече джокера: если сегмент не пуст, сохраняем пару (offset, строка), где offset – позиция первого символа сегмента; обновляем offset = i + 1;</w:t>
+        <w:t xml:space="preserve">после обхода сохраняем последний незакрытый сегмент.</w:t>
+      </w:r>
+    </w:p>
+    <w:p>
+      <w:pPr>
+        <w:numPr>
+          <w:ilvl w:val="0"/>
+          <w:numId w:val="16"/>
+        </w:numPr>
+        <w:shd w:fill="ffffff" w:val="clear"/>
+        <w:spacing w:after="0" w:afterAutospacing="0" w:before="0" w:beforeAutospacing="0" w:line="360" w:lineRule="auto"/>
+        <w:ind w:left="720" w:hanging="360"/>
+        <w:jc w:val="both"/>
+        <w:rPr>
+          <w:rFonts w:ascii="Times New Roman" w:cs="Times New Roman" w:eastAsia="Times New Roman" w:hAnsi="Times New Roman"/>
+          <w:sz w:val="28"/>
+          <w:szCs w:val="28"/>
+          <w:u w:val="none"/>
+        </w:rPr>
+      </w:pPr>
+      <w:r>
+        <w:rPr>
+          <w:rFonts w:ascii="Times New Roman" w:cs="Times New Roman" w:eastAsia="Times New Roman" w:hAnsi="Times New Roman"/>
+          <w:sz w:val="28"/>
+          <w:szCs w:val="28"/>
+          <w:rtl w:val="0"/>
+        </w:rPr>
+        <w:t xml:space="preserve">Построение автомата. Каждый сегмент добавляется в бор. В терминальной вершине сохраняется индекс сегмента. Обходом в ширину строятся суффиксные и сжатые суффиксные ссылки.</w:t>
+      </w:r>
+    </w:p>
+    <w:p>
+      <w:pPr>
+        <w:numPr>
+          <w:ilvl w:val="0"/>
+          <w:numId w:val="16"/>
+        </w:numPr>
+        <w:shd w:fill="ffffff" w:val="clear"/>
+        <w:spacing w:after="0" w:afterAutospacing="0" w:before="0" w:beforeAutospacing="0" w:line="360" w:lineRule="auto"/>
+        <w:ind w:left="720" w:hanging="360"/>
+        <w:jc w:val="both"/>
+        <w:rPr>
+          <w:rFonts w:ascii="Times New Roman" w:cs="Times New Roman" w:eastAsia="Times New Roman" w:hAnsi="Times New Roman"/>
+          <w:sz w:val="28"/>
+          <w:szCs w:val="28"/>
+          <w:u w:val="none"/>
+        </w:rPr>
+      </w:pPr>
+      <w:r>
+        <w:rPr>
+          <w:rFonts w:ascii="Times New Roman" w:cs="Times New Roman" w:eastAsia="Times New Roman" w:hAnsi="Times New Roman"/>
+          <w:sz w:val="28"/>
+          <w:szCs w:val="28"/>
+          <w:rtl w:val="0"/>
+        </w:rPr>
+        <w:t xml:space="preserve">Поиск и подсчёт голосов. Идём по тексту, поддерживая текущее состояние:</w:t>
       </w:r>
     </w:p>
     <w:p>
       <w:pPr>
         <w:numPr>
           <w:ilvl w:val="1"/>
-          <w:numId w:val="17"/>
+          <w:numId w:val="16"/>
         </w:numPr>
         <w:shd w:fill="ffffff" w:val="clear"/>
         <w:spacing w:after="0" w:afterAutospacing="0" w:before="0" w:beforeAutospacing="0" w:line="360" w:lineRule="auto"/>
@@ -5074,68 +5183,14 @@
           <w:szCs w:val="28"/>
           <w:rtl w:val="0"/>
         </w:rPr>
-        <w:t xml:space="preserve">после обхода сохраняем последний незакрытый сегмент.</w:t>
-      </w:r>
-    </w:p>
-    <w:p>
-      <w:pPr>
-        <w:numPr>
-          <w:ilvl w:val="0"/>
-          <w:numId w:val="17"/>
-        </w:numPr>
-        <w:shd w:fill="ffffff" w:val="clear"/>
-        <w:spacing w:after="0" w:afterAutospacing="0" w:before="0" w:beforeAutospacing="0" w:line="360" w:lineRule="auto"/>
-        <w:ind w:left="720" w:hanging="360"/>
-        <w:jc w:val="both"/>
-        <w:rPr>
-          <w:rFonts w:ascii="Times New Roman" w:cs="Times New Roman" w:eastAsia="Times New Roman" w:hAnsi="Times New Roman"/>
-          <w:sz w:val="28"/>
-          <w:szCs w:val="28"/>
-          <w:u w:val="none"/>
-        </w:rPr>
-      </w:pPr>
-      <w:r>
-        <w:rPr>
-          <w:rFonts w:ascii="Times New Roman" w:cs="Times New Roman" w:eastAsia="Times New Roman" w:hAnsi="Times New Roman"/>
-          <w:sz w:val="28"/>
-          <w:szCs w:val="28"/>
-          <w:rtl w:val="0"/>
-        </w:rPr>
-        <w:t xml:space="preserve">Этап 2. Построение автомата. Каждый сегмент добавляется в бор. В терминальной вершине сохраняется ID сегмента. Обходом в ширину строятся суффиксные и сжатые суффиксные ссылки.</w:t>
-      </w:r>
-    </w:p>
-    <w:p>
-      <w:pPr>
-        <w:numPr>
-          <w:ilvl w:val="0"/>
-          <w:numId w:val="17"/>
-        </w:numPr>
-        <w:shd w:fill="ffffff" w:val="clear"/>
-        <w:spacing w:after="0" w:afterAutospacing="0" w:before="0" w:beforeAutospacing="0" w:line="360" w:lineRule="auto"/>
-        <w:ind w:left="720" w:hanging="360"/>
-        <w:jc w:val="both"/>
-        <w:rPr>
-          <w:rFonts w:ascii="Times New Roman" w:cs="Times New Roman" w:eastAsia="Times New Roman" w:hAnsi="Times New Roman"/>
-          <w:sz w:val="28"/>
-          <w:szCs w:val="28"/>
-          <w:u w:val="none"/>
-        </w:rPr>
-      </w:pPr>
-      <w:r>
-        <w:rPr>
-          <w:rFonts w:ascii="Times New Roman" w:cs="Times New Roman" w:eastAsia="Times New Roman" w:hAnsi="Times New Roman"/>
-          <w:sz w:val="28"/>
-          <w:szCs w:val="28"/>
-          <w:rtl w:val="0"/>
-        </w:rPr>
-        <w:t xml:space="preserve">Этап 3. Поиск и подсчёт голосов. Идём по тексту, поддерживая текущее состояние:</w:t>
+        <w:t xml:space="preserve">При отсутствии перехода – откат по суффиксным ссылкам.</w:t>
       </w:r>
     </w:p>
     <w:p>
       <w:pPr>
         <w:numPr>
           <w:ilvl w:val="1"/>
-          <w:numId w:val="17"/>
+          <w:numId w:val="16"/>
         </w:numPr>
         <w:shd w:fill="ffffff" w:val="clear"/>
         <w:spacing w:after="0" w:afterAutospacing="0" w:before="0" w:beforeAutospacing="0" w:line="360" w:lineRule="auto"/>
@@ -5155,14 +5210,14 @@
           <w:szCs w:val="28"/>
           <w:rtl w:val="0"/>
         </w:rPr>
-        <w:t xml:space="preserve">При отсутствии перехода – откат по суффиксным ссылкам.</w:t>
+        <w:t xml:space="preserve">Переходим в новую вершину.</w:t>
       </w:r>
     </w:p>
     <w:p>
       <w:pPr>
         <w:numPr>
           <w:ilvl w:val="1"/>
-          <w:numId w:val="17"/>
+          <w:numId w:val="16"/>
         </w:numPr>
         <w:shd w:fill="ffffff" w:val="clear"/>
         <w:spacing w:after="0" w:afterAutospacing="0" w:before="0" w:beforeAutospacing="0" w:line="360" w:lineRule="auto"/>
@@ -5182,14 +5237,14 @@
           <w:szCs w:val="28"/>
           <w:rtl w:val="0"/>
         </w:rPr>
-        <w:t xml:space="preserve">Переходим в новую вершину.</w:t>
+        <w:t xml:space="preserve">Идём по цепочке output_link от текущей вершины до корня. Для каждого seg_id в segment_ids:</w:t>
       </w:r>
     </w:p>
     <w:p>
       <w:pPr>
         <w:numPr>
           <w:ilvl w:val="1"/>
-          <w:numId w:val="17"/>
+          <w:numId w:val="16"/>
         </w:numPr>
         <w:shd w:fill="ffffff" w:val="clear"/>
         <w:spacing w:after="0" w:afterAutospacing="0" w:before="0" w:beforeAutospacing="0" w:line="360" w:lineRule="auto"/>
@@ -5209,14 +5264,14 @@
           <w:szCs w:val="28"/>
           <w:rtl w:val="0"/>
         </w:rPr>
-        <w:t xml:space="preserve">Идём по цепочке output_link от текущей вершины до корня. Для каждого seg_id в segment_ids:</w:t>
+        <w:t xml:space="preserve">start_pos = i - seg_len + 1 – начало сегмента в тексте;</w:t>
       </w:r>
     </w:p>
     <w:p>
       <w:pPr>
         <w:numPr>
           <w:ilvl w:val="1"/>
-          <w:numId w:val="17"/>
+          <w:numId w:val="16"/>
         </w:numPr>
         <w:shd w:fill="ffffff" w:val="clear"/>
         <w:spacing w:after="0" w:afterAutospacing="0" w:before="0" w:beforeAutospacing="0" w:line="360" w:lineRule="auto"/>
@@ -5236,14 +5291,14 @@
           <w:szCs w:val="28"/>
           <w:rtl w:val="0"/>
         </w:rPr>
-        <w:t xml:space="preserve">start_pos = i - seg_len + 1 – начало сегмента в тексте;</w:t>
+        <w:t xml:space="preserve">template_start = start_pos - offset – предполагаемое начало всего шаблона;</w:t>
       </w:r>
     </w:p>
     <w:p>
       <w:pPr>
         <w:numPr>
           <w:ilvl w:val="1"/>
-          <w:numId w:val="17"/>
+          <w:numId w:val="16"/>
         </w:numPr>
         <w:shd w:fill="ffffff" w:val="clear"/>
         <w:spacing w:after="0" w:afterAutospacing="0" w:before="0" w:beforeAutospacing="0" w:line="360" w:lineRule="auto"/>
@@ -5263,33 +5318,6 @@
           <w:szCs w:val="28"/>
           <w:rtl w:val="0"/>
         </w:rPr>
-        <w:t xml:space="preserve">template_start = start_pos - offset – предполагаемое начало всего шаблона;</w:t>
-      </w:r>
-    </w:p>
-    <w:p>
-      <w:pPr>
-        <w:numPr>
-          <w:ilvl w:val="1"/>
-          <w:numId w:val="17"/>
-        </w:numPr>
-        <w:shd w:fill="ffffff" w:val="clear"/>
-        <w:spacing w:after="0" w:afterAutospacing="0" w:before="0" w:beforeAutospacing="0" w:line="360" w:lineRule="auto"/>
-        <w:ind w:left="1440" w:hanging="360"/>
-        <w:jc w:val="both"/>
-        <w:rPr>
-          <w:rFonts w:ascii="Times New Roman" w:cs="Times New Roman" w:eastAsia="Times New Roman" w:hAnsi="Times New Roman"/>
-          <w:sz w:val="28"/>
-          <w:szCs w:val="28"/>
-          <w:u w:val="none"/>
-        </w:rPr>
-      </w:pPr>
-      <w:r>
-        <w:rPr>
-          <w:rFonts w:ascii="Times New Roman" w:cs="Times New Roman" w:eastAsia="Times New Roman" w:hAnsi="Times New Roman"/>
-          <w:sz w:val="28"/>
-          <w:szCs w:val="28"/>
-          <w:rtl w:val="0"/>
-        </w:rPr>
         <w:t xml:space="preserve">если старт не выходит за границы, C[template_start] += 1.</w:t>
       </w:r>
     </w:p>
@@ -5297,7 +5325,7 @@
       <w:pPr>
         <w:numPr>
           <w:ilvl w:val="0"/>
-          <w:numId w:val="17"/>
+          <w:numId w:val="16"/>
         </w:numPr>
         <w:shd w:fill="ffffff" w:val="clear"/>
         <w:spacing w:before="0" w:beforeAutospacing="0" w:line="360" w:lineRule="auto"/>
@@ -5317,7 +5345,7 @@
           <w:szCs w:val="28"/>
           <w:rtl w:val="0"/>
         </w:rPr>
-        <w:t xml:space="preserve">Этап 4. Сбор результатов. num_segments = len(segments_info). Позиция i – вхождение тогда и только тогда, когда C[i] == num_segments. Переводим в 1-based нумерацию и выводим.</w:t>
+        <w:t xml:space="preserve">Сбор результатов. num_segments = len(segments_info). Позиция i – вхождение тогда и только тогда, когда C[i] == num_segments. Переводим в нумерацию с 1 и выводим.</w:t>
       </w:r>
     </w:p>
     <w:p>
@@ -5724,7 +5752,7 @@
           <w:szCs w:val="28"/>
           <w:rtl w:val="0"/>
         </w:rPr>
-        <w:t xml:space="preserve">Поиск за O(|T| + количество_вхождений). Каждый символ текста обрабатывается один раз. Подъём по терминальным ссылкам выполняется только при нахождении образцов.</w:t>
+        <w:t xml:space="preserve">Поиск за O(|T| + количество_вхождений). Каждый символ текста обрабатывается один раз. Подъём по сжатым суффиксным ссылкам выполняется только при нахождении образцов.</w:t>
       </w:r>
     </w:p>
     <w:p>
@@ -5817,7 +5845,7 @@
       <w:pPr>
         <w:numPr>
           <w:ilvl w:val="0"/>
-          <w:numId w:val="16"/>
+          <w:numId w:val="14"/>
         </w:numPr>
         <w:spacing w:line="360" w:lineRule="auto"/>
         <w:ind w:left="720" w:hanging="360"/>
@@ -5835,14 +5863,14 @@
           <w:szCs w:val="28"/>
           <w:rtl w:val="0"/>
         </w:rPr>
-        <w:t xml:space="preserve">Сведение к Ахо-Корасик вместо прямого перебора: сложность падает с O(|T| × |P|) до O(|T| + Σ|pi| + K).</w:t>
+        <w:t xml:space="preserve">Ленивые переходы – функция go не хранится в таблице, а вычисляется откатами по суффиксным ссылкам; амортизированно это O(|T|) на весь поиск и экономит память.</w:t>
       </w:r>
     </w:p>
     <w:p>
       <w:pPr>
         <w:numPr>
           <w:ilvl w:val="0"/>
-          <w:numId w:val="16"/>
+          <w:numId w:val="14"/>
         </w:numPr>
         <w:spacing w:line="360" w:lineRule="auto"/>
         <w:ind w:left="720" w:hanging="360"/>
@@ -5860,39 +5888,14 @@
           <w:szCs w:val="28"/>
           <w:rtl w:val="0"/>
         </w:rPr>
-        <w:t xml:space="preserve">Ленивые переходы – функция go не хранится в таблице, а вычисляется откатами по суффиксным ссылкам; амортизированно это O(|T|) на весь поиск и экономит память.</w:t>
+        <w:t xml:space="preserve">Сжатые суффиксные ссылки – позволяют за один шаг перечислять все сегменты, заканчивающиеся в текущей позиции.</w:t>
       </w:r>
     </w:p>
     <w:p>
       <w:pPr>
         <w:numPr>
           <w:ilvl w:val="0"/>
-          <w:numId w:val="16"/>
-        </w:numPr>
-        <w:spacing w:line="360" w:lineRule="auto"/>
-        <w:ind w:left="720" w:hanging="360"/>
-        <w:rPr>
-          <w:rFonts w:ascii="Times New Roman" w:cs="Times New Roman" w:eastAsia="Times New Roman" w:hAnsi="Times New Roman"/>
-          <w:sz w:val="28"/>
-          <w:szCs w:val="28"/>
-          <w:u w:val="none"/>
-        </w:rPr>
-      </w:pPr>
-      <w:r>
-        <w:rPr>
-          <w:rFonts w:ascii="Times New Roman" w:cs="Times New Roman" w:eastAsia="Times New Roman" w:hAnsi="Times New Roman"/>
-          <w:sz w:val="28"/>
-          <w:szCs w:val="28"/>
-          <w:rtl w:val="0"/>
-        </w:rPr>
-        <w:t xml:space="preserve">Сжатые суффиксные ссылки – позволяют за один шаг перечислять все сегменты, заканчивающиеся в текущей позиции.</w:t>
-      </w:r>
-    </w:p>
-    <w:p>
-      <w:pPr>
-        <w:numPr>
-          <w:ilvl w:val="0"/>
-          <w:numId w:val="16"/>
+          <w:numId w:val="14"/>
         </w:numPr>
         <w:spacing w:line="360" w:lineRule="auto"/>
         <w:ind w:left="720" w:hanging="360"/>
@@ -6020,7 +6023,7 @@
           <w:szCs w:val="28"/>
           <w:rtl w:val="0"/>
         </w:rPr>
-        <w:t xml:space="preserve">Цветовая индикация результатов: зелёный при успехе, красный при отсутствии.</w:t>
+        <w:t xml:space="preserve">Модульная архитектура – алгоритмические классы отделены от методов GUI.</w:t>
       </w:r>
     </w:p>
     <w:p>
@@ -6045,31 +6048,6 @@
           <w:szCs w:val="28"/>
           <w:rtl w:val="0"/>
         </w:rPr>
-        <w:t xml:space="preserve">Модульная архитектура – алгоритмические классы отделены от методов GUI.</w:t>
-      </w:r>
-    </w:p>
-    <w:p>
-      <w:pPr>
-        <w:numPr>
-          <w:ilvl w:val="0"/>
-          <w:numId w:val="9"/>
-        </w:numPr>
-        <w:spacing w:line="360" w:lineRule="auto"/>
-        <w:ind w:left="720" w:hanging="360"/>
-        <w:rPr>
-          <w:rFonts w:ascii="Times New Roman" w:cs="Times New Roman" w:eastAsia="Times New Roman" w:hAnsi="Times New Roman"/>
-          <w:sz w:val="28"/>
-          <w:szCs w:val="28"/>
-          <w:u w:val="none"/>
-        </w:rPr>
-      </w:pPr>
-      <w:r>
-        <w:rPr>
-          <w:rFonts w:ascii="Times New Roman" w:cs="Times New Roman" w:eastAsia="Times New Roman" w:hAnsi="Times New Roman"/>
-          <w:sz w:val="28"/>
-          <w:szCs w:val="28"/>
-          <w:rtl w:val="0"/>
-        </w:rPr>
         <w:t xml:space="preserve">Универсальная визуализация – один метод draw_automaton работает с обоими автоматами.</w:t>
       </w:r>
     </w:p>
@@ -6417,7 +6395,7 @@
           <w:szCs w:val="28"/>
           <w:rtl w:val="0"/>
         </w:rPr>
-        <w:t xml:space="preserve">Алгоритм Ахо-Корасик эффективно обрабатывает тексты длиной до 100 000 символов и до 3 000 образцов длиной до 75 символов. Суммарная длина образцов не превышает 225 000 символов, что обеспечивает построение автомата за короткое время.</w:t>
+        <w:t xml:space="preserve">Алгоритм Ахо-Корасик эффективно обрабатывает тексты длиной до 100 000 символов и до 3 000 образцов длиной до 75 символов. Суммарная длина образцов не превышает 225 000 символов.</w:t>
       </w:r>
     </w:p>
     <w:p>
@@ -6492,7 +6470,7 @@
       </w:pPr>
       <w:sdt>
         <w:sdtPr>
-          <w:id w:val="285259754"/>
+          <w:id w:val="812587755"/>
           <w:tag w:val="goog_rdk_4"/>
         </w:sdtPr>
         <w:sdtContent>
@@ -6564,7 +6542,7 @@
       </w:pPr>
       <w:sdt>
         <w:sdtPr>
-          <w:id w:val="-880747193"/>
+          <w:id w:val="-1623020904"/>
           <w:tag w:val="goog_rdk_5"/>
         </w:sdtPr>
         <w:sdtContent>
@@ -6575,7 +6553,7 @@
               <w:szCs w:val="28"/>
               <w:rtl w:val="0"/>
             </w:rPr>
-            <w:t xml:space="preserve">При |T| ≤ 100 000 и |P| ≤ 40 суммарная длина сегментов мала, поэтому автомат строится мгновенно, а поиск проходит за один проход по тексту.</w:t>
+            <w:t xml:space="preserve">При |T| ≤ 100 000 и |P| ≤ 40 суммарная длина сегментов мала, поэтому автомат строится за короткое время, а поиск проходит за один проход по тексту.</w:t>
           </w:r>
         </w:sdtContent>
       </w:sdt>
@@ -6620,7 +6598,7 @@
       <w:pPr>
         <w:numPr>
           <w:ilvl w:val="0"/>
-          <w:numId w:val="13"/>
+          <w:numId w:val="11"/>
         </w:numPr>
         <w:spacing w:line="360" w:lineRule="auto"/>
         <w:ind w:left="720" w:hanging="360"/>
@@ -6645,7 +6623,7 @@
       <w:pPr>
         <w:numPr>
           <w:ilvl w:val="0"/>
-          <w:numId w:val="13"/>
+          <w:numId w:val="11"/>
         </w:numPr>
         <w:spacing w:line="360" w:lineRule="auto"/>
         <w:ind w:left="720" w:hanging="360"/>
@@ -6670,7 +6648,7 @@
       <w:pPr>
         <w:numPr>
           <w:ilvl w:val="0"/>
-          <w:numId w:val="13"/>
+          <w:numId w:val="11"/>
         </w:numPr>
         <w:spacing w:line="360" w:lineRule="auto"/>
         <w:ind w:left="720" w:hanging="360"/>
@@ -6793,7 +6771,7 @@
           <w:szCs w:val="28"/>
           <w:rtl w:val="0"/>
         </w:rPr>
-        <w:t xml:space="preserve">Суффиксные и терминальные ссылки: O(Σ|pᵢ|).</w:t>
+        <w:t xml:space="preserve">Суффиксные и сжатые суффиксные ссылки: O(Σ|pᵢ|).</w:t>
       </w:r>
     </w:p>
     <w:p>
@@ -6863,7 +6841,7 @@
           <w:szCs w:val="28"/>
           <w:rtl w:val="0"/>
         </w:rPr>
-        <w:t xml:space="preserve">Задача 6.2 с джокером:</w:t>
+        <w:t xml:space="preserve">6.2:</w:t>
       </w:r>
     </w:p>
     <w:p>
@@ -7094,51 +7072,6 @@
     <w:p>
       <w:pPr>
         <w:spacing w:line="360" w:lineRule="auto"/>
-        <w:rPr>
-          <w:rFonts w:ascii="Times New Roman" w:cs="Times New Roman" w:eastAsia="Times New Roman" w:hAnsi="Times New Roman"/>
-          <w:sz w:val="28"/>
-          <w:szCs w:val="28"/>
-        </w:rPr>
-      </w:pPr>
-      <w:r>
-        <w:rPr>
-          <w:rtl w:val="0"/>
-        </w:rPr>
-      </w:r>
-    </w:p>
-    <w:p>
-      <w:pPr>
-        <w:spacing w:line="360" w:lineRule="auto"/>
-        <w:rPr>
-          <w:rFonts w:ascii="Times New Roman" w:cs="Times New Roman" w:eastAsia="Times New Roman" w:hAnsi="Times New Roman"/>
-          <w:sz w:val="28"/>
-          <w:szCs w:val="28"/>
-        </w:rPr>
-      </w:pPr>
-      <w:r>
-        <w:rPr>
-          <w:rtl w:val="0"/>
-        </w:rPr>
-      </w:r>
-    </w:p>
-    <w:p>
-      <w:pPr>
-        <w:spacing w:line="360" w:lineRule="auto"/>
-        <w:rPr>
-          <w:rFonts w:ascii="Times New Roman" w:cs="Times New Roman" w:eastAsia="Times New Roman" w:hAnsi="Times New Roman"/>
-          <w:sz w:val="28"/>
-          <w:szCs w:val="28"/>
-        </w:rPr>
-      </w:pPr>
-      <w:r>
-        <w:rPr>
-          <w:rtl w:val="0"/>
-        </w:rPr>
-      </w:r>
-    </w:p>
-    <w:p>
-      <w:pPr>
-        <w:spacing w:line="360" w:lineRule="auto"/>
         <w:ind w:firstLine="720"/>
         <w:rPr>
           <w:rFonts w:ascii="Times New Roman" w:cs="Times New Roman" w:eastAsia="Times New Roman" w:hAnsi="Times New Roman"/>
@@ -7166,52 +7099,18 @@
         <w:ind w:firstLine="720"/>
         <w:rPr>
           <w:rFonts w:ascii="Times New Roman" w:cs="Times New Roman" w:eastAsia="Times New Roman" w:hAnsi="Times New Roman"/>
-          <w:b w:val="1"/>
-          <w:bCs w:val="1"/>
-          <w:sz w:val="28"/>
-          <w:szCs w:val="28"/>
-        </w:rPr>
-      </w:pPr>
-      <w:r>
-        <w:rPr>
-          <w:rtl w:val="0"/>
-        </w:rPr>
-      </w:r>
-    </w:p>
-    <w:p>
-      <w:pPr>
-        <w:spacing w:line="360" w:lineRule="auto"/>
-        <w:ind w:firstLine="720"/>
-        <w:rPr>
-          <w:rFonts w:ascii="Times New Roman" w:cs="Times New Roman" w:eastAsia="Times New Roman" w:hAnsi="Times New Roman"/>
-          <w:sz w:val="28"/>
-          <w:szCs w:val="28"/>
-        </w:rPr>
-      </w:pPr>
-      <w:r>
-        <w:rPr>
-          <w:rFonts w:ascii="Times New Roman" w:cs="Times New Roman" w:eastAsia="Times New Roman" w:hAnsi="Times New Roman"/>
-          <w:sz w:val="28"/>
-          <w:szCs w:val="28"/>
-          <w:rtl w:val="0"/>
-        </w:rPr>
-        <w:t xml:space="preserve">Экспериментальные результаты подтверждают корректность работы алгоритма на различных тестовых случаях, включая:</w:t>
-      </w:r>
-    </w:p>
-    <w:p>
-      <w:pPr>
-        <w:spacing w:line="360" w:lineRule="auto"/>
-        <w:ind w:firstLine="720"/>
-        <w:rPr>
-          <w:rFonts w:ascii="Times New Roman" w:cs="Times New Roman" w:eastAsia="Times New Roman" w:hAnsi="Times New Roman"/>
-          <w:sz w:val="28"/>
-          <w:szCs w:val="28"/>
-        </w:rPr>
-      </w:pPr>
-      <w:r>
-        <w:rPr>
-          <w:rtl w:val="0"/>
-        </w:rPr>
+          <w:sz w:val="28"/>
+          <w:szCs w:val="28"/>
+        </w:rPr>
+      </w:pPr>
+      <w:r>
+        <w:rPr>
+          <w:rFonts w:ascii="Times New Roman" w:cs="Times New Roman" w:eastAsia="Times New Roman" w:hAnsi="Times New Roman"/>
+          <w:sz w:val="28"/>
+          <w:szCs w:val="28"/>
+          <w:rtl w:val="0"/>
+        </w:rPr>
+        <w:t xml:space="preserve">Экспериментальные результаты подтверждают корректность работы алгоритма на различных тестовых случаях.</w:t>
       </w:r>
     </w:p>
     <w:p>
@@ -7237,7 +7136,7 @@
     <w:sdt>
       <w:sdtPr>
         <w:lock w:val="contentLocked"/>
-        <w:id w:val="-2068630561"/>
+        <w:id w:val="-180527951"/>
         <w:tag w:val="goog_rdk_6"/>
       </w:sdtPr>
       <w:sdtContent>
@@ -7948,7 +7847,7 @@
     <w:sdt>
       <w:sdtPr>
         <w:lock w:val="contentLocked"/>
-        <w:id w:val="-2018479892"/>
+        <w:id w:val="-1750372989"/>
         <w:tag w:val="goog_rdk_7"/>
       </w:sdtPr>
       <w:sdtContent>
@@ -8459,7 +8358,7 @@
           <w:szCs w:val="28"/>
           <w:rtl w:val="0"/>
         </w:rPr>
-        <w:t xml:space="preserve">В ходе выполнения лабораторной работы был реализован алгоритм Ахо-Корасик для точного поиска множества образцов в тексте. Алгоритм включает построение бора, вычисление суффиксных и сжатых суффиксных (output) ссылок, а также поиск всех вхождений с сортировкой результатов. Для задачи поиска образца с джокером был применён тот же аппарат: шаблон разбивается на сегменты без джокеров, для них строится автомат Ахо-Корасик, а найденные сегменты «голосуют» за возможные стартовые позиции шаблона через массив C. Такой подход снижает временную сложность задачи с джокером с O(|T| × |P|) до O(|T| + Σ|pi| + K). Для индивидуального варианта 7 был разработан графический интерфейс на базе библиотеки CustomTkinter. Интерфейс обеспечивает интерактивный ввод данных, вывод промежуточных данных (построение бора, описание вершин и переходов, пошаговый процесс поиска с трассировкой голосов) и наглядное графическое представление автоматов. Реализована универсальная визуализация: пользователь может переключаться между автоматом задачи 6.1 и автоматом сегментов задачи 6.2 через выпадающее меню, при этом терминальные вершины подписываются по-разному (P для паттернов, S для сегментов). Теоретическая сложность реализованных алгоритмов составляет O(|T| + Σ|pi| + K) по времени и O(Σ|pi| × |алфавит|) по памяти для обеих задач.</w:t>
+        <w:t xml:space="preserve">В ходе выполнения лабораторной работы был реализован алгоритм Ахо-Корасик для точного поиска множества образцов в тексте. Алгоритм включает построение бора, вычисление суффиксных и сжатых суффиксных ссылок, а также поиск всех вхождений с сортировкой результатов. Для задачи поиска образца с джокером был применён тот же аппарат: шаблон разбивается на сегменты без джокеров, для них строится автомат Ахо-Корасик, а найденные сегменты «голосуют» за возможные стартовые позиции шаблона через массив C. Такой подход снижает временную сложность задачи с джокером с O(|T| × |P|) до O(|T| + Σ|pi| + K). Для индивидуального варианта 7 был разработан графический интерфейс на базе библиотеки CustomTkinter. Интерфейс обеспечивает интерактивный ввод данных, вывод промежуточных данных (построение бора, описание вершин и переходов, пошаговый процесс поиска с трассировкой голосов) и наглядное графическое представление автоматов. Реализована универсальная визуализация: пользователь может переключаться между автоматом задачи 6.1 и автоматом сегментов задачи 6.2 через выпадающее меню, при этом терминальные вершины подписываются по-разному (P для паттернов, S для сегментов). Теоретическая сложность реализованных алгоритмов составляет O(|T| + Σ|pi| + K) по времени и O(Σ|pi| × |алфавит|) по памяти для обеих задач.</w:t>
       </w:r>
       <w:r>
         <w:rPr>
@@ -9652,8 +9551,8 @@
   <w:abstractNum w:abstractNumId="11">
     <w:lvl w:ilvl="0">
       <w:start w:val="1"/>
-      <w:numFmt w:val="decimal"/>
-      <w:lvlText w:val="%1."/>
+      <w:numFmt w:val="bullet"/>
+      <w:lvlText w:val="●"/>
       <w:lvlJc w:val="left"/>
       <w:pPr>
         <w:ind w:left="720" w:hanging="360"/>
@@ -9664,8 +9563,228 @@
     </w:lvl>
     <w:lvl w:ilvl="1">
       <w:start w:val="1"/>
-      <w:numFmt w:val="lowerLetter"/>
-      <w:lvlText w:val="%2."/>
+      <w:numFmt w:val="bullet"/>
+      <w:lvlText w:val="○"/>
+      <w:lvlJc w:val="left"/>
+      <w:pPr>
+        <w:ind w:left="1440" w:hanging="360"/>
+      </w:pPr>
+      <w:rPr>
+        <w:u w:val="none"/>
+      </w:rPr>
+    </w:lvl>
+    <w:lvl w:ilvl="2">
+      <w:start w:val="1"/>
+      <w:numFmt w:val="bullet"/>
+      <w:lvlText w:val="■"/>
+      <w:lvlJc w:val="left"/>
+      <w:pPr>
+        <w:ind w:left="2160" w:hanging="360"/>
+      </w:pPr>
+      <w:rPr>
+        <w:u w:val="none"/>
+      </w:rPr>
+    </w:lvl>
+    <w:lvl w:ilvl="3">
+      <w:start w:val="1"/>
+      <w:numFmt w:val="bullet"/>
+      <w:lvlText w:val="●"/>
+      <w:lvlJc w:val="left"/>
+      <w:pPr>
+        <w:ind w:left="2880" w:hanging="360"/>
+      </w:pPr>
+      <w:rPr>
+        <w:u w:val="none"/>
+      </w:rPr>
+    </w:lvl>
+    <w:lvl w:ilvl="4">
+      <w:start w:val="1"/>
+      <w:numFmt w:val="bullet"/>
+      <w:lvlText w:val="○"/>
+      <w:lvlJc w:val="left"/>
+      <w:pPr>
+        <w:ind w:left="3600" w:hanging="360"/>
+      </w:pPr>
+      <w:rPr>
+        <w:u w:val="none"/>
+      </w:rPr>
+    </w:lvl>
+    <w:lvl w:ilvl="5">
+      <w:start w:val="1"/>
+      <w:numFmt w:val="bullet"/>
+      <w:lvlText w:val="■"/>
+      <w:lvlJc w:val="left"/>
+      <w:pPr>
+        <w:ind w:left="4320" w:hanging="360"/>
+      </w:pPr>
+      <w:rPr>
+        <w:u w:val="none"/>
+      </w:rPr>
+    </w:lvl>
+    <w:lvl w:ilvl="6">
+      <w:start w:val="1"/>
+      <w:numFmt w:val="bullet"/>
+      <w:lvlText w:val="●"/>
+      <w:lvlJc w:val="left"/>
+      <w:pPr>
+        <w:ind w:left="5040" w:hanging="360"/>
+      </w:pPr>
+      <w:rPr>
+        <w:u w:val="none"/>
+      </w:rPr>
+    </w:lvl>
+    <w:lvl w:ilvl="7">
+      <w:start w:val="1"/>
+      <w:numFmt w:val="bullet"/>
+      <w:lvlText w:val="○"/>
+      <w:lvlJc w:val="left"/>
+      <w:pPr>
+        <w:ind w:left="5760" w:hanging="360"/>
+      </w:pPr>
+      <w:rPr>
+        <w:u w:val="none"/>
+      </w:rPr>
+    </w:lvl>
+    <w:lvl w:ilvl="8">
+      <w:start w:val="1"/>
+      <w:numFmt w:val="bullet"/>
+      <w:lvlText w:val="■"/>
+      <w:lvlJc w:val="left"/>
+      <w:pPr>
+        <w:ind w:left="6480" w:hanging="360"/>
+      </w:pPr>
+      <w:rPr>
+        <w:u w:val="none"/>
+      </w:rPr>
+    </w:lvl>
+  </w:abstractNum>
+  <w:abstractNum w:abstractNumId="12">
+    <w:lvl w:ilvl="0">
+      <w:start w:val="1"/>
+      <w:numFmt w:val="bullet"/>
+      <w:lvlText w:val="●"/>
+      <w:lvlJc w:val="left"/>
+      <w:pPr>
+        <w:ind w:left="720" w:hanging="360"/>
+      </w:pPr>
+      <w:rPr>
+        <w:u w:val="none"/>
+      </w:rPr>
+    </w:lvl>
+    <w:lvl w:ilvl="1">
+      <w:start w:val="1"/>
+      <w:numFmt w:val="bullet"/>
+      <w:lvlText w:val="○"/>
+      <w:lvlJc w:val="left"/>
+      <w:pPr>
+        <w:ind w:left="1440" w:hanging="360"/>
+      </w:pPr>
+      <w:rPr>
+        <w:u w:val="none"/>
+      </w:rPr>
+    </w:lvl>
+    <w:lvl w:ilvl="2">
+      <w:start w:val="1"/>
+      <w:numFmt w:val="bullet"/>
+      <w:lvlText w:val="■"/>
+      <w:lvlJc w:val="left"/>
+      <w:pPr>
+        <w:ind w:left="2160" w:hanging="360"/>
+      </w:pPr>
+      <w:rPr>
+        <w:u w:val="none"/>
+      </w:rPr>
+    </w:lvl>
+    <w:lvl w:ilvl="3">
+      <w:start w:val="1"/>
+      <w:numFmt w:val="bullet"/>
+      <w:lvlText w:val="●"/>
+      <w:lvlJc w:val="left"/>
+      <w:pPr>
+        <w:ind w:left="2880" w:hanging="360"/>
+      </w:pPr>
+      <w:rPr>
+        <w:u w:val="none"/>
+      </w:rPr>
+    </w:lvl>
+    <w:lvl w:ilvl="4">
+      <w:start w:val="1"/>
+      <w:numFmt w:val="bullet"/>
+      <w:lvlText w:val="○"/>
+      <w:lvlJc w:val="left"/>
+      <w:pPr>
+        <w:ind w:left="3600" w:hanging="360"/>
+      </w:pPr>
+      <w:rPr>
+        <w:u w:val="none"/>
+      </w:rPr>
+    </w:lvl>
+    <w:lvl w:ilvl="5">
+      <w:start w:val="1"/>
+      <w:numFmt w:val="bullet"/>
+      <w:lvlText w:val="■"/>
+      <w:lvlJc w:val="left"/>
+      <w:pPr>
+        <w:ind w:left="4320" w:hanging="360"/>
+      </w:pPr>
+      <w:rPr>
+        <w:u w:val="none"/>
+      </w:rPr>
+    </w:lvl>
+    <w:lvl w:ilvl="6">
+      <w:start w:val="1"/>
+      <w:numFmt w:val="bullet"/>
+      <w:lvlText w:val="●"/>
+      <w:lvlJc w:val="left"/>
+      <w:pPr>
+        <w:ind w:left="5040" w:hanging="360"/>
+      </w:pPr>
+      <w:rPr>
+        <w:u w:val="none"/>
+      </w:rPr>
+    </w:lvl>
+    <w:lvl w:ilvl="7">
+      <w:start w:val="1"/>
+      <w:numFmt w:val="bullet"/>
+      <w:lvlText w:val="○"/>
+      <w:lvlJc w:val="left"/>
+      <w:pPr>
+        <w:ind w:left="5760" w:hanging="360"/>
+      </w:pPr>
+      <w:rPr>
+        <w:u w:val="none"/>
+      </w:rPr>
+    </w:lvl>
+    <w:lvl w:ilvl="8">
+      <w:start w:val="1"/>
+      <w:numFmt w:val="bullet"/>
+      <w:lvlText w:val="■"/>
+      <w:lvlJc w:val="left"/>
+      <w:pPr>
+        <w:ind w:left="6480" w:hanging="360"/>
+      </w:pPr>
+      <w:rPr>
+        <w:u w:val="none"/>
+      </w:rPr>
+    </w:lvl>
+  </w:abstractNum>
+  <w:abstractNum w:abstractNumId="13">
+    <w:lvl w:ilvl="0">
+      <w:start w:val="1"/>
+      <w:numFmt w:val="bullet"/>
+      <w:lvlText w:val="●"/>
+      <w:lvlJc w:val="left"/>
+      <w:pPr>
+        <w:ind w:left="720" w:hanging="360"/>
+      </w:pPr>
+      <w:rPr>
+        <w:u w:val="none"/>
+      </w:rPr>
+    </w:lvl>
+    <w:lvl w:ilvl="1">
+      <w:start w:val="1"/>
+      <w:numFmt w:val="bullet"/>
+      <w:lvlText w:val="○"/>
       <w:lvlJc w:val="left"/>
       <w:pPr>
         <w:ind w:left="1440" w:hanging="360"/>
@@ -9759,14 +9878,14 @@
       </w:rPr>
     </w:lvl>
   </w:abstractNum>
-  <w:abstractNum w:abstractNumId="12">
+  <w:abstractNum w:abstractNumId="14">
     <w:lvl w:ilvl="0">
       <w:start w:val="1"/>
       <w:numFmt w:val="decimal"/>
       <w:lvlText w:val="%1."/>
       <w:lvlJc w:val="left"/>
       <w:pPr>
-        <w:ind w:left="1440" w:hanging="360"/>
+        <w:ind w:left="720" w:hanging="360"/>
       </w:pPr>
       <w:rPr>
         <w:u w:val="none"/>
@@ -9778,7 +9897,7 @@
       <w:lvlText w:val="%2."/>
       <w:lvlJc w:val="left"/>
       <w:pPr>
-        <w:ind w:left="2160" w:hanging="360"/>
+        <w:ind w:left="1440" w:hanging="360"/>
       </w:pPr>
       <w:rPr>
         <w:u w:val="none"/>
@@ -9790,7 +9909,7 @@
       <w:lvlText w:val="%3."/>
       <w:lvlJc w:val="right"/>
       <w:pPr>
-        <w:ind w:left="2880" w:hanging="360"/>
+        <w:ind w:left="2160" w:hanging="360"/>
       </w:pPr>
       <w:rPr>
         <w:u w:val="none"/>
@@ -9802,7 +9921,7 @@
       <w:lvlText w:val="%4."/>
       <w:lvlJc w:val="left"/>
       <w:pPr>
-        <w:ind w:left="3600" w:hanging="360"/>
+        <w:ind w:left="2880" w:hanging="360"/>
       </w:pPr>
       <w:rPr>
         <w:u w:val="none"/>
@@ -9814,7 +9933,7 @@
       <w:lvlText w:val="%5."/>
       <w:lvlJc w:val="left"/>
       <w:pPr>
-        <w:ind w:left="4320" w:hanging="360"/>
+        <w:ind w:left="3600" w:hanging="360"/>
       </w:pPr>
       <w:rPr>
         <w:u w:val="none"/>
@@ -9826,7 +9945,7 @@
       <w:lvlText w:val="%6."/>
       <w:lvlJc w:val="right"/>
       <w:pPr>
-        <w:ind w:left="5040" w:hanging="360"/>
+        <w:ind w:left="4320" w:hanging="360"/>
       </w:pPr>
       <w:rPr>
         <w:u w:val="none"/>
@@ -9838,7 +9957,7 @@
       <w:lvlText w:val="%7."/>
       <w:lvlJc w:val="left"/>
       <w:pPr>
-        <w:ind w:left="5760" w:hanging="360"/>
+        <w:ind w:left="5040" w:hanging="360"/>
       </w:pPr>
       <w:rPr>
         <w:u w:val="none"/>
@@ -9850,7 +9969,7 @@
       <w:lvlText w:val="%8."/>
       <w:lvlJc w:val="left"/>
       <w:pPr>
-        <w:ind w:left="6480" w:hanging="360"/>
+        <w:ind w:left="5760" w:hanging="360"/>
       </w:pPr>
       <w:rPr>
         <w:u w:val="none"/>
@@ -9862,226 +9981,6 @@
       <w:lvlText w:val="%9."/>
       <w:lvlJc w:val="right"/>
       <w:pPr>
-        <w:ind w:left="7200" w:hanging="360"/>
-      </w:pPr>
-      <w:rPr>
-        <w:u w:val="none"/>
-      </w:rPr>
-    </w:lvl>
-  </w:abstractNum>
-  <w:abstractNum w:abstractNumId="13">
-    <w:lvl w:ilvl="0">
-      <w:start w:val="1"/>
-      <w:numFmt w:val="bullet"/>
-      <w:lvlText w:val="●"/>
-      <w:lvlJc w:val="left"/>
-      <w:pPr>
-        <w:ind w:left="720" w:hanging="360"/>
-      </w:pPr>
-      <w:rPr>
-        <w:u w:val="none"/>
-      </w:rPr>
-    </w:lvl>
-    <w:lvl w:ilvl="1">
-      <w:start w:val="1"/>
-      <w:numFmt w:val="bullet"/>
-      <w:lvlText w:val="○"/>
-      <w:lvlJc w:val="left"/>
-      <w:pPr>
-        <w:ind w:left="1440" w:hanging="360"/>
-      </w:pPr>
-      <w:rPr>
-        <w:u w:val="none"/>
-      </w:rPr>
-    </w:lvl>
-    <w:lvl w:ilvl="2">
-      <w:start w:val="1"/>
-      <w:numFmt w:val="bullet"/>
-      <w:lvlText w:val="■"/>
-      <w:lvlJc w:val="left"/>
-      <w:pPr>
-        <w:ind w:left="2160" w:hanging="360"/>
-      </w:pPr>
-      <w:rPr>
-        <w:u w:val="none"/>
-      </w:rPr>
-    </w:lvl>
-    <w:lvl w:ilvl="3">
-      <w:start w:val="1"/>
-      <w:numFmt w:val="bullet"/>
-      <w:lvlText w:val="●"/>
-      <w:lvlJc w:val="left"/>
-      <w:pPr>
-        <w:ind w:left="2880" w:hanging="360"/>
-      </w:pPr>
-      <w:rPr>
-        <w:u w:val="none"/>
-      </w:rPr>
-    </w:lvl>
-    <w:lvl w:ilvl="4">
-      <w:start w:val="1"/>
-      <w:numFmt w:val="bullet"/>
-      <w:lvlText w:val="○"/>
-      <w:lvlJc w:val="left"/>
-      <w:pPr>
-        <w:ind w:left="3600" w:hanging="360"/>
-      </w:pPr>
-      <w:rPr>
-        <w:u w:val="none"/>
-      </w:rPr>
-    </w:lvl>
-    <w:lvl w:ilvl="5">
-      <w:start w:val="1"/>
-      <w:numFmt w:val="bullet"/>
-      <w:lvlText w:val="■"/>
-      <w:lvlJc w:val="left"/>
-      <w:pPr>
-        <w:ind w:left="4320" w:hanging="360"/>
-      </w:pPr>
-      <w:rPr>
-        <w:u w:val="none"/>
-      </w:rPr>
-    </w:lvl>
-    <w:lvl w:ilvl="6">
-      <w:start w:val="1"/>
-      <w:numFmt w:val="bullet"/>
-      <w:lvlText w:val="●"/>
-      <w:lvlJc w:val="left"/>
-      <w:pPr>
-        <w:ind w:left="5040" w:hanging="360"/>
-      </w:pPr>
-      <w:rPr>
-        <w:u w:val="none"/>
-      </w:rPr>
-    </w:lvl>
-    <w:lvl w:ilvl="7">
-      <w:start w:val="1"/>
-      <w:numFmt w:val="bullet"/>
-      <w:lvlText w:val="○"/>
-      <w:lvlJc w:val="left"/>
-      <w:pPr>
-        <w:ind w:left="5760" w:hanging="360"/>
-      </w:pPr>
-      <w:rPr>
-        <w:u w:val="none"/>
-      </w:rPr>
-    </w:lvl>
-    <w:lvl w:ilvl="8">
-      <w:start w:val="1"/>
-      <w:numFmt w:val="bullet"/>
-      <w:lvlText w:val="■"/>
-      <w:lvlJc w:val="left"/>
-      <w:pPr>
-        <w:ind w:left="6480" w:hanging="360"/>
-      </w:pPr>
-      <w:rPr>
-        <w:u w:val="none"/>
-      </w:rPr>
-    </w:lvl>
-  </w:abstractNum>
-  <w:abstractNum w:abstractNumId="14">
-    <w:lvl w:ilvl="0">
-      <w:start w:val="1"/>
-      <w:numFmt w:val="bullet"/>
-      <w:lvlText w:val="●"/>
-      <w:lvlJc w:val="left"/>
-      <w:pPr>
-        <w:ind w:left="720" w:hanging="360"/>
-      </w:pPr>
-      <w:rPr>
-        <w:u w:val="none"/>
-      </w:rPr>
-    </w:lvl>
-    <w:lvl w:ilvl="1">
-      <w:start w:val="1"/>
-      <w:numFmt w:val="bullet"/>
-      <w:lvlText w:val="○"/>
-      <w:lvlJc w:val="left"/>
-      <w:pPr>
-        <w:ind w:left="1440" w:hanging="360"/>
-      </w:pPr>
-      <w:rPr>
-        <w:u w:val="none"/>
-      </w:rPr>
-    </w:lvl>
-    <w:lvl w:ilvl="2">
-      <w:start w:val="1"/>
-      <w:numFmt w:val="bullet"/>
-      <w:lvlText w:val="■"/>
-      <w:lvlJc w:val="left"/>
-      <w:pPr>
-        <w:ind w:left="2160" w:hanging="360"/>
-      </w:pPr>
-      <w:rPr>
-        <w:u w:val="none"/>
-      </w:rPr>
-    </w:lvl>
-    <w:lvl w:ilvl="3">
-      <w:start w:val="1"/>
-      <w:numFmt w:val="bullet"/>
-      <w:lvlText w:val="●"/>
-      <w:lvlJc w:val="left"/>
-      <w:pPr>
-        <w:ind w:left="2880" w:hanging="360"/>
-      </w:pPr>
-      <w:rPr>
-        <w:u w:val="none"/>
-      </w:rPr>
-    </w:lvl>
-    <w:lvl w:ilvl="4">
-      <w:start w:val="1"/>
-      <w:numFmt w:val="bullet"/>
-      <w:lvlText w:val="○"/>
-      <w:lvlJc w:val="left"/>
-      <w:pPr>
-        <w:ind w:left="3600" w:hanging="360"/>
-      </w:pPr>
-      <w:rPr>
-        <w:u w:val="none"/>
-      </w:rPr>
-    </w:lvl>
-    <w:lvl w:ilvl="5">
-      <w:start w:val="1"/>
-      <w:numFmt w:val="bullet"/>
-      <w:lvlText w:val="■"/>
-      <w:lvlJc w:val="left"/>
-      <w:pPr>
-        <w:ind w:left="4320" w:hanging="360"/>
-      </w:pPr>
-      <w:rPr>
-        <w:u w:val="none"/>
-      </w:rPr>
-    </w:lvl>
-    <w:lvl w:ilvl="6">
-      <w:start w:val="1"/>
-      <w:numFmt w:val="bullet"/>
-      <w:lvlText w:val="●"/>
-      <w:lvlJc w:val="left"/>
-      <w:pPr>
-        <w:ind w:left="5040" w:hanging="360"/>
-      </w:pPr>
-      <w:rPr>
-        <w:u w:val="none"/>
-      </w:rPr>
-    </w:lvl>
-    <w:lvl w:ilvl="7">
-      <w:start w:val="1"/>
-      <w:numFmt w:val="bullet"/>
-      <w:lvlText w:val="○"/>
-      <w:lvlJc w:val="left"/>
-      <w:pPr>
-        <w:ind w:left="5760" w:hanging="360"/>
-      </w:pPr>
-      <w:rPr>
-        <w:u w:val="none"/>
-      </w:rPr>
-    </w:lvl>
-    <w:lvl w:ilvl="8">
-      <w:start w:val="1"/>
-      <w:numFmt w:val="bullet"/>
-      <w:lvlText w:val="■"/>
-      <w:lvlJc w:val="left"/>
-      <w:pPr>
         <w:ind w:left="6480" w:hanging="360"/>
       </w:pPr>
       <w:rPr>
@@ -10092,8 +9991,8 @@
   <w:abstractNum w:abstractNumId="15">
     <w:lvl w:ilvl="0">
       <w:start w:val="1"/>
-      <w:numFmt w:val="bullet"/>
-      <w:lvlText w:val="●"/>
+      <w:numFmt w:val="decimal"/>
+      <w:lvlText w:val="%1."/>
       <w:lvlJc w:val="left"/>
       <w:pPr>
         <w:ind w:left="720" w:hanging="360"/>
@@ -10104,8 +10003,8 @@
     </w:lvl>
     <w:lvl w:ilvl="1">
       <w:start w:val="1"/>
-      <w:numFmt w:val="bullet"/>
-      <w:lvlText w:val="○"/>
+      <w:numFmt w:val="lowerLetter"/>
+      <w:lvlText w:val="%2."/>
       <w:lvlJc w:val="left"/>
       <w:pPr>
         <w:ind w:left="1440" w:hanging="360"/>
@@ -10200,116 +10099,6 @@
     </w:lvl>
   </w:abstractNum>
   <w:abstractNum w:abstractNumId="16">
-    <w:lvl w:ilvl="0">
-      <w:start w:val="1"/>
-      <w:numFmt w:val="decimal"/>
-      <w:lvlText w:val="%1."/>
-      <w:lvlJc w:val="left"/>
-      <w:pPr>
-        <w:ind w:left="720" w:hanging="360"/>
-      </w:pPr>
-      <w:rPr>
-        <w:u w:val="none"/>
-      </w:rPr>
-    </w:lvl>
-    <w:lvl w:ilvl="1">
-      <w:start w:val="1"/>
-      <w:numFmt w:val="lowerLetter"/>
-      <w:lvlText w:val="%2."/>
-      <w:lvlJc w:val="left"/>
-      <w:pPr>
-        <w:ind w:left="1440" w:hanging="360"/>
-      </w:pPr>
-      <w:rPr>
-        <w:u w:val="none"/>
-      </w:rPr>
-    </w:lvl>
-    <w:lvl w:ilvl="2">
-      <w:start w:val="1"/>
-      <w:numFmt w:val="lowerRoman"/>
-      <w:lvlText w:val="%3."/>
-      <w:lvlJc w:val="right"/>
-      <w:pPr>
-        <w:ind w:left="2160" w:hanging="360"/>
-      </w:pPr>
-      <w:rPr>
-        <w:u w:val="none"/>
-      </w:rPr>
-    </w:lvl>
-    <w:lvl w:ilvl="3">
-      <w:start w:val="1"/>
-      <w:numFmt w:val="decimal"/>
-      <w:lvlText w:val="%4."/>
-      <w:lvlJc w:val="left"/>
-      <w:pPr>
-        <w:ind w:left="2880" w:hanging="360"/>
-      </w:pPr>
-      <w:rPr>
-        <w:u w:val="none"/>
-      </w:rPr>
-    </w:lvl>
-    <w:lvl w:ilvl="4">
-      <w:start w:val="1"/>
-      <w:numFmt w:val="lowerLetter"/>
-      <w:lvlText w:val="%5."/>
-      <w:lvlJc w:val="left"/>
-      <w:pPr>
-        <w:ind w:left="3600" w:hanging="360"/>
-      </w:pPr>
-      <w:rPr>
-        <w:u w:val="none"/>
-      </w:rPr>
-    </w:lvl>
-    <w:lvl w:ilvl="5">
-      <w:start w:val="1"/>
-      <w:numFmt w:val="lowerRoman"/>
-      <w:lvlText w:val="%6."/>
-      <w:lvlJc w:val="right"/>
-      <w:pPr>
-        <w:ind w:left="4320" w:hanging="360"/>
-      </w:pPr>
-      <w:rPr>
-        <w:u w:val="none"/>
-      </w:rPr>
-    </w:lvl>
-    <w:lvl w:ilvl="6">
-      <w:start w:val="1"/>
-      <w:numFmt w:val="decimal"/>
-      <w:lvlText w:val="%7."/>
-      <w:lvlJc w:val="left"/>
-      <w:pPr>
-        <w:ind w:left="5040" w:hanging="360"/>
-      </w:pPr>
-      <w:rPr>
-        <w:u w:val="none"/>
-      </w:rPr>
-    </w:lvl>
-    <w:lvl w:ilvl="7">
-      <w:start w:val="1"/>
-      <w:numFmt w:val="lowerLetter"/>
-      <w:lvlText w:val="%8."/>
-      <w:lvlJc w:val="left"/>
-      <w:pPr>
-        <w:ind w:left="5760" w:hanging="360"/>
-      </w:pPr>
-      <w:rPr>
-        <w:u w:val="none"/>
-      </w:rPr>
-    </w:lvl>
-    <w:lvl w:ilvl="8">
-      <w:start w:val="1"/>
-      <w:numFmt w:val="lowerRoman"/>
-      <w:lvlText w:val="%9."/>
-      <w:lvlJc w:val="right"/>
-      <w:pPr>
-        <w:ind w:left="6480" w:hanging="360"/>
-      </w:pPr>
-      <w:rPr>
-        <w:u w:val="none"/>
-      </w:rPr>
-    </w:lvl>
-  </w:abstractNum>
-  <w:abstractNum w:abstractNumId="17">
     <w:lvl w:ilvl="0">
       <w:start w:val="1"/>
       <w:numFmt w:val="decimal"/>
@@ -10466,9 +10255,6 @@
   </w:num>
   <w:num w:numId="16">
     <w:abstractNumId w:val="16"/>
-  </w:num>
-  <w:num w:numId="17">
-    <w:abstractNumId w:val="17"/>
   </w:num>
 </w:numbering>
 </file>
